--- a/3_Documentazione/DocumentazioneSB_FiveNights.docx
+++ b/3_Documentazione/DocumentazioneSB_FiveNights.docx
@@ -102,7 +102,7 @@
         <w:fldChar w:fldCharType="begin"/>
       </w:r>
       <w:r>
-        <w:instrText xml:space="preserve"> PAGEREF _Toc230281129 \h </w:instrText>
+        <w:instrText xml:space="preserve"> PAGEREF _Toc230937889 \h </w:instrText>
       </w:r>
       <w:r>
         <w:fldChar w:fldCharType="separate"/>
@@ -150,7 +150,7 @@
         <w:fldChar w:fldCharType="begin"/>
       </w:r>
       <w:r>
-        <w:instrText xml:space="preserve"> PAGEREF _Toc230281130 \h </w:instrText>
+        <w:instrText xml:space="preserve"> PAGEREF _Toc230937890 \h </w:instrText>
       </w:r>
       <w:r>
         <w:fldChar w:fldCharType="separate"/>
@@ -202,7 +202,7 @@
         <w:fldChar w:fldCharType="begin"/>
       </w:r>
       <w:r>
-        <w:instrText xml:space="preserve"> PAGEREF _Toc230281131 \h </w:instrText>
+        <w:instrText xml:space="preserve"> PAGEREF _Toc230937891 \h </w:instrText>
       </w:r>
       <w:r>
         <w:fldChar w:fldCharType="separate"/>
@@ -250,7 +250,7 @@
         <w:fldChar w:fldCharType="begin"/>
       </w:r>
       <w:r>
-        <w:instrText xml:space="preserve"> PAGEREF _Toc230281132 \h </w:instrText>
+        <w:instrText xml:space="preserve"> PAGEREF _Toc230937892 \h </w:instrText>
       </w:r>
       <w:r>
         <w:fldChar w:fldCharType="separate"/>
@@ -298,7 +298,7 @@
         <w:fldChar w:fldCharType="begin"/>
       </w:r>
       <w:r>
-        <w:instrText xml:space="preserve"> PAGEREF _Toc230281133 \h </w:instrText>
+        <w:instrText xml:space="preserve"> PAGEREF _Toc230937893 \h </w:instrText>
       </w:r>
       <w:r>
         <w:fldChar w:fldCharType="separate"/>
@@ -346,7 +346,7 @@
         <w:fldChar w:fldCharType="begin"/>
       </w:r>
       <w:r>
-        <w:instrText xml:space="preserve"> PAGEREF _Toc230281134 \h </w:instrText>
+        <w:instrText xml:space="preserve"> PAGEREF _Toc230937894 \h </w:instrText>
       </w:r>
       <w:r>
         <w:fldChar w:fldCharType="separate"/>
@@ -398,7 +398,7 @@
         <w:fldChar w:fldCharType="begin"/>
       </w:r>
       <w:r>
-        <w:instrText xml:space="preserve"> PAGEREF _Toc230281135 \h </w:instrText>
+        <w:instrText xml:space="preserve"> PAGEREF _Toc230937895 \h </w:instrText>
       </w:r>
       <w:r>
         <w:fldChar w:fldCharType="separate"/>
@@ -458,7 +458,7 @@
         <w:rPr>
           <w:lang w:val="en-US"/>
         </w:rPr>
-        <w:instrText xml:space="preserve"> PAGEREF _Toc230281136 \h </w:instrText>
+        <w:instrText xml:space="preserve"> PAGEREF _Toc230937896 \h </w:instrText>
       </w:r>
       <w:r>
         <w:fldChar w:fldCharType="separate"/>
@@ -521,7 +521,7 @@
         <w:rPr>
           <w:lang w:val="en-US"/>
         </w:rPr>
-        <w:instrText xml:space="preserve"> PAGEREF _Toc230281137 \h </w:instrText>
+        <w:instrText xml:space="preserve"> PAGEREF _Toc230937897 \h </w:instrText>
       </w:r>
       <w:r>
         <w:fldChar w:fldCharType="separate"/>
@@ -584,7 +584,7 @@
         <w:rPr>
           <w:lang w:val="en-US"/>
         </w:rPr>
-        <w:instrText xml:space="preserve"> PAGEREF _Toc230281138 \h </w:instrText>
+        <w:instrText xml:space="preserve"> PAGEREF _Toc230937898 \h </w:instrText>
       </w:r>
       <w:r>
         <w:fldChar w:fldCharType="separate"/>
@@ -635,7 +635,7 @@
         <w:fldChar w:fldCharType="begin"/>
       </w:r>
       <w:r>
-        <w:instrText xml:space="preserve"> PAGEREF _Toc230281139 \h </w:instrText>
+        <w:instrText xml:space="preserve"> PAGEREF _Toc230937899 \h </w:instrText>
       </w:r>
       <w:r>
         <w:fldChar w:fldCharType="separate"/>
@@ -687,7 +687,7 @@
         <w:fldChar w:fldCharType="begin"/>
       </w:r>
       <w:r>
-        <w:instrText xml:space="preserve"> PAGEREF _Toc230281140 \h </w:instrText>
+        <w:instrText xml:space="preserve"> PAGEREF _Toc230937900 \h </w:instrText>
       </w:r>
       <w:r>
         <w:fldChar w:fldCharType="separate"/>
@@ -735,7 +735,7 @@
         <w:fldChar w:fldCharType="begin"/>
       </w:r>
       <w:r>
-        <w:instrText xml:space="preserve"> PAGEREF _Toc230281141 \h </w:instrText>
+        <w:instrText xml:space="preserve"> PAGEREF _Toc230937901 \h </w:instrText>
       </w:r>
       <w:r>
         <w:fldChar w:fldCharType="separate"/>
@@ -787,7 +787,7 @@
         <w:fldChar w:fldCharType="begin"/>
       </w:r>
       <w:r>
-        <w:instrText xml:space="preserve"> PAGEREF _Toc230281142 \h </w:instrText>
+        <w:instrText xml:space="preserve"> PAGEREF _Toc230937902 \h </w:instrText>
       </w:r>
       <w:r>
         <w:fldChar w:fldCharType="separate"/>
@@ -839,7 +839,7 @@
         <w:fldChar w:fldCharType="begin"/>
       </w:r>
       <w:r>
-        <w:instrText xml:space="preserve"> PAGEREF _Toc230281143 \h </w:instrText>
+        <w:instrText xml:space="preserve"> PAGEREF _Toc230937903 \h </w:instrText>
       </w:r>
       <w:r>
         <w:fldChar w:fldCharType="separate"/>
@@ -891,7 +891,7 @@
         <w:fldChar w:fldCharType="begin"/>
       </w:r>
       <w:r>
-        <w:instrText xml:space="preserve"> PAGEREF _Toc230281144 \h </w:instrText>
+        <w:instrText xml:space="preserve"> PAGEREF _Toc230937904 \h </w:instrText>
       </w:r>
       <w:r>
         <w:fldChar w:fldCharType="separate"/>
@@ -939,7 +939,7 @@
         <w:fldChar w:fldCharType="begin"/>
       </w:r>
       <w:r>
-        <w:instrText xml:space="preserve"> PAGEREF _Toc230281145 \h </w:instrText>
+        <w:instrText xml:space="preserve"> PAGEREF _Toc230937905 \h </w:instrText>
       </w:r>
       <w:r>
         <w:fldChar w:fldCharType="separate"/>
@@ -991,7 +991,7 @@
         <w:fldChar w:fldCharType="begin"/>
       </w:r>
       <w:r>
-        <w:instrText xml:space="preserve"> PAGEREF _Toc230281146 \h </w:instrText>
+        <w:instrText xml:space="preserve"> PAGEREF _Toc230937906 \h </w:instrText>
       </w:r>
       <w:r>
         <w:fldChar w:fldCharType="separate"/>
@@ -1016,9 +1016,6 @@
         </w:rPr>
       </w:pPr>
       <w:r>
-        <w:rPr>
-          <w:rFonts w:cs="Arial"/>
-        </w:rPr>
         <w:t>3.2</w:t>
       </w:r>
       <w:r>
@@ -1033,10 +1030,7 @@
         <w:tab/>
       </w:r>
       <w:r>
-        <w:rPr>
-          <w:rFonts w:cs="Arial"/>
-        </w:rPr>
-        <w:t>Design delle interfacce</w:t>
+        <w:t>Design procedurale</w:t>
       </w:r>
       <w:r>
         <w:tab/>
@@ -1045,13 +1039,13 @@
         <w:fldChar w:fldCharType="begin"/>
       </w:r>
       <w:r>
-        <w:instrText xml:space="preserve"> PAGEREF _Toc230281147 \h </w:instrText>
+        <w:instrText xml:space="preserve"> PAGEREF _Toc230937907 \h </w:instrText>
       </w:r>
       <w:r>
         <w:fldChar w:fldCharType="separate"/>
       </w:r>
       <w:r>
-        <w:t>15</w:t>
+        <w:t>16</w:t>
       </w:r>
       <w:r>
         <w:fldChar w:fldCharType="end"/>
@@ -1059,9 +1053,9 @@
     </w:p>
     <w:p>
       <w:pPr>
-        <w:pStyle w:val="Sommario3"/>
+        <w:pStyle w:val="Sommario1"/>
         <w:tabs>
-          <w:tab w:val="left" w:pos="1200"/>
+          <w:tab w:val="left" w:pos="400"/>
           <w:tab w:val="right" w:leader="dot" w:pos="9628"/>
         </w:tabs>
         <w:rPr>
@@ -1074,7 +1068,10 @@
         </w:rPr>
       </w:pPr>
       <w:r>
-        <w:t>3.2.1</w:t>
+        <w:rPr>
+          <w:rFonts w:cs="Arial"/>
+        </w:rPr>
+        <w:t>4</w:t>
       </w:r>
       <w:r>
         <w:rPr>
@@ -1088,7 +1085,10 @@
         <w:tab/>
       </w:r>
       <w:r>
-        <w:t>Mockup</w:t>
+        <w:rPr>
+          <w:rFonts w:cs="Arial"/>
+        </w:rPr>
+        <w:t>Implementazione</w:t>
       </w:r>
       <w:r>
         <w:tab/>
@@ -1097,13 +1097,13 @@
         <w:fldChar w:fldCharType="begin"/>
       </w:r>
       <w:r>
-        <w:instrText xml:space="preserve"> PAGEREF _Toc230281148 \h </w:instrText>
+        <w:instrText xml:space="preserve"> PAGEREF _Toc230937908 \h </w:instrText>
       </w:r>
       <w:r>
         <w:fldChar w:fldCharType="separate"/>
       </w:r>
       <w:r>
-        <w:t>15</w:t>
+        <w:t>18</w:t>
       </w:r>
       <w:r>
         <w:fldChar w:fldCharType="end"/>
@@ -1122,7 +1122,10 @@
         </w:rPr>
       </w:pPr>
       <w:r>
-        <w:t>3.3</w:t>
+        <w:rPr>
+          <w:rFonts w:cs="Arial"/>
+        </w:rPr>
+        <w:t>4.1</w:t>
       </w:r>
       <w:r>
         <w:rPr>
@@ -1136,7 +1139,11 @@
         <w:tab/>
       </w:r>
       <w:r>
-        <w:t>Design procedurale</w:t>
+        <w:rPr>
+          <w:rFonts w:cs="Arial"/>
+          <w:bCs/>
+        </w:rPr>
+        <w:t>Connessione al Database (Drift)</w:t>
       </w:r>
       <w:r>
         <w:tab/>
@@ -1145,13 +1152,13 @@
         <w:fldChar w:fldCharType="begin"/>
       </w:r>
       <w:r>
-        <w:instrText xml:space="preserve"> PAGEREF _Toc230281149 \h </w:instrText>
+        <w:instrText xml:space="preserve"> PAGEREF _Toc230937909 \h </w:instrText>
       </w:r>
       <w:r>
         <w:fldChar w:fldCharType="separate"/>
       </w:r>
       <w:r>
-        <w:t>20</w:t>
+        <w:t>18</w:t>
       </w:r>
       <w:r>
         <w:fldChar w:fldCharType="end"/>
@@ -1159,9 +1166,8 @@
     </w:p>
     <w:p>
       <w:pPr>
-        <w:pStyle w:val="Sommario1"/>
+        <w:pStyle w:val="Sommario3"/>
         <w:tabs>
-          <w:tab w:val="left" w:pos="400"/>
           <w:tab w:val="right" w:leader="dot" w:pos="9628"/>
         </w:tabs>
         <w:rPr>
@@ -1176,10 +1182,37 @@
       <w:r>
         <w:rPr>
           <w:rFonts w:cs="Arial"/>
-        </w:rPr>
-        <w:t>4</w:t>
-      </w:r>
-      <w:r>
+          <w:bCs/>
+          <w:color w:val="FF0000"/>
+        </w:rPr>
+        <w:t>Dipendenze e risorse utilizzate</w:t>
+      </w:r>
+      <w:r>
+        <w:tab/>
+      </w:r>
+      <w:r>
+        <w:fldChar w:fldCharType="begin"/>
+      </w:r>
+      <w:r>
+        <w:instrText xml:space="preserve"> PAGEREF _Toc230937910 \h </w:instrText>
+      </w:r>
+      <w:r>
+        <w:fldChar w:fldCharType="separate"/>
+      </w:r>
+      <w:r>
+        <w:t>18</w:t>
+      </w:r>
+      <w:r>
+        <w:fldChar w:fldCharType="end"/>
+      </w:r>
+    </w:p>
+    <w:p>
+      <w:pPr>
+        <w:pStyle w:val="Sommario3"/>
+        <w:tabs>
+          <w:tab w:val="left" w:pos="1200"/>
+          <w:tab w:val="right" w:leader="dot" w:pos="9628"/>
+        </w:tabs>
         <w:rPr>
           <w:rFonts w:asciiTheme="minorHAnsi" w:eastAsiaTheme="minorEastAsia" w:hAnsiTheme="minorHAnsi" w:cstheme="minorBidi"/>
           <w:kern w:val="2"/>
@@ -1188,36 +1221,14 @@
           <w:lang w:eastAsia="it-CH"/>
           <w14:ligatures w14:val="standardContextual"/>
         </w:rPr>
-        <w:tab/>
-      </w:r>
-      <w:r>
-        <w:rPr>
-          <w:rFonts w:cs="Arial"/>
-        </w:rPr>
-        <w:t>Implementazione</w:t>
-      </w:r>
-      <w:r>
-        <w:tab/>
-      </w:r>
-      <w:r>
-        <w:fldChar w:fldCharType="begin"/>
-      </w:r>
-      <w:r>
-        <w:instrText xml:space="preserve"> PAGEREF _Toc230281150 \h </w:instrText>
-      </w:r>
-      <w:r>
-        <w:fldChar w:fldCharType="separate"/>
-      </w:r>
-      <w:r>
-        <w:t>22</w:t>
-      </w:r>
-      <w:r>
-        <w:fldChar w:fldCharType="end"/>
-      </w:r>
-    </w:p>
-    <w:p>
-      <w:pPr>
-        <w:pStyle w:val="Sommario2"/>
+      </w:pPr>
+      <w:r>
+        <w:rPr>
+          <w:color w:val="FF0000"/>
+        </w:rPr>
+        <w:t>4.1.1</w:t>
+      </w:r>
+      <w:r>
         <w:rPr>
           <w:rFonts w:asciiTheme="minorHAnsi" w:eastAsiaTheme="minorEastAsia" w:hAnsiTheme="minorHAnsi" w:cstheme="minorBidi"/>
           <w:kern w:val="2"/>
@@ -1226,14 +1237,40 @@
           <w:lang w:eastAsia="it-CH"/>
           <w14:ligatures w14:val="standardContextual"/>
         </w:rPr>
-      </w:pPr>
-      <w:r>
-        <w:rPr>
-          <w:rFonts w:cs="Arial"/>
-        </w:rPr>
-        <w:t>4.1</w:t>
-      </w:r>
-      <w:r>
+        <w:tab/>
+      </w:r>
+      <w:r>
+        <w:rPr>
+          <w:color w:val="FF0000"/>
+        </w:rPr>
+        <w:t>I  codici delle tabelle del DB:</w:t>
+      </w:r>
+      <w:r>
+        <w:tab/>
+      </w:r>
+      <w:r>
+        <w:fldChar w:fldCharType="begin"/>
+      </w:r>
+      <w:r>
+        <w:instrText xml:space="preserve"> PAGEREF _Toc230937911 \h </w:instrText>
+      </w:r>
+      <w:r>
+        <w:fldChar w:fldCharType="separate"/>
+      </w:r>
+      <w:r>
+        <w:t>18</w:t>
+      </w:r>
+      <w:r>
+        <w:fldChar w:fldCharType="end"/>
+      </w:r>
+    </w:p>
+    <w:p>
+      <w:pPr>
+        <w:pStyle w:val="Sommario3"/>
+        <w:tabs>
+          <w:tab w:val="left" w:pos="1200"/>
+          <w:tab w:val="right" w:leader="dot" w:pos="9628"/>
+        </w:tabs>
         <w:rPr>
           <w:rFonts w:asciiTheme="minorHAnsi" w:eastAsiaTheme="minorEastAsia" w:hAnsiTheme="minorHAnsi" w:cstheme="minorBidi"/>
           <w:kern w:val="2"/>
@@ -1242,40 +1279,15 @@
           <w:lang w:eastAsia="it-CH"/>
           <w14:ligatures w14:val="standardContextual"/>
         </w:rPr>
-        <w:tab/>
-      </w:r>
+      </w:pPr>
       <w:r>
         <w:rPr>
           <w:rFonts w:cs="Arial"/>
-          <w:bCs/>
-        </w:rPr>
-        <w:t>Connessione al Database (Drift)</w:t>
-      </w:r>
-      <w:r>
-        <w:tab/>
-      </w:r>
-      <w:r>
-        <w:fldChar w:fldCharType="begin"/>
-      </w:r>
-      <w:r>
-        <w:instrText xml:space="preserve"> PAGEREF _Toc230281151 \h </w:instrText>
-      </w:r>
-      <w:r>
-        <w:fldChar w:fldCharType="separate"/>
-      </w:r>
-      <w:r>
-        <w:t>22</w:t>
-      </w:r>
-      <w:r>
-        <w:fldChar w:fldCharType="end"/>
-      </w:r>
-    </w:p>
-    <w:p>
-      <w:pPr>
-        <w:pStyle w:val="Sommario3"/>
-        <w:tabs>
-          <w:tab w:val="right" w:leader="dot" w:pos="9628"/>
-        </w:tabs>
+          <w:color w:val="FF0000"/>
+        </w:rPr>
+        <w:t>4.1.2</w:t>
+      </w:r>
+      <w:r>
         <w:rPr>
           <w:rFonts w:asciiTheme="minorHAnsi" w:eastAsiaTheme="minorEastAsia" w:hAnsiTheme="minorHAnsi" w:cstheme="minorBidi"/>
           <w:kern w:val="2"/>
@@ -1284,14 +1296,14 @@
           <w:lang w:eastAsia="it-CH"/>
           <w14:ligatures w14:val="standardContextual"/>
         </w:rPr>
-      </w:pPr>
+        <w:tab/>
+      </w:r>
       <w:r>
         <w:rPr>
           <w:rFonts w:cs="Arial"/>
-          <w:bCs/>
-          <w:color w:val="FF0000"/>
-        </w:rPr>
-        <w:t>Dipendenze e risorse utilizzate</w:t>
+          <w:color w:val="FF0000"/>
+        </w:rPr>
+        <w:t>main.dart – Inizializzazione e Avvio dell’App</w:t>
       </w:r>
       <w:r>
         <w:tab/>
@@ -1300,13 +1312,13 @@
         <w:fldChar w:fldCharType="begin"/>
       </w:r>
       <w:r>
-        <w:instrText xml:space="preserve"> PAGEREF _Toc230281152 \h </w:instrText>
+        <w:instrText xml:space="preserve"> PAGEREF _Toc230937912 \h </w:instrText>
       </w:r>
       <w:r>
         <w:fldChar w:fldCharType="separate"/>
       </w:r>
       <w:r>
-        <w:t>22</w:t>
+        <w:t>20</w:t>
       </w:r>
       <w:r>
         <w:fldChar w:fldCharType="end"/>
@@ -1314,11 +1326,327 @@
     </w:p>
     <w:p>
       <w:pPr>
-        <w:pStyle w:val="Sommario3"/>
-        <w:tabs>
-          <w:tab w:val="left" w:pos="1200"/>
-          <w:tab w:val="right" w:leader="dot" w:pos="9628"/>
-        </w:tabs>
+        <w:pStyle w:val="Sommario2"/>
+        <w:rPr>
+          <w:rFonts w:asciiTheme="minorHAnsi" w:eastAsiaTheme="minorEastAsia" w:hAnsiTheme="minorHAnsi" w:cstheme="minorBidi"/>
+          <w:kern w:val="2"/>
+          <w:sz w:val="24"/>
+          <w:szCs w:val="24"/>
+          <w:lang w:val="en-US" w:eastAsia="it-CH"/>
+          <w14:ligatures w14:val="standardContextual"/>
+        </w:rPr>
+      </w:pPr>
+      <w:r>
+        <w:rPr>
+          <w:lang w:val="en-US"/>
+        </w:rPr>
+        <w:t>4.2</w:t>
+      </w:r>
+      <w:r>
+        <w:rPr>
+          <w:rFonts w:asciiTheme="minorHAnsi" w:eastAsiaTheme="minorEastAsia" w:hAnsiTheme="minorHAnsi" w:cstheme="minorBidi"/>
+          <w:kern w:val="2"/>
+          <w:sz w:val="24"/>
+          <w:szCs w:val="24"/>
+          <w:lang w:val="en-US" w:eastAsia="it-CH"/>
+          <w14:ligatures w14:val="standardContextual"/>
+        </w:rPr>
+        <w:tab/>
+      </w:r>
+      <w:r>
+        <w:rPr>
+          <w:color w:val="FF0000"/>
+          <w:lang w:val="en-US"/>
+        </w:rPr>
+        <w:t>UserSelectionPage</w:t>
+      </w:r>
+      <w:r>
+        <w:rPr>
+          <w:lang w:val="en-US"/>
+        </w:rPr>
+        <w:tab/>
+      </w:r>
+      <w:r>
+        <w:fldChar w:fldCharType="begin"/>
+      </w:r>
+      <w:r>
+        <w:rPr>
+          <w:lang w:val="en-US"/>
+        </w:rPr>
+        <w:instrText xml:space="preserve"> PAGEREF _Toc230937913 \h </w:instrText>
+      </w:r>
+      <w:r>
+        <w:fldChar w:fldCharType="separate"/>
+      </w:r>
+      <w:r>
+        <w:rPr>
+          <w:lang w:val="en-US"/>
+        </w:rPr>
+        <w:t>21</w:t>
+      </w:r>
+      <w:r>
+        <w:fldChar w:fldCharType="end"/>
+      </w:r>
+    </w:p>
+    <w:p>
+      <w:pPr>
+        <w:pStyle w:val="Sommario2"/>
+        <w:rPr>
+          <w:rFonts w:asciiTheme="minorHAnsi" w:eastAsiaTheme="minorEastAsia" w:hAnsiTheme="minorHAnsi" w:cstheme="minorBidi"/>
+          <w:kern w:val="2"/>
+          <w:sz w:val="24"/>
+          <w:szCs w:val="24"/>
+          <w:lang w:val="en-US" w:eastAsia="it-CH"/>
+          <w14:ligatures w14:val="standardContextual"/>
+        </w:rPr>
+      </w:pPr>
+      <w:r>
+        <w:rPr>
+          <w:lang w:val="en-US"/>
+        </w:rPr>
+        <w:t>4.3</w:t>
+      </w:r>
+      <w:r>
+        <w:rPr>
+          <w:rFonts w:asciiTheme="minorHAnsi" w:eastAsiaTheme="minorEastAsia" w:hAnsiTheme="minorHAnsi" w:cstheme="minorBidi"/>
+          <w:kern w:val="2"/>
+          <w:sz w:val="24"/>
+          <w:szCs w:val="24"/>
+          <w:lang w:val="en-US" w:eastAsia="it-CH"/>
+          <w14:ligatures w14:val="standardContextual"/>
+        </w:rPr>
+        <w:tab/>
+      </w:r>
+      <w:r>
+        <w:rPr>
+          <w:color w:val="FF0000"/>
+          <w:lang w:val="en-US"/>
+        </w:rPr>
+        <w:t>UserAddPage</w:t>
+      </w:r>
+      <w:r>
+        <w:rPr>
+          <w:lang w:val="en-US"/>
+        </w:rPr>
+        <w:tab/>
+      </w:r>
+      <w:r>
+        <w:fldChar w:fldCharType="begin"/>
+      </w:r>
+      <w:r>
+        <w:rPr>
+          <w:lang w:val="en-US"/>
+        </w:rPr>
+        <w:instrText xml:space="preserve"> PAGEREF _Toc230937914 \h </w:instrText>
+      </w:r>
+      <w:r>
+        <w:fldChar w:fldCharType="separate"/>
+      </w:r>
+      <w:r>
+        <w:rPr>
+          <w:lang w:val="en-US"/>
+        </w:rPr>
+        <w:t>24</w:t>
+      </w:r>
+      <w:r>
+        <w:fldChar w:fldCharType="end"/>
+      </w:r>
+    </w:p>
+    <w:p>
+      <w:pPr>
+        <w:pStyle w:val="Sommario2"/>
+        <w:rPr>
+          <w:rFonts w:asciiTheme="minorHAnsi" w:eastAsiaTheme="minorEastAsia" w:hAnsiTheme="minorHAnsi" w:cstheme="minorBidi"/>
+          <w:kern w:val="2"/>
+          <w:sz w:val="24"/>
+          <w:szCs w:val="24"/>
+          <w:lang w:val="en-US" w:eastAsia="it-CH"/>
+          <w14:ligatures w14:val="standardContextual"/>
+        </w:rPr>
+      </w:pPr>
+      <w:r>
+        <w:rPr>
+          <w:lang w:val="en-US"/>
+        </w:rPr>
+        <w:t>4.4</w:t>
+      </w:r>
+      <w:r>
+        <w:rPr>
+          <w:rFonts w:asciiTheme="minorHAnsi" w:eastAsiaTheme="minorEastAsia" w:hAnsiTheme="minorHAnsi" w:cstheme="minorBidi"/>
+          <w:kern w:val="2"/>
+          <w:sz w:val="24"/>
+          <w:szCs w:val="24"/>
+          <w:lang w:val="en-US" w:eastAsia="it-CH"/>
+          <w14:ligatures w14:val="standardContextual"/>
+        </w:rPr>
+        <w:tab/>
+      </w:r>
+      <w:r>
+        <w:rPr>
+          <w:color w:val="FF0000"/>
+          <w:lang w:val="en-US"/>
+        </w:rPr>
+        <w:t>HomePage</w:t>
+      </w:r>
+      <w:r>
+        <w:rPr>
+          <w:lang w:val="en-US"/>
+        </w:rPr>
+        <w:tab/>
+      </w:r>
+      <w:r>
+        <w:fldChar w:fldCharType="begin"/>
+      </w:r>
+      <w:r>
+        <w:rPr>
+          <w:lang w:val="en-US"/>
+        </w:rPr>
+        <w:instrText xml:space="preserve"> PAGEREF _Toc230937915 \h </w:instrText>
+      </w:r>
+      <w:r>
+        <w:fldChar w:fldCharType="separate"/>
+      </w:r>
+      <w:r>
+        <w:rPr>
+          <w:lang w:val="en-US"/>
+        </w:rPr>
+        <w:t>26</w:t>
+      </w:r>
+      <w:r>
+        <w:fldChar w:fldCharType="end"/>
+      </w:r>
+    </w:p>
+    <w:p>
+      <w:pPr>
+        <w:pStyle w:val="Sommario2"/>
+        <w:rPr>
+          <w:rFonts w:asciiTheme="minorHAnsi" w:eastAsiaTheme="minorEastAsia" w:hAnsiTheme="minorHAnsi" w:cstheme="minorBidi"/>
+          <w:kern w:val="2"/>
+          <w:sz w:val="24"/>
+          <w:szCs w:val="24"/>
+          <w:lang w:val="en-US" w:eastAsia="it-CH"/>
+          <w14:ligatures w14:val="standardContextual"/>
+        </w:rPr>
+      </w:pPr>
+      <w:r>
+        <w:rPr>
+          <w:lang w:val="en-US"/>
+        </w:rPr>
+        <w:t>4.5</w:t>
+      </w:r>
+      <w:r>
+        <w:rPr>
+          <w:rFonts w:asciiTheme="minorHAnsi" w:eastAsiaTheme="minorEastAsia" w:hAnsiTheme="minorHAnsi" w:cstheme="minorBidi"/>
+          <w:kern w:val="2"/>
+          <w:sz w:val="24"/>
+          <w:szCs w:val="24"/>
+          <w:lang w:val="en-US" w:eastAsia="it-CH"/>
+          <w14:ligatures w14:val="standardContextual"/>
+        </w:rPr>
+        <w:tab/>
+      </w:r>
+      <w:r>
+        <w:rPr>
+          <w:color w:val="FF0000"/>
+          <w:lang w:val="en-US"/>
+        </w:rPr>
+        <w:t>EmotionSelectionPage</w:t>
+      </w:r>
+      <w:r>
+        <w:rPr>
+          <w:lang w:val="en-US"/>
+        </w:rPr>
+        <w:tab/>
+      </w:r>
+      <w:r>
+        <w:fldChar w:fldCharType="begin"/>
+      </w:r>
+      <w:r>
+        <w:rPr>
+          <w:lang w:val="en-US"/>
+        </w:rPr>
+        <w:instrText xml:space="preserve"> PAGEREF _Toc230937916 \h </w:instrText>
+      </w:r>
+      <w:r>
+        <w:fldChar w:fldCharType="separate"/>
+      </w:r>
+      <w:r>
+        <w:rPr>
+          <w:lang w:val="en-US"/>
+        </w:rPr>
+        <w:t>29</w:t>
+      </w:r>
+      <w:r>
+        <w:fldChar w:fldCharType="end"/>
+      </w:r>
+    </w:p>
+    <w:p>
+      <w:pPr>
+        <w:pStyle w:val="Sommario2"/>
+        <w:rPr>
+          <w:rFonts w:asciiTheme="minorHAnsi" w:eastAsiaTheme="minorEastAsia" w:hAnsiTheme="minorHAnsi" w:cstheme="minorBidi"/>
+          <w:kern w:val="2"/>
+          <w:sz w:val="24"/>
+          <w:szCs w:val="24"/>
+          <w:lang w:val="en-US" w:eastAsia="it-CH"/>
+          <w14:ligatures w14:val="standardContextual"/>
+        </w:rPr>
+      </w:pPr>
+      <w:r>
+        <w:rPr>
+          <w:lang w:val="en-US"/>
+        </w:rPr>
+        <w:t>4.6</w:t>
+      </w:r>
+      <w:r>
+        <w:rPr>
+          <w:rFonts w:asciiTheme="minorHAnsi" w:eastAsiaTheme="minorEastAsia" w:hAnsiTheme="minorHAnsi" w:cstheme="minorBidi"/>
+          <w:kern w:val="2"/>
+          <w:sz w:val="24"/>
+          <w:szCs w:val="24"/>
+          <w:lang w:val="en-US" w:eastAsia="it-CH"/>
+          <w14:ligatures w14:val="standardContextual"/>
+        </w:rPr>
+        <w:tab/>
+      </w:r>
+      <w:r>
+        <w:rPr>
+          <w:color w:val="FF0000"/>
+          <w:lang w:val="en-US"/>
+        </w:rPr>
+        <w:t>UserSettingsPage</w:t>
+      </w:r>
+      <w:r>
+        <w:rPr>
+          <w:lang w:val="en-US"/>
+        </w:rPr>
+        <w:tab/>
+      </w:r>
+      <w:r>
+        <w:fldChar w:fldCharType="begin"/>
+      </w:r>
+      <w:r>
+        <w:rPr>
+          <w:lang w:val="en-US"/>
+        </w:rPr>
+        <w:instrText xml:space="preserve"> PAGEREF _Toc230937917 \h </w:instrText>
+      </w:r>
+      <w:r>
+        <w:fldChar w:fldCharType="separate"/>
+      </w:r>
+      <w:r>
+        <w:rPr>
+          <w:lang w:val="en-US"/>
+        </w:rPr>
+        <w:t>33</w:t>
+      </w:r>
+      <w:r>
+        <w:fldChar w:fldCharType="end"/>
+      </w:r>
+    </w:p>
+    <w:p>
+      <w:pPr>
+        <w:pStyle w:val="Sommario2"/>
         <w:rPr>
           <w:rFonts w:asciiTheme="minorHAnsi" w:eastAsiaTheme="minorEastAsia" w:hAnsiTheme="minorHAnsi" w:cstheme="minorBidi"/>
           <w:kern w:val="2"/>
@@ -1330,9 +1658,9 @@
       </w:pPr>
       <w:r>
         <w:rPr>
-          <w:color w:val="FF0000"/>
-        </w:rPr>
-        <w:t>4.1.1</w:t>
+          <w:rFonts w:cs="Arial"/>
+        </w:rPr>
+        <w:t>4.7</w:t>
       </w:r>
       <w:r>
         <w:rPr>
@@ -1347,9 +1675,10 @@
       </w:r>
       <w:r>
         <w:rPr>
-          <w:color w:val="FF0000"/>
-        </w:rPr>
-        <w:t>I  codici delle tabelle del DB:</w:t>
+          <w:rFonts w:cs="Arial"/>
+          <w:bCs/>
+        </w:rPr>
+        <w:t>Packages e Dipendenze implementate nel progetto</w:t>
       </w:r>
       <w:r>
         <w:tab/>
@@ -1358,13 +1687,13 @@
         <w:fldChar w:fldCharType="begin"/>
       </w:r>
       <w:r>
-        <w:instrText xml:space="preserve"> PAGEREF _Toc230281153 \h </w:instrText>
+        <w:instrText xml:space="preserve"> PAGEREF _Toc230937918 \h </w:instrText>
       </w:r>
       <w:r>
         <w:fldChar w:fldCharType="separate"/>
       </w:r>
       <w:r>
-        <w:t>22</w:t>
+        <w:t>35</w:t>
       </w:r>
       <w:r>
         <w:fldChar w:fldCharType="end"/>
@@ -1372,9 +1701,9 @@
     </w:p>
     <w:p>
       <w:pPr>
-        <w:pStyle w:val="Sommario3"/>
+        <w:pStyle w:val="Sommario1"/>
         <w:tabs>
-          <w:tab w:val="left" w:pos="1200"/>
+          <w:tab w:val="left" w:pos="400"/>
           <w:tab w:val="right" w:leader="dot" w:pos="9628"/>
         </w:tabs>
         <w:rPr>
@@ -1389,9 +1718,8 @@
       <w:r>
         <w:rPr>
           <w:rFonts w:cs="Arial"/>
-          <w:color w:val="FF0000"/>
-        </w:rPr>
-        <w:t>4.1.2</w:t>
+        </w:rPr>
+        <w:t>5</w:t>
       </w:r>
       <w:r>
         <w:rPr>
@@ -1407,9 +1735,8 @@
       <w:r>
         <w:rPr>
           <w:rFonts w:cs="Arial"/>
-          <w:color w:val="FF0000"/>
-        </w:rPr>
-        <w:t>main.dart – Inizializzazione e Avvio dell’App</w:t>
+        </w:rPr>
+        <w:t>Test</w:t>
       </w:r>
       <w:r>
         <w:tab/>
@@ -1418,333 +1745,13 @@
         <w:fldChar w:fldCharType="begin"/>
       </w:r>
       <w:r>
-        <w:instrText xml:space="preserve"> PAGEREF _Toc230281154 \h </w:instrText>
+        <w:instrText xml:space="preserve"> PAGEREF _Toc230937919 \h </w:instrText>
       </w:r>
       <w:r>
         <w:fldChar w:fldCharType="separate"/>
       </w:r>
       <w:r>
-        <w:t>24</w:t>
-      </w:r>
-      <w:r>
-        <w:fldChar w:fldCharType="end"/>
-      </w:r>
-    </w:p>
-    <w:p>
-      <w:pPr>
-        <w:pStyle w:val="Sommario2"/>
-        <w:rPr>
-          <w:rFonts w:asciiTheme="minorHAnsi" w:eastAsiaTheme="minorEastAsia" w:hAnsiTheme="minorHAnsi" w:cstheme="minorBidi"/>
-          <w:kern w:val="2"/>
-          <w:sz w:val="24"/>
-          <w:szCs w:val="24"/>
-          <w:lang w:val="en-US" w:eastAsia="it-CH"/>
-          <w14:ligatures w14:val="standardContextual"/>
-        </w:rPr>
-      </w:pPr>
-      <w:r>
-        <w:rPr>
-          <w:lang w:val="en-US"/>
-        </w:rPr>
-        <w:t>4.2</w:t>
-      </w:r>
-      <w:r>
-        <w:rPr>
-          <w:rFonts w:asciiTheme="minorHAnsi" w:eastAsiaTheme="minorEastAsia" w:hAnsiTheme="minorHAnsi" w:cstheme="minorBidi"/>
-          <w:kern w:val="2"/>
-          <w:sz w:val="24"/>
-          <w:szCs w:val="24"/>
-          <w:lang w:val="en-US" w:eastAsia="it-CH"/>
-          <w14:ligatures w14:val="standardContextual"/>
-        </w:rPr>
-        <w:tab/>
-      </w:r>
-      <w:r>
-        <w:rPr>
-          <w:color w:val="FF0000"/>
-          <w:lang w:val="en-US"/>
-        </w:rPr>
-        <w:t>UserSelectionPage</w:t>
-      </w:r>
-      <w:r>
-        <w:rPr>
-          <w:lang w:val="en-US"/>
-        </w:rPr>
-        <w:tab/>
-      </w:r>
-      <w:r>
-        <w:fldChar w:fldCharType="begin"/>
-      </w:r>
-      <w:r>
-        <w:rPr>
-          <w:lang w:val="en-US"/>
-        </w:rPr>
-        <w:instrText xml:space="preserve"> PAGEREF _Toc230281155 \h </w:instrText>
-      </w:r>
-      <w:r>
-        <w:fldChar w:fldCharType="separate"/>
-      </w:r>
-      <w:r>
-        <w:rPr>
-          <w:lang w:val="en-US"/>
-        </w:rPr>
-        <w:t>25</w:t>
-      </w:r>
-      <w:r>
-        <w:fldChar w:fldCharType="end"/>
-      </w:r>
-    </w:p>
-    <w:p>
-      <w:pPr>
-        <w:pStyle w:val="Sommario2"/>
-        <w:rPr>
-          <w:rFonts w:asciiTheme="minorHAnsi" w:eastAsiaTheme="minorEastAsia" w:hAnsiTheme="minorHAnsi" w:cstheme="minorBidi"/>
-          <w:kern w:val="2"/>
-          <w:sz w:val="24"/>
-          <w:szCs w:val="24"/>
-          <w:lang w:val="en-US" w:eastAsia="it-CH"/>
-          <w14:ligatures w14:val="standardContextual"/>
-        </w:rPr>
-      </w:pPr>
-      <w:r>
-        <w:rPr>
-          <w:lang w:val="en-US"/>
-        </w:rPr>
-        <w:t>4.3</w:t>
-      </w:r>
-      <w:r>
-        <w:rPr>
-          <w:rFonts w:asciiTheme="minorHAnsi" w:eastAsiaTheme="minorEastAsia" w:hAnsiTheme="minorHAnsi" w:cstheme="minorBidi"/>
-          <w:kern w:val="2"/>
-          <w:sz w:val="24"/>
-          <w:szCs w:val="24"/>
-          <w:lang w:val="en-US" w:eastAsia="it-CH"/>
-          <w14:ligatures w14:val="standardContextual"/>
-        </w:rPr>
-        <w:tab/>
-      </w:r>
-      <w:r>
-        <w:rPr>
-          <w:color w:val="FF0000"/>
-          <w:lang w:val="en-US"/>
-        </w:rPr>
-        <w:t>UserAddPage</w:t>
-      </w:r>
-      <w:r>
-        <w:rPr>
-          <w:lang w:val="en-US"/>
-        </w:rPr>
-        <w:tab/>
-      </w:r>
-      <w:r>
-        <w:fldChar w:fldCharType="begin"/>
-      </w:r>
-      <w:r>
-        <w:rPr>
-          <w:lang w:val="en-US"/>
-        </w:rPr>
-        <w:instrText xml:space="preserve"> PAGEREF _Toc230281156 \h </w:instrText>
-      </w:r>
-      <w:r>
-        <w:fldChar w:fldCharType="separate"/>
-      </w:r>
-      <w:r>
-        <w:rPr>
-          <w:lang w:val="en-US"/>
-        </w:rPr>
-        <w:t>28</w:t>
-      </w:r>
-      <w:r>
-        <w:fldChar w:fldCharType="end"/>
-      </w:r>
-    </w:p>
-    <w:p>
-      <w:pPr>
-        <w:pStyle w:val="Sommario2"/>
-        <w:rPr>
-          <w:rFonts w:asciiTheme="minorHAnsi" w:eastAsiaTheme="minorEastAsia" w:hAnsiTheme="minorHAnsi" w:cstheme="minorBidi"/>
-          <w:kern w:val="2"/>
-          <w:sz w:val="24"/>
-          <w:szCs w:val="24"/>
-          <w:lang w:val="en-US" w:eastAsia="it-CH"/>
-          <w14:ligatures w14:val="standardContextual"/>
-        </w:rPr>
-      </w:pPr>
-      <w:r>
-        <w:rPr>
-          <w:lang w:val="en-US"/>
-        </w:rPr>
-        <w:t>4.4</w:t>
-      </w:r>
-      <w:r>
-        <w:rPr>
-          <w:rFonts w:asciiTheme="minorHAnsi" w:eastAsiaTheme="minorEastAsia" w:hAnsiTheme="minorHAnsi" w:cstheme="minorBidi"/>
-          <w:kern w:val="2"/>
-          <w:sz w:val="24"/>
-          <w:szCs w:val="24"/>
-          <w:lang w:val="en-US" w:eastAsia="it-CH"/>
-          <w14:ligatures w14:val="standardContextual"/>
-        </w:rPr>
-        <w:tab/>
-      </w:r>
-      <w:r>
-        <w:rPr>
-          <w:color w:val="FF0000"/>
-          <w:lang w:val="en-US"/>
-        </w:rPr>
-        <w:t>HomePage</w:t>
-      </w:r>
-      <w:r>
-        <w:rPr>
-          <w:lang w:val="en-US"/>
-        </w:rPr>
-        <w:tab/>
-      </w:r>
-      <w:r>
-        <w:fldChar w:fldCharType="begin"/>
-      </w:r>
-      <w:r>
-        <w:rPr>
-          <w:lang w:val="en-US"/>
-        </w:rPr>
-        <w:instrText xml:space="preserve"> PAGEREF _Toc230281157 \h </w:instrText>
-      </w:r>
-      <w:r>
-        <w:fldChar w:fldCharType="separate"/>
-      </w:r>
-      <w:r>
-        <w:rPr>
-          <w:lang w:val="en-US"/>
-        </w:rPr>
-        <w:t>30</w:t>
-      </w:r>
-      <w:r>
-        <w:fldChar w:fldCharType="end"/>
-      </w:r>
-    </w:p>
-    <w:p>
-      <w:pPr>
-        <w:pStyle w:val="Sommario2"/>
-        <w:rPr>
-          <w:rFonts w:asciiTheme="minorHAnsi" w:eastAsiaTheme="minorEastAsia" w:hAnsiTheme="minorHAnsi" w:cstheme="minorBidi"/>
-          <w:kern w:val="2"/>
-          <w:sz w:val="24"/>
-          <w:szCs w:val="24"/>
-          <w:lang w:val="en-US" w:eastAsia="it-CH"/>
-          <w14:ligatures w14:val="standardContextual"/>
-        </w:rPr>
-      </w:pPr>
-      <w:r>
-        <w:rPr>
-          <w:lang w:val="en-US"/>
-        </w:rPr>
-        <w:t>4.5</w:t>
-      </w:r>
-      <w:r>
-        <w:rPr>
-          <w:rFonts w:asciiTheme="minorHAnsi" w:eastAsiaTheme="minorEastAsia" w:hAnsiTheme="minorHAnsi" w:cstheme="minorBidi"/>
-          <w:kern w:val="2"/>
-          <w:sz w:val="24"/>
-          <w:szCs w:val="24"/>
-          <w:lang w:val="en-US" w:eastAsia="it-CH"/>
-          <w14:ligatures w14:val="standardContextual"/>
-        </w:rPr>
-        <w:tab/>
-      </w:r>
-      <w:r>
-        <w:rPr>
-          <w:color w:val="FF0000"/>
-          <w:lang w:val="en-US"/>
-        </w:rPr>
-        <w:t>EmotionSelectionPage</w:t>
-      </w:r>
-      <w:r>
-        <w:rPr>
-          <w:lang w:val="en-US"/>
-        </w:rPr>
-        <w:tab/>
-      </w:r>
-      <w:r>
-        <w:fldChar w:fldCharType="begin"/>
-      </w:r>
-      <w:r>
-        <w:rPr>
-          <w:lang w:val="en-US"/>
-        </w:rPr>
-        <w:instrText xml:space="preserve"> PAGEREF _Toc230281158 \h </w:instrText>
-      </w:r>
-      <w:r>
-        <w:fldChar w:fldCharType="separate"/>
-      </w:r>
-      <w:r>
-        <w:rPr>
-          <w:lang w:val="en-US"/>
-        </w:rPr>
-        <w:t>33</w:t>
-      </w:r>
-      <w:r>
-        <w:fldChar w:fldCharType="end"/>
-      </w:r>
-    </w:p>
-    <w:p>
-      <w:pPr>
-        <w:pStyle w:val="Sommario2"/>
-        <w:rPr>
-          <w:rFonts w:asciiTheme="minorHAnsi" w:eastAsiaTheme="minorEastAsia" w:hAnsiTheme="minorHAnsi" w:cstheme="minorBidi"/>
-          <w:kern w:val="2"/>
-          <w:sz w:val="24"/>
-          <w:szCs w:val="24"/>
-          <w:lang w:val="en-US" w:eastAsia="it-CH"/>
-          <w14:ligatures w14:val="standardContextual"/>
-        </w:rPr>
-      </w:pPr>
-      <w:r>
-        <w:rPr>
-          <w:lang w:val="en-US"/>
-        </w:rPr>
-        <w:t>4.6</w:t>
-      </w:r>
-      <w:r>
-        <w:rPr>
-          <w:rFonts w:asciiTheme="minorHAnsi" w:eastAsiaTheme="minorEastAsia" w:hAnsiTheme="minorHAnsi" w:cstheme="minorBidi"/>
-          <w:kern w:val="2"/>
-          <w:sz w:val="24"/>
-          <w:szCs w:val="24"/>
-          <w:lang w:val="en-US" w:eastAsia="it-CH"/>
-          <w14:ligatures w14:val="standardContextual"/>
-        </w:rPr>
-        <w:tab/>
-      </w:r>
-      <w:r>
-        <w:rPr>
-          <w:color w:val="FF0000"/>
-          <w:lang w:val="en-US"/>
-        </w:rPr>
-        <w:t>UserSettingsPage</w:t>
-      </w:r>
-      <w:r>
-        <w:rPr>
-          <w:lang w:val="en-US"/>
-        </w:rPr>
-        <w:tab/>
-      </w:r>
-      <w:r>
-        <w:fldChar w:fldCharType="begin"/>
-      </w:r>
-      <w:r>
-        <w:rPr>
-          <w:lang w:val="en-US"/>
-        </w:rPr>
-        <w:instrText xml:space="preserve"> PAGEREF _Toc230281159 \h </w:instrText>
-      </w:r>
-      <w:r>
-        <w:fldChar w:fldCharType="separate"/>
-      </w:r>
-      <w:r>
-        <w:rPr>
-          <w:lang w:val="en-US"/>
-        </w:rPr>
-        <w:t>37</w:t>
+        <w:t>36</w:t>
       </w:r>
       <w:r>
         <w:fldChar w:fldCharType="end"/>
@@ -1766,7 +1773,7 @@
         <w:rPr>
           <w:rFonts w:cs="Arial"/>
         </w:rPr>
-        <w:t>4.7</w:t>
+        <w:t>5.1</w:t>
       </w:r>
       <w:r>
         <w:rPr>
@@ -1782,9 +1789,8 @@
       <w:r>
         <w:rPr>
           <w:rFonts w:cs="Arial"/>
-          <w:bCs/>
-        </w:rPr>
-        <w:t>Packages e Dipendenze implementate nel progetto</w:t>
+        </w:rPr>
+        <w:t>Protocollo di test</w:t>
       </w:r>
       <w:r>
         <w:tab/>
@@ -1793,13 +1799,13 @@
         <w:fldChar w:fldCharType="begin"/>
       </w:r>
       <w:r>
-        <w:instrText xml:space="preserve"> PAGEREF _Toc230281160 \h </w:instrText>
+        <w:instrText xml:space="preserve"> PAGEREF _Toc230937920 \h </w:instrText>
       </w:r>
       <w:r>
         <w:fldChar w:fldCharType="separate"/>
       </w:r>
       <w:r>
-        <w:t>39</w:t>
+        <w:t>36</w:t>
       </w:r>
       <w:r>
         <w:fldChar w:fldCharType="end"/>
@@ -1807,11 +1813,7 @@
     </w:p>
     <w:p>
       <w:pPr>
-        <w:pStyle w:val="Sommario1"/>
-        <w:tabs>
-          <w:tab w:val="left" w:pos="400"/>
-          <w:tab w:val="right" w:leader="dot" w:pos="9628"/>
-        </w:tabs>
+        <w:pStyle w:val="Sommario2"/>
         <w:rPr>
           <w:rFonts w:asciiTheme="minorHAnsi" w:eastAsiaTheme="minorEastAsia" w:hAnsiTheme="minorHAnsi" w:cstheme="minorBidi"/>
           <w:kern w:val="2"/>
@@ -1822,10 +1824,7 @@
         </w:rPr>
       </w:pPr>
       <w:r>
-        <w:rPr>
-          <w:rFonts w:cs="Arial"/>
-        </w:rPr>
-        <w:t>5</w:t>
+        <w:t>5.2</w:t>
       </w:r>
       <w:r>
         <w:rPr>
@@ -1839,10 +1838,7 @@
         <w:tab/>
       </w:r>
       <w:r>
-        <w:rPr>
-          <w:rFonts w:cs="Arial"/>
-        </w:rPr>
-        <w:t>Test</w:t>
+        <w:t>Risultati test</w:t>
       </w:r>
       <w:r>
         <w:tab/>
@@ -1851,13 +1847,13 @@
         <w:fldChar w:fldCharType="begin"/>
       </w:r>
       <w:r>
-        <w:instrText xml:space="preserve"> PAGEREF _Toc230281161 \h </w:instrText>
+        <w:instrText xml:space="preserve"> PAGEREF _Toc230937921 \h </w:instrText>
       </w:r>
       <w:r>
         <w:fldChar w:fldCharType="separate"/>
       </w:r>
       <w:r>
-        <w:t>40</w:t>
+        <w:t>37</w:t>
       </w:r>
       <w:r>
         <w:fldChar w:fldCharType="end"/>
@@ -1876,10 +1872,7 @@
         </w:rPr>
       </w:pPr>
       <w:r>
-        <w:rPr>
-          <w:rFonts w:cs="Arial"/>
-        </w:rPr>
-        <w:t>5.1</w:t>
+        <w:t>5.3</w:t>
       </w:r>
       <w:r>
         <w:rPr>
@@ -1893,10 +1886,7 @@
         <w:tab/>
       </w:r>
       <w:r>
-        <w:rPr>
-          <w:rFonts w:cs="Arial"/>
-        </w:rPr>
-        <w:t>Protocollo di test</w:t>
+        <w:t>Mancanze/limitazioni conosciute</w:t>
       </w:r>
       <w:r>
         <w:tab/>
@@ -1905,13 +1895,13 @@
         <w:fldChar w:fldCharType="begin"/>
       </w:r>
       <w:r>
-        <w:instrText xml:space="preserve"> PAGEREF _Toc230281162 \h </w:instrText>
+        <w:instrText xml:space="preserve"> PAGEREF _Toc230937922 \h </w:instrText>
       </w:r>
       <w:r>
         <w:fldChar w:fldCharType="separate"/>
       </w:r>
       <w:r>
-        <w:t>40</w:t>
+        <w:t>37</w:t>
       </w:r>
       <w:r>
         <w:fldChar w:fldCharType="end"/>
@@ -1919,7 +1909,11 @@
     </w:p>
     <w:p>
       <w:pPr>
-        <w:pStyle w:val="Sommario2"/>
+        <w:pStyle w:val="Sommario1"/>
+        <w:tabs>
+          <w:tab w:val="left" w:pos="400"/>
+          <w:tab w:val="right" w:leader="dot" w:pos="9628"/>
+        </w:tabs>
         <w:rPr>
           <w:rFonts w:asciiTheme="minorHAnsi" w:eastAsiaTheme="minorEastAsia" w:hAnsiTheme="minorHAnsi" w:cstheme="minorBidi"/>
           <w:kern w:val="2"/>
@@ -1930,7 +1924,7 @@
         </w:rPr>
       </w:pPr>
       <w:r>
-        <w:t>5.2</w:t>
+        <w:t>6</w:t>
       </w:r>
       <w:r>
         <w:rPr>
@@ -1944,7 +1938,7 @@
         <w:tab/>
       </w:r>
       <w:r>
-        <w:t>Risultati test</w:t>
+        <w:t>Consuntivo</w:t>
       </w:r>
       <w:r>
         <w:tab/>
@@ -1953,13 +1947,13 @@
         <w:fldChar w:fldCharType="begin"/>
       </w:r>
       <w:r>
-        <w:instrText xml:space="preserve"> PAGEREF _Toc230281163 \h </w:instrText>
+        <w:instrText xml:space="preserve"> PAGEREF _Toc230937923 \h </w:instrText>
       </w:r>
       <w:r>
         <w:fldChar w:fldCharType="separate"/>
       </w:r>
       <w:r>
-        <w:t>41</w:t>
+        <w:t>37</w:t>
       </w:r>
       <w:r>
         <w:fldChar w:fldCharType="end"/>
@@ -1967,7 +1961,11 @@
     </w:p>
     <w:p>
       <w:pPr>
-        <w:pStyle w:val="Sommario2"/>
+        <w:pStyle w:val="Sommario1"/>
+        <w:tabs>
+          <w:tab w:val="left" w:pos="400"/>
+          <w:tab w:val="right" w:leader="dot" w:pos="9628"/>
+        </w:tabs>
         <w:rPr>
           <w:rFonts w:asciiTheme="minorHAnsi" w:eastAsiaTheme="minorEastAsia" w:hAnsiTheme="minorHAnsi" w:cstheme="minorBidi"/>
           <w:kern w:val="2"/>
@@ -1978,7 +1976,7 @@
         </w:rPr>
       </w:pPr>
       <w:r>
-        <w:t>5.3</w:t>
+        <w:t>7</w:t>
       </w:r>
       <w:r>
         <w:rPr>
@@ -1992,7 +1990,7 @@
         <w:tab/>
       </w:r>
       <w:r>
-        <w:t>Mancanze/limitazioni conosciute</w:t>
+        <w:t>Conclusioni</w:t>
       </w:r>
       <w:r>
         <w:tab/>
@@ -2001,13 +1999,13 @@
         <w:fldChar w:fldCharType="begin"/>
       </w:r>
       <w:r>
-        <w:instrText xml:space="preserve"> PAGEREF _Toc230281164 \h </w:instrText>
+        <w:instrText xml:space="preserve"> PAGEREF _Toc230937924 \h </w:instrText>
       </w:r>
       <w:r>
         <w:fldChar w:fldCharType="separate"/>
       </w:r>
       <w:r>
-        <w:t>41</w:t>
+        <w:t>37</w:t>
       </w:r>
       <w:r>
         <w:fldChar w:fldCharType="end"/>
@@ -2015,11 +2013,7 @@
     </w:p>
     <w:p>
       <w:pPr>
-        <w:pStyle w:val="Sommario1"/>
-        <w:tabs>
-          <w:tab w:val="left" w:pos="400"/>
-          <w:tab w:val="right" w:leader="dot" w:pos="9628"/>
-        </w:tabs>
+        <w:pStyle w:val="Sommario2"/>
         <w:rPr>
           <w:rFonts w:asciiTheme="minorHAnsi" w:eastAsiaTheme="minorEastAsia" w:hAnsiTheme="minorHAnsi" w:cstheme="minorBidi"/>
           <w:kern w:val="2"/>
@@ -2030,7 +2024,7 @@
         </w:rPr>
       </w:pPr>
       <w:r>
-        <w:t>6</w:t>
+        <w:t>7.1</w:t>
       </w:r>
       <w:r>
         <w:rPr>
@@ -2044,7 +2038,7 @@
         <w:tab/>
       </w:r>
       <w:r>
-        <w:t>Consuntivo</w:t>
+        <w:t>Sviluppi futuri</w:t>
       </w:r>
       <w:r>
         <w:tab/>
@@ -2053,13 +2047,13 @@
         <w:fldChar w:fldCharType="begin"/>
       </w:r>
       <w:r>
-        <w:instrText xml:space="preserve"> PAGEREF _Toc230281165 \h </w:instrText>
+        <w:instrText xml:space="preserve"> PAGEREF _Toc230937925 \h </w:instrText>
       </w:r>
       <w:r>
         <w:fldChar w:fldCharType="separate"/>
       </w:r>
       <w:r>
-        <w:t>41</w:t>
+        <w:t>37</w:t>
       </w:r>
       <w:r>
         <w:fldChar w:fldCharType="end"/>
@@ -2067,11 +2061,7 @@
     </w:p>
     <w:p>
       <w:pPr>
-        <w:pStyle w:val="Sommario1"/>
-        <w:tabs>
-          <w:tab w:val="left" w:pos="400"/>
-          <w:tab w:val="right" w:leader="dot" w:pos="9628"/>
-        </w:tabs>
+        <w:pStyle w:val="Sommario2"/>
         <w:rPr>
           <w:rFonts w:asciiTheme="minorHAnsi" w:eastAsiaTheme="minorEastAsia" w:hAnsiTheme="minorHAnsi" w:cstheme="minorBidi"/>
           <w:kern w:val="2"/>
@@ -2082,7 +2072,7 @@
         </w:rPr>
       </w:pPr>
       <w:r>
-        <w:t>7</w:t>
+        <w:t>7.2</w:t>
       </w:r>
       <w:r>
         <w:rPr>
@@ -2096,7 +2086,7 @@
         <w:tab/>
       </w:r>
       <w:r>
-        <w:t>Conclusioni</w:t>
+        <w:t>Considerazioni personali</w:t>
       </w:r>
       <w:r>
         <w:tab/>
@@ -2105,13 +2095,13 @@
         <w:fldChar w:fldCharType="begin"/>
       </w:r>
       <w:r>
-        <w:instrText xml:space="preserve"> PAGEREF _Toc230281166 \h </w:instrText>
+        <w:instrText xml:space="preserve"> PAGEREF _Toc230937926 \h </w:instrText>
       </w:r>
       <w:r>
         <w:fldChar w:fldCharType="separate"/>
       </w:r>
       <w:r>
-        <w:t>41</w:t>
+        <w:t>37</w:t>
       </w:r>
       <w:r>
         <w:fldChar w:fldCharType="end"/>
@@ -2119,7 +2109,11 @@
     </w:p>
     <w:p>
       <w:pPr>
-        <w:pStyle w:val="Sommario2"/>
+        <w:pStyle w:val="Sommario1"/>
+        <w:tabs>
+          <w:tab w:val="left" w:pos="400"/>
+          <w:tab w:val="right" w:leader="dot" w:pos="9628"/>
+        </w:tabs>
         <w:rPr>
           <w:rFonts w:asciiTheme="minorHAnsi" w:eastAsiaTheme="minorEastAsia" w:hAnsiTheme="minorHAnsi" w:cstheme="minorBidi"/>
           <w:kern w:val="2"/>
@@ -2130,7 +2124,7 @@
         </w:rPr>
       </w:pPr>
       <w:r>
-        <w:t>7.1</w:t>
+        <w:t>8</w:t>
       </w:r>
       <w:r>
         <w:rPr>
@@ -2144,7 +2138,7 @@
         <w:tab/>
       </w:r>
       <w:r>
-        <w:t>Sviluppi futuri</w:t>
+        <w:t>Bibliografia</w:t>
       </w:r>
       <w:r>
         <w:tab/>
@@ -2153,13 +2147,13 @@
         <w:fldChar w:fldCharType="begin"/>
       </w:r>
       <w:r>
-        <w:instrText xml:space="preserve"> PAGEREF _Toc230281167 \h </w:instrText>
+        <w:instrText xml:space="preserve"> PAGEREF _Toc230937927 \h </w:instrText>
       </w:r>
       <w:r>
         <w:fldChar w:fldCharType="separate"/>
       </w:r>
       <w:r>
-        <w:t>41</w:t>
+        <w:t>38</w:t>
       </w:r>
       <w:r>
         <w:fldChar w:fldCharType="end"/>
@@ -2178,7 +2172,7 @@
         </w:rPr>
       </w:pPr>
       <w:r>
-        <w:t>7.2</w:t>
+        <w:t>8.1</w:t>
       </w:r>
       <w:r>
         <w:rPr>
@@ -2192,7 +2186,7 @@
         <w:tab/>
       </w:r>
       <w:r>
-        <w:t>Considerazioni personali</w:t>
+        <w:t>Indice delle figure</w:t>
       </w:r>
       <w:r>
         <w:tab/>
@@ -2201,13 +2195,13 @@
         <w:fldChar w:fldCharType="begin"/>
       </w:r>
       <w:r>
-        <w:instrText xml:space="preserve"> PAGEREF _Toc230281168 \h </w:instrText>
+        <w:instrText xml:space="preserve"> PAGEREF _Toc230937928 \h </w:instrText>
       </w:r>
       <w:r>
         <w:fldChar w:fldCharType="separate"/>
       </w:r>
       <w:r>
-        <w:t>41</w:t>
+        <w:t>38</w:t>
       </w:r>
       <w:r>
         <w:fldChar w:fldCharType="end"/>
@@ -2215,11 +2209,7 @@
     </w:p>
     <w:p>
       <w:pPr>
-        <w:pStyle w:val="Sommario1"/>
-        <w:tabs>
-          <w:tab w:val="left" w:pos="400"/>
-          <w:tab w:val="right" w:leader="dot" w:pos="9628"/>
-        </w:tabs>
+        <w:pStyle w:val="Sommario2"/>
         <w:rPr>
           <w:rFonts w:asciiTheme="minorHAnsi" w:eastAsiaTheme="minorEastAsia" w:hAnsiTheme="minorHAnsi" w:cstheme="minorBidi"/>
           <w:kern w:val="2"/>
@@ -2230,7 +2220,7 @@
         </w:rPr>
       </w:pPr>
       <w:r>
-        <w:t>8</w:t>
+        <w:t>8.2</w:t>
       </w:r>
       <w:r>
         <w:rPr>
@@ -2244,7 +2234,7 @@
         <w:tab/>
       </w:r>
       <w:r>
-        <w:t>Bibliografia</w:t>
+        <w:t>Sitografia</w:t>
       </w:r>
       <w:r>
         <w:tab/>
@@ -2253,109 +2243,13 @@
         <w:fldChar w:fldCharType="begin"/>
       </w:r>
       <w:r>
-        <w:instrText xml:space="preserve"> PAGEREF _Toc230281169 \h </w:instrText>
+        <w:instrText xml:space="preserve"> PAGEREF _Toc230937929 \h </w:instrText>
       </w:r>
       <w:r>
         <w:fldChar w:fldCharType="separate"/>
       </w:r>
       <w:r>
-        <w:t>42</w:t>
-      </w:r>
-      <w:r>
-        <w:fldChar w:fldCharType="end"/>
-      </w:r>
-    </w:p>
-    <w:p>
-      <w:pPr>
-        <w:pStyle w:val="Sommario2"/>
-        <w:rPr>
-          <w:rFonts w:asciiTheme="minorHAnsi" w:eastAsiaTheme="minorEastAsia" w:hAnsiTheme="minorHAnsi" w:cstheme="minorBidi"/>
-          <w:kern w:val="2"/>
-          <w:sz w:val="24"/>
-          <w:szCs w:val="24"/>
-          <w:lang w:eastAsia="it-CH"/>
-          <w14:ligatures w14:val="standardContextual"/>
-        </w:rPr>
-      </w:pPr>
-      <w:r>
-        <w:t>8.1</w:t>
-      </w:r>
-      <w:r>
-        <w:rPr>
-          <w:rFonts w:asciiTheme="minorHAnsi" w:eastAsiaTheme="minorEastAsia" w:hAnsiTheme="minorHAnsi" w:cstheme="minorBidi"/>
-          <w:kern w:val="2"/>
-          <w:sz w:val="24"/>
-          <w:szCs w:val="24"/>
-          <w:lang w:eastAsia="it-CH"/>
-          <w14:ligatures w14:val="standardContextual"/>
-        </w:rPr>
-        <w:tab/>
-      </w:r>
-      <w:r>
-        <w:t>Indice delle figure</w:t>
-      </w:r>
-      <w:r>
-        <w:tab/>
-      </w:r>
-      <w:r>
-        <w:fldChar w:fldCharType="begin"/>
-      </w:r>
-      <w:r>
-        <w:instrText xml:space="preserve"> PAGEREF _Toc230281170 \h </w:instrText>
-      </w:r>
-      <w:r>
-        <w:fldChar w:fldCharType="separate"/>
-      </w:r>
-      <w:r>
-        <w:t>42</w:t>
-      </w:r>
-      <w:r>
-        <w:fldChar w:fldCharType="end"/>
-      </w:r>
-    </w:p>
-    <w:p>
-      <w:pPr>
-        <w:pStyle w:val="Sommario2"/>
-        <w:rPr>
-          <w:rFonts w:asciiTheme="minorHAnsi" w:eastAsiaTheme="minorEastAsia" w:hAnsiTheme="minorHAnsi" w:cstheme="minorBidi"/>
-          <w:kern w:val="2"/>
-          <w:sz w:val="24"/>
-          <w:szCs w:val="24"/>
-          <w:lang w:eastAsia="it-CH"/>
-          <w14:ligatures w14:val="standardContextual"/>
-        </w:rPr>
-      </w:pPr>
-      <w:r>
-        <w:t>8.2</w:t>
-      </w:r>
-      <w:r>
-        <w:rPr>
-          <w:rFonts w:asciiTheme="minorHAnsi" w:eastAsiaTheme="minorEastAsia" w:hAnsiTheme="minorHAnsi" w:cstheme="minorBidi"/>
-          <w:kern w:val="2"/>
-          <w:sz w:val="24"/>
-          <w:szCs w:val="24"/>
-          <w:lang w:eastAsia="it-CH"/>
-          <w14:ligatures w14:val="standardContextual"/>
-        </w:rPr>
-        <w:tab/>
-      </w:r>
-      <w:r>
-        <w:t>Sitografia</w:t>
-      </w:r>
-      <w:r>
-        <w:tab/>
-      </w:r>
-      <w:r>
-        <w:fldChar w:fldCharType="begin"/>
-      </w:r>
-      <w:r>
-        <w:instrText xml:space="preserve"> PAGEREF _Toc230281171 \h </w:instrText>
-      </w:r>
-      <w:r>
-        <w:fldChar w:fldCharType="separate"/>
-      </w:r>
-      <w:r>
-        <w:t>42</w:t>
+        <w:t>38</w:t>
       </w:r>
       <w:r>
         <w:fldChar w:fldCharType="end"/>
@@ -2377,7 +2271,7 @@
       <w:pPr>
         <w:pStyle w:val="Titolo2"/>
       </w:pPr>
-      <w:bookmarkStart w:id="2" w:name="_Toc230281129"/>
+      <w:bookmarkStart w:id="2" w:name="_Toc230937889"/>
       <w:r>
         <w:t>Informazioni sul progetto</w:t>
       </w:r>
@@ -2460,7 +2354,7 @@
       <w:pPr>
         <w:pStyle w:val="Titolo2"/>
       </w:pPr>
-      <w:bookmarkStart w:id="3" w:name="_Toc230281130"/>
+      <w:bookmarkStart w:id="3" w:name="_Toc230937890"/>
       <w:r>
         <w:t>Scopo</w:t>
       </w:r>
@@ -2524,7 +2418,7 @@
       <w:pPr>
         <w:pStyle w:val="Titolo1"/>
       </w:pPr>
-      <w:bookmarkStart w:id="4" w:name="_Toc230281131"/>
+      <w:bookmarkStart w:id="4" w:name="_Toc230937891"/>
       <w:r>
         <w:t>Analisi</w:t>
       </w:r>
@@ -2534,7 +2428,7 @@
       <w:pPr>
         <w:pStyle w:val="Titolo2"/>
       </w:pPr>
-      <w:bookmarkStart w:id="5" w:name="_Toc230281132"/>
+      <w:bookmarkStart w:id="5" w:name="_Toc230937892"/>
       <w:r>
         <w:t>Analisi del dominio</w:t>
       </w:r>
@@ -2677,7 +2571,7 @@
       <w:pPr>
         <w:pStyle w:val="Titolo2"/>
       </w:pPr>
-      <w:bookmarkStart w:id="6" w:name="_Toc230281133"/>
+      <w:bookmarkStart w:id="6" w:name="_Toc230937893"/>
       <w:r>
         <w:lastRenderedPageBreak/>
         <w:t>GameMaker</w:t>
@@ -2852,7 +2746,7 @@
       <w:pPr>
         <w:pStyle w:val="Titolo2"/>
       </w:pPr>
-      <w:bookmarkStart w:id="7" w:name="_Toc230281134"/>
+      <w:bookmarkStart w:id="7" w:name="_Toc230937894"/>
       <w:r>
         <w:lastRenderedPageBreak/>
         <w:t>Analisi e s</w:t>
@@ -8747,7 +8641,7 @@
       <w:pPr>
         <w:pStyle w:val="Titolo3"/>
       </w:pPr>
-      <w:bookmarkStart w:id="8" w:name="_Toc230281135"/>
+      <w:bookmarkStart w:id="8" w:name="_Toc230937895"/>
       <w:r>
         <w:lastRenderedPageBreak/>
         <w:t>Spiegazione elementi tabella dei requisiti:</w:t>
@@ -8840,7 +8734,7 @@
       <w:pPr>
         <w:pStyle w:val="Titolo2"/>
       </w:pPr>
-      <w:bookmarkStart w:id="9" w:name="_Toc230281136"/>
+      <w:bookmarkStart w:id="9" w:name="_Toc230937896"/>
       <w:r>
         <w:lastRenderedPageBreak/>
         <w:t>User story</w:t>
@@ -10065,7 +9959,7 @@
       <w:pPr>
         <w:pStyle w:val="Titolo2"/>
       </w:pPr>
-      <w:bookmarkStart w:id="10" w:name="_Toc230281137"/>
+      <w:bookmarkStart w:id="10" w:name="_Toc230937897"/>
       <w:r>
         <w:lastRenderedPageBreak/>
         <w:t>Sprint Planning</w:t>
@@ -11175,7 +11069,7 @@
         <w:pStyle w:val="Titolo2"/>
         <w:ind w:left="578" w:hanging="578"/>
       </w:pPr>
-      <w:bookmarkStart w:id="11" w:name="_Toc230281138"/>
+      <w:bookmarkStart w:id="11" w:name="_Toc230937898"/>
       <w:r>
         <w:lastRenderedPageBreak/>
         <w:t>Use case</w:t>
@@ -11299,7 +11193,7 @@
       <w:pPr>
         <w:pStyle w:val="Titolo2"/>
       </w:pPr>
-      <w:bookmarkStart w:id="12" w:name="_Toc230281139"/>
+      <w:bookmarkStart w:id="12" w:name="_Toc230937899"/>
       <w:r>
         <w:lastRenderedPageBreak/>
         <w:t>Pianificazione</w:t>
@@ -11310,7 +11204,7 @@
       <w:pPr>
         <w:pStyle w:val="Titolo3"/>
       </w:pPr>
-      <w:bookmarkStart w:id="13" w:name="_Toc230281140"/>
+      <w:bookmarkStart w:id="13" w:name="_Toc230937900"/>
       <w:r>
         <w:drawing>
           <wp:anchor distT="0" distB="0" distL="114300" distR="114300" simplePos="0" relativeHeight="251715584" behindDoc="0" locked="0" layoutInCell="1" allowOverlap="1" wp14:anchorId="67E00ABA" wp14:editId="349D5C47">
@@ -11392,7 +11286,7 @@
       <w:pPr>
         <w:pStyle w:val="Titolo2"/>
       </w:pPr>
-      <w:bookmarkStart w:id="14" w:name="_Toc230281141"/>
+      <w:bookmarkStart w:id="14" w:name="_Toc230937901"/>
       <w:r>
         <w:lastRenderedPageBreak/>
         <w:t>Analisi dei mezzi</w:t>
@@ -11404,7 +11298,6 @@
         <w:spacing w:after="160" w:line="278" w:lineRule="auto"/>
       </w:pPr>
       <w:bookmarkStart w:id="15" w:name="_Toc413411419"/>
-      <w:bookmarkStart w:id="16" w:name="_Toc230281142"/>
       <w:r>
         <w:t>Per la realizzazione del progetto sono stati utilizzato 3 PC scolastici con GameMaker Studio. Il debugging è effettuato direttamente sull’IDE di GameMaker, oltretutto sono stati anche eseguiti dei test su dei computer personali con delle prestazioni minori rispetto a quelli scolastici.</w:t>
       </w:r>
@@ -11413,6 +11306,7 @@
       <w:pPr>
         <w:pStyle w:val="Titolo3"/>
       </w:pPr>
+      <w:bookmarkStart w:id="16" w:name="_Toc230937902"/>
       <w:r>
         <w:t>Software</w:t>
       </w:r>
@@ -11427,7 +11321,6 @@
         </w:rPr>
       </w:pPr>
       <w:bookmarkStart w:id="17" w:name="_Toc413411420"/>
-      <w:bookmarkStart w:id="18" w:name="_Toc230281143"/>
       <w:r>
         <w:t>GameMaker Studio: v2024.14.2.213</w:t>
       </w:r>
@@ -11436,6 +11329,7 @@
       <w:pPr>
         <w:pStyle w:val="Titolo3"/>
       </w:pPr>
+      <w:bookmarkStart w:id="18" w:name="_Toc230937903"/>
       <w:r>
         <w:t>Hardware</w:t>
       </w:r>
@@ -11480,34 +11374,34 @@
       <w:pPr>
         <w:spacing w:after="160" w:line="278" w:lineRule="auto"/>
         <w:rPr>
+          <w:lang w:val="en-US"/>
+        </w:rPr>
+      </w:pPr>
+      <w:r>
+        <w:rPr>
+          <w:lang w:val="en-US"/>
+        </w:rPr>
+        <w:t>CPU: 13th Gen Intel® Core™ i7-13700</w:t>
+      </w:r>
+    </w:p>
+    <w:p>
+      <w:pPr>
+        <w:spacing w:after="160" w:line="278" w:lineRule="auto"/>
+        <w:rPr>
           <w:lang w:val="de-CH"/>
         </w:rPr>
       </w:pPr>
       <w:r>
         <w:rPr>
-          <w:lang w:val="en-US"/>
-        </w:rPr>
-        <w:t>CPU: 13th Gen Intel® Core™ i7-13700</w:t>
+          <w:lang w:val="de-CH"/>
+        </w:rPr>
+        <w:t>GPU: NVIDIA T400 4GB</w:t>
       </w:r>
     </w:p>
     <w:p>
       <w:pPr>
         <w:spacing w:after="160" w:line="278" w:lineRule="auto"/>
         <w:rPr>
-          <w:lang w:val="de-CH"/>
-        </w:rPr>
-      </w:pPr>
-      <w:r>
-        <w:rPr>
-          <w:lang w:val="de-CH"/>
-        </w:rPr>
-        <w:t>GPU: NVIDIA T400 4GB</w:t>
-      </w:r>
-    </w:p>
-    <w:p>
-      <w:pPr>
-        <w:spacing w:after="160" w:line="278" w:lineRule="auto"/>
-        <w:rPr>
           <w:u w:val="single"/>
         </w:rPr>
       </w:pPr>
@@ -11527,7 +11421,7 @@
         <w:pStyle w:val="Titolo1"/>
       </w:pPr>
       <w:bookmarkStart w:id="19" w:name="_Toc429059808"/>
-      <w:bookmarkStart w:id="20" w:name="_Toc230281144"/>
+      <w:bookmarkStart w:id="20" w:name="_Toc230937904"/>
       <w:r>
         <w:t>Progettazione</w:t>
       </w:r>
@@ -11539,7 +11433,7 @@
         <w:pStyle w:val="Titolo2"/>
       </w:pPr>
       <w:bookmarkStart w:id="21" w:name="_Toc429059810"/>
-      <w:bookmarkStart w:id="22" w:name="_Toc230281145"/>
+      <w:bookmarkStart w:id="22" w:name="_Toc230937905"/>
       <w:r>
         <w:t>Design dei dati</w:t>
       </w:r>
@@ -11566,7 +11460,7 @@
       <w:pPr>
         <w:pStyle w:val="Titolo3"/>
       </w:pPr>
-      <w:bookmarkStart w:id="23" w:name="_Toc230281146"/>
+      <w:bookmarkStart w:id="23" w:name="_Toc230937906"/>
       <w:r>
         <w:lastRenderedPageBreak/>
         <w:t>Diagramma ER</w:t>
@@ -11736,7 +11630,7 @@
         <w:pStyle w:val="Titolo2"/>
       </w:pPr>
       <w:bookmarkStart w:id="26" w:name="_Toc429059812"/>
-      <w:bookmarkStart w:id="27" w:name="_Toc230281149"/>
+      <w:bookmarkStart w:id="27" w:name="_Toc230937907"/>
       <w:bookmarkEnd w:id="25"/>
       <w:r>
         <w:lastRenderedPageBreak/>
@@ -11928,7 +11822,7 @@
         </w:rPr>
       </w:pPr>
       <w:bookmarkStart w:id="29" w:name="_Toc461179222"/>
-      <w:bookmarkStart w:id="30" w:name="_Toc230281150"/>
+      <w:bookmarkStart w:id="30" w:name="_Toc230937908"/>
       <w:r>
         <w:rPr>
           <w:rFonts w:cs="Arial"/>
@@ -11946,10 +11840,10 @@
           <w:rFonts w:cs="Arial"/>
         </w:rPr>
       </w:pPr>
-      <w:bookmarkStart w:id="31" w:name="_Toc230281151"/>
-      <w:bookmarkStart w:id="32" w:name="struttura-dellapplicazione"/>
-      <w:bookmarkStart w:id="33" w:name="Xba99c43ed1ede8fac03ba1621f33f1cb75b0c63"/>
-      <w:bookmarkStart w:id="34" w:name="_Toc461179223"/>
+      <w:bookmarkStart w:id="31" w:name="struttura-dellapplicazione"/>
+      <w:bookmarkStart w:id="32" w:name="Xba99c43ed1ede8fac03ba1621f33f1cb75b0c63"/>
+      <w:bookmarkStart w:id="33" w:name="_Toc461179223"/>
+      <w:bookmarkStart w:id="34" w:name="_Toc230937909"/>
       <w:r>
         <w:rPr>
           <w:rFonts w:cs="Arial"/>
@@ -11957,7 +11851,7 @@
         </w:rPr>
         <w:t>Connessione al Database (Drift)</w:t>
       </w:r>
-      <w:bookmarkEnd w:id="31"/>
+      <w:bookmarkEnd w:id="34"/>
     </w:p>
     <w:p>
       <w:pPr>
@@ -12036,7 +11930,7 @@
           <w:color w:val="FF0000"/>
         </w:rPr>
       </w:pPr>
-      <w:bookmarkStart w:id="35" w:name="_Toc230281152"/>
+      <w:bookmarkStart w:id="35" w:name="_Toc230937910"/>
       <w:r>
         <w:rPr>
           <w:rFonts w:cs="Arial"/>
@@ -12249,7 +12143,7 @@
           <w:color w:val="FF0000"/>
         </w:rPr>
       </w:pPr>
-      <w:bookmarkStart w:id="36" w:name="_Toc230281153"/>
+      <w:bookmarkStart w:id="36" w:name="_Toc230937911"/>
       <w:r>
         <w:rPr>
           <w:color w:val="FF0000"/>
@@ -13170,7 +13064,7 @@
           <w:color w:val="FF0000"/>
         </w:rPr>
       </w:pPr>
-      <w:bookmarkStart w:id="37" w:name="_Toc230281154"/>
+      <w:bookmarkStart w:id="37" w:name="_Toc230937912"/>
       <w:r>
         <w:rPr>
           <w:rFonts w:cs="Arial"/>
@@ -13437,6 +13331,11 @@
         <w:br w:type="page"/>
       </w:r>
     </w:p>
+    <w:bookmarkStart w:id="38" w:name="userselectionpage"/>
+    <w:bookmarkStart w:id="39" w:name="pagine-e-flusso-di-navigazione"/>
+    <w:bookmarkStart w:id="40" w:name="_Toc230937913"/>
+    <w:bookmarkEnd w:id="31"/>
+    <w:bookmarkEnd w:id="32"/>
     <w:p>
       <w:pPr>
         <w:pStyle w:val="Titolo2"/>
@@ -13444,11 +13343,6 @@
           <w:color w:val="FF0000"/>
         </w:rPr>
       </w:pPr>
-      <w:bookmarkStart w:id="38" w:name="_Toc230281155"/>
-      <w:bookmarkStart w:id="39" w:name="userselectionpage"/>
-      <w:bookmarkStart w:id="40" w:name="pagine-e-flusso-di-navigazione"/>
-      <w:bookmarkEnd w:id="32"/>
-      <w:bookmarkEnd w:id="33"/>
       <w:r>
         <w:rPr>
           <w:color w:val="FF0000"/>
@@ -13685,7 +13579,7 @@
         </w:rPr>
         <w:t>UserSelectionPage</w:t>
       </w:r>
-      <w:bookmarkEnd w:id="38"/>
+      <w:bookmarkEnd w:id="40"/>
     </w:p>
     <w:p>
       <w:pPr>
@@ -14017,7 +13911,7 @@
                                 <w:lang w:val="it-IT"/>
                               </w:rPr>
                             </w:pPr>
-                            <w:bookmarkStart w:id="43" w:name="_Toc217035808"/>
+                            <w:bookmarkStart w:id="42" w:name="_Toc217035808"/>
                             <w:r>
                               <w:t xml:space="preserve">Figura </w:t>
                             </w:r>
@@ -14054,7 +13948,7 @@
                             <w:r>
                               <w:t>- modalità elimina</w:t>
                             </w:r>
-                            <w:bookmarkEnd w:id="43"/>
+                            <w:bookmarkEnd w:id="42"/>
                           </w:p>
                         </w:txbxContent>
                       </wps:txbx>
@@ -14197,6 +14091,7 @@
         </w:drawing>
       </w:r>
     </w:p>
+    <w:bookmarkStart w:id="43" w:name="_Toc230937914"/>
     <w:p>
       <w:pPr>
         <w:pStyle w:val="Titolo2"/>
@@ -14204,7 +14099,6 @@
           <w:color w:val="FF0000"/>
         </w:rPr>
       </w:pPr>
-      <w:bookmarkStart w:id="45" w:name="_Toc230281156"/>
       <w:r>
         <w:rPr>
           <w:color w:val="FF0000"/>
@@ -14255,7 +14149,7 @@
                                 <w:sz w:val="20"/>
                               </w:rPr>
                             </w:pPr>
-                            <w:bookmarkStart w:id="46" w:name="_Toc217035809"/>
+                            <w:bookmarkStart w:id="44" w:name="_Toc217035809"/>
                             <w:r>
                               <w:t xml:space="preserve">Figura </w:t>
                             </w:r>
@@ -14277,7 +14171,7 @@
                             <w:r>
                               <w:t>: Grafica finale UserAddPage</w:t>
                             </w:r>
-                            <w:bookmarkEnd w:id="46"/>
+                            <w:bookmarkEnd w:id="44"/>
                           </w:p>
                         </w:txbxContent>
                       </wps:txbx>
@@ -14411,7 +14305,7 @@
         </w:rPr>
         <w:t>UserAddPage</w:t>
       </w:r>
-      <w:bookmarkEnd w:id="45"/>
+      <w:bookmarkEnd w:id="43"/>
     </w:p>
     <w:p>
       <w:pPr>
@@ -14794,6 +14688,9 @@
         <w:br w:type="page"/>
       </w:r>
     </w:p>
+    <w:bookmarkStart w:id="45" w:name="homepage"/>
+    <w:bookmarkStart w:id="46" w:name="_Toc230937915"/>
+    <w:bookmarkEnd w:id="38"/>
     <w:p>
       <w:pPr>
         <w:pStyle w:val="Titolo2"/>
@@ -14801,9 +14698,6 @@
           <w:color w:val="FF0000"/>
         </w:rPr>
       </w:pPr>
-      <w:bookmarkStart w:id="48" w:name="_Toc230281157"/>
-      <w:bookmarkStart w:id="49" w:name="homepage"/>
-      <w:bookmarkEnd w:id="39"/>
       <w:r>
         <w:rPr>
           <w:color w:val="FF0000"/>
@@ -14854,7 +14748,7 @@
                                 <w:lang w:val="it-IT"/>
                               </w:rPr>
                             </w:pPr>
-                            <w:bookmarkStart w:id="50" w:name="_Toc217035810"/>
+                            <w:bookmarkStart w:id="47" w:name="_Toc217035810"/>
                             <w:r>
                               <w:t xml:space="preserve">Figura </w:t>
                             </w:r>
@@ -14888,7 +14782,7 @@
                             <w:r>
                               <w:t>Page</w:t>
                             </w:r>
-                            <w:bookmarkEnd w:id="50"/>
+                            <w:bookmarkEnd w:id="47"/>
                           </w:p>
                         </w:txbxContent>
                       </wps:txbx>
@@ -15030,7 +14924,7 @@
           </wp:anchor>
         </w:drawing>
       </w:r>
-      <w:bookmarkEnd w:id="48"/>
+      <w:bookmarkEnd w:id="46"/>
       <w:r>
         <w:rPr>
           <w:color w:val="FF0000"/>
@@ -15416,8 +15310,12 @@
         </w:rPr>
         <w:t>Infine un consiglio random tra quelli presenti nell’array di quelli validi viene selezionato e ritornato dalla funzione per poter essere visualizzato nella pagina.</w:t>
       </w:r>
-      <w:bookmarkStart w:id="52" w:name="pulizia-automatica-della-cronologia"/>
-    </w:p>
+      <w:bookmarkStart w:id="48" w:name="pulizia-automatica-della-cronologia"/>
+    </w:p>
+    <w:bookmarkStart w:id="49" w:name="emotionselectionpage"/>
+    <w:bookmarkStart w:id="50" w:name="_Toc230937916"/>
+    <w:bookmarkEnd w:id="45"/>
+    <w:bookmarkEnd w:id="48"/>
     <w:p>
       <w:pPr>
         <w:pStyle w:val="Titolo2"/>
@@ -15425,10 +15323,6 @@
           <w:color w:val="FF0000"/>
         </w:rPr>
       </w:pPr>
-      <w:bookmarkStart w:id="53" w:name="_Toc230281158"/>
-      <w:bookmarkStart w:id="54" w:name="emotionselectionpage"/>
-      <w:bookmarkEnd w:id="49"/>
-      <w:bookmarkEnd w:id="52"/>
       <w:r>
         <w:rPr>
           <w:color w:val="FF0000"/>
@@ -15478,7 +15372,7 @@
                                 <w:lang w:val="it-IT"/>
                               </w:rPr>
                             </w:pPr>
-                            <w:bookmarkStart w:id="55" w:name="_Toc217035801"/>
+                            <w:bookmarkStart w:id="51" w:name="_Toc217035801"/>
                             <w:r>
                               <w:t xml:space="preserve">Figura </w:t>
                             </w:r>
@@ -15515,7 +15409,7 @@
                             <w:r>
                               <w:t xml:space="preserve"> 01</w:t>
                             </w:r>
-                            <w:bookmarkEnd w:id="55"/>
+                            <w:bookmarkEnd w:id="51"/>
                           </w:p>
                         </w:txbxContent>
                       </wps:txbx>
@@ -15657,7 +15551,7 @@
         </w:rPr>
         <w:t>EmotionSelectionPage</w:t>
       </w:r>
-      <w:bookmarkEnd w:id="53"/>
+      <w:bookmarkEnd w:id="50"/>
       <w:r>
         <w:rPr>
           <w:color w:val="FF0000"/>
@@ -15721,7 +15615,7 @@
                                 <w:lang w:val="it-IT"/>
                               </w:rPr>
                             </w:pPr>
-                            <w:bookmarkStart w:id="57" w:name="_Toc217035802"/>
+                            <w:bookmarkStart w:id="52" w:name="_Toc217035802"/>
                             <w:r>
                               <w:t xml:space="preserve">Figura </w:t>
                             </w:r>
@@ -15758,7 +15652,7 @@
                             <w:r>
                               <w:t>02</w:t>
                             </w:r>
-                            <w:bookmarkEnd w:id="57"/>
+                            <w:bookmarkEnd w:id="52"/>
                           </w:p>
                         </w:txbxContent>
                       </wps:txbx>
@@ -16172,6 +16066,9 @@
         <w:br w:type="page"/>
       </w:r>
     </w:p>
+    <w:bookmarkStart w:id="53" w:name="usersettingspage"/>
+    <w:bookmarkStart w:id="54" w:name="_Toc230937917"/>
+    <w:bookmarkEnd w:id="49"/>
     <w:p>
       <w:pPr>
         <w:pStyle w:val="Titolo2"/>
@@ -16179,9 +16076,6 @@
           <w:color w:val="FF0000"/>
         </w:rPr>
       </w:pPr>
-      <w:bookmarkStart w:id="59" w:name="_Toc230281159"/>
-      <w:bookmarkStart w:id="60" w:name="usersettingspage"/>
-      <w:bookmarkEnd w:id="54"/>
       <w:r>
         <w:rPr>
           <w:color w:val="FF0000"/>
@@ -16232,7 +16126,7 @@
                                 <w:lang w:val="it-IT"/>
                               </w:rPr>
                             </w:pPr>
-                            <w:bookmarkStart w:id="61" w:name="_Toc217035803"/>
+                            <w:bookmarkStart w:id="55" w:name="_Toc217035803"/>
                             <w:r>
                               <w:t xml:space="preserve">Figura </w:t>
                             </w:r>
@@ -16260,7 +16154,7 @@
                             <w:r>
                               <w:t>Page</w:t>
                             </w:r>
-                            <w:bookmarkEnd w:id="61"/>
+                            <w:bookmarkEnd w:id="55"/>
                           </w:p>
                         </w:txbxContent>
                       </wps:txbx>
@@ -16396,7 +16290,7 @@
           </wp:anchor>
         </w:drawing>
       </w:r>
-      <w:bookmarkEnd w:id="59"/>
+      <w:bookmarkEnd w:id="54"/>
     </w:p>
     <w:p>
       <w:pPr>
@@ -16674,10 +16568,10 @@
           <w:rFonts w:cs="Arial"/>
         </w:rPr>
       </w:pPr>
-      <w:bookmarkStart w:id="63" w:name="_Toc230281160"/>
-      <w:bookmarkStart w:id="64" w:name="packages-e-dipendenze-non-native"/>
-      <w:bookmarkEnd w:id="40"/>
-      <w:bookmarkEnd w:id="60"/>
+      <w:bookmarkStart w:id="56" w:name="packages-e-dipendenze-non-native"/>
+      <w:bookmarkStart w:id="57" w:name="_Toc230937918"/>
+      <w:bookmarkEnd w:id="39"/>
+      <w:bookmarkEnd w:id="53"/>
       <w:r>
         <w:rPr>
           <w:rFonts w:cs="Arial"/>
@@ -16692,7 +16586,7 @@
         </w:rPr>
         <w:t xml:space="preserve"> implementate nel progetto</w:t>
       </w:r>
-      <w:bookmarkEnd w:id="63"/>
+      <w:bookmarkEnd w:id="57"/>
     </w:p>
     <w:p>
       <w:pPr>
@@ -17641,7 +17535,7 @@
           </w:p>
         </w:tc>
       </w:tr>
-      <w:bookmarkEnd w:id="64"/>
+      <w:bookmarkEnd w:id="56"/>
     </w:tbl>
     <w:p>
       <w:pPr>
@@ -17666,7 +17560,7 @@
           <w:rFonts w:cs="Arial"/>
         </w:rPr>
       </w:pPr>
-      <w:bookmarkStart w:id="65" w:name="_Toc230281161"/>
+      <w:bookmarkStart w:id="58" w:name="_Toc230937919"/>
       <w:r>
         <w:rPr>
           <w:rFonts w:cs="Arial"/>
@@ -17674,8 +17568,8 @@
         <w:lastRenderedPageBreak/>
         <w:t>Test</w:t>
       </w:r>
-      <w:bookmarkEnd w:id="34"/>
-      <w:bookmarkEnd w:id="65"/>
+      <w:bookmarkEnd w:id="33"/>
+      <w:bookmarkEnd w:id="58"/>
     </w:p>
     <w:p>
       <w:pPr>
@@ -17684,16 +17578,16 @@
           <w:rFonts w:cs="Arial"/>
         </w:rPr>
       </w:pPr>
-      <w:bookmarkStart w:id="66" w:name="_Toc461179224"/>
-      <w:bookmarkStart w:id="67" w:name="_Toc230281162"/>
+      <w:bookmarkStart w:id="59" w:name="_Toc461179224"/>
+      <w:bookmarkStart w:id="60" w:name="_Toc230937920"/>
       <w:r>
         <w:rPr>
           <w:rFonts w:cs="Arial"/>
         </w:rPr>
         <w:t>Protocollo di test</w:t>
       </w:r>
-      <w:bookmarkEnd w:id="66"/>
-      <w:bookmarkEnd w:id="67"/>
+      <w:bookmarkEnd w:id="59"/>
+      <w:bookmarkEnd w:id="60"/>
     </w:p>
     <w:p/>
     <w:tbl>
@@ -19103,7 +18997,7 @@
           <w:b/>
         </w:rPr>
       </w:pPr>
-      <w:bookmarkStart w:id="68" w:name="_Toc461179225"/>
+      <w:bookmarkStart w:id="61" w:name="_Toc461179225"/>
       <w:r>
         <w:br w:type="page"/>
       </w:r>
@@ -19112,13 +19006,13 @@
       <w:pPr>
         <w:pStyle w:val="Titolo2"/>
       </w:pPr>
-      <w:bookmarkStart w:id="69" w:name="_Toc230281163"/>
+      <w:bookmarkStart w:id="62" w:name="_Toc230937921"/>
       <w:r>
         <w:lastRenderedPageBreak/>
         <w:t>Risultati test</w:t>
       </w:r>
-      <w:bookmarkEnd w:id="68"/>
-      <w:bookmarkEnd w:id="69"/>
+      <w:bookmarkEnd w:id="61"/>
+      <w:bookmarkEnd w:id="62"/>
     </w:p>
     <w:p>
       <w:pPr>
@@ -19137,16 +19031,16 @@
       <w:pPr>
         <w:pStyle w:val="Titolo2"/>
       </w:pPr>
-      <w:bookmarkStart w:id="70" w:name="_Toc461179226"/>
-      <w:bookmarkStart w:id="71" w:name="_Toc230281164"/>
+      <w:bookmarkStart w:id="63" w:name="_Toc461179226"/>
+      <w:bookmarkStart w:id="64" w:name="_Toc230937922"/>
       <w:r>
         <w:t>Mancanze</w:t>
       </w:r>
       <w:r>
         <w:t>/limitazioni conosciute</w:t>
       </w:r>
-      <w:bookmarkEnd w:id="70"/>
-      <w:bookmarkEnd w:id="71"/>
+      <w:bookmarkEnd w:id="63"/>
+      <w:bookmarkEnd w:id="64"/>
     </w:p>
     <w:p>
       <w:pPr>
@@ -19185,13 +19079,13 @@
       <w:pPr>
         <w:pStyle w:val="Titolo1"/>
       </w:pPr>
-      <w:bookmarkStart w:id="72" w:name="_Toc461179227"/>
-      <w:bookmarkStart w:id="73" w:name="_Toc230281165"/>
+      <w:bookmarkStart w:id="65" w:name="_Toc461179227"/>
+      <w:bookmarkStart w:id="66" w:name="_Toc230937923"/>
       <w:r>
         <w:t>Consuntivo</w:t>
       </w:r>
-      <w:bookmarkEnd w:id="72"/>
-      <w:bookmarkEnd w:id="73"/>
+      <w:bookmarkEnd w:id="65"/>
+      <w:bookmarkEnd w:id="66"/>
     </w:p>
     <w:p>
       <w:pPr>
@@ -19210,13 +19104,13 @@
       <w:pPr>
         <w:pStyle w:val="Titolo1"/>
       </w:pPr>
-      <w:bookmarkStart w:id="74" w:name="_Toc461179228"/>
-      <w:bookmarkStart w:id="75" w:name="_Toc230281166"/>
+      <w:bookmarkStart w:id="67" w:name="_Toc461179228"/>
+      <w:bookmarkStart w:id="68" w:name="_Toc230937924"/>
       <w:r>
         <w:t>Conclusioni</w:t>
       </w:r>
-      <w:bookmarkEnd w:id="74"/>
-      <w:bookmarkEnd w:id="75"/>
+      <w:bookmarkEnd w:id="67"/>
+      <w:bookmarkEnd w:id="68"/>
     </w:p>
     <w:p>
       <w:pPr>
@@ -19225,7 +19119,7 @@
           <w:color w:val="FF0000"/>
         </w:rPr>
       </w:pPr>
-      <w:bookmarkStart w:id="76" w:name="_Toc461179229"/>
+      <w:bookmarkStart w:id="69" w:name="_Toc461179229"/>
       <w:r>
         <w:rPr>
           <w:color w:val="FF0000"/>
@@ -19237,12 +19131,12 @@
       <w:pPr>
         <w:pStyle w:val="Titolo2"/>
       </w:pPr>
-      <w:bookmarkStart w:id="77" w:name="_Toc230281167"/>
+      <w:bookmarkStart w:id="70" w:name="_Toc230937925"/>
       <w:r>
         <w:t>Sviluppi futuri</w:t>
       </w:r>
-      <w:bookmarkEnd w:id="76"/>
-      <w:bookmarkEnd w:id="77"/>
+      <w:bookmarkEnd w:id="69"/>
+      <w:bookmarkEnd w:id="70"/>
     </w:p>
     <w:p>
       <w:pPr>
@@ -19338,8 +19232,8 @@
       <w:pPr>
         <w:pStyle w:val="Titolo2"/>
       </w:pPr>
-      <w:bookmarkStart w:id="78" w:name="_Toc461179230"/>
-      <w:bookmarkStart w:id="79" w:name="_Toc230281168"/>
+      <w:bookmarkStart w:id="71" w:name="_Toc461179230"/>
+      <w:bookmarkStart w:id="72" w:name="_Toc230937926"/>
       <w:r>
         <w:t>C</w:t>
       </w:r>
@@ -19349,8 +19243,8 @@
       <w:r>
         <w:t>nsiderazioni personali</w:t>
       </w:r>
-      <w:bookmarkEnd w:id="78"/>
-      <w:bookmarkEnd w:id="79"/>
+      <w:bookmarkEnd w:id="71"/>
+      <w:bookmarkEnd w:id="72"/>
     </w:p>
     <w:p>
       <w:pPr>
@@ -19359,7 +19253,7 @@
           <w:color w:val="FF0000"/>
         </w:rPr>
       </w:pPr>
-      <w:bookmarkStart w:id="80" w:name="_Toc461179232"/>
+      <w:bookmarkStart w:id="73" w:name="_Toc461179232"/>
       <w:r>
         <w:rPr>
           <w:color w:val="FF0000"/>
@@ -19399,22 +19293,22 @@
       <w:pPr>
         <w:pStyle w:val="Titolo1"/>
       </w:pPr>
-      <w:bookmarkStart w:id="81" w:name="_Toc230281169"/>
+      <w:bookmarkStart w:id="74" w:name="_Toc230937927"/>
       <w:r>
         <w:t>Bibliografia</w:t>
       </w:r>
-      <w:bookmarkEnd w:id="81"/>
+      <w:bookmarkEnd w:id="74"/>
     </w:p>
     <w:p>
       <w:pPr>
         <w:pStyle w:val="Titolo2"/>
       </w:pPr>
-      <w:bookmarkStart w:id="82" w:name="_Toc230281170"/>
-      <w:bookmarkEnd w:id="80"/>
+      <w:bookmarkStart w:id="75" w:name="_Toc230937928"/>
+      <w:bookmarkEnd w:id="73"/>
       <w:r>
         <w:t>Indice delle figure</w:t>
       </w:r>
-      <w:bookmarkEnd w:id="82"/>
+      <w:bookmarkEnd w:id="75"/>
     </w:p>
     <w:p>
       <w:pPr>
@@ -20632,18 +20526,18 @@
           <w:b/>
         </w:rPr>
       </w:pPr>
-      <w:bookmarkStart w:id="83" w:name="_Toc461179234"/>
+      <w:bookmarkStart w:id="76" w:name="_Toc461179234"/>
     </w:p>
     <w:p>
       <w:pPr>
         <w:pStyle w:val="Titolo2"/>
       </w:pPr>
-      <w:bookmarkStart w:id="84" w:name="_Toc230281171"/>
+      <w:bookmarkStart w:id="77" w:name="_Toc230937929"/>
       <w:r>
         <w:t>Sitografia</w:t>
       </w:r>
-      <w:bookmarkEnd w:id="83"/>
-      <w:bookmarkEnd w:id="84"/>
+      <w:bookmarkEnd w:id="76"/>
+      <w:bookmarkEnd w:id="77"/>
     </w:p>
     <w:p>
       <w:pPr>
@@ -20885,7 +20779,7 @@
       <w:rPr>
         <w:lang w:val="fr-CH"/>
       </w:rPr>
-      <w:t>22.05.2026</w:t>
+      <w:t>29.05.2026</w:t>
     </w:r>
     <w:r>
       <w:fldChar w:fldCharType="end"/>
@@ -21152,7 +21046,7 @@
       <w:fldChar w:fldCharType="separate"/>
     </w:r>
     <w:r>
-      <w:t>22.05.2026</w:t>
+      <w:t>29.05.2026</w:t>
     </w:r>
     <w:r>
       <w:fldChar w:fldCharType="end"/>
@@ -21208,7 +21102,7 @@
       <w:fldChar w:fldCharType="separate"/>
     </w:r>
     <w:r>
-      <w:t>22.05.2026</w:t>
+      <w:t>29.05.2026</w:t>
     </w:r>
     <w:r>
       <w:fldChar w:fldCharType="end"/>
@@ -21264,7 +21158,7 @@
       <w:rPr>
         <w:lang w:val="fr-CH"/>
       </w:rPr>
-      <w:t>22.05.2026</w:t>
+      <w:t>29.05.2026</w:t>
     </w:r>
     <w:r>
       <w:fldChar w:fldCharType="end"/>
@@ -21356,7 +21250,7 @@
               <wp:inline distT="0" distB="0" distL="0" distR="0" wp14:anchorId="4609D745" wp14:editId="02945247">
                 <wp:extent cx="609600" cy="609600"/>
                 <wp:effectExtent l="0" t="0" r="0" b="0"/>
-                <wp:docPr id="54" name="Immagine 54"/>
+                <wp:docPr id="24" name="Immagine 24"/>
                 <wp:cNvGraphicFramePr>
                   <a:graphicFrameLocks xmlns:a="http://schemas.openxmlformats.org/drawingml/2006/main" noChangeAspect="1"/>
                 </wp:cNvGraphicFramePr>
@@ -21729,7 +21623,7 @@
               <wp:inline distT="0" distB="0" distL="0" distR="0" wp14:anchorId="62E5B9D9" wp14:editId="2217ADE6">
                 <wp:extent cx="609600" cy="609600"/>
                 <wp:effectExtent l="0" t="0" r="0" b="0"/>
-                <wp:docPr id="55" name="Immagine 55"/>
+                <wp:docPr id="25" name="Immagine 25"/>
                 <wp:cNvGraphicFramePr>
                   <a:graphicFrameLocks xmlns:a="http://schemas.openxmlformats.org/drawingml/2006/main" noChangeAspect="1"/>
                 </wp:cNvGraphicFramePr>
@@ -21954,7 +21848,7 @@
               <wp:inline distT="0" distB="0" distL="0" distR="0" wp14:anchorId="24694A0A" wp14:editId="764A15A2">
                 <wp:extent cx="609600" cy="609600"/>
                 <wp:effectExtent l="0" t="0" r="0" b="0"/>
-                <wp:docPr id="56" name="Immagine 56"/>
+                <wp:docPr id="26" name="Immagine 26"/>
                 <wp:cNvGraphicFramePr>
                   <a:graphicFrameLocks xmlns:a="http://schemas.openxmlformats.org/drawingml/2006/main" noChangeAspect="1"/>
                 </wp:cNvGraphicFramePr>

--- a/3_Documentazione/DocumentazioneSB_FiveNights.docx
+++ b/3_Documentazione/DocumentazioneSB_FiveNights.docx
@@ -2728,7 +2728,6 @@
         <w:pStyle w:val="NormaleWeb"/>
         <w:rPr>
           <w:rFonts w:ascii="Arial" w:hAnsi="Arial" w:cs="Arial"/>
-          <w:noProof w:val="0"/>
           <w:sz w:val="20"/>
           <w:szCs w:val="20"/>
         </w:rPr>
@@ -11079,9 +11078,9 @@
     <w:p>
       <w:r>
         <w:drawing>
-          <wp:inline distT="0" distB="0" distL="0" distR="0" wp14:anchorId="2587BE8C" wp14:editId="18E68A37">
+          <wp:inline distT="0" distB="0" distL="0" distR="0" wp14:anchorId="2587BE8C" wp14:editId="7D827AD2">
             <wp:extent cx="6852812" cy="5451895"/>
-            <wp:effectExtent l="0" t="0" r="5715" b="0"/>
+            <wp:effectExtent l="19050" t="19050" r="24765" b="15875"/>
             <wp:docPr id="2" name="Immagine 2"/>
             <wp:cNvGraphicFramePr>
               <a:graphicFrameLocks xmlns:a="http://schemas.openxmlformats.org/drawingml/2006/main" noChangeAspect="1"/>
@@ -11118,7 +11117,11 @@
                     </a:prstGeom>
                     <a:noFill/>
                     <a:ln>
-                      <a:noFill/>
+                      <a:solidFill>
+                        <a:schemeClr val="bg1">
+                          <a:lumMod val="65000"/>
+                        </a:schemeClr>
+                      </a:solidFill>
                     </a:ln>
                   </pic:spPr>
                 </pic:pic>
@@ -11207,16 +11210,16 @@
       <w:bookmarkStart w:id="13" w:name="_Toc230937900"/>
       <w:r>
         <w:drawing>
-          <wp:anchor distT="0" distB="0" distL="114300" distR="114300" simplePos="0" relativeHeight="251715584" behindDoc="0" locked="0" layoutInCell="1" allowOverlap="1" wp14:anchorId="67E00ABA" wp14:editId="349D5C47">
+          <wp:anchor distT="0" distB="0" distL="114300" distR="114300" simplePos="0" relativeHeight="251715584" behindDoc="0" locked="0" layoutInCell="1" allowOverlap="1" wp14:anchorId="67E00ABA" wp14:editId="1D77D811">
             <wp:simplePos x="0" y="0"/>
             <wp:positionH relativeFrom="page">
               <wp:align>center</wp:align>
             </wp:positionH>
             <wp:positionV relativeFrom="paragraph">
-              <wp:posOffset>457835</wp:posOffset>
+              <wp:posOffset>557632</wp:posOffset>
             </wp:positionV>
             <wp:extent cx="10066655" cy="4518025"/>
-            <wp:effectExtent l="0" t="0" r="0" b="0"/>
+            <wp:effectExtent l="19050" t="19050" r="10795" b="15875"/>
             <wp:wrapTopAndBottom/>
             <wp:docPr id="1" name="Immagine 1"/>
             <wp:cNvGraphicFramePr>
@@ -11249,6 +11252,13 @@
                     <a:prstGeom prst="rect">
                       <a:avLst/>
                     </a:prstGeom>
+                    <a:ln>
+                      <a:solidFill>
+                        <a:schemeClr val="bg1">
+                          <a:lumMod val="65000"/>
+                        </a:schemeClr>
+                      </a:solidFill>
+                    </a:ln>
                   </pic:spPr>
                 </pic:pic>
               </a:graphicData>
@@ -11341,7 +11351,37 @@
         <w:spacing w:after="160" w:line="278" w:lineRule="auto"/>
       </w:pPr>
       <w:r>
-        <w:t>Il progetto dovrà essere eseguito su PC, l’importante e che abbia minimo: window 10 o 11 (64-bit), qualsiasi CPU Dual-Core, 4GB di RAM, qualsiasi GPU che supporti DirectX 11 e circa 400MB di spazio su disco.</w:t>
+        <w:t xml:space="preserve">Il progetto dovrà essere eseguito su PC, l’importante e che abbia minimo: window </w:t>
+      </w:r>
+      <w:r>
+        <w:t>7 o successivi,</w:t>
+      </w:r>
+      <w:r>
+        <w:t xml:space="preserve"> CPU </w:t>
+      </w:r>
+      <w:r>
+        <w:t>Dual-core 2.0 GHz</w:t>
+      </w:r>
+      <w:r>
+        <w:t xml:space="preserve">, </w:t>
+      </w:r>
+      <w:r>
+        <w:t>2</w:t>
+      </w:r>
+      <w:r>
+        <w:t xml:space="preserve">GB di RAM, GPU </w:t>
+      </w:r>
+      <w:r>
+        <w:t>DirectX 9.0c compatible</w:t>
+      </w:r>
+      <w:r>
+        <w:t xml:space="preserve"> e circa </w:t>
+      </w:r>
+      <w:r>
+        <w:t>5</w:t>
+      </w:r>
+      <w:r>
+        <w:t>00MB di spazio su disco.</w:t>
       </w:r>
     </w:p>
     <w:p>
@@ -11627,6 +11667,370 @@
     </w:p>
     <w:p>
       <w:pPr>
+        <w:rPr>
+          <w:rFonts w:cs="Arial"/>
+          <w:color w:val="FF0000"/>
+          <w:lang w:eastAsia="it-CH"/>
+        </w:rPr>
+      </w:pPr>
+      <w:r>
+        <w:rPr>
+          <w:rFonts w:cs="Arial"/>
+          <w:color w:val="FF0000"/>
+        </w:rPr>
+        <w:br w:type="page"/>
+      </w:r>
+    </w:p>
+    <w:p>
+      <w:pPr>
+        <w:pStyle w:val="Titolo2"/>
+      </w:pPr>
+      <w:r>
+        <w:lastRenderedPageBreak/>
+        <w:t>Mockups</w:t>
+      </w:r>
+    </w:p>
+    <w:p>
+      <w:pPr>
+        <w:pStyle w:val="Titolo3"/>
+      </w:pPr>
+      <w:r>
+        <w:t>Attacco VAL-Z</w:t>
+      </w:r>
+    </w:p>
+    <w:p>
+      <w:r>
+        <w:drawing>
+          <wp:inline distT="0" distB="0" distL="0" distR="0" wp14:anchorId="002964AE" wp14:editId="61C49416">
+            <wp:extent cx="6108065" cy="3964940"/>
+            <wp:effectExtent l="19050" t="19050" r="26035" b="16510"/>
+            <wp:docPr id="61" name="Immagine 61"/>
+            <wp:cNvGraphicFramePr>
+              <a:graphicFrameLocks xmlns:a="http://schemas.openxmlformats.org/drawingml/2006/main" noChangeAspect="1"/>
+            </wp:cNvGraphicFramePr>
+            <a:graphic xmlns:a="http://schemas.openxmlformats.org/drawingml/2006/main">
+              <a:graphicData uri="http://schemas.openxmlformats.org/drawingml/2006/picture">
+                <pic:pic xmlns:pic="http://schemas.openxmlformats.org/drawingml/2006/picture">
+                  <pic:nvPicPr>
+                    <pic:cNvPr id="0" name="Picture 1"/>
+                    <pic:cNvPicPr>
+                      <a:picLocks noChangeAspect="1" noChangeArrowheads="1"/>
+                    </pic:cNvPicPr>
+                  </pic:nvPicPr>
+                  <pic:blipFill>
+                    <a:blip r:embed="rId18">
+                      <a:extLst>
+                        <a:ext uri="{28A0092B-C50C-407E-A947-70E740481C1C}">
+                          <a14:useLocalDpi xmlns:a14="http://schemas.microsoft.com/office/drawing/2010/main" val="0"/>
+                        </a:ext>
+                      </a:extLst>
+                    </a:blip>
+                    <a:srcRect/>
+                    <a:stretch>
+                      <a:fillRect/>
+                    </a:stretch>
+                  </pic:blipFill>
+                  <pic:spPr bwMode="auto">
+                    <a:xfrm>
+                      <a:off x="0" y="0"/>
+                      <a:ext cx="6108065" cy="3964940"/>
+                    </a:xfrm>
+                    <a:prstGeom prst="rect">
+                      <a:avLst/>
+                    </a:prstGeom>
+                    <a:noFill/>
+                    <a:ln>
+                      <a:solidFill>
+                        <a:schemeClr val="bg1">
+                          <a:lumMod val="65000"/>
+                        </a:schemeClr>
+                      </a:solidFill>
+                    </a:ln>
+                  </pic:spPr>
+                </pic:pic>
+              </a:graphicData>
+            </a:graphic>
+          </wp:inline>
+        </w:drawing>
+      </w:r>
+    </w:p>
+    <w:p/>
+    <w:p>
+      <w:pPr>
+        <w:pStyle w:val="Titolo3"/>
+      </w:pPr>
+      <w:r>
+        <w:lastRenderedPageBreak/>
+        <w:t>Stanza Singularity</w:t>
+      </w:r>
+    </w:p>
+    <w:p>
+      <w:r>
+        <w:drawing>
+          <wp:inline distT="0" distB="0" distL="0" distR="0" wp14:anchorId="0CF5BE46" wp14:editId="3AAE48FF">
+            <wp:extent cx="6115685" cy="3745230"/>
+            <wp:effectExtent l="19050" t="19050" r="18415" b="26670"/>
+            <wp:docPr id="62" name="Immagine 62"/>
+            <wp:cNvGraphicFramePr>
+              <a:graphicFrameLocks xmlns:a="http://schemas.openxmlformats.org/drawingml/2006/main" noChangeAspect="1"/>
+            </wp:cNvGraphicFramePr>
+            <a:graphic xmlns:a="http://schemas.openxmlformats.org/drawingml/2006/main">
+              <a:graphicData uri="http://schemas.openxmlformats.org/drawingml/2006/picture">
+                <pic:pic xmlns:pic="http://schemas.openxmlformats.org/drawingml/2006/picture">
+                  <pic:nvPicPr>
+                    <pic:cNvPr id="0" name="Picture 2"/>
+                    <pic:cNvPicPr>
+                      <a:picLocks noChangeAspect="1" noChangeArrowheads="1"/>
+                    </pic:cNvPicPr>
+                  </pic:nvPicPr>
+                  <pic:blipFill>
+                    <a:blip r:embed="rId19">
+                      <a:extLst>
+                        <a:ext uri="{28A0092B-C50C-407E-A947-70E740481C1C}">
+                          <a14:useLocalDpi xmlns:a14="http://schemas.microsoft.com/office/drawing/2010/main" val="0"/>
+                        </a:ext>
+                      </a:extLst>
+                    </a:blip>
+                    <a:srcRect/>
+                    <a:stretch>
+                      <a:fillRect/>
+                    </a:stretch>
+                  </pic:blipFill>
+                  <pic:spPr bwMode="auto">
+                    <a:xfrm>
+                      <a:off x="0" y="0"/>
+                      <a:ext cx="6115685" cy="3745230"/>
+                    </a:xfrm>
+                    <a:prstGeom prst="rect">
+                      <a:avLst/>
+                    </a:prstGeom>
+                    <a:noFill/>
+                    <a:ln>
+                      <a:solidFill>
+                        <a:schemeClr val="bg1">
+                          <a:lumMod val="65000"/>
+                        </a:schemeClr>
+                      </a:solidFill>
+                    </a:ln>
+                  </pic:spPr>
+                </pic:pic>
+              </a:graphicData>
+            </a:graphic>
+          </wp:inline>
+        </w:drawing>
+      </w:r>
+    </w:p>
+    <w:p>
+      <w:pPr>
+        <w:pStyle w:val="Titolo3"/>
+      </w:pPr>
+      <w:r>
+        <w:lastRenderedPageBreak/>
+        <w:t xml:space="preserve">Stanza </w:t>
+      </w:r>
+      <w:r>
+        <w:rPr>
+          <w:noProof/>
+        </w:rPr>
+        <w:t>Unknown</w:t>
+      </w:r>
+    </w:p>
+    <w:p>
+      <w:r>
+        <w:drawing>
+          <wp:inline distT="0" distB="0" distL="0" distR="0" wp14:anchorId="38B3A1D4" wp14:editId="0B8AFFC7">
+            <wp:extent cx="6115685" cy="4206240"/>
+            <wp:effectExtent l="19050" t="19050" r="18415" b="22860"/>
+            <wp:docPr id="67" name="Immagine 67"/>
+            <wp:cNvGraphicFramePr>
+              <a:graphicFrameLocks xmlns:a="http://schemas.openxmlformats.org/drawingml/2006/main" noChangeAspect="1"/>
+            </wp:cNvGraphicFramePr>
+            <a:graphic xmlns:a="http://schemas.openxmlformats.org/drawingml/2006/main">
+              <a:graphicData uri="http://schemas.openxmlformats.org/drawingml/2006/picture">
+                <pic:pic xmlns:pic="http://schemas.openxmlformats.org/drawingml/2006/picture">
+                  <pic:nvPicPr>
+                    <pic:cNvPr id="0" name="Picture 4"/>
+                    <pic:cNvPicPr>
+                      <a:picLocks noChangeAspect="1" noChangeArrowheads="1"/>
+                    </pic:cNvPicPr>
+                  </pic:nvPicPr>
+                  <pic:blipFill>
+                    <a:blip r:embed="rId20">
+                      <a:extLst>
+                        <a:ext uri="{28A0092B-C50C-407E-A947-70E740481C1C}">
+                          <a14:useLocalDpi xmlns:a14="http://schemas.microsoft.com/office/drawing/2010/main" val="0"/>
+                        </a:ext>
+                      </a:extLst>
+                    </a:blip>
+                    <a:srcRect/>
+                    <a:stretch>
+                      <a:fillRect/>
+                    </a:stretch>
+                  </pic:blipFill>
+                  <pic:spPr bwMode="auto">
+                    <a:xfrm>
+                      <a:off x="0" y="0"/>
+                      <a:ext cx="6115685" cy="4206240"/>
+                    </a:xfrm>
+                    <a:prstGeom prst="rect">
+                      <a:avLst/>
+                    </a:prstGeom>
+                    <a:noFill/>
+                    <a:ln>
+                      <a:solidFill>
+                        <a:schemeClr val="bg1">
+                          <a:lumMod val="65000"/>
+                        </a:schemeClr>
+                      </a:solidFill>
+                    </a:ln>
+                  </pic:spPr>
+                </pic:pic>
+              </a:graphicData>
+            </a:graphic>
+          </wp:inline>
+        </w:drawing>
+      </w:r>
+    </w:p>
+    <w:p/>
+    <w:p>
+      <w:pPr>
+        <w:pStyle w:val="Titolo3"/>
+      </w:pPr>
+      <w:r>
+        <w:lastRenderedPageBreak/>
+        <w:t>Telecamere</w:t>
+      </w:r>
+    </w:p>
+    <w:p>
+      <w:r>
+        <w:rPr>
+          <w:noProof/>
+        </w:rPr>
+        <w:drawing>
+          <wp:inline distT="0" distB="0" distL="0" distR="0" wp14:anchorId="5938C5B2" wp14:editId="04419212">
+            <wp:extent cx="6115685" cy="5691505"/>
+            <wp:effectExtent l="19050" t="19050" r="18415" b="23495"/>
+            <wp:docPr id="68" name="Immagine 68"/>
+            <wp:cNvGraphicFramePr>
+              <a:graphicFrameLocks xmlns:a="http://schemas.openxmlformats.org/drawingml/2006/main" noChangeAspect="1"/>
+            </wp:cNvGraphicFramePr>
+            <a:graphic xmlns:a="http://schemas.openxmlformats.org/drawingml/2006/main">
+              <a:graphicData uri="http://schemas.openxmlformats.org/drawingml/2006/picture">
+                <pic:pic xmlns:pic="http://schemas.openxmlformats.org/drawingml/2006/picture">
+                  <pic:nvPicPr>
+                    <pic:cNvPr id="0" name="Picture 5"/>
+                    <pic:cNvPicPr>
+                      <a:picLocks noChangeAspect="1" noChangeArrowheads="1"/>
+                    </pic:cNvPicPr>
+                  </pic:nvPicPr>
+                  <pic:blipFill>
+                    <a:blip r:embed="rId21">
+                      <a:extLst>
+                        <a:ext uri="{28A0092B-C50C-407E-A947-70E740481C1C}">
+                          <a14:useLocalDpi xmlns:a14="http://schemas.microsoft.com/office/drawing/2010/main" val="0"/>
+                        </a:ext>
+                      </a:extLst>
+                    </a:blip>
+                    <a:srcRect/>
+                    <a:stretch>
+                      <a:fillRect/>
+                    </a:stretch>
+                  </pic:blipFill>
+                  <pic:spPr bwMode="auto">
+                    <a:xfrm>
+                      <a:off x="0" y="0"/>
+                      <a:ext cx="6115685" cy="5691505"/>
+                    </a:xfrm>
+                    <a:prstGeom prst="rect">
+                      <a:avLst/>
+                    </a:prstGeom>
+                    <a:noFill/>
+                    <a:ln>
+                      <a:solidFill>
+                        <a:schemeClr val="bg1">
+                          <a:lumMod val="65000"/>
+                        </a:schemeClr>
+                      </a:solidFill>
+                    </a:ln>
+                  </pic:spPr>
+                </pic:pic>
+              </a:graphicData>
+            </a:graphic>
+          </wp:inline>
+        </w:drawing>
+      </w:r>
+    </w:p>
+    <w:p/>
+    <w:p>
+      <w:pPr>
+        <w:pStyle w:val="Titolo3"/>
+      </w:pPr>
+      <w:r>
+        <w:lastRenderedPageBreak/>
+        <w:t>Ufficio Guardia</w:t>
+      </w:r>
+    </w:p>
+    <w:p>
+      <w:r>
+        <w:rPr>
+          <w:noProof/>
+        </w:rPr>
+        <w:drawing>
+          <wp:inline distT="0" distB="0" distL="0" distR="0" wp14:anchorId="304AF6DD" wp14:editId="0F7F14E5">
+            <wp:extent cx="6137275" cy="3723640"/>
+            <wp:effectExtent l="19050" t="19050" r="15875" b="10160"/>
+            <wp:docPr id="69" name="Immagine 69"/>
+            <wp:cNvGraphicFramePr>
+              <a:graphicFrameLocks xmlns:a="http://schemas.openxmlformats.org/drawingml/2006/main" noChangeAspect="1"/>
+            </wp:cNvGraphicFramePr>
+            <a:graphic xmlns:a="http://schemas.openxmlformats.org/drawingml/2006/main">
+              <a:graphicData uri="http://schemas.openxmlformats.org/drawingml/2006/picture">
+                <pic:pic xmlns:pic="http://schemas.openxmlformats.org/drawingml/2006/picture">
+                  <pic:nvPicPr>
+                    <pic:cNvPr id="0" name="Picture 6"/>
+                    <pic:cNvPicPr>
+                      <a:picLocks noChangeAspect="1" noChangeArrowheads="1"/>
+                    </pic:cNvPicPr>
+                  </pic:nvPicPr>
+                  <pic:blipFill>
+                    <a:blip r:embed="rId22">
+                      <a:extLst>
+                        <a:ext uri="{28A0092B-C50C-407E-A947-70E740481C1C}">
+                          <a14:useLocalDpi xmlns:a14="http://schemas.microsoft.com/office/drawing/2010/main" val="0"/>
+                        </a:ext>
+                      </a:extLst>
+                    </a:blip>
+                    <a:srcRect/>
+                    <a:stretch>
+                      <a:fillRect/>
+                    </a:stretch>
+                  </pic:blipFill>
+                  <pic:spPr bwMode="auto">
+                    <a:xfrm>
+                      <a:off x="0" y="0"/>
+                      <a:ext cx="6137275" cy="3723640"/>
+                    </a:xfrm>
+                    <a:prstGeom prst="rect">
+                      <a:avLst/>
+                    </a:prstGeom>
+                    <a:noFill/>
+                    <a:ln>
+                      <a:solidFill>
+                        <a:schemeClr val="bg1">
+                          <a:lumMod val="65000"/>
+                        </a:schemeClr>
+                      </a:solidFill>
+                    </a:ln>
+                  </pic:spPr>
+                </pic:pic>
+              </a:graphicData>
+            </a:graphic>
+          </wp:inline>
+        </w:drawing>
+      </w:r>
+    </w:p>
+    <w:p>
+      <w:pPr>
         <w:pStyle w:val="Titolo2"/>
       </w:pPr>
       <w:bookmarkStart w:id="26" w:name="_Toc429059812"/>
@@ -11642,9 +12046,9 @@
     <w:p>
       <w:r>
         <w:drawing>
-          <wp:inline distT="0" distB="0" distL="0" distR="0" wp14:anchorId="5BD26484" wp14:editId="1FD2AFBB">
+          <wp:inline distT="0" distB="0" distL="0" distR="0" wp14:anchorId="5BD26484" wp14:editId="273B3582">
             <wp:extent cx="5000625" cy="7521947"/>
-            <wp:effectExtent l="0" t="0" r="0" b="3175"/>
+            <wp:effectExtent l="19050" t="19050" r="9525" b="22225"/>
             <wp:docPr id="32" name="Immagine 32"/>
             <wp:cNvGraphicFramePr>
               <a:graphicFrameLocks xmlns:a="http://schemas.openxmlformats.org/drawingml/2006/main" noChangeAspect="1"/>
@@ -11659,7 +12063,7 @@
                     </pic:cNvPicPr>
                   </pic:nvPicPr>
                   <pic:blipFill>
-                    <a:blip r:embed="rId18">
+                    <a:blip r:embed="rId23">
                       <a:extLst>
                         <a:ext uri="{28A0092B-C50C-407E-A947-70E740481C1C}">
                           <a14:useLocalDpi xmlns:a14="http://schemas.microsoft.com/office/drawing/2010/main" val="0"/>
@@ -11681,7 +12085,11 @@
                     </a:prstGeom>
                     <a:noFill/>
                     <a:ln>
-                      <a:noFill/>
+                      <a:solidFill>
+                        <a:schemeClr val="bg1">
+                          <a:lumMod val="65000"/>
+                        </a:schemeClr>
+                      </a:solidFill>
                     </a:ln>
                   </pic:spPr>
                 </pic:pic>
@@ -11740,9 +12148,9 @@
       <w:r>
         <w:lastRenderedPageBreak/>
         <w:drawing>
-          <wp:inline distT="0" distB="0" distL="0" distR="0" wp14:anchorId="7D44B9BB" wp14:editId="6304B0AA">
+          <wp:inline distT="0" distB="0" distL="0" distR="0" wp14:anchorId="7D44B9BB" wp14:editId="49BE8C14">
             <wp:extent cx="4630448" cy="7219950"/>
-            <wp:effectExtent l="0" t="0" r="0" b="0"/>
+            <wp:effectExtent l="19050" t="19050" r="17780" b="19050"/>
             <wp:docPr id="57" name="Immagine 57"/>
             <wp:cNvGraphicFramePr>
               <a:graphicFrameLocks xmlns:a="http://schemas.openxmlformats.org/drawingml/2006/main" noChangeAspect="1"/>
@@ -11757,7 +12165,7 @@
                     </pic:cNvPicPr>
                   </pic:nvPicPr>
                   <pic:blipFill>
-                    <a:blip r:embed="rId19">
+                    <a:blip r:embed="rId24">
                       <a:extLst>
                         <a:ext uri="{28A0092B-C50C-407E-A947-70E740481C1C}">
                           <a14:useLocalDpi xmlns:a14="http://schemas.microsoft.com/office/drawing/2010/main" val="0"/>
@@ -11779,7 +12187,11 @@
                     </a:prstGeom>
                     <a:noFill/>
                     <a:ln>
-                      <a:noFill/>
+                      <a:solidFill>
+                        <a:schemeClr val="bg1">
+                          <a:lumMod val="65000"/>
+                        </a:schemeClr>
+                      </a:solidFill>
                     </a:ln>
                   </pic:spPr>
                 </pic:pic>
@@ -11837,1512 +12249,45 @@
       <w:pPr>
         <w:pStyle w:val="Titolo2"/>
         <w:rPr>
-          <w:rFonts w:cs="Arial"/>
-        </w:rPr>
-      </w:pPr>
-      <w:bookmarkStart w:id="31" w:name="struttura-dellapplicazione"/>
-      <w:bookmarkStart w:id="32" w:name="Xba99c43ed1ede8fac03ba1621f33f1cb75b0c63"/>
-      <w:bookmarkStart w:id="33" w:name="_Toc461179223"/>
-      <w:bookmarkStart w:id="34" w:name="_Toc230937909"/>
+          <w:rStyle w:val="DataTypeTok"/>
+          <w:rFonts w:ascii="Arial" w:hAnsi="Arial" w:cs="Arial"/>
+          <w:color w:val="auto"/>
+          <w:sz w:val="20"/>
+        </w:rPr>
+      </w:pPr>
+      <w:bookmarkStart w:id="31" w:name="_Toc461179223"/>
+      <w:bookmarkStart w:id="32" w:name="struttura-dellapplicazione"/>
+      <w:bookmarkStart w:id="33" w:name="Xba99c43ed1ede8fac03ba1621f33f1cb75b0c63"/>
       <w:r>
         <w:rPr>
           <w:rFonts w:cs="Arial"/>
           <w:bCs/>
         </w:rPr>
-        <w:t>Connessione al Database (Drift)</w:t>
-      </w:r>
-      <w:bookmarkEnd w:id="34"/>
-    </w:p>
-    <w:p>
-      <w:pPr>
-        <w:pStyle w:val="FirstParagraph"/>
-        <w:rPr>
+        <w:t>VAL-Z</w:t>
+      </w:r>
+      <w:r>
+        <w:rPr>
+          <w:rStyle w:val="DataTypeTok"/>
           <w:rFonts w:ascii="Arial" w:hAnsi="Arial" w:cs="Arial"/>
           <w:color w:val="FF0000"/>
           <w:sz w:val="20"/>
-          <w:szCs w:val="20"/>
-          <w:lang w:val="it-CH"/>
-        </w:rPr>
-      </w:pPr>
-      <w:r>
-        <w:rPr>
-          <w:rFonts w:ascii="Arial" w:hAnsi="Arial" w:cs="Arial"/>
+          <w:lang w:eastAsia="it-CH"/>
+        </w:rPr>
+        <w:br w:type="page"/>
+      </w:r>
+    </w:p>
+    <w:p>
+      <w:pPr>
+        <w:pStyle w:val="Titolo2"/>
+        <w:rPr>
           <w:color w:val="FF0000"/>
-          <w:sz w:val="20"/>
-          <w:szCs w:val="20"/>
-          <w:lang w:val="it-CH"/>
-        </w:rPr>
-        <w:t xml:space="preserve">Il database locale (Figura 2) è gestito tramite </w:t>
-      </w:r>
-      <w:r>
-        <w:rPr>
-          <w:rFonts w:ascii="Arial" w:hAnsi="Arial" w:cs="Arial"/>
-          <w:b/>
-          <w:bCs/>
-          <w:color w:val="FF0000"/>
-          <w:sz w:val="20"/>
-          <w:szCs w:val="20"/>
-          <w:lang w:val="it-CH"/>
-        </w:rPr>
-        <w:t>Drift</w:t>
-      </w:r>
-      <w:r>
-        <w:rPr>
-          <w:rFonts w:ascii="Arial" w:hAnsi="Arial" w:cs="Arial"/>
-          <w:color w:val="FF0000"/>
-          <w:sz w:val="20"/>
-          <w:szCs w:val="20"/>
-          <w:lang w:val="it-CH"/>
-        </w:rPr>
-        <w:t>, un potente ORM (Object-Relational Mapping) per SQLite che permette query sicure e tipizzate</w:t>
-      </w:r>
-      <w:r>
-        <w:rPr>
-          <w:rFonts w:ascii="Arial" w:hAnsi="Arial" w:cs="Arial"/>
-          <w:color w:val="FF0000"/>
-          <w:sz w:val="20"/>
-          <w:szCs w:val="20"/>
-          <w:lang w:val="it-CH"/>
-        </w:rPr>
-        <w:t>, mantenendo performance elevate all’interno dell’applicazione</w:t>
-      </w:r>
-      <w:r>
-        <w:rPr>
-          <w:rFonts w:ascii="Arial" w:hAnsi="Arial" w:cs="Arial"/>
-          <w:color w:val="FF0000"/>
-          <w:sz w:val="20"/>
-          <w:szCs w:val="20"/>
-          <w:lang w:val="it-CH"/>
-        </w:rPr>
-        <w:t>.</w:t>
-      </w:r>
-    </w:p>
-    <w:p>
-      <w:pPr>
-        <w:pStyle w:val="Titolo3"/>
-        <w:numPr>
-          <w:ilvl w:val="0"/>
-          <w:numId w:val="0"/>
-        </w:numPr>
-        <w:ind w:left="720" w:hanging="720"/>
-        <w:rPr>
-          <w:rFonts w:cs="Arial"/>
-          <w:color w:val="FF0000"/>
-        </w:rPr>
-      </w:pPr>
-      <w:bookmarkStart w:id="35" w:name="_Toc230937910"/>
-      <w:r>
-        <w:rPr>
-          <w:rFonts w:cs="Arial"/>
-          <w:bCs/>
-          <w:color w:val="FF0000"/>
-        </w:rPr>
-        <w:t>Dipendenze e risorse</w:t>
-      </w:r>
-      <w:r>
-        <w:rPr>
-          <w:rFonts w:cs="Arial"/>
-          <w:bCs/>
-          <w:color w:val="FF0000"/>
-        </w:rPr>
-        <w:t xml:space="preserve"> utilizzat</w:t>
-      </w:r>
-      <w:r>
-        <w:rPr>
-          <w:rFonts w:cs="Arial"/>
-          <w:bCs/>
-          <w:color w:val="FF0000"/>
-        </w:rPr>
-        <w:t>e</w:t>
-      </w:r>
-      <w:bookmarkEnd w:id="35"/>
-    </w:p>
-    <w:p>
-      <w:pPr>
-        <w:pStyle w:val="Compact"/>
-        <w:numPr>
-          <w:ilvl w:val="0"/>
-          <w:numId w:val="27"/>
-        </w:numPr>
-        <w:rPr>
-          <w:rFonts w:ascii="Arial" w:hAnsi="Arial" w:cs="Arial"/>
-          <w:color w:val="FF0000"/>
-          <w:sz w:val="20"/>
-          <w:szCs w:val="20"/>
-        </w:rPr>
-      </w:pPr>
-      <w:r>
-        <w:rPr>
-          <w:rFonts w:ascii="Arial" w:hAnsi="Arial" w:cs="Arial"/>
-          <w:b/>
-          <w:bCs/>
-          <w:color w:val="FF0000"/>
-          <w:sz w:val="20"/>
-          <w:szCs w:val="20"/>
-        </w:rPr>
-        <w:t>drift</w:t>
-      </w:r>
-      <w:r>
-        <w:rPr>
-          <w:rFonts w:ascii="Arial" w:hAnsi="Arial" w:cs="Arial"/>
-          <w:color w:val="FF0000"/>
-          <w:sz w:val="20"/>
-          <w:szCs w:val="20"/>
-        </w:rPr>
-        <w:t xml:space="preserve"> – ORM principale</w:t>
-      </w:r>
-    </w:p>
-    <w:p>
-      <w:pPr>
-        <w:pStyle w:val="Compact"/>
-        <w:numPr>
-          <w:ilvl w:val="0"/>
-          <w:numId w:val="27"/>
-        </w:numPr>
-        <w:rPr>
-          <w:rFonts w:ascii="Arial" w:hAnsi="Arial" w:cs="Arial"/>
-          <w:color w:val="FF0000"/>
-          <w:sz w:val="20"/>
-          <w:szCs w:val="20"/>
-        </w:rPr>
-      </w:pPr>
-      <w:r>
-        <w:rPr>
-          <w:rFonts w:ascii="Arial" w:hAnsi="Arial" w:cs="Arial"/>
-          <w:b/>
-          <w:bCs/>
-          <w:color w:val="FF0000"/>
-          <w:sz w:val="20"/>
-          <w:szCs w:val="20"/>
-        </w:rPr>
-        <w:t>sqlite3_flutter_libs</w:t>
-      </w:r>
-      <w:r>
-        <w:rPr>
-          <w:rFonts w:ascii="Arial" w:hAnsi="Arial" w:cs="Arial"/>
-          <w:color w:val="FF0000"/>
-          <w:sz w:val="20"/>
-          <w:szCs w:val="20"/>
-        </w:rPr>
-        <w:t xml:space="preserve"> – motore SQLite nativo</w:t>
-      </w:r>
-    </w:p>
-    <w:p>
-      <w:pPr>
-        <w:pStyle w:val="Compact"/>
-        <w:numPr>
-          <w:ilvl w:val="0"/>
-          <w:numId w:val="27"/>
-        </w:numPr>
-        <w:rPr>
-          <w:rFonts w:ascii="Arial" w:hAnsi="Arial" w:cs="Arial"/>
-          <w:color w:val="FF0000"/>
-          <w:sz w:val="20"/>
-          <w:szCs w:val="20"/>
-          <w:lang w:val="it-CH"/>
-        </w:rPr>
-      </w:pPr>
-      <w:r>
-        <w:rPr>
-          <w:rFonts w:ascii="Arial" w:hAnsi="Arial" w:cs="Arial"/>
-          <w:b/>
-          <w:bCs/>
-          <w:color w:val="FF0000"/>
-          <w:sz w:val="20"/>
-          <w:szCs w:val="20"/>
-          <w:lang w:val="it-CH"/>
-        </w:rPr>
-        <w:t>path_provider</w:t>
-      </w:r>
-      <w:r>
-        <w:rPr>
-          <w:rFonts w:ascii="Arial" w:hAnsi="Arial" w:cs="Arial"/>
-          <w:color w:val="FF0000"/>
-          <w:sz w:val="20"/>
-          <w:szCs w:val="20"/>
-          <w:lang w:val="it-CH"/>
-        </w:rPr>
-        <w:t xml:space="preserve"> e </w:t>
-      </w:r>
-      <w:r>
-        <w:rPr>
-          <w:rFonts w:ascii="Arial" w:hAnsi="Arial" w:cs="Arial"/>
-          <w:b/>
-          <w:bCs/>
-          <w:color w:val="FF0000"/>
-          <w:sz w:val="20"/>
-          <w:szCs w:val="20"/>
-          <w:lang w:val="it-CH"/>
-        </w:rPr>
-        <w:t>path</w:t>
-      </w:r>
-      <w:r>
-        <w:rPr>
-          <w:rFonts w:ascii="Arial" w:hAnsi="Arial" w:cs="Arial"/>
-          <w:color w:val="FF0000"/>
-          <w:sz w:val="20"/>
-          <w:szCs w:val="20"/>
-          <w:lang w:val="it-CH"/>
-        </w:rPr>
-        <w:t xml:space="preserve"> – definizione percorso file database</w:t>
-      </w:r>
-    </w:p>
-    <w:p>
-      <w:pPr>
-        <w:pStyle w:val="Compact"/>
-        <w:numPr>
-          <w:ilvl w:val="0"/>
-          <w:numId w:val="27"/>
-        </w:numPr>
-        <w:rPr>
-          <w:rFonts w:ascii="Arial" w:hAnsi="Arial" w:cs="Arial"/>
-          <w:color w:val="FF0000"/>
-          <w:sz w:val="20"/>
-          <w:szCs w:val="20"/>
-          <w:lang w:val="it-CH"/>
-        </w:rPr>
-      </w:pPr>
-      <w:r>
-        <w:rPr>
-          <w:rFonts w:ascii="Arial" w:hAnsi="Arial" w:cs="Arial"/>
-          <w:b/>
-          <w:bCs/>
-          <w:color w:val="FF0000"/>
-          <w:sz w:val="20"/>
-          <w:szCs w:val="20"/>
-          <w:lang w:val="it-CH"/>
-        </w:rPr>
-        <w:t>build_runner + drift_dev</w:t>
-      </w:r>
-      <w:r>
-        <w:rPr>
-          <w:rFonts w:ascii="Arial" w:hAnsi="Arial" w:cs="Arial"/>
-          <w:color w:val="FF0000"/>
-          <w:sz w:val="20"/>
-          <w:szCs w:val="20"/>
-          <w:lang w:val="it-CH"/>
-        </w:rPr>
-        <w:t xml:space="preserve"> – generazione automatica del codice</w:t>
-      </w:r>
-    </w:p>
-    <w:p>
-      <w:pPr>
-        <w:pStyle w:val="Compact"/>
-        <w:rPr>
-          <w:rFonts w:ascii="Arial" w:hAnsi="Arial" w:cs="Arial"/>
-          <w:sz w:val="20"/>
-          <w:szCs w:val="20"/>
-          <w:lang w:val="it-CH"/>
-        </w:rPr>
-      </w:pPr>
-    </w:p>
-    <w:p>
-      <w:pPr>
-        <w:pStyle w:val="Titolo3"/>
-        <w:rPr>
-          <w:color w:val="FF0000"/>
-        </w:rPr>
-      </w:pPr>
-      <w:bookmarkStart w:id="36" w:name="_Toc230937911"/>
-      <w:r>
-        <w:rPr>
-          <w:color w:val="FF0000"/>
-        </w:rPr>
-        <w:t xml:space="preserve">I </w:t>
-      </w:r>
-      <w:r>
-        <w:rPr>
-          <w:color w:val="FF0000"/>
-        </w:rPr>
-        <w:t xml:space="preserve"> codici delle tabelle del DB:</w:t>
-      </w:r>
-      <w:bookmarkEnd w:id="36"/>
-    </w:p>
-    <w:p>
-      <w:pPr>
-        <w:pStyle w:val="Compact"/>
-        <w:keepNext/>
-        <w:rPr>
-          <w:color w:val="FF0000"/>
-        </w:rPr>
-      </w:pPr>
-      <w:r>
-        <w:rPr>
-          <w:color w:val="FF0000"/>
-        </w:rPr>
-        <w:drawing>
-          <wp:inline distT="0" distB="0" distL="0" distR="0" wp14:anchorId="4E5009E5" wp14:editId="6F9885D5">
-            <wp:extent cx="3829584" cy="1219370"/>
-            <wp:effectExtent l="0" t="0" r="0" b="0"/>
-            <wp:docPr id="37" name="Immagine 37"/>
-            <wp:cNvGraphicFramePr>
-              <a:graphicFrameLocks xmlns:a="http://schemas.openxmlformats.org/drawingml/2006/main" noChangeAspect="1"/>
-            </wp:cNvGraphicFramePr>
-            <a:graphic xmlns:a="http://schemas.openxmlformats.org/drawingml/2006/main">
-              <a:graphicData uri="http://schemas.openxmlformats.org/drawingml/2006/picture">
-                <pic:pic xmlns:pic="http://schemas.openxmlformats.org/drawingml/2006/picture">
-                  <pic:nvPicPr>
-                    <pic:cNvPr id="1" name=""/>
-                    <pic:cNvPicPr/>
-                  </pic:nvPicPr>
-                  <pic:blipFill>
-                    <a:blip r:embed="rId20"/>
-                    <a:stretch>
-                      <a:fillRect/>
-                    </a:stretch>
-                  </pic:blipFill>
-                  <pic:spPr>
-                    <a:xfrm>
-                      <a:off x="0" y="0"/>
-                      <a:ext cx="3829584" cy="1219370"/>
-                    </a:xfrm>
-                    <a:prstGeom prst="rect">
-                      <a:avLst/>
-                    </a:prstGeom>
-                  </pic:spPr>
-                </pic:pic>
-              </a:graphicData>
-            </a:graphic>
-          </wp:inline>
-        </w:drawing>
-      </w:r>
-    </w:p>
-    <w:p>
-      <w:pPr>
-        <w:pStyle w:val="Compact"/>
-        <w:keepNext/>
-        <w:rPr>
-          <w:color w:val="FF0000"/>
-        </w:rPr>
-      </w:pPr>
-    </w:p>
-    <w:p>
-      <w:pPr>
-        <w:rPr>
-          <w:rFonts w:cs="Arial"/>
-          <w:color w:val="FF0000"/>
-        </w:rPr>
-      </w:pPr>
-      <w:r>
-        <w:rPr>
-          <w:rFonts w:cs="Arial"/>
-          <w:color w:val="FF0000"/>
-        </w:rPr>
-        <w:t>La tabella</w:t>
-      </w:r>
-      <w:r>
-        <w:rPr>
-          <w:rFonts w:cs="Arial"/>
-          <w:color w:val="FF0000"/>
-        </w:rPr>
-        <w:t xml:space="preserve"> u</w:t>
-      </w:r>
-      <w:r>
-        <w:rPr>
-          <w:rFonts w:cs="Arial"/>
-          <w:color w:val="FF0000"/>
-        </w:rPr>
-        <w:t>tente è composta da id, username, nome, dataNascita.</w:t>
-      </w:r>
-      <w:r>
-        <w:rPr>
-          <w:rFonts w:cs="Arial"/>
-          <w:color w:val="FF0000"/>
-        </w:rPr>
-        <w:br/>
-        <w:t>L’id è la primary key (automaticamente assegnato essendo autoIncrement).</w:t>
-      </w:r>
-      <w:r>
-        <w:rPr>
-          <w:rFonts w:cs="Arial"/>
-          <w:color w:val="FF0000"/>
-        </w:rPr>
-        <w:br/>
-        <w:t>Lo username è univoco e non ha un utilizzo specifico all’interno dell’applicativo.</w:t>
-      </w:r>
-      <w:r>
-        <w:rPr>
-          <w:rFonts w:cs="Arial"/>
-          <w:color w:val="FF0000"/>
-        </w:rPr>
-        <w:br/>
-        <w:t>Nome viene visualizzato alla pagina di selezione dell’utente.</w:t>
-      </w:r>
-      <w:r>
-        <w:rPr>
-          <w:rFonts w:cs="Arial"/>
-          <w:color w:val="FF0000"/>
-        </w:rPr>
-        <w:br/>
-        <w:t>La data di nascita non ha un utilizzo specifico all’interno dell’applicativo.</w:t>
-      </w:r>
-    </w:p>
-    <w:p>
-      <w:pPr>
-        <w:rPr>
-          <w:color w:val="FF0000"/>
-        </w:rPr>
-      </w:pPr>
-    </w:p>
-    <w:p>
-      <w:pPr>
-        <w:rPr>
-          <w:color w:val="FF0000"/>
-        </w:rPr>
-      </w:pPr>
-    </w:p>
-    <w:p>
-      <w:pPr>
-        <w:pStyle w:val="Compact"/>
-        <w:keepNext/>
-        <w:rPr>
-          <w:color w:val="FF0000"/>
-        </w:rPr>
-      </w:pPr>
-      <w:r>
-        <w:rPr>
-          <w:rFonts w:ascii="Arial" w:hAnsi="Arial" w:cs="Arial"/>
-          <w:color w:val="FF0000"/>
-          <w:sz w:val="20"/>
-          <w:szCs w:val="20"/>
-          <w:lang w:val="it-CH"/>
-        </w:rPr>
-        <w:drawing>
-          <wp:inline distT="0" distB="0" distL="0" distR="0" wp14:anchorId="78443182" wp14:editId="54A90B0B">
-            <wp:extent cx="3188473" cy="1115262"/>
-            <wp:effectExtent l="0" t="0" r="0" b="8890"/>
-            <wp:docPr id="33" name="Immagine 33"/>
-            <wp:cNvGraphicFramePr>
-              <a:graphicFrameLocks xmlns:a="http://schemas.openxmlformats.org/drawingml/2006/main" noChangeAspect="1"/>
-            </wp:cNvGraphicFramePr>
-            <a:graphic xmlns:a="http://schemas.openxmlformats.org/drawingml/2006/main">
-              <a:graphicData uri="http://schemas.openxmlformats.org/drawingml/2006/picture">
-                <pic:pic xmlns:pic="http://schemas.openxmlformats.org/drawingml/2006/picture">
-                  <pic:nvPicPr>
-                    <pic:cNvPr id="1" name=""/>
-                    <pic:cNvPicPr/>
-                  </pic:nvPicPr>
-                  <pic:blipFill rotWithShape="1">
-                    <a:blip r:embed="rId21"/>
-                    <a:srcRect r="39274"/>
-                    <a:stretch/>
-                  </pic:blipFill>
-                  <pic:spPr bwMode="auto">
-                    <a:xfrm>
-                      <a:off x="0" y="0"/>
-                      <a:ext cx="3209910" cy="1122760"/>
-                    </a:xfrm>
-                    <a:prstGeom prst="rect">
-                      <a:avLst/>
-                    </a:prstGeom>
-                    <a:ln>
-                      <a:noFill/>
-                    </a:ln>
-                    <a:extLst>
-                      <a:ext uri="{53640926-AAD7-44D8-BBD7-CCE9431645EC}">
-                        <a14:shadowObscured xmlns:a14="http://schemas.microsoft.com/office/drawing/2010/main"/>
-                      </a:ext>
-                    </a:extLst>
-                  </pic:spPr>
-                </pic:pic>
-              </a:graphicData>
-            </a:graphic>
-          </wp:inline>
-        </w:drawing>
-      </w:r>
-    </w:p>
-    <w:p>
-      <w:pPr>
-        <w:pStyle w:val="Compact"/>
-        <w:keepNext/>
-        <w:rPr>
-          <w:color w:val="FF0000"/>
-        </w:rPr>
-      </w:pPr>
-    </w:p>
-    <w:p>
-      <w:pPr>
-        <w:pStyle w:val="Compact"/>
-        <w:rPr>
-          <w:rFonts w:ascii="Arial" w:hAnsi="Arial" w:cs="Arial"/>
-          <w:color w:val="FF0000"/>
-          <w:sz w:val="20"/>
-          <w:szCs w:val="20"/>
-          <w:lang w:val="it-CH"/>
-        </w:rPr>
-      </w:pPr>
-      <w:r>
-        <w:rPr>
-          <w:rFonts w:ascii="Arial" w:hAnsi="Arial" w:cs="Arial"/>
-          <w:color w:val="FF0000"/>
-          <w:sz w:val="20"/>
-          <w:szCs w:val="20"/>
-          <w:lang w:val="it-CH"/>
-        </w:rPr>
-        <w:t>La tabella motivazione è composta da un attributo testo</w:t>
-      </w:r>
-      <w:r>
-        <w:rPr>
-          <w:rFonts w:ascii="Arial" w:hAnsi="Arial" w:cs="Arial"/>
-          <w:color w:val="FF0000"/>
-          <w:sz w:val="20"/>
-          <w:szCs w:val="20"/>
-          <w:lang w:val="it-CH"/>
-        </w:rPr>
-        <w:t>.</w:t>
-      </w:r>
-      <w:r>
-        <w:rPr>
-          <w:rFonts w:ascii="Arial" w:hAnsi="Arial" w:cs="Arial"/>
-          <w:color w:val="FF0000"/>
-          <w:sz w:val="20"/>
-          <w:szCs w:val="20"/>
-          <w:lang w:val="it-CH"/>
-        </w:rPr>
-        <w:br/>
-        <w:t xml:space="preserve">L’attributo testo </w:t>
-      </w:r>
-      <w:r>
-        <w:rPr>
-          <w:rFonts w:ascii="Arial" w:hAnsi="Arial" w:cs="Arial"/>
-          <w:color w:val="FF0000"/>
-          <w:sz w:val="20"/>
-          <w:szCs w:val="20"/>
-          <w:lang w:val="it-CH"/>
-        </w:rPr>
-        <w:t xml:space="preserve">serve quando l’utente </w:t>
-      </w:r>
-      <w:r>
-        <w:rPr>
-          <w:rFonts w:ascii="Arial" w:hAnsi="Arial" w:cs="Arial"/>
-          <w:color w:val="FF0000"/>
-          <w:sz w:val="20"/>
-          <w:szCs w:val="20"/>
-          <w:lang w:val="it-CH"/>
-        </w:rPr>
-        <w:t>sta registrando</w:t>
-      </w:r>
-      <w:r>
-        <w:rPr>
-          <w:rFonts w:ascii="Arial" w:hAnsi="Arial" w:cs="Arial"/>
-          <w:color w:val="FF0000"/>
-          <w:sz w:val="20"/>
-          <w:szCs w:val="20"/>
-          <w:lang w:val="it-CH"/>
-        </w:rPr>
-        <w:t xml:space="preserve"> un emozione</w:t>
-      </w:r>
-      <w:r>
-        <w:rPr>
-          <w:rFonts w:ascii="Arial" w:hAnsi="Arial" w:cs="Arial"/>
-          <w:color w:val="FF0000"/>
-          <w:sz w:val="20"/>
-          <w:szCs w:val="20"/>
-          <w:lang w:val="it-CH"/>
-        </w:rPr>
-        <w:t xml:space="preserve"> per selezionare i motivi di quella scelta</w:t>
-      </w:r>
-      <w:r>
-        <w:rPr>
-          <w:rFonts w:ascii="Arial" w:hAnsi="Arial" w:cs="Arial"/>
-          <w:color w:val="FF0000"/>
-          <w:sz w:val="20"/>
-          <w:szCs w:val="20"/>
-          <w:lang w:val="it-CH"/>
-        </w:rPr>
-        <w:t>.</w:t>
-      </w:r>
-    </w:p>
-    <w:p>
-      <w:pPr>
-        <w:pStyle w:val="Compact"/>
-        <w:rPr>
-          <w:rFonts w:ascii="Arial" w:hAnsi="Arial" w:cs="Arial"/>
-          <w:color w:val="FF0000"/>
-          <w:sz w:val="20"/>
-          <w:szCs w:val="20"/>
-          <w:lang w:val="it-CH"/>
-        </w:rPr>
-      </w:pPr>
-      <w:r>
-        <w:rPr>
-          <w:rFonts w:ascii="Arial" w:hAnsi="Arial" w:cs="Arial"/>
-          <w:color w:val="FF0000"/>
-          <w:sz w:val="20"/>
-          <w:szCs w:val="20"/>
-          <w:lang w:val="it-CH"/>
-        </w:rPr>
-        <w:br w:type="page"/>
-      </w:r>
-    </w:p>
-    <w:p>
-      <w:pPr>
-        <w:pStyle w:val="Compact"/>
-        <w:rPr>
-          <w:rFonts w:ascii="Arial" w:hAnsi="Arial" w:cs="Arial"/>
-          <w:color w:val="FF0000"/>
-          <w:sz w:val="20"/>
-          <w:szCs w:val="20"/>
-          <w:lang w:val="it-CH"/>
-        </w:rPr>
-      </w:pPr>
-      <w:r>
-        <w:rPr>
-          <w:rFonts w:ascii="Arial" w:hAnsi="Arial" w:cs="Arial"/>
-          <w:color w:val="FF0000"/>
-          <w:sz w:val="20"/>
-          <w:szCs w:val="20"/>
-          <w:lang w:val="it-CH"/>
-        </w:rPr>
-        <w:lastRenderedPageBreak/>
-        <w:drawing>
-          <wp:inline distT="0" distB="0" distL="0" distR="0" wp14:anchorId="6D3A2923" wp14:editId="6B4909D7">
-            <wp:extent cx="2981741" cy="1448002"/>
-            <wp:effectExtent l="0" t="0" r="9525" b="0"/>
-            <wp:docPr id="35" name="Immagine 35"/>
-            <wp:cNvGraphicFramePr>
-              <a:graphicFrameLocks xmlns:a="http://schemas.openxmlformats.org/drawingml/2006/main" noChangeAspect="1"/>
-            </wp:cNvGraphicFramePr>
-            <a:graphic xmlns:a="http://schemas.openxmlformats.org/drawingml/2006/main">
-              <a:graphicData uri="http://schemas.openxmlformats.org/drawingml/2006/picture">
-                <pic:pic xmlns:pic="http://schemas.openxmlformats.org/drawingml/2006/picture">
-                  <pic:nvPicPr>
-                    <pic:cNvPr id="1" name=""/>
-                    <pic:cNvPicPr/>
-                  </pic:nvPicPr>
-                  <pic:blipFill>
-                    <a:blip r:embed="rId22"/>
-                    <a:stretch>
-                      <a:fillRect/>
-                    </a:stretch>
-                  </pic:blipFill>
-                  <pic:spPr>
-                    <a:xfrm>
-                      <a:off x="0" y="0"/>
-                      <a:ext cx="2981741" cy="1448002"/>
-                    </a:xfrm>
-                    <a:prstGeom prst="rect">
-                      <a:avLst/>
-                    </a:prstGeom>
-                  </pic:spPr>
-                </pic:pic>
-              </a:graphicData>
-            </a:graphic>
-          </wp:inline>
-        </w:drawing>
-      </w:r>
-    </w:p>
-    <w:p>
-      <w:pPr>
-        <w:pStyle w:val="Compact"/>
-        <w:rPr>
-          <w:rFonts w:ascii="Arial" w:hAnsi="Arial" w:cs="Arial"/>
-          <w:color w:val="FF0000"/>
-          <w:sz w:val="20"/>
-          <w:szCs w:val="20"/>
-          <w:lang w:val="it-CH"/>
-        </w:rPr>
-      </w:pPr>
-    </w:p>
-    <w:p>
-      <w:pPr>
-        <w:pStyle w:val="Compact"/>
-        <w:rPr>
-          <w:rFonts w:ascii="Arial" w:hAnsi="Arial" w:cs="Arial"/>
-          <w:color w:val="FF0000"/>
-          <w:sz w:val="20"/>
-          <w:szCs w:val="20"/>
-          <w:lang w:val="it-CH"/>
-        </w:rPr>
-      </w:pPr>
-      <w:r>
-        <w:rPr>
-          <w:rFonts w:ascii="Arial" w:hAnsi="Arial" w:cs="Arial"/>
-          <w:color w:val="FF0000"/>
-          <w:sz w:val="20"/>
-          <w:szCs w:val="20"/>
-          <w:lang w:val="it-CH"/>
-        </w:rPr>
-        <w:t>La tabella emozione è composta da nome, imgPath, valore.</w:t>
-      </w:r>
-      <w:r>
-        <w:rPr>
-          <w:rFonts w:ascii="Arial" w:hAnsi="Arial" w:cs="Arial"/>
-          <w:color w:val="FF0000"/>
-          <w:sz w:val="20"/>
-          <w:szCs w:val="20"/>
-          <w:lang w:val="it-CH"/>
-        </w:rPr>
-        <w:br/>
-        <w:t>L’attributo nome serve quando l’utente sta registrando un’emozione per selezionare lo stato emotivo</w:t>
-      </w:r>
-      <w:r>
-        <w:rPr>
-          <w:rFonts w:ascii="Arial" w:hAnsi="Arial" w:cs="Arial"/>
-          <w:color w:val="FF0000"/>
-          <w:sz w:val="20"/>
-          <w:szCs w:val="20"/>
-          <w:lang w:val="it-CH"/>
-        </w:rPr>
-        <w:br/>
-        <w:t>ImgPath contiene il path relativo all’immagine che rappresenta quello stato emotivo.</w:t>
-      </w:r>
-      <w:r>
-        <w:rPr>
-          <w:rFonts w:ascii="Arial" w:hAnsi="Arial" w:cs="Arial"/>
-          <w:color w:val="FF0000"/>
-          <w:sz w:val="20"/>
-          <w:szCs w:val="20"/>
-          <w:lang w:val="it-CH"/>
-        </w:rPr>
-        <w:br/>
-        <w:t>Valore è un numero da 0-10 che definisce come ti senti in un numero matematico, poi usato.</w:t>
-      </w:r>
-    </w:p>
-    <w:p>
-      <w:pPr>
-        <w:pStyle w:val="Compact"/>
-        <w:rPr>
-          <w:rFonts w:ascii="Arial" w:hAnsi="Arial" w:cs="Arial"/>
-          <w:color w:val="FF0000"/>
-          <w:sz w:val="20"/>
-          <w:szCs w:val="20"/>
-          <w:lang w:val="it-CH"/>
-        </w:rPr>
-      </w:pPr>
-    </w:p>
-    <w:p>
-      <w:pPr>
-        <w:pStyle w:val="Compact"/>
-        <w:rPr>
-          <w:rFonts w:ascii="Arial" w:hAnsi="Arial" w:cs="Arial"/>
-          <w:color w:val="FF0000"/>
-          <w:sz w:val="20"/>
-          <w:szCs w:val="20"/>
-          <w:lang w:val="it-CH"/>
-        </w:rPr>
-      </w:pPr>
-      <w:r>
-        <w:rPr>
-          <w:rFonts w:ascii="Arial" w:hAnsi="Arial" w:cs="Arial"/>
-          <w:color w:val="FF0000"/>
-          <w:sz w:val="20"/>
-          <w:szCs w:val="20"/>
-          <w:lang w:val="it-CH"/>
-        </w:rPr>
-        <w:br/>
-      </w:r>
-      <w:r>
-        <w:rPr>
-          <w:rFonts w:ascii="Arial" w:hAnsi="Arial" w:cs="Arial"/>
-          <w:color w:val="FF0000"/>
-          <w:sz w:val="20"/>
-          <w:szCs w:val="20"/>
-          <w:lang w:val="it-CH"/>
-        </w:rPr>
-        <w:drawing>
-          <wp:inline distT="0" distB="0" distL="0" distR="0" wp14:anchorId="5E20C91F" wp14:editId="2AD08800">
-            <wp:extent cx="5820587" cy="1667108"/>
-            <wp:effectExtent l="0" t="0" r="0" b="9525"/>
-            <wp:docPr id="38" name="Immagine 38"/>
-            <wp:cNvGraphicFramePr>
-              <a:graphicFrameLocks xmlns:a="http://schemas.openxmlformats.org/drawingml/2006/main" noChangeAspect="1"/>
-            </wp:cNvGraphicFramePr>
-            <a:graphic xmlns:a="http://schemas.openxmlformats.org/drawingml/2006/main">
-              <a:graphicData uri="http://schemas.openxmlformats.org/drawingml/2006/picture">
-                <pic:pic xmlns:pic="http://schemas.openxmlformats.org/drawingml/2006/picture">
-                  <pic:nvPicPr>
-                    <pic:cNvPr id="1" name=""/>
-                    <pic:cNvPicPr/>
-                  </pic:nvPicPr>
-                  <pic:blipFill>
-                    <a:blip r:embed="rId23"/>
-                    <a:stretch>
-                      <a:fillRect/>
-                    </a:stretch>
-                  </pic:blipFill>
-                  <pic:spPr>
-                    <a:xfrm>
-                      <a:off x="0" y="0"/>
-                      <a:ext cx="5820587" cy="1667108"/>
-                    </a:xfrm>
-                    <a:prstGeom prst="rect">
-                      <a:avLst/>
-                    </a:prstGeom>
-                  </pic:spPr>
-                </pic:pic>
-              </a:graphicData>
-            </a:graphic>
-          </wp:inline>
-        </w:drawing>
-      </w:r>
-    </w:p>
-    <w:p>
-      <w:pPr>
-        <w:pStyle w:val="Compact"/>
-        <w:rPr>
-          <w:rFonts w:ascii="Arial" w:hAnsi="Arial" w:cs="Arial"/>
-          <w:color w:val="FF0000"/>
-          <w:sz w:val="20"/>
-          <w:szCs w:val="20"/>
-          <w:lang w:val="it-CH"/>
-        </w:rPr>
-      </w:pPr>
-    </w:p>
-    <w:p>
-      <w:pPr>
-        <w:pStyle w:val="Compact"/>
-        <w:rPr>
-          <w:rFonts w:ascii="Arial" w:hAnsi="Arial" w:cs="Arial"/>
-          <w:color w:val="FF0000"/>
-          <w:sz w:val="20"/>
-          <w:szCs w:val="20"/>
-          <w:lang w:val="it-CH"/>
-        </w:rPr>
-      </w:pPr>
-      <w:r>
-        <w:rPr>
-          <w:rFonts w:ascii="Arial" w:hAnsi="Arial" w:cs="Arial"/>
-          <w:color w:val="FF0000"/>
-          <w:sz w:val="20"/>
-          <w:szCs w:val="20"/>
-          <w:lang w:val="it-CH"/>
-        </w:rPr>
-        <w:t>La tabella EmozioneRegistrata è una relazione tra Utente, Emozione e Motivazione.</w:t>
-      </w:r>
-      <w:r>
-        <w:rPr>
-          <w:rFonts w:ascii="Arial" w:hAnsi="Arial" w:cs="Arial"/>
-          <w:color w:val="FF0000"/>
-          <w:sz w:val="20"/>
-          <w:szCs w:val="20"/>
-          <w:lang w:val="it-CH"/>
-        </w:rPr>
-        <w:br/>
-        <w:t>Prende le primary key da ognuna delle tabelle.</w:t>
-      </w:r>
-      <w:r>
-        <w:rPr>
-          <w:rFonts w:ascii="Arial" w:hAnsi="Arial" w:cs="Arial"/>
-          <w:color w:val="FF0000"/>
-          <w:sz w:val="20"/>
-          <w:szCs w:val="20"/>
-          <w:lang w:val="it-CH"/>
-        </w:rPr>
-        <w:br/>
-        <w:t>MotivazioneTesto utilizza una classe specifica che prende (essendo che possono essere molteplici motivazioni) tutte le motivazioni selezionate e le converte in JSON, per mantenerle formattate bene.</w:t>
-      </w:r>
-      <w:r>
-        <w:rPr>
-          <w:rFonts w:ascii="Arial" w:hAnsi="Arial" w:cs="Arial"/>
-          <w:color w:val="FF0000"/>
-          <w:sz w:val="20"/>
-          <w:szCs w:val="20"/>
-          <w:lang w:val="it-CH"/>
-        </w:rPr>
-        <w:br/>
-        <w:t>Inoltre viene salvato, in un attributo dataRegistrazione, la data attuale che viene utile per avere una cronologia e per tenere traccia di tutti i dati in ordine di registrazione.</w:t>
-      </w:r>
-    </w:p>
-    <w:p>
-      <w:pPr>
-        <w:pStyle w:val="Compact"/>
-        <w:rPr>
-          <w:rFonts w:ascii="Arial" w:hAnsi="Arial" w:cs="Arial"/>
-          <w:color w:val="FF0000"/>
-          <w:sz w:val="20"/>
-          <w:szCs w:val="20"/>
-          <w:lang w:val="it-CH"/>
-        </w:rPr>
-      </w:pPr>
-    </w:p>
-    <w:p>
-      <w:pPr>
-        <w:pStyle w:val="Compact"/>
-        <w:rPr>
-          <w:rFonts w:ascii="Arial" w:hAnsi="Arial" w:cs="Arial"/>
-          <w:color w:val="FF0000"/>
-          <w:sz w:val="20"/>
-          <w:szCs w:val="20"/>
-          <w:lang w:val="it-CH"/>
-        </w:rPr>
-      </w:pPr>
-    </w:p>
-    <w:p>
-      <w:pPr>
-        <w:pStyle w:val="Compact"/>
-        <w:rPr>
-          <w:rFonts w:ascii="Arial" w:hAnsi="Arial" w:cs="Arial"/>
-          <w:color w:val="FF0000"/>
-          <w:sz w:val="20"/>
-          <w:szCs w:val="20"/>
-          <w:lang w:val="it-CH"/>
-        </w:rPr>
-      </w:pPr>
-      <w:r>
-        <w:rPr>
-          <w:rFonts w:ascii="Arial" w:hAnsi="Arial" w:cs="Arial"/>
-          <w:color w:val="FF0000"/>
-          <w:sz w:val="20"/>
-          <w:szCs w:val="20"/>
-          <w:lang w:val="it-CH"/>
-        </w:rPr>
-        <w:drawing>
-          <wp:inline distT="0" distB="0" distL="0" distR="0" wp14:anchorId="30947CBE" wp14:editId="4D3A920C">
-            <wp:extent cx="4637483" cy="1192695"/>
-            <wp:effectExtent l="0" t="0" r="0" b="7620"/>
-            <wp:docPr id="34" name="Immagine 34"/>
-            <wp:cNvGraphicFramePr>
-              <a:graphicFrameLocks xmlns:a="http://schemas.openxmlformats.org/drawingml/2006/main" noChangeAspect="1"/>
-            </wp:cNvGraphicFramePr>
-            <a:graphic xmlns:a="http://schemas.openxmlformats.org/drawingml/2006/main">
-              <a:graphicData uri="http://schemas.openxmlformats.org/drawingml/2006/picture">
-                <pic:pic xmlns:pic="http://schemas.openxmlformats.org/drawingml/2006/picture">
-                  <pic:nvPicPr>
-                    <pic:cNvPr id="1" name=""/>
-                    <pic:cNvPicPr/>
-                  </pic:nvPicPr>
-                  <pic:blipFill rotWithShape="1">
-                    <a:blip r:embed="rId24">
-                      <a:extLst>
-                        <a:ext uri="{28A0092B-C50C-407E-A947-70E740481C1C}">
-                          <a14:useLocalDpi xmlns:a14="http://schemas.microsoft.com/office/drawing/2010/main" val="0"/>
-                        </a:ext>
-                      </a:extLst>
-                    </a:blip>
-                    <a:srcRect r="49761"/>
-                    <a:stretch/>
-                  </pic:blipFill>
-                  <pic:spPr bwMode="auto">
-                    <a:xfrm>
-                      <a:off x="0" y="0"/>
-                      <a:ext cx="4654395" cy="1197045"/>
-                    </a:xfrm>
-                    <a:prstGeom prst="rect">
-                      <a:avLst/>
-                    </a:prstGeom>
-                    <a:ln>
-                      <a:noFill/>
-                    </a:ln>
-                    <a:extLst>
-                      <a:ext uri="{53640926-AAD7-44D8-BBD7-CCE9431645EC}">
-                        <a14:shadowObscured xmlns:a14="http://schemas.microsoft.com/office/drawing/2010/main"/>
-                      </a:ext>
-                    </a:extLst>
-                  </pic:spPr>
-                </pic:pic>
-              </a:graphicData>
-            </a:graphic>
-          </wp:inline>
-        </w:drawing>
-      </w:r>
-    </w:p>
-    <w:p>
-      <w:pPr>
-        <w:pStyle w:val="Compact"/>
-        <w:rPr>
-          <w:rFonts w:ascii="Arial" w:hAnsi="Arial" w:cs="Arial"/>
-          <w:color w:val="FF0000"/>
-          <w:sz w:val="20"/>
-          <w:szCs w:val="20"/>
-          <w:lang w:val="it-CH"/>
-        </w:rPr>
-      </w:pPr>
-    </w:p>
-    <w:p>
-      <w:pPr>
-        <w:pStyle w:val="Compact"/>
-        <w:rPr>
-          <w:rFonts w:ascii="Arial" w:hAnsi="Arial" w:cs="Arial"/>
-          <w:color w:val="FF0000"/>
-          <w:sz w:val="20"/>
-          <w:szCs w:val="20"/>
-          <w:lang w:val="it-CH"/>
-        </w:rPr>
-      </w:pPr>
-      <w:r>
-        <w:rPr>
-          <w:rFonts w:ascii="Arial" w:hAnsi="Arial" w:cs="Arial"/>
-          <w:color w:val="FF0000"/>
-          <w:sz w:val="20"/>
-          <w:szCs w:val="20"/>
-          <w:lang w:val="it-CH"/>
-        </w:rPr>
-        <w:t xml:space="preserve">La tabella impostazione è composta da cronologia e un riferimento all’id </w:t>
-      </w:r>
-      <w:r>
-        <w:rPr>
-          <w:rFonts w:ascii="Arial" w:hAnsi="Arial" w:cs="Arial"/>
-          <w:color w:val="FF0000"/>
-          <w:sz w:val="20"/>
-          <w:szCs w:val="20"/>
-          <w:lang w:val="it-CH"/>
-        </w:rPr>
-        <w:t>dell’utente</w:t>
-      </w:r>
-      <w:r>
-        <w:rPr>
-          <w:rFonts w:ascii="Arial" w:hAnsi="Arial" w:cs="Arial"/>
-          <w:color w:val="FF0000"/>
-          <w:sz w:val="20"/>
-          <w:szCs w:val="20"/>
-          <w:lang w:val="it-CH"/>
-        </w:rPr>
-        <w:br/>
-      </w:r>
-      <w:r>
-        <w:rPr>
-          <w:rFonts w:ascii="Arial" w:hAnsi="Arial" w:cs="Arial"/>
-          <w:color w:val="FF0000"/>
-          <w:sz w:val="20"/>
-          <w:szCs w:val="20"/>
-          <w:lang w:val="it-CH"/>
-        </w:rPr>
-        <w:t>La cronologia viene</w:t>
-      </w:r>
-      <w:r>
-        <w:rPr>
-          <w:rFonts w:ascii="Arial" w:hAnsi="Arial" w:cs="Arial"/>
-          <w:color w:val="FF0000"/>
-          <w:sz w:val="20"/>
-          <w:szCs w:val="20"/>
-          <w:lang w:val="it-CH"/>
-        </w:rPr>
-        <w:t xml:space="preserve"> adoperata per controllare ogni quanto eliminare i dati registrati dall’utente.</w:t>
-      </w:r>
-      <w:r>
-        <w:rPr>
-          <w:rFonts w:ascii="Arial" w:hAnsi="Arial" w:cs="Arial"/>
-          <w:color w:val="FF0000"/>
-          <w:sz w:val="20"/>
-          <w:szCs w:val="20"/>
-          <w:lang w:val="it-CH"/>
-        </w:rPr>
-        <w:br/>
-      </w:r>
-      <w:r>
-        <w:rPr>
-          <w:rFonts w:ascii="Arial" w:hAnsi="Arial" w:cs="Arial"/>
-          <w:color w:val="FF0000"/>
-          <w:sz w:val="20"/>
-          <w:szCs w:val="20"/>
-          <w:lang w:val="it-CH"/>
-        </w:rPr>
-        <w:t>L’id viene usato per identificare a chi è assegnata una determinata impostazione.</w:t>
-      </w:r>
-    </w:p>
-    <w:p>
-      <w:pPr>
-        <w:pStyle w:val="Compact"/>
-        <w:rPr>
-          <w:rFonts w:ascii="Arial" w:hAnsi="Arial" w:cs="Arial"/>
-          <w:color w:val="FF0000"/>
-          <w:sz w:val="20"/>
-          <w:szCs w:val="20"/>
-          <w:lang w:val="it-CH"/>
-        </w:rPr>
-      </w:pPr>
-    </w:p>
-    <w:p>
-      <w:pPr>
-        <w:pStyle w:val="Compact"/>
-        <w:rPr>
-          <w:rFonts w:ascii="Arial" w:hAnsi="Arial" w:cs="Arial"/>
-          <w:color w:val="FF0000"/>
-          <w:sz w:val="20"/>
-          <w:szCs w:val="20"/>
-          <w:lang w:val="it-CH"/>
-        </w:rPr>
-      </w:pPr>
-      <w:r>
-        <w:rPr>
-          <w:rFonts w:ascii="Arial" w:hAnsi="Arial" w:cs="Arial"/>
-          <w:color w:val="FF0000"/>
-          <w:sz w:val="20"/>
-          <w:szCs w:val="20"/>
-          <w:lang w:val="it-CH"/>
-        </w:rPr>
-        <w:lastRenderedPageBreak/>
-        <w:drawing>
-          <wp:inline distT="0" distB="0" distL="0" distR="0" wp14:anchorId="7BB7D0D7" wp14:editId="55D3C815">
-            <wp:extent cx="3820058" cy="1247949"/>
-            <wp:effectExtent l="0" t="0" r="9525" b="9525"/>
-            <wp:docPr id="39" name="Immagine 39"/>
-            <wp:cNvGraphicFramePr>
-              <a:graphicFrameLocks xmlns:a="http://schemas.openxmlformats.org/drawingml/2006/main" noChangeAspect="1"/>
-            </wp:cNvGraphicFramePr>
-            <a:graphic xmlns:a="http://schemas.openxmlformats.org/drawingml/2006/main">
-              <a:graphicData uri="http://schemas.openxmlformats.org/drawingml/2006/picture">
-                <pic:pic xmlns:pic="http://schemas.openxmlformats.org/drawingml/2006/picture">
-                  <pic:nvPicPr>
-                    <pic:cNvPr id="1" name=""/>
-                    <pic:cNvPicPr/>
-                  </pic:nvPicPr>
-                  <pic:blipFill>
-                    <a:blip r:embed="rId25"/>
-                    <a:stretch>
-                      <a:fillRect/>
-                    </a:stretch>
-                  </pic:blipFill>
-                  <pic:spPr>
-                    <a:xfrm>
-                      <a:off x="0" y="0"/>
-                      <a:ext cx="3820058" cy="1247949"/>
-                    </a:xfrm>
-                    <a:prstGeom prst="rect">
-                      <a:avLst/>
-                    </a:prstGeom>
-                  </pic:spPr>
-                </pic:pic>
-              </a:graphicData>
-            </a:graphic>
-          </wp:inline>
-        </w:drawing>
-      </w:r>
-    </w:p>
-    <w:p>
-      <w:pPr>
-        <w:pStyle w:val="Compact"/>
-        <w:rPr>
-          <w:rFonts w:ascii="Arial" w:hAnsi="Arial" w:cs="Arial"/>
-          <w:color w:val="FF0000"/>
-          <w:sz w:val="20"/>
-          <w:szCs w:val="20"/>
-          <w:lang w:val="it-CH"/>
-        </w:rPr>
-      </w:pPr>
-    </w:p>
-    <w:p>
-      <w:pPr>
-        <w:pStyle w:val="Compact"/>
-        <w:rPr>
-          <w:rFonts w:ascii="Arial" w:hAnsi="Arial" w:cs="Arial"/>
-          <w:color w:val="FF0000"/>
-          <w:sz w:val="20"/>
-          <w:szCs w:val="20"/>
-          <w:lang w:val="it-CH"/>
-        </w:rPr>
-      </w:pPr>
-      <w:r>
-        <w:rPr>
-          <w:rFonts w:ascii="Arial" w:hAnsi="Arial" w:cs="Arial"/>
-          <w:color w:val="FF0000"/>
-          <w:sz w:val="20"/>
-          <w:szCs w:val="20"/>
-          <w:lang w:val="it-CH"/>
-        </w:rPr>
-        <w:t>La tabella consiglio è composta da un id, testo, valoreIniziale e valoreFinale.</w:t>
-      </w:r>
-      <w:r>
-        <w:rPr>
-          <w:rFonts w:ascii="Arial" w:hAnsi="Arial" w:cs="Arial"/>
-          <w:color w:val="FF0000"/>
-          <w:sz w:val="20"/>
-          <w:szCs w:val="20"/>
-          <w:lang w:val="it-CH"/>
-        </w:rPr>
-        <w:br/>
-        <w:t>L’id è la primary key (automaticamente assegnato essendo autoIncrement).</w:t>
-      </w:r>
-      <w:r>
-        <w:rPr>
-          <w:rFonts w:ascii="Arial" w:hAnsi="Arial" w:cs="Arial"/>
-          <w:color w:val="FF0000"/>
-          <w:sz w:val="20"/>
-          <w:szCs w:val="20"/>
-          <w:lang w:val="it-CH"/>
-        </w:rPr>
-        <w:br/>
-        <w:t>Il testo viene visualizzato nella pagina di Home in caso che la media dei valori delle emozioni registrate negli ultimi giorni entri nel range tra valoreIniziale e valoreFinale.</w:t>
-      </w:r>
-    </w:p>
-    <w:p>
-      <w:pPr>
-        <w:pStyle w:val="Titolo3"/>
-        <w:rPr>
-          <w:rFonts w:cs="Arial"/>
-          <w:color w:val="FF0000"/>
-        </w:rPr>
-      </w:pPr>
-      <w:bookmarkStart w:id="37" w:name="_Toc230937912"/>
-      <w:r>
-        <w:rPr>
-          <w:rFonts w:cs="Arial"/>
-          <w:color w:val="FF0000"/>
-        </w:rPr>
-        <w:t>main.dart – Inizializzazione e Avvio dell’App</w:t>
-      </w:r>
-      <w:bookmarkEnd w:id="37"/>
-    </w:p>
-    <w:p>
-      <w:pPr>
-        <w:rPr>
-          <w:b/>
-          <w:bCs/>
-          <w:color w:val="FF0000"/>
-        </w:rPr>
-      </w:pPr>
-      <w:r>
-        <w:rPr>
-          <w:b/>
-          <w:bCs/>
-          <w:color w:val="FF0000"/>
-        </w:rPr>
-        <w:t>Provider</w:t>
-      </w:r>
-    </w:p>
-    <w:p>
-      <w:pPr>
-        <w:rPr>
-          <w:b/>
-          <w:bCs/>
-          <w:color w:val="FF0000"/>
-        </w:rPr>
-      </w:pPr>
-      <w:r>
-        <w:rPr>
-          <w:color w:val="FF0000"/>
-        </w:rPr>
-        <w:t xml:space="preserve">Pacchetto che serve </w:t>
-      </w:r>
-      <w:r>
-        <w:rPr>
-          <w:color w:val="FF0000"/>
-        </w:rPr>
-        <w:t xml:space="preserve">principalmente per la gestione dello stato dell'applicazione. </w:t>
-      </w:r>
-    </w:p>
-    <w:p>
-      <w:pPr>
-        <w:rPr>
-          <w:color w:val="FF0000"/>
-        </w:rPr>
-      </w:pPr>
-      <w:r>
-        <w:rPr>
-          <w:color w:val="FF0000"/>
-        </w:rPr>
-        <w:t>È una soluzione flessibile ed efficiente che semplifica la condivisione e l'aggiornamento dei dati tra i vari widget, evitando di passare manualmente i dati lungo l'albero dei widget (nota come "prop drilling").</w:t>
-      </w:r>
-    </w:p>
-    <w:p>
-      <w:pPr>
-        <w:pStyle w:val="FirstParagraph"/>
-        <w:rPr>
-          <w:rStyle w:val="DataTypeTok"/>
-          <w:rFonts w:ascii="Arial" w:eastAsia="Times New Roman" w:hAnsi="Arial" w:cs="Arial"/>
-          <w:color w:val="FF0000"/>
-          <w:sz w:val="20"/>
-          <w:szCs w:val="20"/>
-          <w:lang w:val="it-CH" w:eastAsia="it-CH"/>
-        </w:rPr>
-      </w:pPr>
-      <w:r>
-        <w:rPr>
-          <w:rStyle w:val="DataTypeTok"/>
-          <w:rFonts w:ascii="Arial" w:eastAsia="Times New Roman" w:hAnsi="Arial" w:cs="Arial"/>
-          <w:color w:val="FF0000"/>
-          <w:szCs w:val="20"/>
-          <w:lang w:val="it-CH" w:eastAsia="it-CH"/>
-        </w:rPr>
-        <w:drawing>
-          <wp:inline distT="0" distB="0" distL="0" distR="0" wp14:anchorId="494B8A31" wp14:editId="199AB6A9">
-            <wp:extent cx="5355662" cy="4587902"/>
-            <wp:effectExtent l="0" t="0" r="0" b="3175"/>
-            <wp:docPr id="31" name="Immagine 31"/>
-            <wp:cNvGraphicFramePr>
-              <a:graphicFrameLocks xmlns:a="http://schemas.openxmlformats.org/drawingml/2006/main" noChangeAspect="1"/>
-            </wp:cNvGraphicFramePr>
-            <a:graphic xmlns:a="http://schemas.openxmlformats.org/drawingml/2006/main">
-              <a:graphicData uri="http://schemas.openxmlformats.org/drawingml/2006/picture">
-                <pic:pic xmlns:pic="http://schemas.openxmlformats.org/drawingml/2006/picture">
-                  <pic:nvPicPr>
-                    <pic:cNvPr id="1" name=""/>
-                    <pic:cNvPicPr/>
-                  </pic:nvPicPr>
-                  <pic:blipFill rotWithShape="1">
-                    <a:blip r:embed="rId26"/>
-                    <a:srcRect l="1712" t="2767" b="3678"/>
-                    <a:stretch/>
-                  </pic:blipFill>
-                  <pic:spPr bwMode="auto">
-                    <a:xfrm>
-                      <a:off x="0" y="0"/>
-                      <a:ext cx="5399540" cy="4625490"/>
-                    </a:xfrm>
-                    <a:prstGeom prst="rect">
-                      <a:avLst/>
-                    </a:prstGeom>
-                    <a:ln>
-                      <a:noFill/>
-                    </a:ln>
-                    <a:extLst>
-                      <a:ext uri="{53640926-AAD7-44D8-BBD7-CCE9431645EC}">
-                        <a14:shadowObscured xmlns:a14="http://schemas.microsoft.com/office/drawing/2010/main"/>
-                      </a:ext>
-                    </a:extLst>
-                  </pic:spPr>
-                </pic:pic>
-              </a:graphicData>
-            </a:graphic>
-          </wp:inline>
-        </w:drawing>
-      </w:r>
-      <w:r>
-        <w:rPr>
-          <w:rStyle w:val="DataTypeTok"/>
-          <w:rFonts w:ascii="Arial" w:eastAsia="Times New Roman" w:hAnsi="Arial" w:cs="Arial"/>
-          <w:color w:val="FF0000"/>
-          <w:szCs w:val="20"/>
-          <w:lang w:val="it-CH" w:eastAsia="it-CH"/>
-        </w:rPr>
-        <w:br/>
-      </w:r>
-      <w:r>
-        <w:rPr>
-          <w:rStyle w:val="DataTypeTok"/>
-          <w:rFonts w:ascii="Arial" w:eastAsia="Times New Roman" w:hAnsi="Arial" w:cs="Arial"/>
-          <w:color w:val="FF0000"/>
-          <w:sz w:val="20"/>
-          <w:szCs w:val="20"/>
-          <w:lang w:val="it-CH" w:eastAsia="it-CH"/>
-        </w:rPr>
-        <w:t xml:space="preserve">La pagina main si occupa, </w:t>
-      </w:r>
-      <w:r>
-        <w:rPr>
-          <w:rStyle w:val="DataTypeTok"/>
-          <w:rFonts w:ascii="Arial" w:eastAsia="Times New Roman" w:hAnsi="Arial" w:cs="Arial"/>
-          <w:color w:val="FF0000"/>
-          <w:sz w:val="20"/>
-          <w:szCs w:val="20"/>
-          <w:lang w:val="it-CH" w:eastAsia="it-CH"/>
-        </w:rPr>
-        <w:t>dopo</w:t>
-      </w:r>
-      <w:r>
-        <w:rPr>
-          <w:rStyle w:val="DataTypeTok"/>
-          <w:rFonts w:ascii="Arial" w:eastAsia="Times New Roman" w:hAnsi="Arial" w:cs="Arial"/>
-          <w:color w:val="FF0000"/>
-          <w:sz w:val="20"/>
-          <w:szCs w:val="20"/>
-          <w:lang w:val="it-CH" w:eastAsia="it-CH"/>
-        </w:rPr>
-        <w:t xml:space="preserve"> aver controllato se FlutterBinding è inizializzato e </w:t>
-      </w:r>
-      <w:r>
-        <w:rPr>
-          <w:rStyle w:val="DataTypeTok"/>
-          <w:rFonts w:ascii="Arial" w:eastAsia="Times New Roman" w:hAnsi="Arial" w:cs="Arial"/>
-          <w:color w:val="FF0000"/>
-          <w:sz w:val="20"/>
-          <w:szCs w:val="20"/>
-          <w:lang w:val="it-CH" w:eastAsia="it-CH"/>
-        </w:rPr>
-        <w:t xml:space="preserve">dopo aver popolato il DB, </w:t>
-      </w:r>
-      <w:r>
-        <w:rPr>
-          <w:rStyle w:val="DataTypeTok"/>
-          <w:rFonts w:ascii="Arial" w:eastAsia="Times New Roman" w:hAnsi="Arial" w:cs="Arial"/>
-          <w:color w:val="FF0000"/>
-          <w:sz w:val="20"/>
-          <w:szCs w:val="20"/>
-          <w:lang w:val="it-CH" w:eastAsia="it-CH"/>
-        </w:rPr>
-        <w:t>di inizializzare la app tramite runApp() e</w:t>
-      </w:r>
-      <w:r>
-        <w:rPr>
-          <w:rStyle w:val="DataTypeTok"/>
-          <w:rFonts w:ascii="Arial" w:eastAsia="Times New Roman" w:hAnsi="Arial" w:cs="Arial"/>
-          <w:color w:val="FF0000"/>
-          <w:sz w:val="20"/>
-          <w:szCs w:val="20"/>
-          <w:lang w:val="it-CH" w:eastAsia="it-CH"/>
-        </w:rPr>
-        <w:t xml:space="preserve"> il Provider, passando il </w:t>
-      </w:r>
-      <w:r>
-        <w:rPr>
-          <w:rStyle w:val="DataTypeTok"/>
-          <w:rFonts w:ascii="Arial" w:eastAsia="Times New Roman" w:hAnsi="Arial" w:cs="Arial"/>
-          <w:color w:val="FF0000"/>
-          <w:sz w:val="20"/>
-          <w:szCs w:val="20"/>
-          <w:lang w:val="it-CH" w:eastAsia="it-CH"/>
-        </w:rPr>
-        <w:t>DB in esso</w:t>
-      </w:r>
-      <w:r>
-        <w:rPr>
-          <w:rStyle w:val="DataTypeTok"/>
-          <w:rFonts w:ascii="Arial" w:eastAsia="Times New Roman" w:hAnsi="Arial" w:cs="Arial"/>
-          <w:color w:val="FF0000"/>
-          <w:sz w:val="20"/>
-          <w:szCs w:val="20"/>
-          <w:lang w:val="it-CH" w:eastAsia="it-CH"/>
-        </w:rPr>
-        <w:t>.</w:t>
-      </w:r>
-      <w:r>
-        <w:rPr>
-          <w:rStyle w:val="DataTypeTok"/>
-          <w:rFonts w:ascii="Arial" w:eastAsia="Times New Roman" w:hAnsi="Arial" w:cs="Arial"/>
-          <w:color w:val="FF0000"/>
-          <w:sz w:val="20"/>
-          <w:szCs w:val="20"/>
-          <w:lang w:val="it-CH" w:eastAsia="it-CH"/>
-        </w:rPr>
-        <w:t xml:space="preserve"> </w:t>
-      </w:r>
-      <w:r>
-        <w:rPr>
-          <w:rStyle w:val="DataTypeTok"/>
-          <w:rFonts w:ascii="Arial" w:eastAsia="Times New Roman" w:hAnsi="Arial" w:cs="Arial"/>
-          <w:color w:val="FF0000"/>
-          <w:sz w:val="20"/>
-          <w:szCs w:val="20"/>
-          <w:lang w:val="it-CH" w:eastAsia="it-CH"/>
-        </w:rPr>
-        <w:t>Una volta fatto ciò, se non ci sono errori, mostra la pagina di selezione utente</w:t>
-      </w:r>
-      <w:r>
-        <w:rPr>
-          <w:rStyle w:val="DataTypeTok"/>
-          <w:rFonts w:ascii="Arial" w:eastAsia="Times New Roman" w:hAnsi="Arial" w:cs="Arial"/>
-          <w:color w:val="FF0000"/>
-          <w:sz w:val="20"/>
-          <w:szCs w:val="20"/>
-          <w:lang w:val="it-CH" w:eastAsia="it-CH"/>
-        </w:rPr>
-        <w:t>.</w:t>
-      </w:r>
-      <w:r>
-        <w:rPr>
-          <w:rStyle w:val="DataTypeTok"/>
-          <w:rFonts w:ascii="Arial" w:eastAsia="Times New Roman" w:hAnsi="Arial" w:cs="Arial"/>
-          <w:color w:val="FF0000"/>
-          <w:sz w:val="20"/>
-          <w:szCs w:val="20"/>
-          <w:lang w:val="it-CH" w:eastAsia="it-CH"/>
-        </w:rPr>
-        <w:br w:type="page"/>
-      </w:r>
-    </w:p>
-    <w:bookmarkStart w:id="38" w:name="userselectionpage"/>
-    <w:bookmarkStart w:id="39" w:name="pagine-e-flusso-di-navigazione"/>
-    <w:bookmarkStart w:id="40" w:name="_Toc230937913"/>
-    <w:bookmarkEnd w:id="31"/>
-    <w:bookmarkEnd w:id="32"/>
-    <w:p>
-      <w:pPr>
-        <w:pStyle w:val="Titolo2"/>
-        <w:rPr>
-          <w:color w:val="FF0000"/>
-        </w:rPr>
-      </w:pPr>
+        </w:rPr>
+      </w:pPr>
+      <w:bookmarkStart w:id="34" w:name="userselectionpage"/>
+      <w:bookmarkStart w:id="35" w:name="pagine-e-flusso-di-navigazione"/>
+      <w:bookmarkStart w:id="36" w:name="_Toc230937913"/>
+      <w:bookmarkEnd w:id="32"/>
+      <w:bookmarkEnd w:id="33"/>
       <w:r>
         <w:rPr>
           <w:color w:val="FF0000"/>
@@ -13393,7 +12338,7 @@
                                 <w:lang w:val="it-IT"/>
                               </w:rPr>
                             </w:pPr>
-                            <w:bookmarkStart w:id="41" w:name="_Toc217035807"/>
+                            <w:bookmarkStart w:id="37" w:name="_Toc217035807"/>
                             <w:r>
                               <w:t xml:space="preserve">Figura </w:t>
                             </w:r>
@@ -13430,7 +12375,7 @@
                             <w:r>
                               <w:t xml:space="preserve"> - normale</w:t>
                             </w:r>
-                            <w:bookmarkEnd w:id="41"/>
+                            <w:bookmarkEnd w:id="37"/>
                           </w:p>
                         </w:txbxContent>
                       </wps:txbx>
@@ -13466,7 +12411,7 @@
                           <w:lang w:val="it-IT"/>
                         </w:rPr>
                       </w:pPr>
-                      <w:bookmarkStart w:id="42" w:name="_Toc217035807"/>
+                      <w:bookmarkStart w:id="38" w:name="_Toc217035807"/>
                       <w:r>
                         <w:t xml:space="preserve">Figura </w:t>
                       </w:r>
@@ -13503,7 +12448,7 @@
                       <w:r>
                         <w:t xml:space="preserve"> - normale</w:t>
                       </w:r>
-                      <w:bookmarkEnd w:id="42"/>
+                      <w:bookmarkEnd w:id="38"/>
                     </w:p>
                   </w:txbxContent>
                 </v:textbox>
@@ -13513,601 +12458,21 @@
           </mc:Fallback>
         </mc:AlternateContent>
       </w:r>
-      <w:r>
-        <w:rPr>
-          <w:color w:val="FF0000"/>
-        </w:rPr>
-        <w:drawing>
-          <wp:anchor distT="0" distB="0" distL="114300" distR="114300" simplePos="0" relativeHeight="251696128" behindDoc="0" locked="0" layoutInCell="1" allowOverlap="1" wp14:anchorId="4F317F20" wp14:editId="7EF1C472">
-            <wp:simplePos x="0" y="0"/>
-            <wp:positionH relativeFrom="page">
-              <wp:align>center</wp:align>
-            </wp:positionH>
-            <wp:positionV relativeFrom="page">
-              <wp:align>center</wp:align>
-            </wp:positionV>
-            <wp:extent cx="4716000" cy="7304400"/>
-            <wp:effectExtent l="0" t="0" r="8890" b="0"/>
-            <wp:wrapTopAndBottom/>
-            <wp:docPr id="19" name="Immagine 19"/>
-            <wp:cNvGraphicFramePr>
-              <a:graphicFrameLocks xmlns:a="http://schemas.openxmlformats.org/drawingml/2006/main" noChangeAspect="1"/>
-            </wp:cNvGraphicFramePr>
-            <a:graphic xmlns:a="http://schemas.openxmlformats.org/drawingml/2006/main">
-              <a:graphicData uri="http://schemas.openxmlformats.org/drawingml/2006/picture">
-                <pic:pic xmlns:pic="http://schemas.openxmlformats.org/drawingml/2006/picture">
-                  <pic:nvPicPr>
-                    <pic:cNvPr id="1" name=""/>
-                    <pic:cNvPicPr/>
-                  </pic:nvPicPr>
-                  <pic:blipFill>
-                    <a:blip r:embed="rId27">
-                      <a:extLst>
-                        <a:ext uri="{28A0092B-C50C-407E-A947-70E740481C1C}">
-                          <a14:useLocalDpi xmlns:a14="http://schemas.microsoft.com/office/drawing/2010/main" val="0"/>
-                        </a:ext>
-                      </a:extLst>
-                    </a:blip>
-                    <a:stretch>
-                      <a:fillRect/>
-                    </a:stretch>
-                  </pic:blipFill>
-                  <pic:spPr>
-                    <a:xfrm>
-                      <a:off x="0" y="0"/>
-                      <a:ext cx="4716000" cy="7304400"/>
-                    </a:xfrm>
-                    <a:prstGeom prst="rect">
-                      <a:avLst/>
-                    </a:prstGeom>
-                  </pic:spPr>
-                </pic:pic>
-              </a:graphicData>
-            </a:graphic>
-            <wp14:sizeRelH relativeFrom="margin">
-              <wp14:pctWidth>0</wp14:pctWidth>
-            </wp14:sizeRelH>
-            <wp14:sizeRelV relativeFrom="margin">
-              <wp14:pctHeight>0</wp14:pctHeight>
-            </wp14:sizeRelV>
-          </wp:anchor>
-        </w:drawing>
-      </w:r>
-      <w:r>
-        <w:rPr>
-          <w:color w:val="FF0000"/>
-        </w:rPr>
-        <w:t>UserSelectionPage</w:t>
-      </w:r>
-      <w:bookmarkEnd w:id="40"/>
-    </w:p>
-    <w:p>
-      <w:pPr>
-        <w:rPr>
-          <w:color w:val="FF0000"/>
-        </w:rPr>
-      </w:pPr>
-    </w:p>
-    <w:p>
-      <w:pPr>
-        <w:rPr>
-          <w:color w:val="FF0000"/>
-        </w:rPr>
-      </w:pPr>
-      <w:r>
-        <w:rPr>
-          <w:color w:val="FF0000"/>
-        </w:rPr>
-        <w:t>Questa è la pagina di selezione utente, viene mostrata all’avvio dell’applicativo.</w:t>
-      </w:r>
-      <w:r>
-        <w:rPr>
-          <w:color w:val="FF0000"/>
-        </w:rPr>
-        <w:br w:type="page"/>
-      </w:r>
-    </w:p>
-    <w:p>
-      <w:pPr>
-        <w:rPr>
-          <w:color w:val="FF0000"/>
-        </w:rPr>
-      </w:pPr>
-      <w:r>
-        <w:rPr>
-          <w:color w:val="FF0000"/>
-        </w:rPr>
-        <w:lastRenderedPageBreak/>
-        <w:drawing>
-          <wp:inline distT="0" distB="0" distL="0" distR="0" wp14:anchorId="11E94102" wp14:editId="7B6A47E6">
-            <wp:extent cx="4412974" cy="1822750"/>
-            <wp:effectExtent l="0" t="0" r="6985" b="6350"/>
-            <wp:docPr id="7" name="Immagine 7"/>
-            <wp:cNvGraphicFramePr>
-              <a:graphicFrameLocks xmlns:a="http://schemas.openxmlformats.org/drawingml/2006/main" noChangeAspect="1"/>
-            </wp:cNvGraphicFramePr>
-            <a:graphic xmlns:a="http://schemas.openxmlformats.org/drawingml/2006/main">
-              <a:graphicData uri="http://schemas.openxmlformats.org/drawingml/2006/picture">
-                <pic:pic xmlns:pic="http://schemas.openxmlformats.org/drawingml/2006/picture">
-                  <pic:nvPicPr>
-                    <pic:cNvPr id="1" name=""/>
-                    <pic:cNvPicPr/>
-                  </pic:nvPicPr>
-                  <pic:blipFill>
-                    <a:blip r:embed="rId28"/>
-                    <a:stretch>
-                      <a:fillRect/>
-                    </a:stretch>
-                  </pic:blipFill>
-                  <pic:spPr>
-                    <a:xfrm>
-                      <a:off x="0" y="0"/>
-                      <a:ext cx="4423665" cy="1827166"/>
-                    </a:xfrm>
-                    <a:prstGeom prst="rect">
-                      <a:avLst/>
-                    </a:prstGeom>
-                  </pic:spPr>
-                </pic:pic>
-              </a:graphicData>
-            </a:graphic>
-          </wp:inline>
-        </w:drawing>
-      </w:r>
-    </w:p>
-    <w:p>
-      <w:pPr>
-        <w:rPr>
-          <w:color w:val="FF0000"/>
-        </w:rPr>
-      </w:pPr>
-      <w:r>
-        <w:rPr>
-          <w:color w:val="FF0000"/>
-        </w:rPr>
-        <w:t>Quello che fa la pagina è tramite una funzione _getUtenteFromDataBase() prendere tutti gli utenti contenuti all’interno del mio DataBase, e restituisce una lista di Utenti, che poi vengono visualizzati.</w:t>
-      </w:r>
-    </w:p>
-    <w:p>
-      <w:pPr>
-        <w:rPr>
-          <w:color w:val="FF0000"/>
-        </w:rPr>
-      </w:pPr>
-    </w:p>
-    <w:p>
-      <w:pPr>
-        <w:rPr>
-          <w:color w:val="FF0000"/>
-        </w:rPr>
-      </w:pPr>
-      <w:r>
-        <w:rPr>
-          <w:color w:val="FF0000"/>
-        </w:rPr>
-        <w:drawing>
-          <wp:inline distT="0" distB="0" distL="0" distR="0" wp14:anchorId="01C4520A" wp14:editId="4831393E">
-            <wp:extent cx="6120130" cy="2690495"/>
-            <wp:effectExtent l="0" t="0" r="0" b="0"/>
-            <wp:docPr id="9" name="Immagine 9"/>
-            <wp:cNvGraphicFramePr>
-              <a:graphicFrameLocks xmlns:a="http://schemas.openxmlformats.org/drawingml/2006/main" noChangeAspect="1"/>
-            </wp:cNvGraphicFramePr>
-            <a:graphic xmlns:a="http://schemas.openxmlformats.org/drawingml/2006/main">
-              <a:graphicData uri="http://schemas.openxmlformats.org/drawingml/2006/picture">
-                <pic:pic xmlns:pic="http://schemas.openxmlformats.org/drawingml/2006/picture">
-                  <pic:nvPicPr>
-                    <pic:cNvPr id="1" name=""/>
-                    <pic:cNvPicPr/>
-                  </pic:nvPicPr>
-                  <pic:blipFill>
-                    <a:blip r:embed="rId29"/>
-                    <a:stretch>
-                      <a:fillRect/>
-                    </a:stretch>
-                  </pic:blipFill>
-                  <pic:spPr>
-                    <a:xfrm>
-                      <a:off x="0" y="0"/>
-                      <a:ext cx="6120130" cy="2690495"/>
-                    </a:xfrm>
-                    <a:prstGeom prst="rect">
-                      <a:avLst/>
-                    </a:prstGeom>
-                  </pic:spPr>
-                </pic:pic>
-              </a:graphicData>
-            </a:graphic>
-          </wp:inline>
-        </w:drawing>
-      </w:r>
-    </w:p>
-    <w:p>
-      <w:pPr>
-        <w:rPr>
-          <w:color w:val="FF0000"/>
-        </w:rPr>
-      </w:pPr>
-      <w:r>
-        <w:rPr>
-          <w:color w:val="FF0000"/>
-        </w:rPr>
-        <w:t>Se l’utente dovesse selezionare uno degli utenti presenti, viene richiamata questa funzione che per mette di controllare se l’utente è in modalita eliminatoria tramite la variabile deleteUtenti.</w:t>
-      </w:r>
-      <w:r>
-        <w:rPr>
-          <w:color w:val="FF0000"/>
-        </w:rPr>
-        <w:br/>
-        <w:t>Se così fosse allora viene chiamata la funzione del DataBase che permette di eliminare l’utente selezionato tramite il suo id.</w:t>
-      </w:r>
-      <w:r>
-        <w:rPr>
-          <w:color w:val="FF0000"/>
-        </w:rPr>
-        <w:br/>
-        <w:t>In caso contrario viene rimandato alla pagina di Home, passandogli come argomento l’utente selezionato.</w:t>
-      </w:r>
-    </w:p>
-    <w:p>
-      <w:pPr>
-        <w:rPr>
-          <w:color w:val="FF0000"/>
-        </w:rPr>
-      </w:pPr>
-    </w:p>
-    <w:p>
-      <w:pPr>
-        <w:rPr>
-          <w:color w:val="FF0000"/>
-        </w:rPr>
-      </w:pPr>
-      <w:r>
-        <w:rPr>
-          <w:color w:val="FF0000"/>
-        </w:rPr>
-        <w:t>Se l’utente dovesse cliccare sul bottone + all’interno della pagina, viene rimandato alla pagina di aggiunta di un nuovo utente al database.</w:t>
-      </w:r>
-    </w:p>
-    <w:p>
-      <w:pPr>
-        <w:rPr>
-          <w:color w:val="FF0000"/>
-        </w:rPr>
-      </w:pPr>
-    </w:p>
-    <w:p>
-      <w:pPr>
-        <w:rPr>
-          <w:color w:val="FF0000"/>
-        </w:rPr>
-      </w:pPr>
-      <w:r>
-        <w:rPr>
-          <w:color w:val="FF0000"/>
-        </w:rPr>
-        <w:drawing>
-          <wp:inline distT="0" distB="0" distL="0" distR="0" wp14:anchorId="7C34E3CD" wp14:editId="14143885">
-            <wp:extent cx="2591162" cy="1057423"/>
-            <wp:effectExtent l="0" t="0" r="0" b="9525"/>
-            <wp:docPr id="12" name="Immagine 12"/>
-            <wp:cNvGraphicFramePr>
-              <a:graphicFrameLocks xmlns:a="http://schemas.openxmlformats.org/drawingml/2006/main" noChangeAspect="1"/>
-            </wp:cNvGraphicFramePr>
-            <a:graphic xmlns:a="http://schemas.openxmlformats.org/drawingml/2006/main">
-              <a:graphicData uri="http://schemas.openxmlformats.org/drawingml/2006/picture">
-                <pic:pic xmlns:pic="http://schemas.openxmlformats.org/drawingml/2006/picture">
-                  <pic:nvPicPr>
-                    <pic:cNvPr id="1" name=""/>
-                    <pic:cNvPicPr/>
-                  </pic:nvPicPr>
-                  <pic:blipFill>
-                    <a:blip r:embed="rId30"/>
-                    <a:stretch>
-                      <a:fillRect/>
-                    </a:stretch>
-                  </pic:blipFill>
-                  <pic:spPr>
-                    <a:xfrm>
-                      <a:off x="0" y="0"/>
-                      <a:ext cx="2591162" cy="1057423"/>
-                    </a:xfrm>
-                    <a:prstGeom prst="rect">
-                      <a:avLst/>
-                    </a:prstGeom>
-                  </pic:spPr>
-                </pic:pic>
-              </a:graphicData>
-            </a:graphic>
-          </wp:inline>
-        </w:drawing>
-      </w:r>
-    </w:p>
-    <w:p>
-      <w:pPr>
-        <w:rPr>
-          <w:color w:val="FF0000"/>
-        </w:rPr>
-      </w:pPr>
-      <w:r>
-        <w:rPr>
-          <w:color w:val="FF0000"/>
-        </w:rPr>
-        <w:t>Se l’utente clicca il bottone con su scritto “Attiva modalità elimina”, viene richiamata la funzione che inverte il valore attuale della variabile deleteUtenti.</w:t>
-      </w:r>
-    </w:p>
-    <w:p>
-      <w:pPr>
-        <w:rPr>
-          <w:color w:val="FF0000"/>
-        </w:rPr>
-      </w:pPr>
-      <w:r>
-        <w:rPr>
-          <w:color w:val="FF0000"/>
-        </w:rPr>
-        <w:t xml:space="preserve">Il valore deleteUtenti oltre a servire come controllo nella funzione descritta precedentemente serve anche nella interfaccia per definire come visualizzare l’UI, infatti quando la pagina è in modalita deleteUtenti = true </w:t>
-      </w:r>
-      <w:r>
-        <w:rPr>
-          <w:color w:val="FF0000"/>
-        </w:rPr>
-        <w:t>si presenta nel seguente modo:</w:t>
-      </w:r>
-    </w:p>
-    <w:p>
-      <w:pPr>
-        <w:rPr>
-          <w:color w:val="FF0000"/>
-        </w:rPr>
-      </w:pPr>
-      <w:r>
-        <w:rPr>
-          <w:color w:val="FF0000"/>
-        </w:rPr>
-        <w:lastRenderedPageBreak/>
+      <w:bookmarkEnd w:id="36"/>
+      <w:r>
+        <w:t>Difesa VAL-Z</w:t>
+      </w:r>
+    </w:p>
+    <w:p>
+      <w:pPr>
+        <w:pStyle w:val="Titolo2"/>
+      </w:pPr>
+      <w:bookmarkStart w:id="39" w:name="_Toc230937914"/>
+      <w:r>
         <mc:AlternateContent>
           <mc:Choice Requires="wps">
             <w:drawing>
-              <wp:anchor distT="0" distB="0" distL="114300" distR="114300" simplePos="0" relativeHeight="251700224" behindDoc="0" locked="0" layoutInCell="1" allowOverlap="1" wp14:anchorId="692BAB9C" wp14:editId="2A92904F">
-                <wp:simplePos x="0" y="0"/>
-                <wp:positionH relativeFrom="column">
-                  <wp:posOffset>661035</wp:posOffset>
-                </wp:positionH>
-                <wp:positionV relativeFrom="paragraph">
-                  <wp:posOffset>7794625</wp:posOffset>
-                </wp:positionV>
-                <wp:extent cx="4793615" cy="635"/>
-                <wp:effectExtent l="0" t="0" r="0" b="0"/>
-                <wp:wrapTopAndBottom/>
-                <wp:docPr id="30" name="Casella di testo 30"/>
-                <wp:cNvGraphicFramePr/>
-                <a:graphic xmlns:a="http://schemas.openxmlformats.org/drawingml/2006/main">
-                  <a:graphicData uri="http://schemas.microsoft.com/office/word/2010/wordprocessingShape">
-                    <wps:wsp>
-                      <wps:cNvSpPr txBox="1"/>
-                      <wps:spPr>
-                        <a:xfrm>
-                          <a:off x="0" y="0"/>
-                          <a:ext cx="4793615" cy="635"/>
-                        </a:xfrm>
-                        <a:prstGeom prst="rect">
-                          <a:avLst/>
-                        </a:prstGeom>
-                        <a:solidFill>
-                          <a:prstClr val="white"/>
-                        </a:solidFill>
-                        <a:ln>
-                          <a:noFill/>
-                        </a:ln>
-                      </wps:spPr>
-                      <wps:txbx>
-                        <w:txbxContent>
-                          <w:p>
-                            <w:pPr>
-                              <w:pStyle w:val="Didascalia"/>
-                              <w:rPr>
-                                <w:sz w:val="20"/>
-                                <w:lang w:val="it-IT"/>
-                              </w:rPr>
-                            </w:pPr>
-                            <w:bookmarkStart w:id="42" w:name="_Toc217035808"/>
-                            <w:r>
-                              <w:t xml:space="preserve">Figura </w:t>
-                            </w:r>
-                            <w:r>
-                              <w:fldChar w:fldCharType="begin"/>
-                            </w:r>
-                            <w:r>
-                              <w:instrText xml:space="preserve"> SEQ Figura \* ARABIC </w:instrText>
-                            </w:r>
-                            <w:r>
-                              <w:fldChar w:fldCharType="separate"/>
-                            </w:r>
-                            <w:r>
-                              <w:t>14</w:t>
-                            </w:r>
-                            <w:r>
-                              <w:fldChar w:fldCharType="end"/>
-                            </w:r>
-                            <w:r>
-                              <w:t xml:space="preserve">: </w:t>
-                            </w:r>
-                            <w:r>
-                              <w:t>Grafica</w:t>
-                            </w:r>
-                            <w:r>
-                              <w:t xml:space="preserve"> finale </w:t>
-                            </w:r>
-                            <w:r>
-                              <w:t>UserSelection</w:t>
-                            </w:r>
-                            <w:r>
-                              <w:t xml:space="preserve">Page </w:t>
-                            </w:r>
-                            <w:r>
-                              <w:t>- modalità elimina</w:t>
-                            </w:r>
-                            <w:bookmarkEnd w:id="42"/>
-                          </w:p>
-                        </w:txbxContent>
-                      </wps:txbx>
-                      <wps:bodyPr rot="0" spcFirstLastPara="0" vertOverflow="overflow" horzOverflow="overflow" vert="horz" wrap="square" lIns="0" tIns="0" rIns="0" bIns="0" numCol="1" spcCol="0" rtlCol="0" fromWordArt="0" anchor="t" anchorCtr="0" forceAA="0" compatLnSpc="1">
-                        <a:prstTxWarp prst="textNoShape">
-                          <a:avLst/>
-                        </a:prstTxWarp>
-                        <a:spAutoFit/>
-                      </wps:bodyPr>
-                    </wps:wsp>
-                  </a:graphicData>
-                </a:graphic>
-              </wp:anchor>
-            </w:drawing>
-          </mc:Choice>
-          <mc:Fallback>
-            <w:pict>
-              <v:shape w14:anchorId="692BAB9C" id="Casella di testo 30" o:spid="_x0000_s1027" type="#_x0000_t202" style="position:absolute;margin-left:52.05pt;margin-top:613.75pt;width:377.45pt;height:.05pt;z-index:251700224;visibility:visible;mso-wrap-style:square;mso-wrap-distance-left:9pt;mso-wrap-distance-top:0;mso-wrap-distance-right:9pt;mso-wrap-distance-bottom:0;mso-position-horizontal:absolute;mso-position-horizontal-relative:text;mso-position-vertical:absolute;mso-position-vertical-relative:text;v-text-anchor:top" o:gfxdata="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" stroked="f">
-                <v:textbox style="mso-fit-shape-to-text:t" inset="0,0,0,0">
-                  <w:txbxContent>
-                    <w:p>
-                      <w:pPr>
-                        <w:pStyle w:val="Didascalia"/>
-                        <w:rPr>
-                          <w:sz w:val="20"/>
-                          <w:lang w:val="it-IT"/>
-                        </w:rPr>
-                      </w:pPr>
-                      <w:bookmarkStart w:id="44" w:name="_Toc217035808"/>
-                      <w:r>
-                        <w:t xml:space="preserve">Figura </w:t>
-                      </w:r>
-                      <w:r>
-                        <w:fldChar w:fldCharType="begin"/>
-                      </w:r>
-                      <w:r>
-                        <w:instrText xml:space="preserve"> SEQ Figura \* ARABIC </w:instrText>
-                      </w:r>
-                      <w:r>
-                        <w:fldChar w:fldCharType="separate"/>
-                      </w:r>
-                      <w:r>
-                        <w:t>14</w:t>
-                      </w:r>
-                      <w:r>
-                        <w:fldChar w:fldCharType="end"/>
-                      </w:r>
-                      <w:r>
-                        <w:t xml:space="preserve">: </w:t>
-                      </w:r>
-                      <w:r>
-                        <w:t>Grafica</w:t>
-                      </w:r>
-                      <w:r>
-                        <w:t xml:space="preserve"> finale </w:t>
-                      </w:r>
-                      <w:r>
-                        <w:t>UserSelection</w:t>
-                      </w:r>
-                      <w:r>
-                        <w:t xml:space="preserve">Page </w:t>
-                      </w:r>
-                      <w:r>
-                        <w:t>- modalità elimina</w:t>
-                      </w:r>
-                      <w:bookmarkEnd w:id="44"/>
-                    </w:p>
-                  </w:txbxContent>
-                </v:textbox>
-                <w10:wrap type="topAndBottom"/>
-              </v:shape>
-            </w:pict>
-          </mc:Fallback>
-        </mc:AlternateContent>
-      </w:r>
-      <w:r>
-        <w:rPr>
-          <w:color w:val="FF0000"/>
-        </w:rPr>
-        <w:br w:type="page"/>
-      </w:r>
-      <w:r>
-        <w:rPr>
-          <w:color w:val="FF0000"/>
-        </w:rPr>
-        <w:drawing>
-          <wp:anchor distT="0" distB="0" distL="114300" distR="114300" simplePos="0" relativeHeight="251699200" behindDoc="0" locked="0" layoutInCell="1" allowOverlap="1" wp14:anchorId="527D74CE" wp14:editId="1DA18053">
-            <wp:simplePos x="0" y="0"/>
-            <wp:positionH relativeFrom="page">
-              <wp:align>center</wp:align>
-            </wp:positionH>
-            <wp:positionV relativeFrom="page">
-              <wp:align>center</wp:align>
-            </wp:positionV>
-            <wp:extent cx="4795200" cy="7419600"/>
-            <wp:effectExtent l="0" t="0" r="5715" b="0"/>
-            <wp:wrapTopAndBottom/>
-            <wp:docPr id="20" name="Immagine 20"/>
-            <wp:cNvGraphicFramePr>
-              <a:graphicFrameLocks xmlns:a="http://schemas.openxmlformats.org/drawingml/2006/main" noChangeAspect="1"/>
-            </wp:cNvGraphicFramePr>
-            <a:graphic xmlns:a="http://schemas.openxmlformats.org/drawingml/2006/main">
-              <a:graphicData uri="http://schemas.openxmlformats.org/drawingml/2006/picture">
-                <pic:pic xmlns:pic="http://schemas.openxmlformats.org/drawingml/2006/picture">
-                  <pic:nvPicPr>
-                    <pic:cNvPr id="1" name=""/>
-                    <pic:cNvPicPr/>
-                  </pic:nvPicPr>
-                  <pic:blipFill>
-                    <a:blip r:embed="rId31">
-                      <a:extLst>
-                        <a:ext uri="{28A0092B-C50C-407E-A947-70E740481C1C}">
-                          <a14:useLocalDpi xmlns:a14="http://schemas.microsoft.com/office/drawing/2010/main" val="0"/>
-                        </a:ext>
-                      </a:extLst>
-                    </a:blip>
-                    <a:stretch>
-                      <a:fillRect/>
-                    </a:stretch>
-                  </pic:blipFill>
-                  <pic:spPr>
-                    <a:xfrm>
-                      <a:off x="0" y="0"/>
-                      <a:ext cx="4795200" cy="7419600"/>
-                    </a:xfrm>
-                    <a:prstGeom prst="rect">
-                      <a:avLst/>
-                    </a:prstGeom>
-                  </pic:spPr>
-                </pic:pic>
-              </a:graphicData>
-            </a:graphic>
-            <wp14:sizeRelH relativeFrom="margin">
-              <wp14:pctWidth>0</wp14:pctWidth>
-            </wp14:sizeRelH>
-            <wp14:sizeRelV relativeFrom="margin">
-              <wp14:pctHeight>0</wp14:pctHeight>
-            </wp14:sizeRelV>
-          </wp:anchor>
-        </w:drawing>
-      </w:r>
-    </w:p>
-    <w:bookmarkStart w:id="43" w:name="_Toc230937914"/>
-    <w:p>
-      <w:pPr>
-        <w:pStyle w:val="Titolo2"/>
-        <w:rPr>
-          <w:color w:val="FF0000"/>
-        </w:rPr>
-      </w:pPr>
-      <w:r>
-        <w:rPr>
-          <w:color w:val="FF0000"/>
-        </w:rPr>
-        <w:lastRenderedPageBreak/>
-        <mc:AlternateContent>
-          <mc:Choice Requires="wps">
-            <w:drawing>
-              <wp:anchor distT="0" distB="0" distL="114300" distR="114300" simplePos="0" relativeHeight="251706368" behindDoc="0" locked="0" layoutInCell="1" allowOverlap="1" wp14:anchorId="7D6FD97A" wp14:editId="7EB91528">
+              <wp:anchor distT="0" distB="0" distL="114300" distR="114300" simplePos="0" relativeHeight="251706368" behindDoc="0" locked="0" layoutInCell="1" allowOverlap="1" wp14:anchorId="7D6FD97A" wp14:editId="622D04AA">
                 <wp:simplePos x="0" y="0"/>
                 <wp:positionH relativeFrom="column">
                   <wp:posOffset>554355</wp:posOffset>
@@ -14149,7 +12514,7 @@
                                 <w:sz w:val="20"/>
                               </w:rPr>
                             </w:pPr>
-                            <w:bookmarkStart w:id="44" w:name="_Toc217035809"/>
+                            <w:bookmarkStart w:id="40" w:name="_Toc217035809"/>
                             <w:r>
                               <w:t xml:space="preserve">Figura </w:t>
                             </w:r>
@@ -14171,7 +12536,7 @@
                             <w:r>
                               <w:t>: Grafica finale UserAddPage</w:t>
                             </w:r>
-                            <w:bookmarkEnd w:id="44"/>
+                            <w:bookmarkEnd w:id="40"/>
                           </w:p>
                         </w:txbxContent>
                       </wps:txbx>
@@ -14189,7 +12554,7 @@
           </mc:Choice>
           <mc:Fallback>
             <w:pict>
-              <v:shape w14:anchorId="7D6FD97A" id="Casella di testo 45" o:spid="_x0000_s1028" type="#_x0000_t202" style="position:absolute;left:0;text-align:left;margin-left:43.65pt;margin-top:237.7pt;width:394.55pt;height:.05pt;z-index:251706368;visibility:visible;mso-wrap-style:square;mso-wrap-distance-left:9pt;mso-wrap-distance-top:0;mso-wrap-distance-right:9pt;mso-wrap-distance-bottom:0;mso-position-horizontal:absolute;mso-position-horizontal-relative:text;mso-position-vertical:absolute;mso-position-vertical-relative:text;v-text-anchor:top" o:gfxdata="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" stroked="f">
+              <v:shape w14:anchorId="7D6FD97A" id="Casella di testo 45" o:spid="_x0000_s1027" type="#_x0000_t202" style="position:absolute;left:0;text-align:left;margin-left:43.65pt;margin-top:237.7pt;width:394.55pt;height:.05pt;z-index:251706368;visibility:visible;mso-wrap-style:square;mso-wrap-distance-left:9pt;mso-wrap-distance-top:0;mso-wrap-distance-right:9pt;mso-wrap-distance-bottom:0;mso-position-horizontal:absolute;mso-position-horizontal-relative:text;mso-position-vertical:absolute;mso-position-vertical-relative:text;v-text-anchor:top" o:gfxdata="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" stroked="f">
                 <v:textbox style="mso-fit-shape-to-text:t" inset="0,0,0,0">
                   <w:txbxContent>
                     <w:p>
@@ -14200,7 +12565,7 @@
                           <w:sz w:val="20"/>
                         </w:rPr>
                       </w:pPr>
-                      <w:bookmarkStart w:id="47" w:name="_Toc217035809"/>
+                      <w:bookmarkStart w:id="41" w:name="_Toc217035809"/>
                       <w:r>
                         <w:t xml:space="preserve">Figura </w:t>
                       </w:r>
@@ -14222,7 +12587,7 @@
                       <w:r>
                         <w:t>: Grafica finale UserAddPage</w:t>
                       </w:r>
-                      <w:bookmarkEnd w:id="47"/>
+                      <w:bookmarkEnd w:id="41"/>
                     </w:p>
                   </w:txbxContent>
                 </v:textbox>
@@ -14232,80 +12597,10 @@
           </mc:Fallback>
         </mc:AlternateContent>
       </w:r>
-      <w:r>
-        <w:rPr>
-          <w:color w:val="FF0000"/>
-        </w:rPr>
-        <w:drawing>
-          <wp:anchor distT="0" distB="0" distL="114300" distR="114300" simplePos="0" relativeHeight="251701248" behindDoc="0" locked="0" layoutInCell="1" allowOverlap="1" wp14:anchorId="206E8D85" wp14:editId="3F6BD279">
-            <wp:simplePos x="0" y="0"/>
-            <wp:positionH relativeFrom="column">
-              <wp:align>center</wp:align>
-            </wp:positionH>
-            <wp:positionV relativeFrom="page">
-              <wp:posOffset>1659890</wp:posOffset>
-            </wp:positionV>
-            <wp:extent cx="5011200" cy="2617200"/>
-            <wp:effectExtent l="0" t="0" r="0" b="0"/>
-            <wp:wrapTopAndBottom/>
-            <wp:docPr id="36" name="Immagine 36"/>
-            <wp:cNvGraphicFramePr>
-              <a:graphicFrameLocks xmlns:a="http://schemas.openxmlformats.org/drawingml/2006/main" noChangeAspect="1"/>
-            </wp:cNvGraphicFramePr>
-            <a:graphic xmlns:a="http://schemas.openxmlformats.org/drawingml/2006/main">
-              <a:graphicData uri="http://schemas.openxmlformats.org/drawingml/2006/picture">
-                <pic:pic xmlns:pic="http://schemas.openxmlformats.org/drawingml/2006/picture">
-                  <pic:nvPicPr>
-                    <pic:cNvPr id="1" name=""/>
-                    <pic:cNvPicPr/>
-                  </pic:nvPicPr>
-                  <pic:blipFill rotWithShape="1">
-                    <a:blip r:embed="rId32">
-                      <a:extLst>
-                        <a:ext uri="{28A0092B-C50C-407E-A947-70E740481C1C}">
-                          <a14:useLocalDpi xmlns:a14="http://schemas.microsoft.com/office/drawing/2010/main" val="0"/>
-                        </a:ext>
-                      </a:extLst>
-                    </a:blip>
-                    <a:srcRect b="66248"/>
-                    <a:stretch/>
-                  </pic:blipFill>
-                  <pic:spPr bwMode="auto">
-                    <a:xfrm>
-                      <a:off x="0" y="0"/>
-                      <a:ext cx="5011200" cy="2617200"/>
-                    </a:xfrm>
-                    <a:prstGeom prst="rect">
-                      <a:avLst/>
-                    </a:prstGeom>
-                    <a:ln>
-                      <a:noFill/>
-                    </a:ln>
-                    <a:extLst>
-                      <a:ext uri="{53640926-AAD7-44D8-BBD7-CCE9431645EC}">
-                        <a14:shadowObscured xmlns:a14="http://schemas.microsoft.com/office/drawing/2010/main"/>
-                      </a:ext>
-                    </a:extLst>
-                  </pic:spPr>
-                </pic:pic>
-              </a:graphicData>
-            </a:graphic>
-            <wp14:sizeRelH relativeFrom="margin">
-              <wp14:pctWidth>0</wp14:pctWidth>
-            </wp14:sizeRelH>
-            <wp14:sizeRelV relativeFrom="margin">
-              <wp14:pctHeight>0</wp14:pctHeight>
-            </wp14:sizeRelV>
-          </wp:anchor>
-        </w:drawing>
-      </w:r>
-      <w:r>
-        <w:rPr>
-          <w:color w:val="FF0000"/>
-        </w:rPr>
-        <w:t>UserAddPage</w:t>
-      </w:r>
-      <w:bookmarkEnd w:id="43"/>
+      <w:bookmarkEnd w:id="39"/>
+      <w:r>
+        <w:t>The Singularity</w:t>
+      </w:r>
     </w:p>
     <w:p>
       <w:pPr>
@@ -14373,7 +12668,7 @@
                     <pic:cNvPicPr/>
                   </pic:nvPicPr>
                   <pic:blipFill>
-                    <a:blip r:embed="rId33"/>
+                    <a:blip r:embed="rId25"/>
                     <a:stretch>
                       <a:fillRect/>
                     </a:stretch>
@@ -14460,7 +12755,7 @@
                     <pic:cNvPicPr/>
                   </pic:nvPicPr>
                   <pic:blipFill rotWithShape="1">
-                    <a:blip r:embed="rId34"/>
+                    <a:blip r:embed="rId26"/>
                     <a:srcRect b="36139"/>
                     <a:stretch/>
                   </pic:blipFill>
@@ -14547,7 +12842,7 @@
                     <pic:cNvPicPr/>
                   </pic:nvPicPr>
                   <pic:blipFill>
-                    <a:blip r:embed="rId35"/>
+                    <a:blip r:embed="rId27"/>
                     <a:stretch>
                       <a:fillRect/>
                     </a:stretch>
@@ -14619,7 +12914,7 @@
                     <pic:cNvPicPr/>
                   </pic:nvPicPr>
                   <pic:blipFill rotWithShape="1">
-                    <a:blip r:embed="rId34"/>
+                    <a:blip r:embed="rId26"/>
                     <a:srcRect t="66507"/>
                     <a:stretch/>
                   </pic:blipFill>
@@ -14688,9 +12983,6 @@
         <w:br w:type="page"/>
       </w:r>
     </w:p>
-    <w:bookmarkStart w:id="45" w:name="homepage"/>
-    <w:bookmarkStart w:id="46" w:name="_Toc230937915"/>
-    <w:bookmarkEnd w:id="38"/>
     <w:p>
       <w:pPr>
         <w:pStyle w:val="Titolo2"/>
@@ -14698,6 +12990,9 @@
           <w:color w:val="FF0000"/>
         </w:rPr>
       </w:pPr>
+      <w:bookmarkStart w:id="42" w:name="_Toc230937915"/>
+      <w:bookmarkStart w:id="43" w:name="homepage"/>
+      <w:bookmarkEnd w:id="34"/>
       <w:r>
         <w:rPr>
           <w:color w:val="FF0000"/>
@@ -14748,7 +13043,7 @@
                                 <w:lang w:val="it-IT"/>
                               </w:rPr>
                             </w:pPr>
-                            <w:bookmarkStart w:id="47" w:name="_Toc217035810"/>
+                            <w:bookmarkStart w:id="44" w:name="_Toc217035810"/>
                             <w:r>
                               <w:t xml:space="preserve">Figura </w:t>
                             </w:r>
@@ -14782,7 +13077,7 @@
                             <w:r>
                               <w:t>Page</w:t>
                             </w:r>
-                            <w:bookmarkEnd w:id="47"/>
+                            <w:bookmarkEnd w:id="44"/>
                           </w:p>
                         </w:txbxContent>
                       </wps:txbx>
@@ -14803,7 +13098,7 @@
           </mc:Choice>
           <mc:Fallback>
             <w:pict>
-              <v:shape w14:anchorId="2DECFD8C" id="Casella di testo 21" o:spid="_x0000_s1029" type="#_x0000_t202" style="position:absolute;left:0;text-align:left;margin-left:110.85pt;margin-top:613.25pt;width:373.6pt;height:.05pt;z-index:251704320;visibility:visible;mso-wrap-style:square;mso-width-percent:0;mso-wrap-distance-left:9pt;mso-wrap-distance-top:0;mso-wrap-distance-right:9pt;mso-wrap-distance-bottom:0;mso-position-horizontal:absolute;mso-position-horizontal-relative:page;mso-position-vertical:absolute;mso-position-vertical-relative:text;mso-width-percent:0;mso-width-relative:margin;v-text-anchor:top" o:gfxdata="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" stroked="f">
+              <v:shape w14:anchorId="2DECFD8C" id="Casella di testo 21" o:spid="_x0000_s1028" type="#_x0000_t202" style="position:absolute;left:0;text-align:left;margin-left:110.85pt;margin-top:613.25pt;width:373.6pt;height:.05pt;z-index:251704320;visibility:visible;mso-wrap-style:square;mso-width-percent:0;mso-wrap-distance-left:9pt;mso-wrap-distance-top:0;mso-wrap-distance-right:9pt;mso-wrap-distance-bottom:0;mso-position-horizontal:absolute;mso-position-horizontal-relative:page;mso-position-vertical:absolute;mso-position-vertical-relative:text;mso-width-percent:0;mso-width-relative:margin;v-text-anchor:top" o:gfxdata="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" stroked="f">
                 <v:textbox style="mso-fit-shape-to-text:t" inset="0,0,0,0">
                   <w:txbxContent>
                     <w:p>
@@ -14814,7 +13109,7 @@
                           <w:lang w:val="it-IT"/>
                         </w:rPr>
                       </w:pPr>
-                      <w:bookmarkStart w:id="51" w:name="_Toc217035810"/>
+                      <w:bookmarkStart w:id="45" w:name="_Toc217035810"/>
                       <w:r>
                         <w:t xml:space="preserve">Figura </w:t>
                       </w:r>
@@ -14848,7 +13143,7 @@
                       <w:r>
                         <w:t>Page</w:t>
                       </w:r>
-                      <w:bookmarkEnd w:id="51"/>
+                      <w:bookmarkEnd w:id="45"/>
                     </w:p>
                   </w:txbxContent>
                 </v:textbox>
@@ -14892,7 +13187,7 @@
                     <pic:cNvPicPr/>
                   </pic:nvPicPr>
                   <pic:blipFill>
-                    <a:blip r:embed="rId36">
+                    <a:blip r:embed="rId28">
                       <a:extLst>
                         <a:ext uri="{28A0092B-C50C-407E-A947-70E740481C1C}">
                           <a14:useLocalDpi xmlns:a14="http://schemas.microsoft.com/office/drawing/2010/main" val="0"/>
@@ -14924,7 +13219,7 @@
           </wp:anchor>
         </w:drawing>
       </w:r>
-      <w:bookmarkEnd w:id="46"/>
+      <w:bookmarkEnd w:id="42"/>
       <w:r>
         <w:rPr>
           <w:color w:val="FF0000"/>
@@ -14996,7 +13291,7 @@
                     <pic:cNvPicPr/>
                   </pic:nvPicPr>
                   <pic:blipFill>
-                    <a:blip r:embed="rId37"/>
+                    <a:blip r:embed="rId29"/>
                     <a:stretch>
                       <a:fillRect/>
                     </a:stretch>
@@ -15063,7 +13358,7 @@
                     <pic:cNvPicPr/>
                   </pic:nvPicPr>
                   <pic:blipFill>
-                    <a:blip r:embed="rId38"/>
+                    <a:blip r:embed="rId30"/>
                     <a:stretch>
                       <a:fillRect/>
                     </a:stretch>
@@ -15137,7 +13432,7 @@
                     <pic:cNvPicPr/>
                   </pic:nvPicPr>
                   <pic:blipFill>
-                    <a:blip r:embed="rId39"/>
+                    <a:blip r:embed="rId31"/>
                     <a:stretch>
                       <a:fillRect/>
                     </a:stretch>
@@ -15204,7 +13499,7 @@
                     <pic:cNvPicPr/>
                   </pic:nvPicPr>
                   <pic:blipFill>
-                    <a:blip r:embed="rId40"/>
+                    <a:blip r:embed="rId32"/>
                     <a:stretch>
                       <a:fillRect/>
                     </a:stretch>
@@ -15310,12 +13605,8 @@
         </w:rPr>
         <w:t>Infine un consiglio random tra quelli presenti nell’array di quelli validi viene selezionato e ritornato dalla funzione per poter essere visualizzato nella pagina.</w:t>
       </w:r>
-      <w:bookmarkStart w:id="48" w:name="pulizia-automatica-della-cronologia"/>
-    </w:p>
-    <w:bookmarkStart w:id="49" w:name="emotionselectionpage"/>
-    <w:bookmarkStart w:id="50" w:name="_Toc230937916"/>
-    <w:bookmarkEnd w:id="45"/>
-    <w:bookmarkEnd w:id="48"/>
+      <w:bookmarkStart w:id="46" w:name="pulizia-automatica-della-cronologia"/>
+    </w:p>
     <w:p>
       <w:pPr>
         <w:pStyle w:val="Titolo2"/>
@@ -15323,6 +13614,10 @@
           <w:color w:val="FF0000"/>
         </w:rPr>
       </w:pPr>
+      <w:bookmarkStart w:id="47" w:name="_Toc230937916"/>
+      <w:bookmarkStart w:id="48" w:name="emotionselectionpage"/>
+      <w:bookmarkEnd w:id="43"/>
+      <w:bookmarkEnd w:id="46"/>
       <w:r>
         <w:rPr>
           <w:color w:val="FF0000"/>
@@ -15372,7 +13667,7 @@
                                 <w:lang w:val="it-IT"/>
                               </w:rPr>
                             </w:pPr>
-                            <w:bookmarkStart w:id="51" w:name="_Toc217035801"/>
+                            <w:bookmarkStart w:id="49" w:name="_Toc217035801"/>
                             <w:r>
                               <w:t xml:space="preserve">Figura </w:t>
                             </w:r>
@@ -15409,7 +13704,7 @@
                             <w:r>
                               <w:t xml:space="preserve"> 01</w:t>
                             </w:r>
-                            <w:bookmarkEnd w:id="51"/>
+                            <w:bookmarkEnd w:id="49"/>
                           </w:p>
                         </w:txbxContent>
                       </wps:txbx>
@@ -15427,7 +13722,7 @@
           </mc:Choice>
           <mc:Fallback>
             <w:pict>
-              <v:shape w14:anchorId="279FAF78" id="Casella di testo 22" o:spid="_x0000_s1030" type="#_x0000_t202" style="position:absolute;left:0;text-align:left;margin-left:58.7pt;margin-top:523.8pt;width:380.1pt;height:.05pt;z-index:251710464;visibility:visible;mso-wrap-style:square;mso-wrap-distance-left:9pt;mso-wrap-distance-top:0;mso-wrap-distance-right:9pt;mso-wrap-distance-bottom:0;mso-position-horizontal:absolute;mso-position-horizontal-relative:text;mso-position-vertical:absolute;mso-position-vertical-relative:text;v-text-anchor:top" o:gfxdata="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" stroked="f">
+              <v:shape w14:anchorId="279FAF78" id="Casella di testo 22" o:spid="_x0000_s1029" type="#_x0000_t202" style="position:absolute;left:0;text-align:left;margin-left:58.7pt;margin-top:523.8pt;width:380.1pt;height:.05pt;z-index:251710464;visibility:visible;mso-wrap-style:square;mso-wrap-distance-left:9pt;mso-wrap-distance-top:0;mso-wrap-distance-right:9pt;mso-wrap-distance-bottom:0;mso-position-horizontal:absolute;mso-position-horizontal-relative:text;mso-position-vertical:absolute;mso-position-vertical-relative:text;v-text-anchor:top" o:gfxdata="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" stroked="f">
                 <v:textbox style="mso-fit-shape-to-text:t" inset="0,0,0,0">
                   <w:txbxContent>
                     <w:p>
@@ -15438,7 +13733,7 @@
                           <w:lang w:val="it-IT"/>
                         </w:rPr>
                       </w:pPr>
-                      <w:bookmarkStart w:id="56" w:name="_Toc217035801"/>
+                      <w:bookmarkStart w:id="50" w:name="_Toc217035801"/>
                       <w:r>
                         <w:t xml:space="preserve">Figura </w:t>
                       </w:r>
@@ -15475,7 +13770,7 @@
                       <w:r>
                         <w:t xml:space="preserve"> 01</w:t>
                       </w:r>
-                      <w:bookmarkEnd w:id="56"/>
+                      <w:bookmarkEnd w:id="50"/>
                     </w:p>
                   </w:txbxContent>
                 </v:textbox>
@@ -15513,7 +13808,7 @@
                     <pic:cNvPicPr/>
                   </pic:nvPicPr>
                   <pic:blipFill>
-                    <a:blip r:embed="rId41">
+                    <a:blip r:embed="rId33">
                       <a:extLst>
                         <a:ext uri="{28A0092B-C50C-407E-A947-70E740481C1C}">
                           <a14:useLocalDpi xmlns:a14="http://schemas.microsoft.com/office/drawing/2010/main" val="0"/>
@@ -15551,7 +13846,7 @@
         </w:rPr>
         <w:t>EmotionSelectionPage</w:t>
       </w:r>
-      <w:bookmarkEnd w:id="50"/>
+      <w:bookmarkEnd w:id="47"/>
       <w:r>
         <w:rPr>
           <w:color w:val="FF0000"/>
@@ -15615,7 +13910,7 @@
                                 <w:lang w:val="it-IT"/>
                               </w:rPr>
                             </w:pPr>
-                            <w:bookmarkStart w:id="52" w:name="_Toc217035802"/>
+                            <w:bookmarkStart w:id="51" w:name="_Toc217035802"/>
                             <w:r>
                               <w:t xml:space="preserve">Figura </w:t>
                             </w:r>
@@ -15652,7 +13947,7 @@
                             <w:r>
                               <w:t>02</w:t>
                             </w:r>
-                            <w:bookmarkEnd w:id="52"/>
+                            <w:bookmarkEnd w:id="51"/>
                           </w:p>
                         </w:txbxContent>
                       </wps:txbx>
@@ -15673,7 +13968,7 @@
           </mc:Choice>
           <mc:Fallback>
             <w:pict>
-              <v:shape w14:anchorId="6280CC46" id="Casella di testo 27" o:spid="_x0000_s1031" type="#_x0000_t202" style="position:absolute;margin-left:108.45pt;margin-top:712pt;width:378.4pt;height:.05pt;z-index:251711488;visibility:visible;mso-wrap-style:square;mso-width-percent:0;mso-wrap-distance-left:9pt;mso-wrap-distance-top:0;mso-wrap-distance-right:9pt;mso-wrap-distance-bottom:0;mso-position-horizontal:absolute;mso-position-horizontal-relative:page;mso-position-vertical:absolute;mso-position-vertical-relative:page;mso-width-percent:0;mso-width-relative:margin;v-text-anchor:top" o:gfxdata="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" stroked="f">
+              <v:shape w14:anchorId="6280CC46" id="Casella di testo 27" o:spid="_x0000_s1030" type="#_x0000_t202" style="position:absolute;margin-left:108.45pt;margin-top:712pt;width:378.4pt;height:.05pt;z-index:251711488;visibility:visible;mso-wrap-style:square;mso-width-percent:0;mso-wrap-distance-left:9pt;mso-wrap-distance-top:0;mso-wrap-distance-right:9pt;mso-wrap-distance-bottom:0;mso-position-horizontal:absolute;mso-position-horizontal-relative:page;mso-position-vertical:absolute;mso-position-vertical-relative:page;mso-width-percent:0;mso-width-relative:margin;v-text-anchor:top" o:gfxdata="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" stroked="f">
                 <v:textbox style="mso-fit-shape-to-text:t" inset="0,0,0,0">
                   <w:txbxContent>
                     <w:p>
@@ -15684,7 +13979,7 @@
                           <w:lang w:val="it-IT"/>
                         </w:rPr>
                       </w:pPr>
-                      <w:bookmarkStart w:id="58" w:name="_Toc217035802"/>
+                      <w:bookmarkStart w:id="52" w:name="_Toc217035802"/>
                       <w:r>
                         <w:t xml:space="preserve">Figura </w:t>
                       </w:r>
@@ -15721,7 +14016,7 @@
                       <w:r>
                         <w:t>02</w:t>
                       </w:r>
-                      <w:bookmarkEnd w:id="58"/>
+                      <w:bookmarkEnd w:id="52"/>
                     </w:p>
                   </w:txbxContent>
                 </v:textbox>
@@ -15759,7 +14054,7 @@
                     <pic:cNvPicPr/>
                   </pic:nvPicPr>
                   <pic:blipFill>
-                    <a:blip r:embed="rId42">
+                    <a:blip r:embed="rId34">
                       <a:extLst>
                         <a:ext uri="{28A0092B-C50C-407E-A947-70E740481C1C}">
                           <a14:useLocalDpi xmlns:a14="http://schemas.microsoft.com/office/drawing/2010/main" val="0"/>
@@ -15850,7 +14145,7 @@
                     <pic:cNvPicPr/>
                   </pic:nvPicPr>
                   <pic:blipFill>
-                    <a:blip r:embed="rId43"/>
+                    <a:blip r:embed="rId35"/>
                     <a:stretch>
                       <a:fillRect/>
                     </a:stretch>
@@ -15923,7 +14218,7 @@
                     <pic:cNvPicPr/>
                   </pic:nvPicPr>
                   <pic:blipFill>
-                    <a:blip r:embed="rId44"/>
+                    <a:blip r:embed="rId36"/>
                     <a:stretch>
                       <a:fillRect/>
                     </a:stretch>
@@ -16014,7 +14309,7 @@
                     <pic:cNvPicPr/>
                   </pic:nvPicPr>
                   <pic:blipFill>
-                    <a:blip r:embed="rId45"/>
+                    <a:blip r:embed="rId37"/>
                     <a:stretch>
                       <a:fillRect/>
                     </a:stretch>
@@ -16066,9 +14361,6 @@
         <w:br w:type="page"/>
       </w:r>
     </w:p>
-    <w:bookmarkStart w:id="53" w:name="usersettingspage"/>
-    <w:bookmarkStart w:id="54" w:name="_Toc230937917"/>
-    <w:bookmarkEnd w:id="49"/>
     <w:p>
       <w:pPr>
         <w:pStyle w:val="Titolo2"/>
@@ -16076,6 +14368,9 @@
           <w:color w:val="FF0000"/>
         </w:rPr>
       </w:pPr>
+      <w:bookmarkStart w:id="53" w:name="_Toc230937917"/>
+      <w:bookmarkStart w:id="54" w:name="usersettingspage"/>
+      <w:bookmarkEnd w:id="48"/>
       <w:r>
         <w:rPr>
           <w:color w:val="FF0000"/>
@@ -16175,7 +14470,7 @@
           </mc:Choice>
           <mc:Fallback>
             <w:pict>
-              <v:shape w14:anchorId="512F0ED0" id="Casella di testo 28" o:spid="_x0000_s1032" type="#_x0000_t202" style="position:absolute;left:0;text-align:left;margin-left:108.6pt;margin-top:619.25pt;width:378.15pt;height:.05pt;z-index:251714560;visibility:visible;mso-wrap-style:square;mso-width-percent:0;mso-wrap-distance-left:9pt;mso-wrap-distance-top:0;mso-wrap-distance-right:9pt;mso-wrap-distance-bottom:0;mso-position-horizontal:absolute;mso-position-horizontal-relative:page;mso-position-vertical:absolute;mso-position-vertical-relative:text;mso-width-percent:0;mso-width-relative:margin;v-text-anchor:top" o:gfxdata="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" stroked="f">
+              <v:shape w14:anchorId="512F0ED0" id="Casella di testo 28" o:spid="_x0000_s1031" type="#_x0000_t202" style="position:absolute;left:0;text-align:left;margin-left:108.6pt;margin-top:619.25pt;width:378.15pt;height:.05pt;z-index:251714560;visibility:visible;mso-wrap-style:square;mso-width-percent:0;mso-wrap-distance-left:9pt;mso-wrap-distance-top:0;mso-wrap-distance-right:9pt;mso-wrap-distance-bottom:0;mso-position-horizontal:absolute;mso-position-horizontal-relative:page;mso-position-vertical:absolute;mso-position-vertical-relative:text;mso-width-percent:0;mso-width-relative:margin;v-text-anchor:top" o:gfxdata="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" stroked="f">
                 <v:textbox style="mso-fit-shape-to-text:t" inset="0,0,0,0">
                   <w:txbxContent>
                     <w:p>
@@ -16186,7 +14481,7 @@
                           <w:lang w:val="it-IT"/>
                         </w:rPr>
                       </w:pPr>
-                      <w:bookmarkStart w:id="62" w:name="_Toc217035803"/>
+                      <w:bookmarkStart w:id="56" w:name="_Toc217035803"/>
                       <w:r>
                         <w:t xml:space="preserve">Figura </w:t>
                       </w:r>
@@ -16214,7 +14509,7 @@
                       <w:r>
                         <w:t>Page</w:t>
                       </w:r>
-                      <w:bookmarkEnd w:id="62"/>
+                      <w:bookmarkEnd w:id="56"/>
                     </w:p>
                   </w:txbxContent>
                 </v:textbox>
@@ -16258,7 +14553,7 @@
                     <pic:cNvPicPr/>
                   </pic:nvPicPr>
                   <pic:blipFill>
-                    <a:blip r:embed="rId46">
+                    <a:blip r:embed="rId38">
                       <a:extLst>
                         <a:ext uri="{28A0092B-C50C-407E-A947-70E740481C1C}">
                           <a14:useLocalDpi xmlns:a14="http://schemas.microsoft.com/office/drawing/2010/main" val="0"/>
@@ -16290,7 +14585,7 @@
           </wp:anchor>
         </w:drawing>
       </w:r>
-      <w:bookmarkEnd w:id="54"/>
+      <w:bookmarkEnd w:id="53"/>
     </w:p>
     <w:p>
       <w:pPr>
@@ -16421,7 +14716,7 @@
                     <pic:cNvPicPr/>
                   </pic:nvPicPr>
                   <pic:blipFill>
-                    <a:blip r:embed="rId47"/>
+                    <a:blip r:embed="rId39"/>
                     <a:stretch>
                       <a:fillRect/>
                     </a:stretch>
@@ -16487,7 +14782,7 @@
                     <pic:cNvPicPr/>
                   </pic:nvPicPr>
                   <pic:blipFill>
-                    <a:blip r:embed="rId48"/>
+                    <a:blip r:embed="rId40"/>
                     <a:stretch>
                       <a:fillRect/>
                     </a:stretch>
@@ -16568,10 +14863,10 @@
           <w:rFonts w:cs="Arial"/>
         </w:rPr>
       </w:pPr>
-      <w:bookmarkStart w:id="56" w:name="packages-e-dipendenze-non-native"/>
       <w:bookmarkStart w:id="57" w:name="_Toc230937918"/>
-      <w:bookmarkEnd w:id="39"/>
-      <w:bookmarkEnd w:id="53"/>
+      <w:bookmarkStart w:id="58" w:name="packages-e-dipendenze-non-native"/>
+      <w:bookmarkEnd w:id="35"/>
+      <w:bookmarkEnd w:id="54"/>
       <w:r>
         <w:rPr>
           <w:rFonts w:cs="Arial"/>
@@ -17535,7 +15830,7 @@
           </w:p>
         </w:tc>
       </w:tr>
-      <w:bookmarkEnd w:id="56"/>
+      <w:bookmarkEnd w:id="58"/>
     </w:tbl>
     <w:p>
       <w:pPr>
@@ -17560,7 +15855,7 @@
           <w:rFonts w:cs="Arial"/>
         </w:rPr>
       </w:pPr>
-      <w:bookmarkStart w:id="58" w:name="_Toc230937919"/>
+      <w:bookmarkStart w:id="59" w:name="_Toc230937919"/>
       <w:r>
         <w:rPr>
           <w:rFonts w:cs="Arial"/>
@@ -17568,8 +15863,8 @@
         <w:lastRenderedPageBreak/>
         <w:t>Test</w:t>
       </w:r>
-      <w:bookmarkEnd w:id="33"/>
-      <w:bookmarkEnd w:id="58"/>
+      <w:bookmarkEnd w:id="31"/>
+      <w:bookmarkEnd w:id="59"/>
     </w:p>
     <w:p>
       <w:pPr>
@@ -17578,16 +15873,16 @@
           <w:rFonts w:cs="Arial"/>
         </w:rPr>
       </w:pPr>
-      <w:bookmarkStart w:id="59" w:name="_Toc461179224"/>
-      <w:bookmarkStart w:id="60" w:name="_Toc230937920"/>
+      <w:bookmarkStart w:id="60" w:name="_Toc461179224"/>
+      <w:bookmarkStart w:id="61" w:name="_Toc230937920"/>
       <w:r>
         <w:rPr>
           <w:rFonts w:cs="Arial"/>
         </w:rPr>
         <w:t>Protocollo di test</w:t>
       </w:r>
-      <w:bookmarkEnd w:id="59"/>
       <w:bookmarkEnd w:id="60"/>
+      <w:bookmarkEnd w:id="61"/>
     </w:p>
     <w:p/>
     <w:tbl>
@@ -18997,7 +17292,7 @@
           <w:b/>
         </w:rPr>
       </w:pPr>
-      <w:bookmarkStart w:id="61" w:name="_Toc461179225"/>
+      <w:bookmarkStart w:id="62" w:name="_Toc461179225"/>
       <w:r>
         <w:br w:type="page"/>
       </w:r>
@@ -19006,13 +17301,13 @@
       <w:pPr>
         <w:pStyle w:val="Titolo2"/>
       </w:pPr>
-      <w:bookmarkStart w:id="62" w:name="_Toc230937921"/>
+      <w:bookmarkStart w:id="63" w:name="_Toc230937921"/>
       <w:r>
         <w:lastRenderedPageBreak/>
         <w:t>Risultati test</w:t>
       </w:r>
-      <w:bookmarkEnd w:id="61"/>
       <w:bookmarkEnd w:id="62"/>
+      <w:bookmarkEnd w:id="63"/>
     </w:p>
     <w:p>
       <w:pPr>
@@ -19031,16 +17326,16 @@
       <w:pPr>
         <w:pStyle w:val="Titolo2"/>
       </w:pPr>
-      <w:bookmarkStart w:id="63" w:name="_Toc461179226"/>
-      <w:bookmarkStart w:id="64" w:name="_Toc230937922"/>
+      <w:bookmarkStart w:id="64" w:name="_Toc461179226"/>
+      <w:bookmarkStart w:id="65" w:name="_Toc230937922"/>
       <w:r>
         <w:t>Mancanze</w:t>
       </w:r>
       <w:r>
         <w:t>/limitazioni conosciute</w:t>
       </w:r>
-      <w:bookmarkEnd w:id="63"/>
       <w:bookmarkEnd w:id="64"/>
+      <w:bookmarkEnd w:id="65"/>
     </w:p>
     <w:p>
       <w:pPr>
@@ -19079,13 +17374,13 @@
       <w:pPr>
         <w:pStyle w:val="Titolo1"/>
       </w:pPr>
-      <w:bookmarkStart w:id="65" w:name="_Toc461179227"/>
-      <w:bookmarkStart w:id="66" w:name="_Toc230937923"/>
+      <w:bookmarkStart w:id="66" w:name="_Toc461179227"/>
+      <w:bookmarkStart w:id="67" w:name="_Toc230937923"/>
       <w:r>
         <w:t>Consuntivo</w:t>
       </w:r>
-      <w:bookmarkEnd w:id="65"/>
       <w:bookmarkEnd w:id="66"/>
+      <w:bookmarkEnd w:id="67"/>
     </w:p>
     <w:p>
       <w:pPr>
@@ -19104,13 +17399,13 @@
       <w:pPr>
         <w:pStyle w:val="Titolo1"/>
       </w:pPr>
-      <w:bookmarkStart w:id="67" w:name="_Toc461179228"/>
-      <w:bookmarkStart w:id="68" w:name="_Toc230937924"/>
+      <w:bookmarkStart w:id="68" w:name="_Toc461179228"/>
+      <w:bookmarkStart w:id="69" w:name="_Toc230937924"/>
       <w:r>
         <w:t>Conclusioni</w:t>
       </w:r>
-      <w:bookmarkEnd w:id="67"/>
       <w:bookmarkEnd w:id="68"/>
+      <w:bookmarkEnd w:id="69"/>
     </w:p>
     <w:p>
       <w:pPr>
@@ -19119,7 +17414,7 @@
           <w:color w:val="FF0000"/>
         </w:rPr>
       </w:pPr>
-      <w:bookmarkStart w:id="69" w:name="_Toc461179229"/>
+      <w:bookmarkStart w:id="70" w:name="_Toc461179229"/>
       <w:r>
         <w:rPr>
           <w:color w:val="FF0000"/>
@@ -19131,12 +17426,12 @@
       <w:pPr>
         <w:pStyle w:val="Titolo2"/>
       </w:pPr>
-      <w:bookmarkStart w:id="70" w:name="_Toc230937925"/>
+      <w:bookmarkStart w:id="71" w:name="_Toc230937925"/>
       <w:r>
         <w:t>Sviluppi futuri</w:t>
       </w:r>
-      <w:bookmarkEnd w:id="69"/>
       <w:bookmarkEnd w:id="70"/>
+      <w:bookmarkEnd w:id="71"/>
     </w:p>
     <w:p>
       <w:pPr>
@@ -19232,8 +17527,8 @@
       <w:pPr>
         <w:pStyle w:val="Titolo2"/>
       </w:pPr>
-      <w:bookmarkStart w:id="71" w:name="_Toc461179230"/>
-      <w:bookmarkStart w:id="72" w:name="_Toc230937926"/>
+      <w:bookmarkStart w:id="72" w:name="_Toc461179230"/>
+      <w:bookmarkStart w:id="73" w:name="_Toc230937926"/>
       <w:r>
         <w:t>C</w:t>
       </w:r>
@@ -19243,8 +17538,8 @@
       <w:r>
         <w:t>nsiderazioni personali</w:t>
       </w:r>
-      <w:bookmarkEnd w:id="71"/>
       <w:bookmarkEnd w:id="72"/>
+      <w:bookmarkEnd w:id="73"/>
     </w:p>
     <w:p>
       <w:pPr>
@@ -19253,7 +17548,7 @@
           <w:color w:val="FF0000"/>
         </w:rPr>
       </w:pPr>
-      <w:bookmarkStart w:id="73" w:name="_Toc461179232"/>
+      <w:bookmarkStart w:id="74" w:name="_Toc461179232"/>
       <w:r>
         <w:rPr>
           <w:color w:val="FF0000"/>
@@ -19293,22 +17588,22 @@
       <w:pPr>
         <w:pStyle w:val="Titolo1"/>
       </w:pPr>
-      <w:bookmarkStart w:id="74" w:name="_Toc230937927"/>
+      <w:bookmarkStart w:id="75" w:name="_Toc230937927"/>
       <w:r>
         <w:t>Bibliografia</w:t>
       </w:r>
+      <w:bookmarkEnd w:id="75"/>
+    </w:p>
+    <w:p>
+      <w:pPr>
+        <w:pStyle w:val="Titolo2"/>
+      </w:pPr>
+      <w:bookmarkStart w:id="76" w:name="_Toc230937928"/>
       <w:bookmarkEnd w:id="74"/>
-    </w:p>
-    <w:p>
-      <w:pPr>
-        <w:pStyle w:val="Titolo2"/>
-      </w:pPr>
-      <w:bookmarkStart w:id="75" w:name="_Toc230937928"/>
-      <w:bookmarkEnd w:id="73"/>
       <w:r>
         <w:t>Indice delle figure</w:t>
       </w:r>
-      <w:bookmarkEnd w:id="75"/>
+      <w:bookmarkEnd w:id="76"/>
     </w:p>
     <w:p>
       <w:pPr>
@@ -20526,18 +18821,18 @@
           <w:b/>
         </w:rPr>
       </w:pPr>
-      <w:bookmarkStart w:id="76" w:name="_Toc461179234"/>
+      <w:bookmarkStart w:id="77" w:name="_Toc461179234"/>
     </w:p>
     <w:p>
       <w:pPr>
         <w:pStyle w:val="Titolo2"/>
       </w:pPr>
-      <w:bookmarkStart w:id="77" w:name="_Toc230937929"/>
+      <w:bookmarkStart w:id="78" w:name="_Toc230937929"/>
       <w:r>
         <w:t>Sitografia</w:t>
       </w:r>
-      <w:bookmarkEnd w:id="76"/>
       <w:bookmarkEnd w:id="77"/>
+      <w:bookmarkEnd w:id="78"/>
     </w:p>
     <w:p>
       <w:pPr>
@@ -20546,7 +18841,7 @@
           <w:lang w:val="de-DE"/>
         </w:rPr>
       </w:pPr>
-      <w:hyperlink r:id="rId49" w:history="1">
+      <w:hyperlink r:id="rId41" w:history="1">
         <w:r>
           <w:rPr>
             <w:rStyle w:val="Collegamentoipertestuale"/>
@@ -20579,7 +18874,7 @@
           <w:lang w:val="de-DE"/>
         </w:rPr>
       </w:pPr>
-      <w:hyperlink r:id="rId50" w:history="1">
+      <w:hyperlink r:id="rId42" w:history="1">
         <w:r>
           <w:rPr>
             <w:rStyle w:val="Collegamentoipertestuale"/>
@@ -20612,7 +18907,7 @@
           <w:lang w:val="en-US"/>
         </w:rPr>
       </w:pPr>
-      <w:hyperlink r:id="rId51" w:history="1">
+      <w:hyperlink r:id="rId43" w:history="1">
         <w:r>
           <w:rPr>
             <w:rStyle w:val="Collegamentoipertestuale"/>
@@ -20645,7 +18940,7 @@
           <w:lang w:val="en-US"/>
         </w:rPr>
       </w:pPr>
-      <w:hyperlink r:id="rId52" w:history="1">
+      <w:hyperlink r:id="rId44" w:history="1">
         <w:r>
           <w:rPr>
             <w:rStyle w:val="Collegamentoipertestuale"/>
@@ -20678,7 +18973,7 @@
           <w:lang w:val="en-US"/>
         </w:rPr>
       </w:pPr>
-      <w:hyperlink r:id="rId53" w:history="1">
+      <w:hyperlink r:id="rId45" w:history="1">
         <w:r>
           <w:rPr>
             <w:rStyle w:val="Collegamentoipertestuale"/>
@@ -20697,7 +18992,7 @@
       </w:r>
     </w:p>
     <w:sectPr>
-      <w:footerReference w:type="default" r:id="rId54"/>
+      <w:footerReference w:type="default" r:id="rId46"/>
       <w:pgSz w:w="11906" w:h="16838"/>
       <w:pgMar w:top="1985" w:right="1134" w:bottom="1418" w:left="1134" w:header="567" w:footer="567" w:gutter="0"/>
       <w:cols w:space="720"/>
@@ -20777,6 +19072,7 @@
     </w:r>
     <w:r>
       <w:rPr>
+        <w:noProof/>
         <w:lang w:val="fr-CH"/>
       </w:rPr>
       <w:t>29.05.2026</w:t>
@@ -21046,6 +19342,9 @@
       <w:fldChar w:fldCharType="separate"/>
     </w:r>
     <w:r>
+      <w:rPr>
+        <w:noProof/>
+      </w:rPr>
       <w:t>29.05.2026</w:t>
     </w:r>
     <w:r>
@@ -21102,6 +19401,9 @@
       <w:fldChar w:fldCharType="separate"/>
     </w:r>
     <w:r>
+      <w:rPr>
+        <w:noProof/>
+      </w:rPr>
       <w:t>29.05.2026</w:t>
     </w:r>
     <w:r>
@@ -21156,6 +19458,7 @@
     </w:r>
     <w:r>
       <w:rPr>
+        <w:noProof/>
         <w:lang w:val="fr-CH"/>
       </w:rPr>
       <w:t>29.05.2026</w:t>
@@ -21250,7 +19553,7 @@
               <wp:inline distT="0" distB="0" distL="0" distR="0" wp14:anchorId="4609D745" wp14:editId="02945247">
                 <wp:extent cx="609600" cy="609600"/>
                 <wp:effectExtent l="0" t="0" r="0" b="0"/>
-                <wp:docPr id="24" name="Immagine 24"/>
+                <wp:docPr id="79" name="Immagine 79"/>
                 <wp:cNvGraphicFramePr>
                   <a:graphicFrameLocks xmlns:a="http://schemas.openxmlformats.org/drawingml/2006/main" noChangeAspect="1"/>
                 </wp:cNvGraphicFramePr>
@@ -21623,7 +19926,7 @@
               <wp:inline distT="0" distB="0" distL="0" distR="0" wp14:anchorId="62E5B9D9" wp14:editId="2217ADE6">
                 <wp:extent cx="609600" cy="609600"/>
                 <wp:effectExtent l="0" t="0" r="0" b="0"/>
-                <wp:docPr id="25" name="Immagine 25"/>
+                <wp:docPr id="80" name="Immagine 80"/>
                 <wp:cNvGraphicFramePr>
                   <a:graphicFrameLocks xmlns:a="http://schemas.openxmlformats.org/drawingml/2006/main" noChangeAspect="1"/>
                 </wp:cNvGraphicFramePr>
@@ -21848,7 +20151,7 @@
               <wp:inline distT="0" distB="0" distL="0" distR="0" wp14:anchorId="24694A0A" wp14:editId="764A15A2">
                 <wp:extent cx="609600" cy="609600"/>
                 <wp:effectExtent l="0" t="0" r="0" b="0"/>
-                <wp:docPr id="26" name="Immagine 26"/>
+                <wp:docPr id="81" name="Immagine 81"/>
                 <wp:cNvGraphicFramePr>
                   <a:graphicFrameLocks xmlns:a="http://schemas.openxmlformats.org/drawingml/2006/main" noChangeAspect="1"/>
                 </wp:cNvGraphicFramePr>
@@ -23981,7 +22284,7 @@
   <w:abstractNum w:abstractNumId="16" w15:restartNumberingAfterBreak="0">
     <w:nsid w:val="57C86EE7"/>
     <w:multiLevelType w:val="multilevel"/>
-    <w:tmpl w:val="082E2546"/>
+    <w:tmpl w:val="BC826B3A"/>
     <w:lvl w:ilvl="0">
       <w:start w:val="1"/>
       <w:numFmt w:val="decimal"/>
@@ -24023,12 +22326,13 @@
       <w:lvlJc w:val="left"/>
       <w:pPr>
         <w:tabs>
-          <w:tab w:val="num" w:pos="720"/>
+          <w:tab w:val="num" w:pos="1570"/>
         </w:tabs>
-        <w:ind w:left="720" w:hanging="720"/>
+        <w:ind w:left="1570" w:hanging="720"/>
       </w:pPr>
       <w:rPr>
         <w:rFonts w:hint="default"/>
+        <w:color w:val="auto"/>
       </w:rPr>
     </w:lvl>
     <w:lvl w:ilvl="3">
@@ -25622,7 +23926,6 @@
     <w:qFormat/>
     <w:rPr>
       <w:rFonts w:ascii="Arial" w:hAnsi="Arial"/>
-      <w:noProof/>
       <w:lang w:eastAsia="it-IT"/>
     </w:rPr>
   </w:style>
@@ -25685,7 +23988,12 @@
         <w:ilvl w:val="2"/>
         <w:numId w:val="1"/>
       </w:numPr>
+      <w:tabs>
+        <w:tab w:val="clear" w:pos="1570"/>
+        <w:tab w:val="num" w:pos="720"/>
+      </w:tabs>
       <w:spacing w:before="480" w:after="240"/>
+      <w:ind w:left="720"/>
       <w:outlineLvl w:val="2"/>
     </w:pPr>
     <w:rPr>

--- a/3_Documentazione/DocumentazioneSB_FiveNights.docx
+++ b/3_Documentazione/DocumentazioneSB_FiveNights.docx
@@ -22,23 +22,7 @@
       </w:r>
       <w:bookmarkStart w:id="1" w:name="_Hlk219461371"/>
       <w:r>
-        <w:t xml:space="preserve">System </w:t>
-      </w:r>
-      <w:proofErr w:type="spellStart"/>
-      <w:r>
-        <w:t>Breach</w:t>
-      </w:r>
-      <w:proofErr w:type="spellEnd"/>
-      <w:r>
-        <w:t xml:space="preserve">: </w:t>
-      </w:r>
-      <w:proofErr w:type="spellStart"/>
-      <w:r>
-        <w:t>Five</w:t>
-      </w:r>
-      <w:proofErr w:type="spellEnd"/>
-      <w:r>
-        <w:t xml:space="preserve"> Nights</w:t>
+        <w:t>System Breach: Five Nights</w:t>
       </w:r>
     </w:p>
     <w:bookmarkEnd w:id="1"/>
@@ -138,7 +122,7 @@
         <w:rPr>
           <w:noProof/>
         </w:rPr>
-        <w:instrText xml:space="preserve"> PAGEREF _Toc230957179 \h </w:instrText>
+        <w:instrText xml:space="preserve"> PAGEREF _Toc230959439 \h </w:instrText>
       </w:r>
       <w:r>
         <w:rPr>
@@ -217,7 +201,7 @@
         <w:rPr>
           <w:noProof/>
         </w:rPr>
-        <w:instrText xml:space="preserve"> PAGEREF _Toc230957180 \h </w:instrText>
+        <w:instrText xml:space="preserve"> PAGEREF _Toc230959440 \h </w:instrText>
       </w:r>
       <w:r>
         <w:rPr>
@@ -300,7 +284,7 @@
         <w:rPr>
           <w:noProof/>
         </w:rPr>
-        <w:instrText xml:space="preserve"> PAGEREF _Toc230957181 \h </w:instrText>
+        <w:instrText xml:space="preserve"> PAGEREF _Toc230959441 \h </w:instrText>
       </w:r>
       <w:r>
         <w:rPr>
@@ -379,7 +363,7 @@
         <w:rPr>
           <w:noProof/>
         </w:rPr>
-        <w:instrText xml:space="preserve"> PAGEREF _Toc230957182 \h </w:instrText>
+        <w:instrText xml:space="preserve"> PAGEREF _Toc230959442 \h </w:instrText>
       </w:r>
       <w:r>
         <w:rPr>
@@ -458,7 +442,7 @@
         <w:rPr>
           <w:noProof/>
         </w:rPr>
-        <w:instrText xml:space="preserve"> PAGEREF _Toc230957183 \h </w:instrText>
+        <w:instrText xml:space="preserve"> PAGEREF _Toc230959443 \h </w:instrText>
       </w:r>
       <w:r>
         <w:rPr>
@@ -537,7 +521,7 @@
         <w:rPr>
           <w:noProof/>
         </w:rPr>
-        <w:instrText xml:space="preserve"> PAGEREF _Toc230957184 \h </w:instrText>
+        <w:instrText xml:space="preserve"> PAGEREF _Toc230959444 \h </w:instrText>
       </w:r>
       <w:r>
         <w:rPr>
@@ -620,7 +604,7 @@
         <w:rPr>
           <w:noProof/>
         </w:rPr>
-        <w:instrText xml:space="preserve"> PAGEREF _Toc230957185 \h </w:instrText>
+        <w:instrText xml:space="preserve"> PAGEREF _Toc230959445 \h </w:instrText>
       </w:r>
       <w:r>
         <w:rPr>
@@ -638,6 +622,258 @@
           <w:noProof/>
         </w:rPr>
         <w:t>8</w:t>
+      </w:r>
+      <w:r>
+        <w:rPr>
+          <w:noProof/>
+        </w:rPr>
+        <w:fldChar w:fldCharType="end"/>
+      </w:r>
+    </w:p>
+    <w:p>
+      <w:pPr>
+        <w:pStyle w:val="Sommario2"/>
+        <w:rPr>
+          <w:rFonts w:asciiTheme="minorHAnsi" w:eastAsiaTheme="minorEastAsia" w:hAnsiTheme="minorHAnsi" w:cstheme="minorBidi"/>
+          <w:noProof/>
+          <w:kern w:val="2"/>
+          <w:sz w:val="24"/>
+          <w:szCs w:val="24"/>
+          <w:lang w:val="en-US" w:eastAsia="it-CH"/>
+          <w14:ligatures w14:val="standardContextual"/>
+        </w:rPr>
+      </w:pPr>
+      <w:r>
+        <w:rPr>
+          <w:noProof/>
+          <w:lang w:val="en-US"/>
+        </w:rPr>
+        <w:t>2.4</w:t>
+      </w:r>
+      <w:r>
+        <w:rPr>
+          <w:rFonts w:asciiTheme="minorHAnsi" w:eastAsiaTheme="minorEastAsia" w:hAnsiTheme="minorHAnsi" w:cstheme="minorBidi"/>
+          <w:noProof/>
+          <w:kern w:val="2"/>
+          <w:sz w:val="24"/>
+          <w:szCs w:val="24"/>
+          <w:lang w:val="en-US" w:eastAsia="it-CH"/>
+          <w14:ligatures w14:val="standardContextual"/>
+        </w:rPr>
+        <w:tab/>
+      </w:r>
+      <w:r>
+        <w:rPr>
+          <w:noProof/>
+          <w:lang w:val="en-US"/>
+        </w:rPr>
+        <w:t>User story</w:t>
+      </w:r>
+      <w:r>
+        <w:rPr>
+          <w:noProof/>
+          <w:lang w:val="en-US"/>
+        </w:rPr>
+        <w:tab/>
+      </w:r>
+      <w:r>
+        <w:rPr>
+          <w:noProof/>
+        </w:rPr>
+        <w:fldChar w:fldCharType="begin"/>
+      </w:r>
+      <w:r>
+        <w:rPr>
+          <w:noProof/>
+          <w:lang w:val="en-US"/>
+        </w:rPr>
+        <w:instrText xml:space="preserve"> PAGEREF _Toc230959446 \h </w:instrText>
+      </w:r>
+      <w:r>
+        <w:rPr>
+          <w:noProof/>
+        </w:rPr>
+      </w:r>
+      <w:r>
+        <w:rPr>
+          <w:noProof/>
+        </w:rPr>
+        <w:fldChar w:fldCharType="separate"/>
+      </w:r>
+      <w:r>
+        <w:rPr>
+          <w:noProof/>
+          <w:lang w:val="en-US"/>
+        </w:rPr>
+        <w:t>9</w:t>
+      </w:r>
+      <w:r>
+        <w:rPr>
+          <w:noProof/>
+        </w:rPr>
+        <w:fldChar w:fldCharType="end"/>
+      </w:r>
+    </w:p>
+    <w:p>
+      <w:pPr>
+        <w:pStyle w:val="Sommario2"/>
+        <w:rPr>
+          <w:rFonts w:asciiTheme="minorHAnsi" w:eastAsiaTheme="minorEastAsia" w:hAnsiTheme="minorHAnsi" w:cstheme="minorBidi"/>
+          <w:noProof/>
+          <w:kern w:val="2"/>
+          <w:sz w:val="24"/>
+          <w:szCs w:val="24"/>
+          <w:lang w:val="en-US" w:eastAsia="it-CH"/>
+          <w14:ligatures w14:val="standardContextual"/>
+        </w:rPr>
+      </w:pPr>
+      <w:r>
+        <w:rPr>
+          <w:noProof/>
+          <w:lang w:val="en-US"/>
+        </w:rPr>
+        <w:t>2.5</w:t>
+      </w:r>
+      <w:r>
+        <w:rPr>
+          <w:rFonts w:asciiTheme="minorHAnsi" w:eastAsiaTheme="minorEastAsia" w:hAnsiTheme="minorHAnsi" w:cstheme="minorBidi"/>
+          <w:noProof/>
+          <w:kern w:val="2"/>
+          <w:sz w:val="24"/>
+          <w:szCs w:val="24"/>
+          <w:lang w:val="en-US" w:eastAsia="it-CH"/>
+          <w14:ligatures w14:val="standardContextual"/>
+        </w:rPr>
+        <w:tab/>
+      </w:r>
+      <w:r>
+        <w:rPr>
+          <w:noProof/>
+          <w:lang w:val="en-US"/>
+        </w:rPr>
+        <w:t>Sprint Planning</w:t>
+      </w:r>
+      <w:r>
+        <w:rPr>
+          <w:noProof/>
+          <w:lang w:val="en-US"/>
+        </w:rPr>
+        <w:tab/>
+      </w:r>
+      <w:r>
+        <w:rPr>
+          <w:noProof/>
+        </w:rPr>
+        <w:fldChar w:fldCharType="begin"/>
+      </w:r>
+      <w:r>
+        <w:rPr>
+          <w:noProof/>
+          <w:lang w:val="en-US"/>
+        </w:rPr>
+        <w:instrText xml:space="preserve"> PAGEREF _Toc230959447 \h </w:instrText>
+      </w:r>
+      <w:r>
+        <w:rPr>
+          <w:noProof/>
+        </w:rPr>
+      </w:r>
+      <w:r>
+        <w:rPr>
+          <w:noProof/>
+        </w:rPr>
+        <w:fldChar w:fldCharType="separate"/>
+      </w:r>
+      <w:r>
+        <w:rPr>
+          <w:noProof/>
+          <w:lang w:val="en-US"/>
+        </w:rPr>
+        <w:t>11</w:t>
+      </w:r>
+      <w:r>
+        <w:rPr>
+          <w:noProof/>
+        </w:rPr>
+        <w:fldChar w:fldCharType="end"/>
+      </w:r>
+    </w:p>
+    <w:p>
+      <w:pPr>
+        <w:pStyle w:val="Sommario2"/>
+        <w:rPr>
+          <w:rFonts w:asciiTheme="minorHAnsi" w:eastAsiaTheme="minorEastAsia" w:hAnsiTheme="minorHAnsi" w:cstheme="minorBidi"/>
+          <w:noProof/>
+          <w:kern w:val="2"/>
+          <w:sz w:val="24"/>
+          <w:szCs w:val="24"/>
+          <w:lang w:val="en-US" w:eastAsia="it-CH"/>
+          <w14:ligatures w14:val="standardContextual"/>
+        </w:rPr>
+      </w:pPr>
+      <w:r>
+        <w:rPr>
+          <w:noProof/>
+          <w:lang w:val="en-US"/>
+        </w:rPr>
+        <w:t>2.6</w:t>
+      </w:r>
+      <w:r>
+        <w:rPr>
+          <w:rFonts w:asciiTheme="minorHAnsi" w:eastAsiaTheme="minorEastAsia" w:hAnsiTheme="minorHAnsi" w:cstheme="minorBidi"/>
+          <w:noProof/>
+          <w:kern w:val="2"/>
+          <w:sz w:val="24"/>
+          <w:szCs w:val="24"/>
+          <w:lang w:val="en-US" w:eastAsia="it-CH"/>
+          <w14:ligatures w14:val="standardContextual"/>
+        </w:rPr>
+        <w:tab/>
+      </w:r>
+      <w:r>
+        <w:rPr>
+          <w:noProof/>
+          <w:lang w:val="en-US"/>
+        </w:rPr>
+        <w:t>Use case</w:t>
+      </w:r>
+      <w:r>
+        <w:rPr>
+          <w:noProof/>
+          <w:lang w:val="en-US"/>
+        </w:rPr>
+        <w:tab/>
+      </w:r>
+      <w:r>
+        <w:rPr>
+          <w:noProof/>
+        </w:rPr>
+        <w:fldChar w:fldCharType="begin"/>
+      </w:r>
+      <w:r>
+        <w:rPr>
+          <w:noProof/>
+          <w:lang w:val="en-US"/>
+        </w:rPr>
+        <w:instrText xml:space="preserve"> PAGEREF _Toc230959448 \h </w:instrText>
+      </w:r>
+      <w:r>
+        <w:rPr>
+          <w:noProof/>
+        </w:rPr>
+      </w:r>
+      <w:r>
+        <w:rPr>
+          <w:noProof/>
+        </w:rPr>
+        <w:fldChar w:fldCharType="separate"/>
+      </w:r>
+      <w:r>
+        <w:rPr>
+          <w:noProof/>
+          <w:lang w:val="en-US"/>
+        </w:rPr>
+        <w:t>12</w:t>
       </w:r>
       <w:r>
         <w:rPr>
@@ -663,7 +899,7 @@
         <w:rPr>
           <w:noProof/>
         </w:rPr>
-        <w:t>2.4</w:t>
+        <w:t>2.7</w:t>
       </w:r>
       <w:r>
         <w:rPr>
@@ -681,7 +917,7 @@
         <w:rPr>
           <w:noProof/>
         </w:rPr>
-        <w:t>User story</w:t>
+        <w:t>Pianificazione</w:t>
       </w:r>
       <w:r>
         <w:rPr>
@@ -699,7 +935,7 @@
         <w:rPr>
           <w:noProof/>
         </w:rPr>
-        <w:instrText xml:space="preserve"> PAGEREF _Toc230957186 \h </w:instrText>
+        <w:instrText xml:space="preserve"> PAGEREF _Toc230959449 \h </w:instrText>
       </w:r>
       <w:r>
         <w:rPr>
@@ -716,7 +952,7 @@
         <w:rPr>
           <w:noProof/>
         </w:rPr>
-        <w:t>9</w:t>
+        <w:t>13</w:t>
       </w:r>
       <w:r>
         <w:rPr>
@@ -727,7 +963,11 @@
     </w:p>
     <w:p>
       <w:pPr>
-        <w:pStyle w:val="Sommario2"/>
+        <w:pStyle w:val="Sommario3"/>
+        <w:tabs>
+          <w:tab w:val="left" w:pos="1200"/>
+          <w:tab w:val="right" w:leader="dot" w:pos="9628"/>
+        </w:tabs>
         <w:rPr>
           <w:rFonts w:asciiTheme="minorHAnsi" w:eastAsiaTheme="minorEastAsia" w:hAnsiTheme="minorHAnsi" w:cstheme="minorBidi"/>
           <w:noProof/>
@@ -742,7 +982,7 @@
         <w:rPr>
           <w:noProof/>
         </w:rPr>
-        <w:t>2.5</w:t>
+        <w:t>2.7.1</w:t>
       </w:r>
       <w:r>
         <w:rPr>
@@ -760,7 +1000,7 @@
         <w:rPr>
           <w:noProof/>
         </w:rPr>
-        <w:t>Sprint Planning</w:t>
+        <w:t>Gantt preventivo</w:t>
       </w:r>
       <w:r>
         <w:rPr>
@@ -778,7 +1018,7 @@
         <w:rPr>
           <w:noProof/>
         </w:rPr>
-        <w:instrText xml:space="preserve"> PAGEREF _Toc230957187 \h </w:instrText>
+        <w:instrText xml:space="preserve"> PAGEREF _Toc230959450 \h </w:instrText>
       </w:r>
       <w:r>
         <w:rPr>
@@ -795,7 +1035,7 @@
         <w:rPr>
           <w:noProof/>
         </w:rPr>
-        <w:t>11</w:t>
+        <w:t>13</w:t>
       </w:r>
       <w:r>
         <w:rPr>
@@ -821,7 +1061,7 @@
         <w:rPr>
           <w:noProof/>
         </w:rPr>
-        <w:t>2.6</w:t>
+        <w:t>2.8</w:t>
       </w:r>
       <w:r>
         <w:rPr>
@@ -839,7 +1079,7 @@
         <w:rPr>
           <w:noProof/>
         </w:rPr>
-        <w:t>Use case</w:t>
+        <w:t>Analisi dei mezzi</w:t>
       </w:r>
       <w:r>
         <w:rPr>
@@ -857,7 +1097,7 @@
         <w:rPr>
           <w:noProof/>
         </w:rPr>
-        <w:instrText xml:space="preserve"> PAGEREF _Toc230957188 \h </w:instrText>
+        <w:instrText xml:space="preserve"> PAGEREF _Toc230959451 \h </w:instrText>
       </w:r>
       <w:r>
         <w:rPr>
@@ -874,7 +1114,7 @@
         <w:rPr>
           <w:noProof/>
         </w:rPr>
-        <w:t>12</w:t>
+        <w:t>14</w:t>
       </w:r>
       <w:r>
         <w:rPr>
@@ -885,7 +1125,11 @@
     </w:p>
     <w:p>
       <w:pPr>
-        <w:pStyle w:val="Sommario2"/>
+        <w:pStyle w:val="Sommario3"/>
+        <w:tabs>
+          <w:tab w:val="left" w:pos="1200"/>
+          <w:tab w:val="right" w:leader="dot" w:pos="9628"/>
+        </w:tabs>
         <w:rPr>
           <w:rFonts w:asciiTheme="minorHAnsi" w:eastAsiaTheme="minorEastAsia" w:hAnsiTheme="minorHAnsi" w:cstheme="minorBidi"/>
           <w:noProof/>
@@ -900,7 +1144,7 @@
         <w:rPr>
           <w:noProof/>
         </w:rPr>
-        <w:t>2.7</w:t>
+        <w:t>2.8.1</w:t>
       </w:r>
       <w:r>
         <w:rPr>
@@ -918,7 +1162,7 @@
         <w:rPr>
           <w:noProof/>
         </w:rPr>
-        <w:t>Pianificazione</w:t>
+        <w:t>Software</w:t>
       </w:r>
       <w:r>
         <w:rPr>
@@ -936,7 +1180,7 @@
         <w:rPr>
           <w:noProof/>
         </w:rPr>
-        <w:instrText xml:space="preserve"> PAGEREF _Toc230957189 \h </w:instrText>
+        <w:instrText xml:space="preserve"> PAGEREF _Toc230959452 \h </w:instrText>
       </w:r>
       <w:r>
         <w:rPr>
@@ -953,7 +1197,7 @@
         <w:rPr>
           <w:noProof/>
         </w:rPr>
-        <w:t>13</w:t>
+        <w:t>14</w:t>
       </w:r>
       <w:r>
         <w:rPr>
@@ -983,7 +1227,7 @@
         <w:rPr>
           <w:noProof/>
         </w:rPr>
-        <w:t>2.7.1</w:t>
+        <w:t>2.8.2</w:t>
       </w:r>
       <w:r>
         <w:rPr>
@@ -1001,7 +1245,7 @@
         <w:rPr>
           <w:noProof/>
         </w:rPr>
-        <w:t>Gantt preventivo</w:t>
+        <w:t>Hardware</w:t>
       </w:r>
       <w:r>
         <w:rPr>
@@ -1019,7 +1263,7 @@
         <w:rPr>
           <w:noProof/>
         </w:rPr>
-        <w:instrText xml:space="preserve"> PAGEREF _Toc230957190 \h </w:instrText>
+        <w:instrText xml:space="preserve"> PAGEREF _Toc230959453 \h </w:instrText>
       </w:r>
       <w:r>
         <w:rPr>
@@ -1036,7 +1280,7 @@
         <w:rPr>
           <w:noProof/>
         </w:rPr>
-        <w:t>13</w:t>
+        <w:t>14</w:t>
       </w:r>
       <w:r>
         <w:rPr>
@@ -1047,7 +1291,11 @@
     </w:p>
     <w:p>
       <w:pPr>
-        <w:pStyle w:val="Sommario2"/>
+        <w:pStyle w:val="Sommario1"/>
+        <w:tabs>
+          <w:tab w:val="left" w:pos="400"/>
+          <w:tab w:val="right" w:leader="dot" w:pos="9628"/>
+        </w:tabs>
         <w:rPr>
           <w:rFonts w:asciiTheme="minorHAnsi" w:eastAsiaTheme="minorEastAsia" w:hAnsiTheme="minorHAnsi" w:cstheme="minorBidi"/>
           <w:noProof/>
@@ -1062,7 +1310,7 @@
         <w:rPr>
           <w:noProof/>
         </w:rPr>
-        <w:t>2.8</w:t>
+        <w:t>3</w:t>
       </w:r>
       <w:r>
         <w:rPr>
@@ -1080,7 +1328,7 @@
         <w:rPr>
           <w:noProof/>
         </w:rPr>
-        <w:t>Analisi dei mezzi</w:t>
+        <w:t>Progettazione</w:t>
       </w:r>
       <w:r>
         <w:rPr>
@@ -1098,7 +1346,7 @@
         <w:rPr>
           <w:noProof/>
         </w:rPr>
-        <w:instrText xml:space="preserve"> PAGEREF _Toc230957191 \h </w:instrText>
+        <w:instrText xml:space="preserve"> PAGEREF _Toc230959454 \h </w:instrText>
       </w:r>
       <w:r>
         <w:rPr>
@@ -1145,7 +1393,7 @@
         <w:rPr>
           <w:noProof/>
         </w:rPr>
-        <w:t>2.8.1</w:t>
+        <w:t>3.1.1</w:t>
       </w:r>
       <w:r>
         <w:rPr>
@@ -1163,7 +1411,7 @@
         <w:rPr>
           <w:noProof/>
         </w:rPr>
-        <w:t>Software</w:t>
+        <w:t>UML applicativo</w:t>
       </w:r>
       <w:r>
         <w:rPr>
@@ -1181,7 +1429,7 @@
         <w:rPr>
           <w:noProof/>
         </w:rPr>
-        <w:instrText xml:space="preserve"> PAGEREF _Toc230957192 \h </w:instrText>
+        <w:instrText xml:space="preserve"> PAGEREF _Toc230959455 \h </w:instrText>
       </w:r>
       <w:r>
         <w:rPr>
@@ -1198,7 +1446,165 @@
         <w:rPr>
           <w:noProof/>
         </w:rPr>
-        <w:t>14</w:t>
+        <w:t>15</w:t>
+      </w:r>
+      <w:r>
+        <w:rPr>
+          <w:noProof/>
+        </w:rPr>
+        <w:fldChar w:fldCharType="end"/>
+      </w:r>
+    </w:p>
+    <w:p>
+      <w:pPr>
+        <w:pStyle w:val="Sommario2"/>
+        <w:rPr>
+          <w:rFonts w:asciiTheme="minorHAnsi" w:eastAsiaTheme="minorEastAsia" w:hAnsiTheme="minorHAnsi" w:cstheme="minorBidi"/>
+          <w:noProof/>
+          <w:kern w:val="2"/>
+          <w:sz w:val="24"/>
+          <w:szCs w:val="24"/>
+          <w:lang w:eastAsia="it-CH"/>
+          <w14:ligatures w14:val="standardContextual"/>
+        </w:rPr>
+      </w:pPr>
+      <w:r>
+        <w:rPr>
+          <w:noProof/>
+        </w:rPr>
+        <w:t>3.2</w:t>
+      </w:r>
+      <w:r>
+        <w:rPr>
+          <w:rFonts w:asciiTheme="minorHAnsi" w:eastAsiaTheme="minorEastAsia" w:hAnsiTheme="minorHAnsi" w:cstheme="minorBidi"/>
+          <w:noProof/>
+          <w:kern w:val="2"/>
+          <w:sz w:val="24"/>
+          <w:szCs w:val="24"/>
+          <w:lang w:eastAsia="it-CH"/>
+          <w14:ligatures w14:val="standardContextual"/>
+        </w:rPr>
+        <w:tab/>
+      </w:r>
+      <w:r>
+        <w:rPr>
+          <w:noProof/>
+        </w:rPr>
+        <w:t>Diagramma Salvataggio</w:t>
+      </w:r>
+      <w:r>
+        <w:rPr>
+          <w:noProof/>
+        </w:rPr>
+        <w:tab/>
+      </w:r>
+      <w:r>
+        <w:rPr>
+          <w:noProof/>
+        </w:rPr>
+        <w:fldChar w:fldCharType="begin"/>
+      </w:r>
+      <w:r>
+        <w:rPr>
+          <w:noProof/>
+        </w:rPr>
+        <w:instrText xml:space="preserve"> PAGEREF _Toc230959456 \h </w:instrText>
+      </w:r>
+      <w:r>
+        <w:rPr>
+          <w:noProof/>
+        </w:rPr>
+      </w:r>
+      <w:r>
+        <w:rPr>
+          <w:noProof/>
+        </w:rPr>
+        <w:fldChar w:fldCharType="separate"/>
+      </w:r>
+      <w:r>
+        <w:rPr>
+          <w:noProof/>
+        </w:rPr>
+        <w:t>16</w:t>
+      </w:r>
+      <w:r>
+        <w:rPr>
+          <w:noProof/>
+        </w:rPr>
+        <w:fldChar w:fldCharType="end"/>
+      </w:r>
+    </w:p>
+    <w:p>
+      <w:pPr>
+        <w:pStyle w:val="Sommario2"/>
+        <w:rPr>
+          <w:rFonts w:asciiTheme="minorHAnsi" w:eastAsiaTheme="minorEastAsia" w:hAnsiTheme="minorHAnsi" w:cstheme="minorBidi"/>
+          <w:noProof/>
+          <w:kern w:val="2"/>
+          <w:sz w:val="24"/>
+          <w:szCs w:val="24"/>
+          <w:lang w:eastAsia="it-CH"/>
+          <w14:ligatures w14:val="standardContextual"/>
+        </w:rPr>
+      </w:pPr>
+      <w:r>
+        <w:rPr>
+          <w:noProof/>
+        </w:rPr>
+        <w:t>3.3</w:t>
+      </w:r>
+      <w:r>
+        <w:rPr>
+          <w:rFonts w:asciiTheme="minorHAnsi" w:eastAsiaTheme="minorEastAsia" w:hAnsiTheme="minorHAnsi" w:cstheme="minorBidi"/>
+          <w:noProof/>
+          <w:kern w:val="2"/>
+          <w:sz w:val="24"/>
+          <w:szCs w:val="24"/>
+          <w:lang w:eastAsia="it-CH"/>
+          <w14:ligatures w14:val="standardContextual"/>
+        </w:rPr>
+        <w:tab/>
+      </w:r>
+      <w:r>
+        <w:rPr>
+          <w:noProof/>
+        </w:rPr>
+        <w:t>Mockups</w:t>
+      </w:r>
+      <w:r>
+        <w:rPr>
+          <w:noProof/>
+        </w:rPr>
+        <w:tab/>
+      </w:r>
+      <w:r>
+        <w:rPr>
+          <w:noProof/>
+        </w:rPr>
+        <w:fldChar w:fldCharType="begin"/>
+      </w:r>
+      <w:r>
+        <w:rPr>
+          <w:noProof/>
+        </w:rPr>
+        <w:instrText xml:space="preserve"> PAGEREF _Toc230959457 \h </w:instrText>
+      </w:r>
+      <w:r>
+        <w:rPr>
+          <w:noProof/>
+        </w:rPr>
+      </w:r>
+      <w:r>
+        <w:rPr>
+          <w:noProof/>
+        </w:rPr>
+        <w:fldChar w:fldCharType="separate"/>
+      </w:r>
+      <w:r>
+        <w:rPr>
+          <w:noProof/>
+        </w:rPr>
+        <w:t>17</w:t>
       </w:r>
       <w:r>
         <w:rPr>
@@ -1228,7 +1634,7 @@
         <w:rPr>
           <w:noProof/>
         </w:rPr>
-        <w:t>2.8.2</w:t>
+        <w:t>3.3.1</w:t>
       </w:r>
       <w:r>
         <w:rPr>
@@ -1246,7 +1652,7 @@
         <w:rPr>
           <w:noProof/>
         </w:rPr>
-        <w:t>Hardware</w:t>
+        <w:t>Attacco VAL-Z</w:t>
       </w:r>
       <w:r>
         <w:rPr>
@@ -1264,7 +1670,7 @@
         <w:rPr>
           <w:noProof/>
         </w:rPr>
-        <w:instrText xml:space="preserve"> PAGEREF _Toc230957193 \h </w:instrText>
+        <w:instrText xml:space="preserve"> PAGEREF _Toc230959458 \h </w:instrText>
       </w:r>
       <w:r>
         <w:rPr>
@@ -1281,7 +1687,418 @@
         <w:rPr>
           <w:noProof/>
         </w:rPr>
-        <w:t>14</w:t>
+        <w:t>17</w:t>
+      </w:r>
+      <w:r>
+        <w:rPr>
+          <w:noProof/>
+        </w:rPr>
+        <w:fldChar w:fldCharType="end"/>
+      </w:r>
+    </w:p>
+    <w:p>
+      <w:pPr>
+        <w:pStyle w:val="Sommario3"/>
+        <w:tabs>
+          <w:tab w:val="left" w:pos="1200"/>
+          <w:tab w:val="right" w:leader="dot" w:pos="9628"/>
+        </w:tabs>
+        <w:rPr>
+          <w:rFonts w:asciiTheme="minorHAnsi" w:eastAsiaTheme="minorEastAsia" w:hAnsiTheme="minorHAnsi" w:cstheme="minorBidi"/>
+          <w:noProof/>
+          <w:kern w:val="2"/>
+          <w:sz w:val="24"/>
+          <w:szCs w:val="24"/>
+          <w:lang w:eastAsia="it-CH"/>
+          <w14:ligatures w14:val="standardContextual"/>
+        </w:rPr>
+      </w:pPr>
+      <w:r>
+        <w:rPr>
+          <w:noProof/>
+        </w:rPr>
+        <w:t>3.3.2</w:t>
+      </w:r>
+      <w:r>
+        <w:rPr>
+          <w:rFonts w:asciiTheme="minorHAnsi" w:eastAsiaTheme="minorEastAsia" w:hAnsiTheme="minorHAnsi" w:cstheme="minorBidi"/>
+          <w:noProof/>
+          <w:kern w:val="2"/>
+          <w:sz w:val="24"/>
+          <w:szCs w:val="24"/>
+          <w:lang w:eastAsia="it-CH"/>
+          <w14:ligatures w14:val="standardContextual"/>
+        </w:rPr>
+        <w:tab/>
+      </w:r>
+      <w:r>
+        <w:rPr>
+          <w:noProof/>
+        </w:rPr>
+        <w:t>Stanza Singularity</w:t>
+      </w:r>
+      <w:r>
+        <w:rPr>
+          <w:noProof/>
+        </w:rPr>
+        <w:tab/>
+      </w:r>
+      <w:r>
+        <w:rPr>
+          <w:noProof/>
+        </w:rPr>
+        <w:fldChar w:fldCharType="begin"/>
+      </w:r>
+      <w:r>
+        <w:rPr>
+          <w:noProof/>
+        </w:rPr>
+        <w:instrText xml:space="preserve"> PAGEREF _Toc230959459 \h </w:instrText>
+      </w:r>
+      <w:r>
+        <w:rPr>
+          <w:noProof/>
+        </w:rPr>
+      </w:r>
+      <w:r>
+        <w:rPr>
+          <w:noProof/>
+        </w:rPr>
+        <w:fldChar w:fldCharType="separate"/>
+      </w:r>
+      <w:r>
+        <w:rPr>
+          <w:noProof/>
+        </w:rPr>
+        <w:t>18</w:t>
+      </w:r>
+      <w:r>
+        <w:rPr>
+          <w:noProof/>
+        </w:rPr>
+        <w:fldChar w:fldCharType="end"/>
+      </w:r>
+    </w:p>
+    <w:p>
+      <w:pPr>
+        <w:pStyle w:val="Sommario3"/>
+        <w:tabs>
+          <w:tab w:val="left" w:pos="1200"/>
+          <w:tab w:val="right" w:leader="dot" w:pos="9628"/>
+        </w:tabs>
+        <w:rPr>
+          <w:rFonts w:asciiTheme="minorHAnsi" w:eastAsiaTheme="minorEastAsia" w:hAnsiTheme="minorHAnsi" w:cstheme="minorBidi"/>
+          <w:noProof/>
+          <w:kern w:val="2"/>
+          <w:sz w:val="24"/>
+          <w:szCs w:val="24"/>
+          <w:lang w:eastAsia="it-CH"/>
+          <w14:ligatures w14:val="standardContextual"/>
+        </w:rPr>
+      </w:pPr>
+      <w:r>
+        <w:rPr>
+          <w:noProof/>
+        </w:rPr>
+        <w:t>3.3.3</w:t>
+      </w:r>
+      <w:r>
+        <w:rPr>
+          <w:rFonts w:asciiTheme="minorHAnsi" w:eastAsiaTheme="minorEastAsia" w:hAnsiTheme="minorHAnsi" w:cstheme="minorBidi"/>
+          <w:noProof/>
+          <w:kern w:val="2"/>
+          <w:sz w:val="24"/>
+          <w:szCs w:val="24"/>
+          <w:lang w:eastAsia="it-CH"/>
+          <w14:ligatures w14:val="standardContextual"/>
+        </w:rPr>
+        <w:tab/>
+      </w:r>
+      <w:r>
+        <w:rPr>
+          <w:noProof/>
+        </w:rPr>
+        <w:t>Stanza Unknown</w:t>
+      </w:r>
+      <w:r>
+        <w:rPr>
+          <w:noProof/>
+        </w:rPr>
+        <w:tab/>
+      </w:r>
+      <w:r>
+        <w:rPr>
+          <w:noProof/>
+        </w:rPr>
+        <w:fldChar w:fldCharType="begin"/>
+      </w:r>
+      <w:r>
+        <w:rPr>
+          <w:noProof/>
+        </w:rPr>
+        <w:instrText xml:space="preserve"> PAGEREF _Toc230959460 \h </w:instrText>
+      </w:r>
+      <w:r>
+        <w:rPr>
+          <w:noProof/>
+        </w:rPr>
+      </w:r>
+      <w:r>
+        <w:rPr>
+          <w:noProof/>
+        </w:rPr>
+        <w:fldChar w:fldCharType="separate"/>
+      </w:r>
+      <w:r>
+        <w:rPr>
+          <w:noProof/>
+        </w:rPr>
+        <w:t>19</w:t>
+      </w:r>
+      <w:r>
+        <w:rPr>
+          <w:noProof/>
+        </w:rPr>
+        <w:fldChar w:fldCharType="end"/>
+      </w:r>
+    </w:p>
+    <w:p>
+      <w:pPr>
+        <w:pStyle w:val="Sommario3"/>
+        <w:tabs>
+          <w:tab w:val="left" w:pos="1200"/>
+          <w:tab w:val="right" w:leader="dot" w:pos="9628"/>
+        </w:tabs>
+        <w:rPr>
+          <w:rFonts w:asciiTheme="minorHAnsi" w:eastAsiaTheme="minorEastAsia" w:hAnsiTheme="minorHAnsi" w:cstheme="minorBidi"/>
+          <w:noProof/>
+          <w:kern w:val="2"/>
+          <w:sz w:val="24"/>
+          <w:szCs w:val="24"/>
+          <w:lang w:eastAsia="it-CH"/>
+          <w14:ligatures w14:val="standardContextual"/>
+        </w:rPr>
+      </w:pPr>
+      <w:r>
+        <w:rPr>
+          <w:noProof/>
+        </w:rPr>
+        <w:t>3.3.4</w:t>
+      </w:r>
+      <w:r>
+        <w:rPr>
+          <w:rFonts w:asciiTheme="minorHAnsi" w:eastAsiaTheme="minorEastAsia" w:hAnsiTheme="minorHAnsi" w:cstheme="minorBidi"/>
+          <w:noProof/>
+          <w:kern w:val="2"/>
+          <w:sz w:val="24"/>
+          <w:szCs w:val="24"/>
+          <w:lang w:eastAsia="it-CH"/>
+          <w14:ligatures w14:val="standardContextual"/>
+        </w:rPr>
+        <w:tab/>
+      </w:r>
+      <w:r>
+        <w:rPr>
+          <w:noProof/>
+        </w:rPr>
+        <w:t>Telecamere</w:t>
+      </w:r>
+      <w:r>
+        <w:rPr>
+          <w:noProof/>
+        </w:rPr>
+        <w:tab/>
+      </w:r>
+      <w:r>
+        <w:rPr>
+          <w:noProof/>
+        </w:rPr>
+        <w:fldChar w:fldCharType="begin"/>
+      </w:r>
+      <w:r>
+        <w:rPr>
+          <w:noProof/>
+        </w:rPr>
+        <w:instrText xml:space="preserve"> PAGEREF _Toc230959461 \h </w:instrText>
+      </w:r>
+      <w:r>
+        <w:rPr>
+          <w:noProof/>
+        </w:rPr>
+      </w:r>
+      <w:r>
+        <w:rPr>
+          <w:noProof/>
+        </w:rPr>
+        <w:fldChar w:fldCharType="separate"/>
+      </w:r>
+      <w:r>
+        <w:rPr>
+          <w:noProof/>
+        </w:rPr>
+        <w:t>20</w:t>
+      </w:r>
+      <w:r>
+        <w:rPr>
+          <w:noProof/>
+        </w:rPr>
+        <w:fldChar w:fldCharType="end"/>
+      </w:r>
+    </w:p>
+    <w:p>
+      <w:pPr>
+        <w:pStyle w:val="Sommario3"/>
+        <w:tabs>
+          <w:tab w:val="left" w:pos="1200"/>
+          <w:tab w:val="right" w:leader="dot" w:pos="9628"/>
+        </w:tabs>
+        <w:rPr>
+          <w:rFonts w:asciiTheme="minorHAnsi" w:eastAsiaTheme="minorEastAsia" w:hAnsiTheme="minorHAnsi" w:cstheme="minorBidi"/>
+          <w:noProof/>
+          <w:kern w:val="2"/>
+          <w:sz w:val="24"/>
+          <w:szCs w:val="24"/>
+          <w:lang w:eastAsia="it-CH"/>
+          <w14:ligatures w14:val="standardContextual"/>
+        </w:rPr>
+      </w:pPr>
+      <w:r>
+        <w:rPr>
+          <w:noProof/>
+        </w:rPr>
+        <w:t>3.3.5</w:t>
+      </w:r>
+      <w:r>
+        <w:rPr>
+          <w:rFonts w:asciiTheme="minorHAnsi" w:eastAsiaTheme="minorEastAsia" w:hAnsiTheme="minorHAnsi" w:cstheme="minorBidi"/>
+          <w:noProof/>
+          <w:kern w:val="2"/>
+          <w:sz w:val="24"/>
+          <w:szCs w:val="24"/>
+          <w:lang w:eastAsia="it-CH"/>
+          <w14:ligatures w14:val="standardContextual"/>
+        </w:rPr>
+        <w:tab/>
+      </w:r>
+      <w:r>
+        <w:rPr>
+          <w:noProof/>
+        </w:rPr>
+        <w:t>Ufficio Guardia</w:t>
+      </w:r>
+      <w:r>
+        <w:rPr>
+          <w:noProof/>
+        </w:rPr>
+        <w:tab/>
+      </w:r>
+      <w:r>
+        <w:rPr>
+          <w:noProof/>
+        </w:rPr>
+        <w:fldChar w:fldCharType="begin"/>
+      </w:r>
+      <w:r>
+        <w:rPr>
+          <w:noProof/>
+        </w:rPr>
+        <w:instrText xml:space="preserve"> PAGEREF _Toc230959462 \h </w:instrText>
+      </w:r>
+      <w:r>
+        <w:rPr>
+          <w:noProof/>
+        </w:rPr>
+      </w:r>
+      <w:r>
+        <w:rPr>
+          <w:noProof/>
+        </w:rPr>
+        <w:fldChar w:fldCharType="separate"/>
+      </w:r>
+      <w:r>
+        <w:rPr>
+          <w:noProof/>
+        </w:rPr>
+        <w:t>21</w:t>
+      </w:r>
+      <w:r>
+        <w:rPr>
+          <w:noProof/>
+        </w:rPr>
+        <w:fldChar w:fldCharType="end"/>
+      </w:r>
+    </w:p>
+    <w:p>
+      <w:pPr>
+        <w:pStyle w:val="Sommario2"/>
+        <w:rPr>
+          <w:rFonts w:asciiTheme="minorHAnsi" w:eastAsiaTheme="minorEastAsia" w:hAnsiTheme="minorHAnsi" w:cstheme="minorBidi"/>
+          <w:noProof/>
+          <w:kern w:val="2"/>
+          <w:sz w:val="24"/>
+          <w:szCs w:val="24"/>
+          <w:lang w:eastAsia="it-CH"/>
+          <w14:ligatures w14:val="standardContextual"/>
+        </w:rPr>
+      </w:pPr>
+      <w:r>
+        <w:rPr>
+          <w:noProof/>
+        </w:rPr>
+        <w:t>3.4</w:t>
+      </w:r>
+      <w:r>
+        <w:rPr>
+          <w:rFonts w:asciiTheme="minorHAnsi" w:eastAsiaTheme="minorEastAsia" w:hAnsiTheme="minorHAnsi" w:cstheme="minorBidi"/>
+          <w:noProof/>
+          <w:kern w:val="2"/>
+          <w:sz w:val="24"/>
+          <w:szCs w:val="24"/>
+          <w:lang w:eastAsia="it-CH"/>
+          <w14:ligatures w14:val="standardContextual"/>
+        </w:rPr>
+        <w:tab/>
+      </w:r>
+      <w:r>
+        <w:rPr>
+          <w:noProof/>
+        </w:rPr>
+        <w:t>Design procedurale</w:t>
+      </w:r>
+      <w:r>
+        <w:rPr>
+          <w:noProof/>
+        </w:rPr>
+        <w:tab/>
+      </w:r>
+      <w:r>
+        <w:rPr>
+          <w:noProof/>
+        </w:rPr>
+        <w:fldChar w:fldCharType="begin"/>
+      </w:r>
+      <w:r>
+        <w:rPr>
+          <w:noProof/>
+        </w:rPr>
+        <w:instrText xml:space="preserve"> PAGEREF _Toc230959463 \h </w:instrText>
+      </w:r>
+      <w:r>
+        <w:rPr>
+          <w:noProof/>
+        </w:rPr>
+      </w:r>
+      <w:r>
+        <w:rPr>
+          <w:noProof/>
+        </w:rPr>
+        <w:fldChar w:fldCharType="separate"/>
+      </w:r>
+      <w:r>
+        <w:rPr>
+          <w:noProof/>
+        </w:rPr>
+        <w:t>22</w:t>
       </w:r>
       <w:r>
         <w:rPr>
@@ -1309,9 +2126,10 @@
       </w:pPr>
       <w:r>
         <w:rPr>
-          <w:noProof/>
-        </w:rPr>
-        <w:t>3</w:t>
+          <w:rFonts w:cs="Arial"/>
+          <w:noProof/>
+        </w:rPr>
+        <w:t>4</w:t>
       </w:r>
       <w:r>
         <w:rPr>
@@ -1327,9 +2145,10 @@
       </w:r>
       <w:r>
         <w:rPr>
-          <w:noProof/>
-        </w:rPr>
-        <w:t>Progettazione</w:t>
+          <w:rFonts w:cs="Arial"/>
+          <w:noProof/>
+        </w:rPr>
+        <w:t>Implementazione</w:t>
       </w:r>
       <w:r>
         <w:rPr>
@@ -1347,7 +2166,7 @@
         <w:rPr>
           <w:noProof/>
         </w:rPr>
-        <w:instrText xml:space="preserve"> PAGEREF _Toc230957194 \h </w:instrText>
+        <w:instrText xml:space="preserve"> PAGEREF _Toc230959464 \h </w:instrText>
       </w:r>
       <w:r>
         <w:rPr>
@@ -1364,7 +2183,90 @@
         <w:rPr>
           <w:noProof/>
         </w:rPr>
-        <w:t>14</w:t>
+        <w:t>24</w:t>
+      </w:r>
+      <w:r>
+        <w:rPr>
+          <w:noProof/>
+        </w:rPr>
+        <w:fldChar w:fldCharType="end"/>
+      </w:r>
+    </w:p>
+    <w:p>
+      <w:pPr>
+        <w:pStyle w:val="Sommario2"/>
+        <w:rPr>
+          <w:rFonts w:asciiTheme="minorHAnsi" w:eastAsiaTheme="minorEastAsia" w:hAnsiTheme="minorHAnsi" w:cstheme="minorBidi"/>
+          <w:noProof/>
+          <w:kern w:val="2"/>
+          <w:sz w:val="24"/>
+          <w:szCs w:val="24"/>
+          <w:lang w:eastAsia="it-CH"/>
+          <w14:ligatures w14:val="standardContextual"/>
+        </w:rPr>
+      </w:pPr>
+      <w:r>
+        <w:rPr>
+          <w:rFonts w:cs="Arial"/>
+          <w:bCs/>
+          <w:noProof/>
+        </w:rPr>
+        <w:t>4.1</w:t>
+      </w:r>
+      <w:r>
+        <w:rPr>
+          <w:rFonts w:asciiTheme="minorHAnsi" w:eastAsiaTheme="minorEastAsia" w:hAnsiTheme="minorHAnsi" w:cstheme="minorBidi"/>
+          <w:noProof/>
+          <w:kern w:val="2"/>
+          <w:sz w:val="24"/>
+          <w:szCs w:val="24"/>
+          <w:lang w:eastAsia="it-CH"/>
+          <w14:ligatures w14:val="standardContextual"/>
+        </w:rPr>
+        <w:tab/>
+      </w:r>
+      <w:r>
+        <w:rPr>
+          <w:rFonts w:cs="Arial"/>
+          <w:bCs/>
+          <w:noProof/>
+        </w:rPr>
+        <w:t>VAL-Z</w:t>
+      </w:r>
+      <w:r>
+        <w:rPr>
+          <w:noProof/>
+        </w:rPr>
+        <w:tab/>
+      </w:r>
+      <w:r>
+        <w:rPr>
+          <w:noProof/>
+        </w:rPr>
+        <w:fldChar w:fldCharType="begin"/>
+      </w:r>
+      <w:r>
+        <w:rPr>
+          <w:noProof/>
+        </w:rPr>
+        <w:instrText xml:space="preserve"> PAGEREF _Toc230959465 \h </w:instrText>
+      </w:r>
+      <w:r>
+        <w:rPr>
+          <w:noProof/>
+        </w:rPr>
+      </w:r>
+      <w:r>
+        <w:rPr>
+          <w:noProof/>
+        </w:rPr>
+        <w:fldChar w:fldCharType="separate"/>
+      </w:r>
+      <w:r>
+        <w:rPr>
+          <w:noProof/>
+        </w:rPr>
+        <w:t>24</w:t>
       </w:r>
       <w:r>
         <w:rPr>
@@ -1392,9 +2294,10 @@
       </w:pPr>
       <w:r>
         <w:rPr>
-          <w:noProof/>
-        </w:rPr>
-        <w:t>3.1.1</w:t>
+          <w:rFonts w:cs="Arial"/>
+          <w:noProof/>
+        </w:rPr>
+        <w:t>4.1.1</w:t>
       </w:r>
       <w:r>
         <w:rPr>
@@ -1412,7 +2315,7 @@
         <w:rPr>
           <w:noProof/>
         </w:rPr>
-        <w:t>UML applicativo</w:t>
+        <w:t>Movimento</w:t>
       </w:r>
       <w:r>
         <w:rPr>
@@ -1430,7 +2333,7 @@
         <w:rPr>
           <w:noProof/>
         </w:rPr>
-        <w:instrText xml:space="preserve"> PAGEREF _Toc230957195 \h </w:instrText>
+        <w:instrText xml:space="preserve"> PAGEREF _Toc230959466 \h </w:instrText>
       </w:r>
       <w:r>
         <w:rPr>
@@ -1447,7 +2350,7 @@
         <w:rPr>
           <w:noProof/>
         </w:rPr>
-        <w:t>15</w:t>
+        <w:t>24</w:t>
       </w:r>
       <w:r>
         <w:rPr>
@@ -1458,7 +2361,11 @@
     </w:p>
     <w:p>
       <w:pPr>
-        <w:pStyle w:val="Sommario2"/>
+        <w:pStyle w:val="Sommario3"/>
+        <w:tabs>
+          <w:tab w:val="left" w:pos="1200"/>
+          <w:tab w:val="right" w:leader="dot" w:pos="9628"/>
+        </w:tabs>
         <w:rPr>
           <w:rFonts w:asciiTheme="minorHAnsi" w:eastAsiaTheme="minorEastAsia" w:hAnsiTheme="minorHAnsi" w:cstheme="minorBidi"/>
           <w:noProof/>
@@ -1473,7 +2380,7 @@
         <w:rPr>
           <w:noProof/>
         </w:rPr>
-        <w:t>3.2</w:t>
+        <w:t>4.1.2</w:t>
       </w:r>
       <w:r>
         <w:rPr>
@@ -1491,7 +2398,7 @@
         <w:rPr>
           <w:noProof/>
         </w:rPr>
-        <w:t>Diagramma Salvataggio</w:t>
+        <w:t>Attacco</w:t>
       </w:r>
       <w:r>
         <w:rPr>
@@ -1509,7 +2416,7 @@
         <w:rPr>
           <w:noProof/>
         </w:rPr>
-        <w:instrText xml:space="preserve"> PAGEREF _Toc230957196 \h </w:instrText>
+        <w:instrText xml:space="preserve"> PAGEREF _Toc230959467 \h </w:instrText>
       </w:r>
       <w:r>
         <w:rPr>
@@ -1526,7 +2433,7 @@
         <w:rPr>
           <w:noProof/>
         </w:rPr>
-        <w:t>16</w:t>
+        <w:t>25</w:t>
       </w:r>
       <w:r>
         <w:rPr>
@@ -1552,7 +2459,7 @@
         <w:rPr>
           <w:noProof/>
         </w:rPr>
-        <w:t>3.3</w:t>
+        <w:t>4.2</w:t>
       </w:r>
       <w:r>
         <w:rPr>
@@ -1570,7 +2477,7 @@
         <w:rPr>
           <w:noProof/>
         </w:rPr>
-        <w:t>Mockups</w:t>
+        <w:t>The Singularity</w:t>
       </w:r>
       <w:r>
         <w:rPr>
@@ -1588,7 +2495,7 @@
         <w:rPr>
           <w:noProof/>
         </w:rPr>
-        <w:instrText xml:space="preserve"> PAGEREF _Toc230957197 \h </w:instrText>
+        <w:instrText xml:space="preserve"> PAGEREF _Toc230959468 \h </w:instrText>
       </w:r>
       <w:r>
         <w:rPr>
@@ -1605,7 +2512,7 @@
         <w:rPr>
           <w:noProof/>
         </w:rPr>
-        <w:t>17</w:t>
+        <w:t>26</w:t>
       </w:r>
       <w:r>
         <w:rPr>
@@ -1635,7 +2542,7 @@
         <w:rPr>
           <w:noProof/>
         </w:rPr>
-        <w:t>3.3.1</w:t>
+        <w:t>4.2.1</w:t>
       </w:r>
       <w:r>
         <w:rPr>
@@ -1653,7 +2560,7 @@
         <w:rPr>
           <w:noProof/>
         </w:rPr>
-        <w:t>Attacco VAL-Z</w:t>
+        <w:t>Logica di scaricamento</w:t>
       </w:r>
       <w:r>
         <w:rPr>
@@ -1671,7 +2578,7 @@
         <w:rPr>
           <w:noProof/>
         </w:rPr>
-        <w:instrText xml:space="preserve"> PAGEREF _Toc230957198 \h </w:instrText>
+        <w:instrText xml:space="preserve"> PAGEREF _Toc230959469 \h </w:instrText>
       </w:r>
       <w:r>
         <w:rPr>
@@ -1688,7 +2595,7 @@
         <w:rPr>
           <w:noProof/>
         </w:rPr>
-        <w:t>17</w:t>
+        <w:t>26</w:t>
       </w:r>
       <w:r>
         <w:rPr>
@@ -1718,7 +2625,7 @@
         <w:rPr>
           <w:noProof/>
         </w:rPr>
-        <w:t>3.3.2</w:t>
+        <w:t>4.2.2</w:t>
       </w:r>
       <w:r>
         <w:rPr>
@@ -1736,7 +2643,7 @@
         <w:rPr>
           <w:noProof/>
         </w:rPr>
-        <w:t>Stanza Singularity</w:t>
+        <w:t>Logica di blocco</w:t>
       </w:r>
       <w:r>
         <w:rPr>
@@ -1754,7 +2661,7 @@
         <w:rPr>
           <w:noProof/>
         </w:rPr>
-        <w:instrText xml:space="preserve"> PAGEREF _Toc230957199 \h </w:instrText>
+        <w:instrText xml:space="preserve"> PAGEREF _Toc230959470 \h </w:instrText>
       </w:r>
       <w:r>
         <w:rPr>
@@ -1771,7 +2678,7 @@
         <w:rPr>
           <w:noProof/>
         </w:rPr>
-        <w:t>18</w:t>
+        <w:t>26</w:t>
       </w:r>
       <w:r>
         <w:rPr>
@@ -1801,7 +2708,7 @@
         <w:rPr>
           <w:noProof/>
         </w:rPr>
-        <w:t>3.3.3</w:t>
+        <w:t>4.2.3</w:t>
       </w:r>
       <w:r>
         <w:rPr>
@@ -1819,7 +2726,7 @@
         <w:rPr>
           <w:noProof/>
         </w:rPr>
-        <w:t>Stanza Unknown</w:t>
+        <w:t>Logica di sblocco</w:t>
       </w:r>
       <w:r>
         <w:rPr>
@@ -1837,7 +2744,7 @@
         <w:rPr>
           <w:noProof/>
         </w:rPr>
-        <w:instrText xml:space="preserve"> PAGEREF _Toc230957200 \h </w:instrText>
+        <w:instrText xml:space="preserve"> PAGEREF _Toc230959471 \h </w:instrText>
       </w:r>
       <w:r>
         <w:rPr>
@@ -1854,7 +2761,86 @@
         <w:rPr>
           <w:noProof/>
         </w:rPr>
-        <w:t>19</w:t>
+        <w:t>27</w:t>
+      </w:r>
+      <w:r>
+        <w:rPr>
+          <w:noProof/>
+        </w:rPr>
+        <w:fldChar w:fldCharType="end"/>
+      </w:r>
+    </w:p>
+    <w:p>
+      <w:pPr>
+        <w:pStyle w:val="Sommario2"/>
+        <w:rPr>
+          <w:rFonts w:asciiTheme="minorHAnsi" w:eastAsiaTheme="minorEastAsia" w:hAnsiTheme="minorHAnsi" w:cstheme="minorBidi"/>
+          <w:noProof/>
+          <w:kern w:val="2"/>
+          <w:sz w:val="24"/>
+          <w:szCs w:val="24"/>
+          <w:lang w:eastAsia="it-CH"/>
+          <w14:ligatures w14:val="standardContextual"/>
+        </w:rPr>
+      </w:pPr>
+      <w:r>
+        <w:rPr>
+          <w:noProof/>
+        </w:rPr>
+        <w:t>4.3</w:t>
+      </w:r>
+      <w:r>
+        <w:rPr>
+          <w:rFonts w:asciiTheme="minorHAnsi" w:eastAsiaTheme="minorEastAsia" w:hAnsiTheme="minorHAnsi" w:cstheme="minorBidi"/>
+          <w:noProof/>
+          <w:kern w:val="2"/>
+          <w:sz w:val="24"/>
+          <w:szCs w:val="24"/>
+          <w:lang w:eastAsia="it-CH"/>
+          <w14:ligatures w14:val="standardContextual"/>
+        </w:rPr>
+        <w:tab/>
+      </w:r>
+      <w:r>
+        <w:rPr>
+          <w:noProof/>
+        </w:rPr>
+        <w:t>The Unknown</w:t>
+      </w:r>
+      <w:r>
+        <w:rPr>
+          <w:noProof/>
+        </w:rPr>
+        <w:tab/>
+      </w:r>
+      <w:r>
+        <w:rPr>
+          <w:noProof/>
+        </w:rPr>
+        <w:fldChar w:fldCharType="begin"/>
+      </w:r>
+      <w:r>
+        <w:rPr>
+          <w:noProof/>
+        </w:rPr>
+        <w:instrText xml:space="preserve"> PAGEREF _Toc230959472 \h </w:instrText>
+      </w:r>
+      <w:r>
+        <w:rPr>
+          <w:noProof/>
+        </w:rPr>
+      </w:r>
+      <w:r>
+        <w:rPr>
+          <w:noProof/>
+        </w:rPr>
+        <w:fldChar w:fldCharType="separate"/>
+      </w:r>
+      <w:r>
+        <w:rPr>
+          <w:noProof/>
+        </w:rPr>
+        <w:t>28</w:t>
       </w:r>
       <w:r>
         <w:rPr>
@@ -1884,7 +2870,7 @@
         <w:rPr>
           <w:noProof/>
         </w:rPr>
-        <w:t>3.3.4</w:t>
+        <w:t>4.3.1</w:t>
       </w:r>
       <w:r>
         <w:rPr>
@@ -1902,7 +2888,7 @@
         <w:rPr>
           <w:noProof/>
         </w:rPr>
-        <w:t>Telecamere</w:t>
+        <w:t>Logica di attivazione casuale</w:t>
       </w:r>
       <w:r>
         <w:rPr>
@@ -1920,7 +2906,7 @@
         <w:rPr>
           <w:noProof/>
         </w:rPr>
-        <w:instrText xml:space="preserve"> PAGEREF _Toc230957201 \h </w:instrText>
+        <w:instrText xml:space="preserve"> PAGEREF _Toc230959473 \h </w:instrText>
       </w:r>
       <w:r>
         <w:rPr>
@@ -1937,7 +2923,7 @@
         <w:rPr>
           <w:noProof/>
         </w:rPr>
-        <w:t>20</w:t>
+        <w:t>28</w:t>
       </w:r>
       <w:r>
         <w:rPr>
@@ -1967,7 +2953,7 @@
         <w:rPr>
           <w:noProof/>
         </w:rPr>
-        <w:t>3.3.5</w:t>
+        <w:t>4.3.2</w:t>
       </w:r>
       <w:r>
         <w:rPr>
@@ -1985,7 +2971,7 @@
         <w:rPr>
           <w:noProof/>
         </w:rPr>
-        <w:t>Ufficio Guardia</w:t>
+        <w:t>Attivazione forzata</w:t>
       </w:r>
       <w:r>
         <w:rPr>
@@ -2003,7 +2989,7 @@
         <w:rPr>
           <w:noProof/>
         </w:rPr>
-        <w:instrText xml:space="preserve"> PAGEREF _Toc230957202 \h </w:instrText>
+        <w:instrText xml:space="preserve"> PAGEREF _Toc230959474 \h </w:instrText>
       </w:r>
       <w:r>
         <w:rPr>
@@ -2020,7 +3006,7 @@
         <w:rPr>
           <w:noProof/>
         </w:rPr>
-        <w:t>21</w:t>
+        <w:t>29</w:t>
       </w:r>
       <w:r>
         <w:rPr>
@@ -2031,7 +3017,11 @@
     </w:p>
     <w:p>
       <w:pPr>
-        <w:pStyle w:val="Sommario2"/>
+        <w:pStyle w:val="Sommario3"/>
+        <w:tabs>
+          <w:tab w:val="left" w:pos="1200"/>
+          <w:tab w:val="right" w:leader="dot" w:pos="9628"/>
+        </w:tabs>
         <w:rPr>
           <w:rFonts w:asciiTheme="minorHAnsi" w:eastAsiaTheme="minorEastAsia" w:hAnsiTheme="minorHAnsi" w:cstheme="minorBidi"/>
           <w:noProof/>
@@ -2046,7 +3036,7 @@
         <w:rPr>
           <w:noProof/>
         </w:rPr>
-        <w:t>3.4</w:t>
+        <w:t>4.3.3</w:t>
       </w:r>
       <w:r>
         <w:rPr>
@@ -2064,7 +3054,7 @@
         <w:rPr>
           <w:noProof/>
         </w:rPr>
-        <w:t>Design procedurale</w:t>
+        <w:t>Logica di scaricamento barra</w:t>
       </w:r>
       <w:r>
         <w:rPr>
@@ -2082,7 +3072,7 @@
         <w:rPr>
           <w:noProof/>
         </w:rPr>
-        <w:instrText xml:space="preserve"> PAGEREF _Toc230957203 \h </w:instrText>
+        <w:instrText xml:space="preserve"> PAGEREF _Toc230959475 \h </w:instrText>
       </w:r>
       <w:r>
         <w:rPr>
@@ -2099,7 +3089,173 @@
         <w:rPr>
           <w:noProof/>
         </w:rPr>
-        <w:t>22</w:t>
+        <w:t>29</w:t>
+      </w:r>
+      <w:r>
+        <w:rPr>
+          <w:noProof/>
+        </w:rPr>
+        <w:fldChar w:fldCharType="end"/>
+      </w:r>
+    </w:p>
+    <w:p>
+      <w:pPr>
+        <w:pStyle w:val="Sommario3"/>
+        <w:tabs>
+          <w:tab w:val="left" w:pos="1200"/>
+          <w:tab w:val="right" w:leader="dot" w:pos="9628"/>
+        </w:tabs>
+        <w:rPr>
+          <w:rFonts w:asciiTheme="minorHAnsi" w:eastAsiaTheme="minorEastAsia" w:hAnsiTheme="minorHAnsi" w:cstheme="minorBidi"/>
+          <w:noProof/>
+          <w:kern w:val="2"/>
+          <w:sz w:val="24"/>
+          <w:szCs w:val="24"/>
+          <w:lang w:eastAsia="it-CH"/>
+          <w14:ligatures w14:val="standardContextual"/>
+        </w:rPr>
+      </w:pPr>
+      <w:r>
+        <w:rPr>
+          <w:noProof/>
+        </w:rPr>
+        <w:t>4.3.4</w:t>
+      </w:r>
+      <w:r>
+        <w:rPr>
+          <w:rFonts w:asciiTheme="minorHAnsi" w:eastAsiaTheme="minorEastAsia" w:hAnsiTheme="minorHAnsi" w:cstheme="minorBidi"/>
+          <w:noProof/>
+          <w:kern w:val="2"/>
+          <w:sz w:val="24"/>
+          <w:szCs w:val="24"/>
+          <w:lang w:eastAsia="it-CH"/>
+          <w14:ligatures w14:val="standardContextual"/>
+        </w:rPr>
+        <w:tab/>
+      </w:r>
+      <w:r>
+        <w:rPr>
+          <w:noProof/>
+        </w:rPr>
+        <w:t>Logica di movimento</w:t>
+      </w:r>
+      <w:r>
+        <w:rPr>
+          <w:noProof/>
+        </w:rPr>
+        <w:tab/>
+      </w:r>
+      <w:r>
+        <w:rPr>
+          <w:noProof/>
+        </w:rPr>
+        <w:fldChar w:fldCharType="begin"/>
+      </w:r>
+      <w:r>
+        <w:rPr>
+          <w:noProof/>
+        </w:rPr>
+        <w:instrText xml:space="preserve"> PAGEREF _Toc230959476 \h </w:instrText>
+      </w:r>
+      <w:r>
+        <w:rPr>
+          <w:noProof/>
+        </w:rPr>
+      </w:r>
+      <w:r>
+        <w:rPr>
+          <w:noProof/>
+        </w:rPr>
+        <w:fldChar w:fldCharType="separate"/>
+      </w:r>
+      <w:r>
+        <w:rPr>
+          <w:noProof/>
+        </w:rPr>
+        <w:t>30</w:t>
+      </w:r>
+      <w:r>
+        <w:rPr>
+          <w:noProof/>
+        </w:rPr>
+        <w:fldChar w:fldCharType="end"/>
+      </w:r>
+    </w:p>
+    <w:p>
+      <w:pPr>
+        <w:pStyle w:val="Sommario3"/>
+        <w:tabs>
+          <w:tab w:val="left" w:pos="1200"/>
+          <w:tab w:val="right" w:leader="dot" w:pos="9628"/>
+        </w:tabs>
+        <w:rPr>
+          <w:rFonts w:asciiTheme="minorHAnsi" w:eastAsiaTheme="minorEastAsia" w:hAnsiTheme="minorHAnsi" w:cstheme="minorBidi"/>
+          <w:noProof/>
+          <w:kern w:val="2"/>
+          <w:sz w:val="24"/>
+          <w:szCs w:val="24"/>
+          <w:lang w:eastAsia="it-CH"/>
+          <w14:ligatures w14:val="standardContextual"/>
+        </w:rPr>
+      </w:pPr>
+      <w:r>
+        <w:rPr>
+          <w:noProof/>
+        </w:rPr>
+        <w:t>4.3.5</w:t>
+      </w:r>
+      <w:r>
+        <w:rPr>
+          <w:rFonts w:asciiTheme="minorHAnsi" w:eastAsiaTheme="minorEastAsia" w:hAnsiTheme="minorHAnsi" w:cstheme="minorBidi"/>
+          <w:noProof/>
+          <w:kern w:val="2"/>
+          <w:sz w:val="24"/>
+          <w:szCs w:val="24"/>
+          <w:lang w:eastAsia="it-CH"/>
+          <w14:ligatures w14:val="standardContextual"/>
+        </w:rPr>
+        <w:tab/>
+      </w:r>
+      <w:r>
+        <w:rPr>
+          <w:noProof/>
+        </w:rPr>
+        <w:t>Logica di attacco</w:t>
+      </w:r>
+      <w:r>
+        <w:rPr>
+          <w:noProof/>
+        </w:rPr>
+        <w:tab/>
+      </w:r>
+      <w:r>
+        <w:rPr>
+          <w:noProof/>
+        </w:rPr>
+        <w:fldChar w:fldCharType="begin"/>
+      </w:r>
+      <w:r>
+        <w:rPr>
+          <w:noProof/>
+        </w:rPr>
+        <w:instrText xml:space="preserve"> PAGEREF _Toc230959477 \h </w:instrText>
+      </w:r>
+      <w:r>
+        <w:rPr>
+          <w:noProof/>
+        </w:rPr>
+      </w:r>
+      <w:r>
+        <w:rPr>
+          <w:noProof/>
+        </w:rPr>
+        <w:fldChar w:fldCharType="separate"/>
+      </w:r>
+      <w:r>
+        <w:rPr>
+          <w:noProof/>
+        </w:rPr>
+        <w:t>31</w:t>
       </w:r>
       <w:r>
         <w:rPr>
@@ -2130,7 +3286,7 @@
           <w:rFonts w:cs="Arial"/>
           <w:noProof/>
         </w:rPr>
-        <w:t>4</w:t>
+        <w:t>5</w:t>
       </w:r>
       <w:r>
         <w:rPr>
@@ -2149,7 +3305,7 @@
           <w:rFonts w:cs="Arial"/>
           <w:noProof/>
         </w:rPr>
-        <w:t>Implementazione</w:t>
+        <w:t>Test</w:t>
       </w:r>
       <w:r>
         <w:rPr>
@@ -2167,7 +3323,7 @@
         <w:rPr>
           <w:noProof/>
         </w:rPr>
-        <w:instrText xml:space="preserve"> PAGEREF _Toc230957204 \h </w:instrText>
+        <w:instrText xml:space="preserve"> PAGEREF _Toc230959478 \h </w:instrText>
       </w:r>
       <w:r>
         <w:rPr>
@@ -2184,7 +3340,7 @@
         <w:rPr>
           <w:noProof/>
         </w:rPr>
-        <w:t>24</w:t>
+        <w:t>32</w:t>
       </w:r>
       <w:r>
         <w:rPr>
@@ -2209,10 +3365,9 @@
       <w:r>
         <w:rPr>
           <w:rFonts w:cs="Arial"/>
-          <w:bCs/>
-          <w:noProof/>
-        </w:rPr>
-        <w:t>4.1</w:t>
+          <w:noProof/>
+        </w:rPr>
+        <w:t>5.1</w:t>
       </w:r>
       <w:r>
         <w:rPr>
@@ -2229,10 +3384,9 @@
       <w:r>
         <w:rPr>
           <w:rFonts w:cs="Arial"/>
-          <w:bCs/>
-          <w:noProof/>
-        </w:rPr>
-        <w:t>VAL-Z</w:t>
+          <w:noProof/>
+        </w:rPr>
+        <w:t>Protocollo di test</w:t>
       </w:r>
       <w:r>
         <w:rPr>
@@ -2250,7 +3404,7 @@
         <w:rPr>
           <w:noProof/>
         </w:rPr>
-        <w:instrText xml:space="preserve"> PAGEREF _Toc230957205 \h </w:instrText>
+        <w:instrText xml:space="preserve"> PAGEREF _Toc230959479 \h </w:instrText>
       </w:r>
       <w:r>
         <w:rPr>
@@ -2267,7 +3421,7 @@
         <w:rPr>
           <w:noProof/>
         </w:rPr>
-        <w:t>24</w:t>
+        <w:t>32</w:t>
       </w:r>
       <w:r>
         <w:rPr>
@@ -2278,11 +3432,7 @@
     </w:p>
     <w:p>
       <w:pPr>
-        <w:pStyle w:val="Sommario3"/>
-        <w:tabs>
-          <w:tab w:val="left" w:pos="1200"/>
-          <w:tab w:val="right" w:leader="dot" w:pos="9628"/>
-        </w:tabs>
+        <w:pStyle w:val="Sommario2"/>
         <w:rPr>
           <w:rFonts w:asciiTheme="minorHAnsi" w:eastAsiaTheme="minorEastAsia" w:hAnsiTheme="minorHAnsi" w:cstheme="minorBidi"/>
           <w:noProof/>
@@ -2295,10 +3445,9 @@
       </w:pPr>
       <w:r>
         <w:rPr>
-          <w:rFonts w:cs="Arial"/>
-          <w:noProof/>
-        </w:rPr>
-        <w:t>4.1.1</w:t>
+          <w:noProof/>
+        </w:rPr>
+        <w:t>5.2</w:t>
       </w:r>
       <w:r>
         <w:rPr>
@@ -2316,7 +3465,7 @@
         <w:rPr>
           <w:noProof/>
         </w:rPr>
-        <w:t>Movimento</w:t>
+        <w:t>Risultati test</w:t>
       </w:r>
       <w:r>
         <w:rPr>
@@ -2334,7 +3483,7 @@
         <w:rPr>
           <w:noProof/>
         </w:rPr>
-        <w:instrText xml:space="preserve"> PAGEREF _Toc230957206 \h </w:instrText>
+        <w:instrText xml:space="preserve"> PAGEREF _Toc230959480 \h </w:instrText>
       </w:r>
       <w:r>
         <w:rPr>
@@ -2351,7 +3500,7 @@
         <w:rPr>
           <w:noProof/>
         </w:rPr>
-        <w:t>24</w:t>
+        <w:t>37</w:t>
       </w:r>
       <w:r>
         <w:rPr>
@@ -2362,11 +3511,7 @@
     </w:p>
     <w:p>
       <w:pPr>
-        <w:pStyle w:val="Sommario3"/>
-        <w:tabs>
-          <w:tab w:val="left" w:pos="1200"/>
-          <w:tab w:val="right" w:leader="dot" w:pos="9628"/>
-        </w:tabs>
+        <w:pStyle w:val="Sommario2"/>
         <w:rPr>
           <w:rFonts w:asciiTheme="minorHAnsi" w:eastAsiaTheme="minorEastAsia" w:hAnsiTheme="minorHAnsi" w:cstheme="minorBidi"/>
           <w:noProof/>
@@ -2381,7 +3526,7 @@
         <w:rPr>
           <w:noProof/>
         </w:rPr>
-        <w:t>4.1.2</w:t>
+        <w:t>5.3</w:t>
       </w:r>
       <w:r>
         <w:rPr>
@@ -2399,7 +3544,7 @@
         <w:rPr>
           <w:noProof/>
         </w:rPr>
-        <w:t>Attacco</w:t>
+        <w:t>Mancanze/limitazioni conosciute</w:t>
       </w:r>
       <w:r>
         <w:rPr>
@@ -2417,7 +3562,7 @@
         <w:rPr>
           <w:noProof/>
         </w:rPr>
-        <w:instrText xml:space="preserve"> PAGEREF _Toc230957207 \h </w:instrText>
+        <w:instrText xml:space="preserve"> PAGEREF _Toc230959481 \h </w:instrText>
       </w:r>
       <w:r>
         <w:rPr>
@@ -2434,7 +3579,7 @@
         <w:rPr>
           <w:noProof/>
         </w:rPr>
-        <w:t>25</w:t>
+        <w:t>37</w:t>
       </w:r>
       <w:r>
         <w:rPr>
@@ -2445,7 +3590,11 @@
     </w:p>
     <w:p>
       <w:pPr>
-        <w:pStyle w:val="Sommario2"/>
+        <w:pStyle w:val="Sommario1"/>
+        <w:tabs>
+          <w:tab w:val="left" w:pos="400"/>
+          <w:tab w:val="right" w:leader="dot" w:pos="9628"/>
+        </w:tabs>
         <w:rPr>
           <w:rFonts w:asciiTheme="minorHAnsi" w:eastAsiaTheme="minorEastAsia" w:hAnsiTheme="minorHAnsi" w:cstheme="minorBidi"/>
           <w:noProof/>
@@ -2460,7 +3609,7 @@
         <w:rPr>
           <w:noProof/>
         </w:rPr>
-        <w:t>4.2</w:t>
+        <w:t>6</w:t>
       </w:r>
       <w:r>
         <w:rPr>
@@ -2478,7 +3627,7 @@
         <w:rPr>
           <w:noProof/>
         </w:rPr>
-        <w:t>The Singularity</w:t>
+        <w:t>Consuntivo</w:t>
       </w:r>
       <w:r>
         <w:rPr>
@@ -2496,7 +3645,7 @@
         <w:rPr>
           <w:noProof/>
         </w:rPr>
-        <w:instrText xml:space="preserve"> PAGEREF _Toc230957208 \h </w:instrText>
+        <w:instrText xml:space="preserve"> PAGEREF _Toc230959482 \h </w:instrText>
       </w:r>
       <w:r>
         <w:rPr>
@@ -2513,7 +3662,7 @@
         <w:rPr>
           <w:noProof/>
         </w:rPr>
-        <w:t>26</w:t>
+        <w:t>37</w:t>
       </w:r>
       <w:r>
         <w:rPr>
@@ -2524,9 +3673,9 @@
     </w:p>
     <w:p>
       <w:pPr>
-        <w:pStyle w:val="Sommario3"/>
+        <w:pStyle w:val="Sommario1"/>
         <w:tabs>
-          <w:tab w:val="left" w:pos="1200"/>
+          <w:tab w:val="left" w:pos="400"/>
           <w:tab w:val="right" w:leader="dot" w:pos="9628"/>
         </w:tabs>
         <w:rPr>
@@ -2543,7 +3692,7 @@
         <w:rPr>
           <w:noProof/>
         </w:rPr>
-        <w:t>4.2.1</w:t>
+        <w:t>7</w:t>
       </w:r>
       <w:r>
         <w:rPr>
@@ -2561,7 +3710,7 @@
         <w:rPr>
           <w:noProof/>
         </w:rPr>
-        <w:t>Logica di scaricamento</w:t>
+        <w:t>Conclusioni</w:t>
       </w:r>
       <w:r>
         <w:rPr>
@@ -2579,7 +3728,7 @@
         <w:rPr>
           <w:noProof/>
         </w:rPr>
-        <w:instrText xml:space="preserve"> PAGEREF _Toc230957209 \h </w:instrText>
+        <w:instrText xml:space="preserve"> PAGEREF _Toc230959483 \h </w:instrText>
       </w:r>
       <w:r>
         <w:rPr>
@@ -2596,7 +3745,7 @@
         <w:rPr>
           <w:noProof/>
         </w:rPr>
-        <w:t>26</w:t>
+        <w:t>37</w:t>
       </w:r>
       <w:r>
         <w:rPr>
@@ -2607,11 +3756,7 @@
     </w:p>
     <w:p>
       <w:pPr>
-        <w:pStyle w:val="Sommario3"/>
-        <w:tabs>
-          <w:tab w:val="left" w:pos="1200"/>
-          <w:tab w:val="right" w:leader="dot" w:pos="9628"/>
-        </w:tabs>
+        <w:pStyle w:val="Sommario2"/>
         <w:rPr>
           <w:rFonts w:asciiTheme="minorHAnsi" w:eastAsiaTheme="minorEastAsia" w:hAnsiTheme="minorHAnsi" w:cstheme="minorBidi"/>
           <w:noProof/>
@@ -2626,7 +3771,7 @@
         <w:rPr>
           <w:noProof/>
         </w:rPr>
-        <w:t>4.2.2</w:t>
+        <w:t>7.1</w:t>
       </w:r>
       <w:r>
         <w:rPr>
@@ -2644,7 +3789,7 @@
         <w:rPr>
           <w:noProof/>
         </w:rPr>
-        <w:t>Logica di blocco</w:t>
+        <w:t>Sviluppi futuri</w:t>
       </w:r>
       <w:r>
         <w:rPr>
@@ -2662,7 +3807,7 @@
         <w:rPr>
           <w:noProof/>
         </w:rPr>
-        <w:instrText xml:space="preserve"> PAGEREF _Toc230957210 \h </w:instrText>
+        <w:instrText xml:space="preserve"> PAGEREF _Toc230959484 \h </w:instrText>
       </w:r>
       <w:r>
         <w:rPr>
@@ -2679,7 +3824,7 @@
         <w:rPr>
           <w:noProof/>
         </w:rPr>
-        <w:t>26</w:t>
+        <w:t>37</w:t>
       </w:r>
       <w:r>
         <w:rPr>
@@ -2690,11 +3835,7 @@
     </w:p>
     <w:p>
       <w:pPr>
-        <w:pStyle w:val="Sommario3"/>
-        <w:tabs>
-          <w:tab w:val="left" w:pos="1200"/>
-          <w:tab w:val="right" w:leader="dot" w:pos="9628"/>
-        </w:tabs>
+        <w:pStyle w:val="Sommario2"/>
         <w:rPr>
           <w:rFonts w:asciiTheme="minorHAnsi" w:eastAsiaTheme="minorEastAsia" w:hAnsiTheme="minorHAnsi" w:cstheme="minorBidi"/>
           <w:noProof/>
@@ -2709,7 +3850,7 @@
         <w:rPr>
           <w:noProof/>
         </w:rPr>
-        <w:t>4.2.3</w:t>
+        <w:t>7.2</w:t>
       </w:r>
       <w:r>
         <w:rPr>
@@ -2727,7 +3868,7 @@
         <w:rPr>
           <w:noProof/>
         </w:rPr>
-        <w:t>Logica di sblocco</w:t>
+        <w:t>Considerazioni personali</w:t>
       </w:r>
       <w:r>
         <w:rPr>
@@ -2745,7 +3886,7 @@
         <w:rPr>
           <w:noProof/>
         </w:rPr>
-        <w:instrText xml:space="preserve"> PAGEREF _Toc230957211 \h </w:instrText>
+        <w:instrText xml:space="preserve"> PAGEREF _Toc230959485 \h </w:instrText>
       </w:r>
       <w:r>
         <w:rPr>
@@ -2762,7 +3903,7 @@
         <w:rPr>
           <w:noProof/>
         </w:rPr>
-        <w:t>27</w:t>
+        <w:t>37</w:t>
       </w:r>
       <w:r>
         <w:rPr>
@@ -2773,7 +3914,11 @@
     </w:p>
     <w:p>
       <w:pPr>
-        <w:pStyle w:val="Sommario2"/>
+        <w:pStyle w:val="Sommario1"/>
+        <w:tabs>
+          <w:tab w:val="left" w:pos="400"/>
+          <w:tab w:val="right" w:leader="dot" w:pos="9628"/>
+        </w:tabs>
         <w:rPr>
           <w:rFonts w:asciiTheme="minorHAnsi" w:eastAsiaTheme="minorEastAsia" w:hAnsiTheme="minorHAnsi" w:cstheme="minorBidi"/>
           <w:noProof/>
@@ -2788,7 +3933,7 @@
         <w:rPr>
           <w:noProof/>
         </w:rPr>
-        <w:t>4.3</w:t>
+        <w:t>8</w:t>
       </w:r>
       <w:r>
         <w:rPr>
@@ -2806,7 +3951,7 @@
         <w:rPr>
           <w:noProof/>
         </w:rPr>
-        <w:t>The Unknown</w:t>
+        <w:t>Bibliografia</w:t>
       </w:r>
       <w:r>
         <w:rPr>
@@ -2824,7 +3969,7 @@
         <w:rPr>
           <w:noProof/>
         </w:rPr>
-        <w:instrText xml:space="preserve"> PAGEREF _Toc230957212 \h </w:instrText>
+        <w:instrText xml:space="preserve"> PAGEREF _Toc230959486 \h </w:instrText>
       </w:r>
       <w:r>
         <w:rPr>
@@ -2841,7 +3986,7 @@
         <w:rPr>
           <w:noProof/>
         </w:rPr>
-        <w:t>28</w:t>
+        <w:t>38</w:t>
       </w:r>
       <w:r>
         <w:rPr>
@@ -2852,11 +3997,7 @@
     </w:p>
     <w:p>
       <w:pPr>
-        <w:pStyle w:val="Sommario3"/>
-        <w:tabs>
-          <w:tab w:val="left" w:pos="1200"/>
-          <w:tab w:val="right" w:leader="dot" w:pos="9628"/>
-        </w:tabs>
+        <w:pStyle w:val="Sommario2"/>
         <w:rPr>
           <w:rFonts w:asciiTheme="minorHAnsi" w:eastAsiaTheme="minorEastAsia" w:hAnsiTheme="minorHAnsi" w:cstheme="minorBidi"/>
           <w:noProof/>
@@ -2871,7 +4012,7 @@
         <w:rPr>
           <w:noProof/>
         </w:rPr>
-        <w:t>4.3.1</w:t>
+        <w:t>8.1</w:t>
       </w:r>
       <w:r>
         <w:rPr>
@@ -2889,7 +4030,7 @@
         <w:rPr>
           <w:noProof/>
         </w:rPr>
-        <w:t>Logica di attivazione casuale</w:t>
+        <w:t>Indice delle figure</w:t>
       </w:r>
       <w:r>
         <w:rPr>
@@ -2907,7 +4048,7 @@
         <w:rPr>
           <w:noProof/>
         </w:rPr>
-        <w:instrText xml:space="preserve"> PAGEREF _Toc230957213 \h </w:instrText>
+        <w:instrText xml:space="preserve"> PAGEREF _Toc230959487 \h </w:instrText>
       </w:r>
       <w:r>
         <w:rPr>
@@ -2924,7 +4065,7 @@
         <w:rPr>
           <w:noProof/>
         </w:rPr>
-        <w:t>28</w:t>
+        <w:t>38</w:t>
       </w:r>
       <w:r>
         <w:rPr>
@@ -2935,11 +4076,7 @@
     </w:p>
     <w:p>
       <w:pPr>
-        <w:pStyle w:val="Sommario3"/>
-        <w:tabs>
-          <w:tab w:val="left" w:pos="1200"/>
-          <w:tab w:val="right" w:leader="dot" w:pos="9628"/>
-        </w:tabs>
+        <w:pStyle w:val="Sommario2"/>
         <w:rPr>
           <w:rFonts w:asciiTheme="minorHAnsi" w:eastAsiaTheme="minorEastAsia" w:hAnsiTheme="minorHAnsi" w:cstheme="minorBidi"/>
           <w:noProof/>
@@ -2954,7 +4091,7 @@
         <w:rPr>
           <w:noProof/>
         </w:rPr>
-        <w:t>4.3.2</w:t>
+        <w:t>8.2</w:t>
       </w:r>
       <w:r>
         <w:rPr>
@@ -2972,7 +4109,7 @@
         <w:rPr>
           <w:noProof/>
         </w:rPr>
-        <w:t>Attivazione forzata</w:t>
+        <w:t>Sitografia</w:t>
       </w:r>
       <w:r>
         <w:rPr>
@@ -2990,7 +4127,7 @@
         <w:rPr>
           <w:noProof/>
         </w:rPr>
-        <w:instrText xml:space="preserve"> PAGEREF _Toc230957214 \h </w:instrText>
+        <w:instrText xml:space="preserve"> PAGEREF _Toc230959488 \h </w:instrText>
       </w:r>
       <w:r>
         <w:rPr>
@@ -3007,1145 +4144,7 @@
         <w:rPr>
           <w:noProof/>
         </w:rPr>
-        <w:t>29</w:t>
-      </w:r>
-      <w:r>
-        <w:rPr>
-          <w:noProof/>
-        </w:rPr>
-        <w:fldChar w:fldCharType="end"/>
-      </w:r>
-    </w:p>
-    <w:p>
-      <w:pPr>
-        <w:pStyle w:val="Sommario3"/>
-        <w:tabs>
-          <w:tab w:val="left" w:pos="1200"/>
-          <w:tab w:val="right" w:leader="dot" w:pos="9628"/>
-        </w:tabs>
-        <w:rPr>
-          <w:rFonts w:asciiTheme="minorHAnsi" w:eastAsiaTheme="minorEastAsia" w:hAnsiTheme="minorHAnsi" w:cstheme="minorBidi"/>
-          <w:noProof/>
-          <w:kern w:val="2"/>
-          <w:sz w:val="24"/>
-          <w:szCs w:val="24"/>
-          <w:lang w:eastAsia="it-CH"/>
-          <w14:ligatures w14:val="standardContextual"/>
-        </w:rPr>
-      </w:pPr>
-      <w:r>
-        <w:rPr>
-          <w:noProof/>
-        </w:rPr>
-        <w:t>4.3.3</w:t>
-      </w:r>
-      <w:r>
-        <w:rPr>
-          <w:rFonts w:asciiTheme="minorHAnsi" w:eastAsiaTheme="minorEastAsia" w:hAnsiTheme="minorHAnsi" w:cstheme="minorBidi"/>
-          <w:noProof/>
-          <w:kern w:val="2"/>
-          <w:sz w:val="24"/>
-          <w:szCs w:val="24"/>
-          <w:lang w:eastAsia="it-CH"/>
-          <w14:ligatures w14:val="standardContextual"/>
-        </w:rPr>
-        <w:tab/>
-      </w:r>
-      <w:r>
-        <w:rPr>
-          <w:noProof/>
-        </w:rPr>
-        <w:t>Logica di scaricamento barra</w:t>
-      </w:r>
-      <w:r>
-        <w:rPr>
-          <w:noProof/>
-        </w:rPr>
-        <w:tab/>
-      </w:r>
-      <w:r>
-        <w:rPr>
-          <w:noProof/>
-        </w:rPr>
-        <w:fldChar w:fldCharType="begin"/>
-      </w:r>
-      <w:r>
-        <w:rPr>
-          <w:noProof/>
-        </w:rPr>
-        <w:instrText xml:space="preserve"> PAGEREF _Toc230957215 \h </w:instrText>
-      </w:r>
-      <w:r>
-        <w:rPr>
-          <w:noProof/>
-        </w:rPr>
-      </w:r>
-      <w:r>
-        <w:rPr>
-          <w:noProof/>
-        </w:rPr>
-        <w:fldChar w:fldCharType="separate"/>
-      </w:r>
-      <w:r>
-        <w:rPr>
-          <w:noProof/>
-        </w:rPr>
-        <w:t>29</w:t>
-      </w:r>
-      <w:r>
-        <w:rPr>
-          <w:noProof/>
-        </w:rPr>
-        <w:fldChar w:fldCharType="end"/>
-      </w:r>
-    </w:p>
-    <w:p>
-      <w:pPr>
-        <w:pStyle w:val="Sommario3"/>
-        <w:tabs>
-          <w:tab w:val="left" w:pos="1200"/>
-          <w:tab w:val="right" w:leader="dot" w:pos="9628"/>
-        </w:tabs>
-        <w:rPr>
-          <w:rFonts w:asciiTheme="minorHAnsi" w:eastAsiaTheme="minorEastAsia" w:hAnsiTheme="minorHAnsi" w:cstheme="minorBidi"/>
-          <w:noProof/>
-          <w:kern w:val="2"/>
-          <w:sz w:val="24"/>
-          <w:szCs w:val="24"/>
-          <w:lang w:eastAsia="it-CH"/>
-          <w14:ligatures w14:val="standardContextual"/>
-        </w:rPr>
-      </w:pPr>
-      <w:r>
-        <w:rPr>
-          <w:noProof/>
-        </w:rPr>
-        <w:t>4.3.4</w:t>
-      </w:r>
-      <w:r>
-        <w:rPr>
-          <w:rFonts w:asciiTheme="minorHAnsi" w:eastAsiaTheme="minorEastAsia" w:hAnsiTheme="minorHAnsi" w:cstheme="minorBidi"/>
-          <w:noProof/>
-          <w:kern w:val="2"/>
-          <w:sz w:val="24"/>
-          <w:szCs w:val="24"/>
-          <w:lang w:eastAsia="it-CH"/>
-          <w14:ligatures w14:val="standardContextual"/>
-        </w:rPr>
-        <w:tab/>
-      </w:r>
-      <w:r>
-        <w:rPr>
-          <w:noProof/>
-        </w:rPr>
-        <w:t>Logica di movimento</w:t>
-      </w:r>
-      <w:r>
-        <w:rPr>
-          <w:noProof/>
-        </w:rPr>
-        <w:tab/>
-      </w:r>
-      <w:r>
-        <w:rPr>
-          <w:noProof/>
-        </w:rPr>
-        <w:fldChar w:fldCharType="begin"/>
-      </w:r>
-      <w:r>
-        <w:rPr>
-          <w:noProof/>
-        </w:rPr>
-        <w:instrText xml:space="preserve"> PAGEREF _Toc230957216 \h </w:instrText>
-      </w:r>
-      <w:r>
-        <w:rPr>
-          <w:noProof/>
-        </w:rPr>
-      </w:r>
-      <w:r>
-        <w:rPr>
-          <w:noProof/>
-        </w:rPr>
-        <w:fldChar w:fldCharType="separate"/>
-      </w:r>
-      <w:r>
-        <w:rPr>
-          <w:noProof/>
-        </w:rPr>
-        <w:t>30</w:t>
-      </w:r>
-      <w:r>
-        <w:rPr>
-          <w:noProof/>
-        </w:rPr>
-        <w:fldChar w:fldCharType="end"/>
-      </w:r>
-    </w:p>
-    <w:p>
-      <w:pPr>
-        <w:pStyle w:val="Sommario3"/>
-        <w:tabs>
-          <w:tab w:val="left" w:pos="1200"/>
-          <w:tab w:val="right" w:leader="dot" w:pos="9628"/>
-        </w:tabs>
-        <w:rPr>
-          <w:rFonts w:asciiTheme="minorHAnsi" w:eastAsiaTheme="minorEastAsia" w:hAnsiTheme="minorHAnsi" w:cstheme="minorBidi"/>
-          <w:noProof/>
-          <w:kern w:val="2"/>
-          <w:sz w:val="24"/>
-          <w:szCs w:val="24"/>
-          <w:lang w:eastAsia="it-CH"/>
-          <w14:ligatures w14:val="standardContextual"/>
-        </w:rPr>
-      </w:pPr>
-      <w:r>
-        <w:rPr>
-          <w:noProof/>
-        </w:rPr>
-        <w:t>4.3.5</w:t>
-      </w:r>
-      <w:r>
-        <w:rPr>
-          <w:rFonts w:asciiTheme="minorHAnsi" w:eastAsiaTheme="minorEastAsia" w:hAnsiTheme="minorHAnsi" w:cstheme="minorBidi"/>
-          <w:noProof/>
-          <w:kern w:val="2"/>
-          <w:sz w:val="24"/>
-          <w:szCs w:val="24"/>
-          <w:lang w:eastAsia="it-CH"/>
-          <w14:ligatures w14:val="standardContextual"/>
-        </w:rPr>
-        <w:tab/>
-      </w:r>
-      <w:r>
-        <w:rPr>
-          <w:noProof/>
-        </w:rPr>
-        <w:t>Logica di attacco</w:t>
-      </w:r>
-      <w:r>
-        <w:rPr>
-          <w:noProof/>
-        </w:rPr>
-        <w:tab/>
-      </w:r>
-      <w:r>
-        <w:rPr>
-          <w:noProof/>
-        </w:rPr>
-        <w:fldChar w:fldCharType="begin"/>
-      </w:r>
-      <w:r>
-        <w:rPr>
-          <w:noProof/>
-        </w:rPr>
-        <w:instrText xml:space="preserve"> PAGEREF _Toc230957217 \h </w:instrText>
-      </w:r>
-      <w:r>
-        <w:rPr>
-          <w:noProof/>
-        </w:rPr>
-      </w:r>
-      <w:r>
-        <w:rPr>
-          <w:noProof/>
-        </w:rPr>
-        <w:fldChar w:fldCharType="separate"/>
-      </w:r>
-      <w:r>
-        <w:rPr>
-          <w:noProof/>
-        </w:rPr>
-        <w:t>31</w:t>
-      </w:r>
-      <w:r>
-        <w:rPr>
-          <w:noProof/>
-        </w:rPr>
-        <w:fldChar w:fldCharType="end"/>
-      </w:r>
-    </w:p>
-    <w:p>
-      <w:pPr>
-        <w:pStyle w:val="Sommario1"/>
-        <w:tabs>
-          <w:tab w:val="left" w:pos="400"/>
-          <w:tab w:val="right" w:leader="dot" w:pos="9628"/>
-        </w:tabs>
-        <w:rPr>
-          <w:rFonts w:asciiTheme="minorHAnsi" w:eastAsiaTheme="minorEastAsia" w:hAnsiTheme="minorHAnsi" w:cstheme="minorBidi"/>
-          <w:noProof/>
-          <w:kern w:val="2"/>
-          <w:sz w:val="24"/>
-          <w:szCs w:val="24"/>
-          <w:lang w:eastAsia="it-CH"/>
-          <w14:ligatures w14:val="standardContextual"/>
-        </w:rPr>
-      </w:pPr>
-      <w:r>
-        <w:rPr>
-          <w:rFonts w:cs="Arial"/>
-          <w:noProof/>
-        </w:rPr>
-        <w:t>5</w:t>
-      </w:r>
-      <w:r>
-        <w:rPr>
-          <w:rFonts w:asciiTheme="minorHAnsi" w:eastAsiaTheme="minorEastAsia" w:hAnsiTheme="minorHAnsi" w:cstheme="minorBidi"/>
-          <w:noProof/>
-          <w:kern w:val="2"/>
-          <w:sz w:val="24"/>
-          <w:szCs w:val="24"/>
-          <w:lang w:eastAsia="it-CH"/>
-          <w14:ligatures w14:val="standardContextual"/>
-        </w:rPr>
-        <w:tab/>
-      </w:r>
-      <w:r>
-        <w:rPr>
-          <w:rFonts w:cs="Arial"/>
-          <w:noProof/>
-        </w:rPr>
-        <w:t>Test</w:t>
-      </w:r>
-      <w:r>
-        <w:rPr>
-          <w:noProof/>
-        </w:rPr>
-        <w:tab/>
-      </w:r>
-      <w:r>
-        <w:rPr>
-          <w:noProof/>
-        </w:rPr>
-        <w:fldChar w:fldCharType="begin"/>
-      </w:r>
-      <w:r>
-        <w:rPr>
-          <w:noProof/>
-        </w:rPr>
-        <w:instrText xml:space="preserve"> PAGEREF _Toc230957218 \h </w:instrText>
-      </w:r>
-      <w:r>
-        <w:rPr>
-          <w:noProof/>
-        </w:rPr>
-      </w:r>
-      <w:r>
-        <w:rPr>
-          <w:noProof/>
-        </w:rPr>
-        <w:fldChar w:fldCharType="separate"/>
-      </w:r>
-      <w:r>
-        <w:rPr>
-          <w:noProof/>
-        </w:rPr>
-        <w:t>32</w:t>
-      </w:r>
-      <w:r>
-        <w:rPr>
-          <w:noProof/>
-        </w:rPr>
-        <w:fldChar w:fldCharType="end"/>
-      </w:r>
-    </w:p>
-    <w:p>
-      <w:pPr>
-        <w:pStyle w:val="Sommario2"/>
-        <w:rPr>
-          <w:rFonts w:asciiTheme="minorHAnsi" w:eastAsiaTheme="minorEastAsia" w:hAnsiTheme="minorHAnsi" w:cstheme="minorBidi"/>
-          <w:noProof/>
-          <w:kern w:val="2"/>
-          <w:sz w:val="24"/>
-          <w:szCs w:val="24"/>
-          <w:lang w:eastAsia="it-CH"/>
-          <w14:ligatures w14:val="standardContextual"/>
-        </w:rPr>
-      </w:pPr>
-      <w:r>
-        <w:rPr>
-          <w:rFonts w:cs="Arial"/>
-          <w:noProof/>
-        </w:rPr>
-        <w:t>5.1</w:t>
-      </w:r>
-      <w:r>
-        <w:rPr>
-          <w:rFonts w:asciiTheme="minorHAnsi" w:eastAsiaTheme="minorEastAsia" w:hAnsiTheme="minorHAnsi" w:cstheme="minorBidi"/>
-          <w:noProof/>
-          <w:kern w:val="2"/>
-          <w:sz w:val="24"/>
-          <w:szCs w:val="24"/>
-          <w:lang w:eastAsia="it-CH"/>
-          <w14:ligatures w14:val="standardContextual"/>
-        </w:rPr>
-        <w:tab/>
-      </w:r>
-      <w:r>
-        <w:rPr>
-          <w:rFonts w:cs="Arial"/>
-          <w:noProof/>
-        </w:rPr>
-        <w:t>Protocollo di test</w:t>
-      </w:r>
-      <w:r>
-        <w:rPr>
-          <w:noProof/>
-        </w:rPr>
-        <w:tab/>
-      </w:r>
-      <w:r>
-        <w:rPr>
-          <w:noProof/>
-        </w:rPr>
-        <w:fldChar w:fldCharType="begin"/>
-      </w:r>
-      <w:r>
-        <w:rPr>
-          <w:noProof/>
-        </w:rPr>
-        <w:instrText xml:space="preserve"> PAGEREF _Toc230957219 \h </w:instrText>
-      </w:r>
-      <w:r>
-        <w:rPr>
-          <w:noProof/>
-        </w:rPr>
-      </w:r>
-      <w:r>
-        <w:rPr>
-          <w:noProof/>
-        </w:rPr>
-        <w:fldChar w:fldCharType="separate"/>
-      </w:r>
-      <w:r>
-        <w:rPr>
-          <w:noProof/>
-        </w:rPr>
-        <w:t>32</w:t>
-      </w:r>
-      <w:r>
-        <w:rPr>
-          <w:noProof/>
-        </w:rPr>
-        <w:fldChar w:fldCharType="end"/>
-      </w:r>
-    </w:p>
-    <w:p>
-      <w:pPr>
-        <w:pStyle w:val="Sommario2"/>
-        <w:rPr>
-          <w:rFonts w:asciiTheme="minorHAnsi" w:eastAsiaTheme="minorEastAsia" w:hAnsiTheme="minorHAnsi" w:cstheme="minorBidi"/>
-          <w:noProof/>
-          <w:kern w:val="2"/>
-          <w:sz w:val="24"/>
-          <w:szCs w:val="24"/>
-          <w:lang w:eastAsia="it-CH"/>
-          <w14:ligatures w14:val="standardContextual"/>
-        </w:rPr>
-      </w:pPr>
-      <w:r>
-        <w:rPr>
-          <w:noProof/>
-        </w:rPr>
-        <w:t>5.2</w:t>
-      </w:r>
-      <w:r>
-        <w:rPr>
-          <w:rFonts w:asciiTheme="minorHAnsi" w:eastAsiaTheme="minorEastAsia" w:hAnsiTheme="minorHAnsi" w:cstheme="minorBidi"/>
-          <w:noProof/>
-          <w:kern w:val="2"/>
-          <w:sz w:val="24"/>
-          <w:szCs w:val="24"/>
-          <w:lang w:eastAsia="it-CH"/>
-          <w14:ligatures w14:val="standardContextual"/>
-        </w:rPr>
-        <w:tab/>
-      </w:r>
-      <w:r>
-        <w:rPr>
-          <w:noProof/>
-        </w:rPr>
-        <w:t>Risultati test</w:t>
-      </w:r>
-      <w:r>
-        <w:rPr>
-          <w:noProof/>
-        </w:rPr>
-        <w:tab/>
-      </w:r>
-      <w:r>
-        <w:rPr>
-          <w:noProof/>
-        </w:rPr>
-        <w:fldChar w:fldCharType="begin"/>
-      </w:r>
-      <w:r>
-        <w:rPr>
-          <w:noProof/>
-        </w:rPr>
-        <w:instrText xml:space="preserve"> PAGEREF _Toc230957220 \h </w:instrText>
-      </w:r>
-      <w:r>
-        <w:rPr>
-          <w:noProof/>
-        </w:rPr>
-      </w:r>
-      <w:r>
-        <w:rPr>
-          <w:noProof/>
-        </w:rPr>
-        <w:fldChar w:fldCharType="separate"/>
-      </w:r>
-      <w:r>
-        <w:rPr>
-          <w:noProof/>
-        </w:rPr>
-        <w:t>33</w:t>
-      </w:r>
-      <w:r>
-        <w:rPr>
-          <w:noProof/>
-        </w:rPr>
-        <w:fldChar w:fldCharType="end"/>
-      </w:r>
-    </w:p>
-    <w:p>
-      <w:pPr>
-        <w:pStyle w:val="Sommario2"/>
-        <w:rPr>
-          <w:rFonts w:asciiTheme="minorHAnsi" w:eastAsiaTheme="minorEastAsia" w:hAnsiTheme="minorHAnsi" w:cstheme="minorBidi"/>
-          <w:noProof/>
-          <w:kern w:val="2"/>
-          <w:sz w:val="24"/>
-          <w:szCs w:val="24"/>
-          <w:lang w:eastAsia="it-CH"/>
-          <w14:ligatures w14:val="standardContextual"/>
-        </w:rPr>
-      </w:pPr>
-      <w:r>
-        <w:rPr>
-          <w:noProof/>
-        </w:rPr>
-        <w:t>5.3</w:t>
-      </w:r>
-      <w:r>
-        <w:rPr>
-          <w:rFonts w:asciiTheme="minorHAnsi" w:eastAsiaTheme="minorEastAsia" w:hAnsiTheme="minorHAnsi" w:cstheme="minorBidi"/>
-          <w:noProof/>
-          <w:kern w:val="2"/>
-          <w:sz w:val="24"/>
-          <w:szCs w:val="24"/>
-          <w:lang w:eastAsia="it-CH"/>
-          <w14:ligatures w14:val="standardContextual"/>
-        </w:rPr>
-        <w:tab/>
-      </w:r>
-      <w:r>
-        <w:rPr>
-          <w:noProof/>
-        </w:rPr>
-        <w:t>Mancanze/limitazioni conosciute</w:t>
-      </w:r>
-      <w:r>
-        <w:rPr>
-          <w:noProof/>
-        </w:rPr>
-        <w:tab/>
-      </w:r>
-      <w:r>
-        <w:rPr>
-          <w:noProof/>
-        </w:rPr>
-        <w:fldChar w:fldCharType="begin"/>
-      </w:r>
-      <w:r>
-        <w:rPr>
-          <w:noProof/>
-        </w:rPr>
-        <w:instrText xml:space="preserve"> PAGEREF _Toc230957221 \h </w:instrText>
-      </w:r>
-      <w:r>
-        <w:rPr>
-          <w:noProof/>
-        </w:rPr>
-      </w:r>
-      <w:r>
-        <w:rPr>
-          <w:noProof/>
-        </w:rPr>
-        <w:fldChar w:fldCharType="separate"/>
-      </w:r>
-      <w:r>
-        <w:rPr>
-          <w:noProof/>
-        </w:rPr>
-        <w:t>33</w:t>
-      </w:r>
-      <w:r>
-        <w:rPr>
-          <w:noProof/>
-        </w:rPr>
-        <w:fldChar w:fldCharType="end"/>
-      </w:r>
-    </w:p>
-    <w:p>
-      <w:pPr>
-        <w:pStyle w:val="Sommario1"/>
-        <w:tabs>
-          <w:tab w:val="left" w:pos="400"/>
-          <w:tab w:val="right" w:leader="dot" w:pos="9628"/>
-        </w:tabs>
-        <w:rPr>
-          <w:rFonts w:asciiTheme="minorHAnsi" w:eastAsiaTheme="minorEastAsia" w:hAnsiTheme="minorHAnsi" w:cstheme="minorBidi"/>
-          <w:noProof/>
-          <w:kern w:val="2"/>
-          <w:sz w:val="24"/>
-          <w:szCs w:val="24"/>
-          <w:lang w:eastAsia="it-CH"/>
-          <w14:ligatures w14:val="standardContextual"/>
-        </w:rPr>
-      </w:pPr>
-      <w:r>
-        <w:rPr>
-          <w:noProof/>
-        </w:rPr>
-        <w:t>6</w:t>
-      </w:r>
-      <w:r>
-        <w:rPr>
-          <w:rFonts w:asciiTheme="minorHAnsi" w:eastAsiaTheme="minorEastAsia" w:hAnsiTheme="minorHAnsi" w:cstheme="minorBidi"/>
-          <w:noProof/>
-          <w:kern w:val="2"/>
-          <w:sz w:val="24"/>
-          <w:szCs w:val="24"/>
-          <w:lang w:eastAsia="it-CH"/>
-          <w14:ligatures w14:val="standardContextual"/>
-        </w:rPr>
-        <w:tab/>
-      </w:r>
-      <w:r>
-        <w:rPr>
-          <w:noProof/>
-        </w:rPr>
-        <w:t>Consuntivo</w:t>
-      </w:r>
-      <w:r>
-        <w:rPr>
-          <w:noProof/>
-        </w:rPr>
-        <w:tab/>
-      </w:r>
-      <w:r>
-        <w:rPr>
-          <w:noProof/>
-        </w:rPr>
-        <w:fldChar w:fldCharType="begin"/>
-      </w:r>
-      <w:r>
-        <w:rPr>
-          <w:noProof/>
-        </w:rPr>
-        <w:instrText xml:space="preserve"> PAGEREF _Toc230957222 \h </w:instrText>
-      </w:r>
-      <w:r>
-        <w:rPr>
-          <w:noProof/>
-        </w:rPr>
-      </w:r>
-      <w:r>
-        <w:rPr>
-          <w:noProof/>
-        </w:rPr>
-        <w:fldChar w:fldCharType="separate"/>
-      </w:r>
-      <w:r>
-        <w:rPr>
-          <w:noProof/>
-        </w:rPr>
-        <w:t>33</w:t>
-      </w:r>
-      <w:r>
-        <w:rPr>
-          <w:noProof/>
-        </w:rPr>
-        <w:fldChar w:fldCharType="end"/>
-      </w:r>
-    </w:p>
-    <w:p>
-      <w:pPr>
-        <w:pStyle w:val="Sommario1"/>
-        <w:tabs>
-          <w:tab w:val="left" w:pos="400"/>
-          <w:tab w:val="right" w:leader="dot" w:pos="9628"/>
-        </w:tabs>
-        <w:rPr>
-          <w:rFonts w:asciiTheme="minorHAnsi" w:eastAsiaTheme="minorEastAsia" w:hAnsiTheme="minorHAnsi" w:cstheme="minorBidi"/>
-          <w:noProof/>
-          <w:kern w:val="2"/>
-          <w:sz w:val="24"/>
-          <w:szCs w:val="24"/>
-          <w:lang w:eastAsia="it-CH"/>
-          <w14:ligatures w14:val="standardContextual"/>
-        </w:rPr>
-      </w:pPr>
-      <w:r>
-        <w:rPr>
-          <w:noProof/>
-        </w:rPr>
-        <w:t>7</w:t>
-      </w:r>
-      <w:r>
-        <w:rPr>
-          <w:rFonts w:asciiTheme="minorHAnsi" w:eastAsiaTheme="minorEastAsia" w:hAnsiTheme="minorHAnsi" w:cstheme="minorBidi"/>
-          <w:noProof/>
-          <w:kern w:val="2"/>
-          <w:sz w:val="24"/>
-          <w:szCs w:val="24"/>
-          <w:lang w:eastAsia="it-CH"/>
-          <w14:ligatures w14:val="standardContextual"/>
-        </w:rPr>
-        <w:tab/>
-      </w:r>
-      <w:r>
-        <w:rPr>
-          <w:noProof/>
-        </w:rPr>
-        <w:t>Conclusioni</w:t>
-      </w:r>
-      <w:r>
-        <w:rPr>
-          <w:noProof/>
-        </w:rPr>
-        <w:tab/>
-      </w:r>
-      <w:r>
-        <w:rPr>
-          <w:noProof/>
-        </w:rPr>
-        <w:fldChar w:fldCharType="begin"/>
-      </w:r>
-      <w:r>
-        <w:rPr>
-          <w:noProof/>
-        </w:rPr>
-        <w:instrText xml:space="preserve"> PAGEREF _Toc230957223 \h </w:instrText>
-      </w:r>
-      <w:r>
-        <w:rPr>
-          <w:noProof/>
-        </w:rPr>
-      </w:r>
-      <w:r>
-        <w:rPr>
-          <w:noProof/>
-        </w:rPr>
-        <w:fldChar w:fldCharType="separate"/>
-      </w:r>
-      <w:r>
-        <w:rPr>
-          <w:noProof/>
-        </w:rPr>
-        <w:t>33</w:t>
-      </w:r>
-      <w:r>
-        <w:rPr>
-          <w:noProof/>
-        </w:rPr>
-        <w:fldChar w:fldCharType="end"/>
-      </w:r>
-    </w:p>
-    <w:p>
-      <w:pPr>
-        <w:pStyle w:val="Sommario2"/>
-        <w:rPr>
-          <w:rFonts w:asciiTheme="minorHAnsi" w:eastAsiaTheme="minorEastAsia" w:hAnsiTheme="minorHAnsi" w:cstheme="minorBidi"/>
-          <w:noProof/>
-          <w:kern w:val="2"/>
-          <w:sz w:val="24"/>
-          <w:szCs w:val="24"/>
-          <w:lang w:eastAsia="it-CH"/>
-          <w14:ligatures w14:val="standardContextual"/>
-        </w:rPr>
-      </w:pPr>
-      <w:r>
-        <w:rPr>
-          <w:noProof/>
-        </w:rPr>
-        <w:t>7.1</w:t>
-      </w:r>
-      <w:r>
-        <w:rPr>
-          <w:rFonts w:asciiTheme="minorHAnsi" w:eastAsiaTheme="minorEastAsia" w:hAnsiTheme="minorHAnsi" w:cstheme="minorBidi"/>
-          <w:noProof/>
-          <w:kern w:val="2"/>
-          <w:sz w:val="24"/>
-          <w:szCs w:val="24"/>
-          <w:lang w:eastAsia="it-CH"/>
-          <w14:ligatures w14:val="standardContextual"/>
-        </w:rPr>
-        <w:tab/>
-      </w:r>
-      <w:r>
-        <w:rPr>
-          <w:noProof/>
-        </w:rPr>
-        <w:t>Sviluppi futuri</w:t>
-      </w:r>
-      <w:r>
-        <w:rPr>
-          <w:noProof/>
-        </w:rPr>
-        <w:tab/>
-      </w:r>
-      <w:r>
-        <w:rPr>
-          <w:noProof/>
-        </w:rPr>
-        <w:fldChar w:fldCharType="begin"/>
-      </w:r>
-      <w:r>
-        <w:rPr>
-          <w:noProof/>
-        </w:rPr>
-        <w:instrText xml:space="preserve"> PAGEREF _Toc230957224 \h </w:instrText>
-      </w:r>
-      <w:r>
-        <w:rPr>
-          <w:noProof/>
-        </w:rPr>
-      </w:r>
-      <w:r>
-        <w:rPr>
-          <w:noProof/>
-        </w:rPr>
-        <w:fldChar w:fldCharType="separate"/>
-      </w:r>
-      <w:r>
-        <w:rPr>
-          <w:noProof/>
-        </w:rPr>
-        <w:t>33</w:t>
-      </w:r>
-      <w:r>
-        <w:rPr>
-          <w:noProof/>
-        </w:rPr>
-        <w:fldChar w:fldCharType="end"/>
-      </w:r>
-    </w:p>
-    <w:p>
-      <w:pPr>
-        <w:pStyle w:val="Sommario2"/>
-        <w:rPr>
-          <w:rFonts w:asciiTheme="minorHAnsi" w:eastAsiaTheme="minorEastAsia" w:hAnsiTheme="minorHAnsi" w:cstheme="minorBidi"/>
-          <w:noProof/>
-          <w:kern w:val="2"/>
-          <w:sz w:val="24"/>
-          <w:szCs w:val="24"/>
-          <w:lang w:eastAsia="it-CH"/>
-          <w14:ligatures w14:val="standardContextual"/>
-        </w:rPr>
-      </w:pPr>
-      <w:r>
-        <w:rPr>
-          <w:noProof/>
-        </w:rPr>
-        <w:t>7.2</w:t>
-      </w:r>
-      <w:r>
-        <w:rPr>
-          <w:rFonts w:asciiTheme="minorHAnsi" w:eastAsiaTheme="minorEastAsia" w:hAnsiTheme="minorHAnsi" w:cstheme="minorBidi"/>
-          <w:noProof/>
-          <w:kern w:val="2"/>
-          <w:sz w:val="24"/>
-          <w:szCs w:val="24"/>
-          <w:lang w:eastAsia="it-CH"/>
-          <w14:ligatures w14:val="standardContextual"/>
-        </w:rPr>
-        <w:tab/>
-      </w:r>
-      <w:r>
-        <w:rPr>
-          <w:noProof/>
-        </w:rPr>
-        <w:t>Considerazioni personali</w:t>
-      </w:r>
-      <w:r>
-        <w:rPr>
-          <w:noProof/>
-        </w:rPr>
-        <w:tab/>
-      </w:r>
-      <w:r>
-        <w:rPr>
-          <w:noProof/>
-        </w:rPr>
-        <w:fldChar w:fldCharType="begin"/>
-      </w:r>
-      <w:r>
-        <w:rPr>
-          <w:noProof/>
-        </w:rPr>
-        <w:instrText xml:space="preserve"> PAGEREF _Toc230957225 \h </w:instrText>
-      </w:r>
-      <w:r>
-        <w:rPr>
-          <w:noProof/>
-        </w:rPr>
-      </w:r>
-      <w:r>
-        <w:rPr>
-          <w:noProof/>
-        </w:rPr>
-        <w:fldChar w:fldCharType="separate"/>
-      </w:r>
-      <w:r>
-        <w:rPr>
-          <w:noProof/>
-        </w:rPr>
-        <w:t>33</w:t>
-      </w:r>
-      <w:r>
-        <w:rPr>
-          <w:noProof/>
-        </w:rPr>
-        <w:fldChar w:fldCharType="end"/>
-      </w:r>
-    </w:p>
-    <w:p>
-      <w:pPr>
-        <w:pStyle w:val="Sommario1"/>
-        <w:tabs>
-          <w:tab w:val="left" w:pos="400"/>
-          <w:tab w:val="right" w:leader="dot" w:pos="9628"/>
-        </w:tabs>
-        <w:rPr>
-          <w:rFonts w:asciiTheme="minorHAnsi" w:eastAsiaTheme="minorEastAsia" w:hAnsiTheme="minorHAnsi" w:cstheme="minorBidi"/>
-          <w:noProof/>
-          <w:kern w:val="2"/>
-          <w:sz w:val="24"/>
-          <w:szCs w:val="24"/>
-          <w:lang w:eastAsia="it-CH"/>
-          <w14:ligatures w14:val="standardContextual"/>
-        </w:rPr>
-      </w:pPr>
-      <w:r>
-        <w:rPr>
-          <w:noProof/>
-        </w:rPr>
-        <w:t>8</w:t>
-      </w:r>
-      <w:r>
-        <w:rPr>
-          <w:rFonts w:asciiTheme="minorHAnsi" w:eastAsiaTheme="minorEastAsia" w:hAnsiTheme="minorHAnsi" w:cstheme="minorBidi"/>
-          <w:noProof/>
-          <w:kern w:val="2"/>
-          <w:sz w:val="24"/>
-          <w:szCs w:val="24"/>
-          <w:lang w:eastAsia="it-CH"/>
-          <w14:ligatures w14:val="standardContextual"/>
-        </w:rPr>
-        <w:tab/>
-      </w:r>
-      <w:r>
-        <w:rPr>
-          <w:noProof/>
-        </w:rPr>
-        <w:t>Bibliografia</w:t>
-      </w:r>
-      <w:r>
-        <w:rPr>
-          <w:noProof/>
-        </w:rPr>
-        <w:tab/>
-      </w:r>
-      <w:r>
-        <w:rPr>
-          <w:noProof/>
-        </w:rPr>
-        <w:fldChar w:fldCharType="begin"/>
-      </w:r>
-      <w:r>
-        <w:rPr>
-          <w:noProof/>
-        </w:rPr>
-        <w:instrText xml:space="preserve"> PAGEREF _Toc230957226 \h </w:instrText>
-      </w:r>
-      <w:r>
-        <w:rPr>
-          <w:noProof/>
-        </w:rPr>
-      </w:r>
-      <w:r>
-        <w:rPr>
-          <w:noProof/>
-        </w:rPr>
-        <w:fldChar w:fldCharType="separate"/>
-      </w:r>
-      <w:r>
-        <w:rPr>
-          <w:noProof/>
-        </w:rPr>
-        <w:t>34</w:t>
-      </w:r>
-      <w:r>
-        <w:rPr>
-          <w:noProof/>
-        </w:rPr>
-        <w:fldChar w:fldCharType="end"/>
-      </w:r>
-    </w:p>
-    <w:p>
-      <w:pPr>
-        <w:pStyle w:val="Sommario2"/>
-        <w:rPr>
-          <w:rFonts w:asciiTheme="minorHAnsi" w:eastAsiaTheme="minorEastAsia" w:hAnsiTheme="minorHAnsi" w:cstheme="minorBidi"/>
-          <w:noProof/>
-          <w:kern w:val="2"/>
-          <w:sz w:val="24"/>
-          <w:szCs w:val="24"/>
-          <w:lang w:eastAsia="it-CH"/>
-          <w14:ligatures w14:val="standardContextual"/>
-        </w:rPr>
-      </w:pPr>
-      <w:r>
-        <w:rPr>
-          <w:noProof/>
-        </w:rPr>
-        <w:t>8.1</w:t>
-      </w:r>
-      <w:r>
-        <w:rPr>
-          <w:rFonts w:asciiTheme="minorHAnsi" w:eastAsiaTheme="minorEastAsia" w:hAnsiTheme="minorHAnsi" w:cstheme="minorBidi"/>
-          <w:noProof/>
-          <w:kern w:val="2"/>
-          <w:sz w:val="24"/>
-          <w:szCs w:val="24"/>
-          <w:lang w:eastAsia="it-CH"/>
-          <w14:ligatures w14:val="standardContextual"/>
-        </w:rPr>
-        <w:tab/>
-      </w:r>
-      <w:r>
-        <w:rPr>
-          <w:noProof/>
-        </w:rPr>
-        <w:t>Indice delle figure</w:t>
-      </w:r>
-      <w:r>
-        <w:rPr>
-          <w:noProof/>
-        </w:rPr>
-        <w:tab/>
-      </w:r>
-      <w:r>
-        <w:rPr>
-          <w:noProof/>
-        </w:rPr>
-        <w:fldChar w:fldCharType="begin"/>
-      </w:r>
-      <w:r>
-        <w:rPr>
-          <w:noProof/>
-        </w:rPr>
-        <w:instrText xml:space="preserve"> PAGEREF _Toc230957227 \h </w:instrText>
-      </w:r>
-      <w:r>
-        <w:rPr>
-          <w:noProof/>
-        </w:rPr>
-      </w:r>
-      <w:r>
-        <w:rPr>
-          <w:noProof/>
-        </w:rPr>
-        <w:fldChar w:fldCharType="separate"/>
-      </w:r>
-      <w:r>
-        <w:rPr>
-          <w:noProof/>
-        </w:rPr>
-        <w:t>34</w:t>
-      </w:r>
-      <w:r>
-        <w:rPr>
-          <w:noProof/>
-        </w:rPr>
-        <w:fldChar w:fldCharType="end"/>
-      </w:r>
-    </w:p>
-    <w:p>
-      <w:pPr>
-        <w:pStyle w:val="Sommario2"/>
-        <w:rPr>
-          <w:rFonts w:asciiTheme="minorHAnsi" w:eastAsiaTheme="minorEastAsia" w:hAnsiTheme="minorHAnsi" w:cstheme="minorBidi"/>
-          <w:noProof/>
-          <w:kern w:val="2"/>
-          <w:sz w:val="24"/>
-          <w:szCs w:val="24"/>
-          <w:lang w:eastAsia="it-CH"/>
-          <w14:ligatures w14:val="standardContextual"/>
-        </w:rPr>
-      </w:pPr>
-      <w:r>
-        <w:rPr>
-          <w:noProof/>
-        </w:rPr>
-        <w:t>8.2</w:t>
-      </w:r>
-      <w:r>
-        <w:rPr>
-          <w:rFonts w:asciiTheme="minorHAnsi" w:eastAsiaTheme="minorEastAsia" w:hAnsiTheme="minorHAnsi" w:cstheme="minorBidi"/>
-          <w:noProof/>
-          <w:kern w:val="2"/>
-          <w:sz w:val="24"/>
-          <w:szCs w:val="24"/>
-          <w:lang w:eastAsia="it-CH"/>
-          <w14:ligatures w14:val="standardContextual"/>
-        </w:rPr>
-        <w:tab/>
-      </w:r>
-      <w:r>
-        <w:rPr>
-          <w:noProof/>
-        </w:rPr>
-        <w:t>Sitografia</w:t>
-      </w:r>
-      <w:r>
-        <w:rPr>
-          <w:noProof/>
-        </w:rPr>
-        <w:tab/>
-      </w:r>
-      <w:r>
-        <w:rPr>
-          <w:noProof/>
-        </w:rPr>
-        <w:fldChar w:fldCharType="begin"/>
-      </w:r>
-      <w:r>
-        <w:rPr>
-          <w:noProof/>
-        </w:rPr>
-        <w:instrText xml:space="preserve"> PAGEREF _Toc230957228 \h </w:instrText>
-      </w:r>
-      <w:r>
-        <w:rPr>
-          <w:noProof/>
-        </w:rPr>
-      </w:r>
-      <w:r>
-        <w:rPr>
-          <w:noProof/>
-        </w:rPr>
-        <w:fldChar w:fldCharType="separate"/>
-      </w:r>
-      <w:r>
-        <w:rPr>
-          <w:noProof/>
-        </w:rPr>
-        <w:t>34</w:t>
+        <w:t>38</w:t>
       </w:r>
       <w:r>
         <w:rPr>
@@ -4170,7 +4169,7 @@
       <w:pPr>
         <w:pStyle w:val="Titolo2"/>
       </w:pPr>
-      <w:bookmarkStart w:id="2" w:name="_Toc230957179"/>
+      <w:bookmarkStart w:id="2" w:name="_Toc230959439"/>
       <w:r>
         <w:t>Informazioni sul progetto</w:t>
       </w:r>
@@ -4253,7 +4252,7 @@
       <w:pPr>
         <w:pStyle w:val="Titolo2"/>
       </w:pPr>
-      <w:bookmarkStart w:id="3" w:name="_Toc230957180"/>
+      <w:bookmarkStart w:id="3" w:name="_Toc230959440"/>
       <w:r>
         <w:t>Scopo</w:t>
       </w:r>
@@ -4294,7 +4293,6 @@
         </w:rPr>
         <w:t xml:space="preserve"> in prima persona che trae ispirazione dalle meccaniche consolidate della serie </w:t>
       </w:r>
-      <w:proofErr w:type="spellStart"/>
       <w:r>
         <w:rPr>
           <w:rFonts w:ascii="Arial" w:hAnsi="Arial" w:cs="Arial"/>
@@ -4303,62 +4301,7 @@
           <w:sz w:val="20"/>
           <w:szCs w:val="20"/>
         </w:rPr>
-        <w:t>Five</w:t>
-      </w:r>
-      <w:proofErr w:type="spellEnd"/>
-      <w:r>
-        <w:rPr>
-          <w:rFonts w:ascii="Arial" w:hAnsi="Arial" w:cs="Arial"/>
-          <w:i/>
-          <w:iCs/>
-          <w:sz w:val="20"/>
-          <w:szCs w:val="20"/>
-        </w:rPr>
-        <w:t xml:space="preserve"> Nights </w:t>
-      </w:r>
-      <w:proofErr w:type="spellStart"/>
-      <w:r>
-        <w:rPr>
-          <w:rFonts w:ascii="Arial" w:hAnsi="Arial" w:cs="Arial"/>
-          <w:i/>
-          <w:iCs/>
-          <w:sz w:val="20"/>
-          <w:szCs w:val="20"/>
-        </w:rPr>
-        <w:t>at</w:t>
-      </w:r>
-      <w:proofErr w:type="spellEnd"/>
-      <w:r>
-        <w:rPr>
-          <w:rFonts w:ascii="Arial" w:hAnsi="Arial" w:cs="Arial"/>
-          <w:i/>
-          <w:iCs/>
-          <w:sz w:val="20"/>
-          <w:szCs w:val="20"/>
-        </w:rPr>
-        <w:t xml:space="preserve"> </w:t>
-      </w:r>
-      <w:proofErr w:type="spellStart"/>
-      <w:r>
-        <w:rPr>
-          <w:rFonts w:ascii="Arial" w:hAnsi="Arial" w:cs="Arial"/>
-          <w:i/>
-          <w:iCs/>
-          <w:sz w:val="20"/>
-          <w:szCs w:val="20"/>
-        </w:rPr>
-        <w:t>Freddy's</w:t>
-      </w:r>
-      <w:proofErr w:type="spellEnd"/>
-      <w:r>
-        <w:rPr>
-          <w:rFonts w:ascii="Arial" w:hAnsi="Arial" w:cs="Arial"/>
-          <w:i/>
-          <w:iCs/>
-          <w:sz w:val="20"/>
-          <w:szCs w:val="20"/>
-        </w:rPr>
-        <w:t xml:space="preserve"> (FNAF)</w:t>
+        <w:t>Five Nights at Freddy's (FNAF)</w:t>
       </w:r>
       <w:r>
         <w:rPr>
@@ -4366,32 +4309,14 @@
           <w:sz w:val="20"/>
           <w:szCs w:val="20"/>
         </w:rPr>
-        <w:t xml:space="preserve">, focalizzandosi sulla sopravvivenza statica all'interno di un ufficio di sicurezza per un arco di cinque sessioni di gioco. L’obiettivo principale è la creazione di un'esperienza di gioco strategica in cui l’utente deve gestire sistemi di difesa multipli — tra cui telecamere, firewall e barriere energetiche — per contrastare le diverse logiche di attacco di tre entità antagoniste (VAL-Z, The </w:t>
-      </w:r>
-      <w:proofErr w:type="spellStart"/>
-      <w:r>
-        <w:rPr>
-          <w:rFonts w:ascii="Arial" w:hAnsi="Arial" w:cs="Arial"/>
-          <w:sz w:val="20"/>
-          <w:szCs w:val="20"/>
-        </w:rPr>
-        <w:t>Singularity</w:t>
-      </w:r>
-      <w:proofErr w:type="spellEnd"/>
-      <w:r>
-        <w:rPr>
-          <w:rFonts w:ascii="Arial" w:hAnsi="Arial" w:cs="Arial"/>
-          <w:sz w:val="20"/>
-          <w:szCs w:val="20"/>
-        </w:rPr>
-        <w:t xml:space="preserve"> e THE UNKNOWN). Lo sviluppo è circoscritto alle interazioni da postazione fissa, escludendo il movimento libero del giocatore o modalità multigiocatore per concentrarsi esclusivamente sul bilanciamento delle dinamiche di contenimento e sulla tensione ambientale.</w:t>
+        <w:t>, focalizzandosi sulla sopravvivenza statica all'interno di un ufficio di sicurezza per un arco di cinque sessioni di gioco. L’obiettivo principale è la creazione di un'esperienza di gioco strategica in cui l’utente deve gestire sistemi di difesa multipli — tra cui telecamere, firewall e barriere energetiche — per contrastare le diverse logiche di attacco di tre entità antagoniste (VAL-Z, The Singularity e THE UNKNOWN). Lo sviluppo è circoscritto alle interazioni da postazione fissa, escludendo il movimento libero del giocatore o modalità multigiocatore per concentrarsi esclusivamente sul bilanciamento delle dinamiche di contenimento e sulla tensione ambientale.</w:t>
       </w:r>
     </w:p>
     <w:p>
       <w:pPr>
         <w:pStyle w:val="Titolo1"/>
       </w:pPr>
-      <w:bookmarkStart w:id="4" w:name="_Toc230957181"/>
+      <w:bookmarkStart w:id="4" w:name="_Toc230959441"/>
       <w:r>
         <w:t>Analisi</w:t>
       </w:r>
@@ -4401,7 +4326,7 @@
       <w:pPr>
         <w:pStyle w:val="Titolo2"/>
       </w:pPr>
-      <w:bookmarkStart w:id="5" w:name="_Toc230957182"/>
+      <w:bookmarkStart w:id="5" w:name="_Toc230959442"/>
       <w:r>
         <w:t>Analisi del dominio</w:t>
       </w:r>
@@ -4476,23 +4401,7 @@
           <w:b/>
           <w:bCs/>
         </w:rPr>
-        <w:t>Gli Antagonisti (</w:t>
-      </w:r>
-      <w:proofErr w:type="spellStart"/>
-      <w:r>
-        <w:rPr>
-          <w:b/>
-          <w:bCs/>
-        </w:rPr>
-        <w:t>Animatronics</w:t>
-      </w:r>
-      <w:proofErr w:type="spellEnd"/>
-      <w:r>
-        <w:rPr>
-          <w:b/>
-          <w:bCs/>
-        </w:rPr>
-        <w:t>/Sistemi Ribelli):</w:t>
+        <w:t>Gli Antagonisti (Animatronics/Sistemi Ribelli):</w:t>
       </w:r>
       <w:r>
         <w:t xml:space="preserve"> Agenti autonomi con pattern di movimento e di attacco eterogenei. Essi si dividono in minacce fisiche (spostamento spaziale nella mappa), minacce digitali (hacking dei sistemi) e minacce energetiche (instabilità del segnale).</w:t>
@@ -4527,17 +4436,8 @@
     </w:p>
     <w:p>
       <w:r>
-        <w:t>Il dominio è governato da una gestione accurata delle risorse e dei tempi di reazione. Il giocatore deve interpretare segnali audio e video per prevenire il "</w:t>
-      </w:r>
-      <w:proofErr w:type="spellStart"/>
-      <w:r>
-        <w:t>Jumpscare</w:t>
-      </w:r>
-      <w:proofErr w:type="spellEnd"/>
-      <w:r>
-        <w:t xml:space="preserve">", che rappresenta lo stato di </w:t>
-      </w:r>
-      <w:proofErr w:type="spellStart"/>
+        <w:t xml:space="preserve">Il dominio è governato da una gestione accurata delle risorse e dei tempi di reazione. Il giocatore deve interpretare segnali audio e video per prevenire il "Jumpscare", che rappresenta lo stato di </w:t>
+      </w:r>
       <w:r>
         <w:rPr>
           <w:i/>
@@ -4545,7 +4445,6 @@
         </w:rPr>
         <w:t>failure</w:t>
       </w:r>
-      <w:proofErr w:type="spellEnd"/>
       <w:r>
         <w:t xml:space="preserve"> del sistema (Game Over). La complessità è data dalla sovrapposizione delle minacce: mentre alcune entità richiedono una difesa passiva (osservazione e maschera), altre impongono un intervento attivo sui sistemi di rete (firewall) o sulla stabilità energetica (segnale elettromagnetico per </w:t>
       </w:r>
@@ -4554,17 +4453,8 @@
           <w:i/>
           <w:iCs/>
         </w:rPr>
-        <w:t xml:space="preserve">The </w:t>
-      </w:r>
-      <w:proofErr w:type="spellStart"/>
-      <w:r>
-        <w:rPr>
-          <w:i/>
-          <w:iCs/>
-        </w:rPr>
-        <w:t>Singularity</w:t>
-      </w:r>
-      <w:proofErr w:type="spellEnd"/>
+        <w:t>The Singularity</w:t>
+      </w:r>
       <w:r>
         <w:t>).</w:t>
       </w:r>
@@ -4579,31 +4469,16 @@
       <w:pPr>
         <w:pStyle w:val="Titolo2"/>
       </w:pPr>
-      <w:bookmarkStart w:id="6" w:name="_Toc230957183"/>
-      <w:proofErr w:type="spellStart"/>
+      <w:bookmarkStart w:id="6" w:name="_Toc230959443"/>
       <w:r>
         <w:lastRenderedPageBreak/>
         <w:t>GameMaker</w:t>
       </w:r>
       <w:bookmarkEnd w:id="6"/>
-      <w:proofErr w:type="spellEnd"/>
-    </w:p>
-    <w:p>
-      <w:proofErr w:type="spellStart"/>
-      <w:r>
-        <w:t>GameMaker</w:t>
-      </w:r>
-      <w:proofErr w:type="spellEnd"/>
-      <w:r>
-        <w:t xml:space="preserve"> Studio è un game </w:t>
-      </w:r>
-      <w:proofErr w:type="spellStart"/>
-      <w:r>
-        <w:t>engine</w:t>
-      </w:r>
-      <w:proofErr w:type="spellEnd"/>
-      <w:r>
-        <w:t xml:space="preserve"> con </w:t>
+    </w:p>
+    <w:p>
+      <w:r>
+        <w:t xml:space="preserve">GameMaker Studio è un game engine con </w:t>
       </w:r>
       <w:r>
         <w:t xml:space="preserve">un </w:t>
@@ -4618,15 +4493,7 @@
         <w:t xml:space="preserve"> che permette di creare </w:t>
       </w:r>
       <w:r>
-        <w:t>videogiochi 2D. Il software fornisce strumenti completi per la gestione della grafica, della logica di gioco, dell’audio, degli input e delle collisioni, rendendo il processo di sviluppo più semplice e veloce anche per utenti con meno esperienza. Grazie all’IDE integrato, è possibile scrivere codice nel linguaggio di programmazione proprietario chiamato GML (</w:t>
-      </w:r>
-      <w:proofErr w:type="spellStart"/>
-      <w:r>
-        <w:t>GameMaker</w:t>
-      </w:r>
-      <w:proofErr w:type="spellEnd"/>
-      <w:r>
-        <w:t xml:space="preserve"> Language). GML è un linguaggio di alto livello con una sintassi simile a quella dei linguaggi C e JavaScript</w:t>
+        <w:t>videogiochi 2D. Il software fornisce strumenti completi per la gestione della grafica, della logica di gioco, dell’audio, degli input e delle collisioni, rendendo il processo di sviluppo più semplice e veloce anche per utenti con meno esperienza. Grazie all’IDE integrato, è possibile scrivere codice nel linguaggio di programmazione proprietario chiamato GML (GameMaker Language). GML è un linguaggio di alto livello con una sintassi simile a quella dei linguaggi C e JavaScript</w:t>
       </w:r>
       <w:r>
         <w:t>, u</w:t>
@@ -4638,32 +4505,11 @@
         <w:t>. I</w:t>
       </w:r>
       <w:r>
-        <w:t xml:space="preserve">l linguaggio è progettato specificamente per lavorare con il sistema di eventi di </w:t>
-      </w:r>
-      <w:proofErr w:type="spellStart"/>
-      <w:r>
-        <w:t>GameMaker</w:t>
-      </w:r>
-      <w:proofErr w:type="spellEnd"/>
-      <w:r>
-        <w:t>, come gli eventi di creazione, aggiornamento e disegno degli oggetti</w:t>
-      </w:r>
-      <w:r>
-        <w:t xml:space="preserve"> e questo lo rende un linguaggio e un sistema </w:t>
-      </w:r>
-      <w:proofErr w:type="spellStart"/>
-      <w:r>
-        <w:t>propritario</w:t>
-      </w:r>
-      <w:proofErr w:type="spellEnd"/>
-      <w:r>
-        <w:t xml:space="preserve"> molto </w:t>
-      </w:r>
-      <w:proofErr w:type="spellStart"/>
-      <w:r>
-        <w:t>efficente</w:t>
-      </w:r>
-      <w:proofErr w:type="spellEnd"/>
+        <w:t>l linguaggio è progettato specificamente per lavorare con il sistema di eventi di GameMaker, come gli eventi di creazione, aggiornamento e disegno degli oggetti</w:t>
+      </w:r>
+      <w:r>
+        <w:t xml:space="preserve"> e questo lo rende un linguaggio e un sistema propritario molto efficente</w:t>
+      </w:r>
       <w:r>
         <w:t>.</w:t>
       </w:r>
@@ -4671,50 +4517,13 @@
     <w:p/>
     <w:p>
       <w:r>
-        <w:t xml:space="preserve">Dal punto di vista tecnico, </w:t>
-      </w:r>
-      <w:proofErr w:type="spellStart"/>
-      <w:r>
-        <w:t>GameMaker</w:t>
-      </w:r>
-      <w:proofErr w:type="spellEnd"/>
-      <w:r>
-        <w:t xml:space="preserve"> Studio utilizza un’architettura event-</w:t>
-      </w:r>
-      <w:proofErr w:type="spellStart"/>
-      <w:r>
-        <w:t>driven</w:t>
-      </w:r>
-      <w:proofErr w:type="spellEnd"/>
-      <w:r>
-        <w:t xml:space="preserve">, nella quale il codice viene eseguito in risposta a eventi specifici. Internamente il motore gestisce un game loop che si occupa dell’aggiornamento della logica di gioco, dell’elaborazione degli input e del rendering grafico. Il codice scritto in GML viene compilato tramite un sistema proprietario che può funzionare in modalità </w:t>
-      </w:r>
-      <w:proofErr w:type="spellStart"/>
-      <w:r>
-        <w:t>virtual</w:t>
-      </w:r>
-      <w:proofErr w:type="spellEnd"/>
-      <w:r>
-        <w:t xml:space="preserve"> machine oppure essere tradotto in codice nativo, garantendo buone prestazioni sulle diverse piattaforme supportate.</w:t>
+        <w:t>Dal punto di vista tecnico, GameMaker Studio utilizza un’architettura event-driven, nella quale il codice viene eseguito in risposta a eventi specifici. Internamente il motore gestisce un game loop che si occupa dell’aggiornamento della logica di gioco, dell’elaborazione degli input e del rendering grafico. Il codice scritto in GML viene compilato tramite un sistema proprietario che può funzionare in modalità virtual machine oppure essere tradotto in codice nativo, garantendo buone prestazioni sulle diverse piattaforme supportate.</w:t>
       </w:r>
     </w:p>
     <w:p/>
     <w:p>
-      <w:proofErr w:type="spellStart"/>
-      <w:r>
-        <w:t>GameMaker</w:t>
-      </w:r>
-      <w:proofErr w:type="spellEnd"/>
-      <w:r>
-        <w:t xml:space="preserve"> Studio permette l’esportazione dei giochi su diverse piattaforme, tra cui Windows, </w:t>
-      </w:r>
-      <w:proofErr w:type="spellStart"/>
-      <w:r>
-        <w:t>macOS</w:t>
-      </w:r>
-      <w:proofErr w:type="spellEnd"/>
-      <w:r>
-        <w:t>, Linux, Android, iOS</w:t>
+      <w:r>
+        <w:t>GameMaker Studio permette l’esportazione dei giochi su diverse piattaforme, tra cui Windows, macOS, Linux, Android, iOS</w:t>
       </w:r>
       <w:r>
         <w:t>,</w:t>
@@ -4726,15 +4535,7 @@
         <w:t>, ma anche piattaforme come Playstation e XBOX</w:t>
       </w:r>
       <w:r>
-        <w:t xml:space="preserve">. Questa caratteristica rende </w:t>
-      </w:r>
-      <w:proofErr w:type="spellStart"/>
-      <w:r>
-        <w:t>l’engine</w:t>
-      </w:r>
-      <w:proofErr w:type="spellEnd"/>
-      <w:r>
-        <w:t xml:space="preserve"> adatto allo sviluppo multipiattaforma, consentendo di raggiungere un pubblico più ampio con lo stesso progetto</w:t>
+        <w:t>. Questa caratteristica rende l’engine adatto allo sviluppo multipiattaforma, consentendo di raggiungere un pubblico più ampio con lo stesso progetto</w:t>
       </w:r>
       <w:r>
         <w:t>, senza dover riscrivere il codice più volte</w:t>
@@ -4749,13 +4550,8 @@
         <w:t xml:space="preserve">Altri possibili </w:t>
       </w:r>
       <w:r>
-        <w:t xml:space="preserve">game </w:t>
-      </w:r>
-      <w:proofErr w:type="spellStart"/>
-      <w:r>
-        <w:t>engines</w:t>
-      </w:r>
-      <w:proofErr w:type="spellEnd"/>
+        <w:t>game engines</w:t>
+      </w:r>
       <w:r>
         <w:t xml:space="preserve"> sarebbero </w:t>
       </w:r>
@@ -4763,13 +4559,8 @@
         <w:t>potuti</w:t>
       </w:r>
       <w:r>
-        <w:t xml:space="preserve"> essere </w:t>
-      </w:r>
-      <w:proofErr w:type="spellStart"/>
-      <w:r>
-        <w:t>Unity</w:t>
-      </w:r>
-      <w:proofErr w:type="spellEnd"/>
+        <w:t xml:space="preserve"> essere Unity</w:t>
+      </w:r>
       <w:r>
         <w:t>,</w:t>
       </w:r>
@@ -4782,13 +4573,8 @@
       <w:r>
         <w:t xml:space="preserve">odot o </w:t>
       </w:r>
-      <w:proofErr w:type="spellStart"/>
-      <w:r>
-        <w:t>Clickteam</w:t>
-      </w:r>
-      <w:proofErr w:type="spellEnd"/>
-      <w:r>
-        <w:t xml:space="preserve"> Fusion 2.5</w:t>
+      <w:r>
+        <w:t>Clickteam Fusion 2.5</w:t>
       </w:r>
       <w:r>
         <w:t>, quest’ultimo è</w:t>
@@ -4797,54 +4583,20 @@
         <w:t xml:space="preserve"> stato il </w:t>
       </w:r>
       <w:r>
-        <w:t xml:space="preserve">game </w:t>
-      </w:r>
-      <w:proofErr w:type="spellStart"/>
-      <w:r>
-        <w:t>engine</w:t>
-      </w:r>
-      <w:proofErr w:type="spellEnd"/>
-      <w:r>
-        <w:t xml:space="preserve"> </w:t>
+        <w:t xml:space="preserve">game engine </w:t>
       </w:r>
       <w:r>
         <w:t>che ha usato Scott</w:t>
       </w:r>
       <w:r>
-        <w:t xml:space="preserve"> </w:t>
-      </w:r>
-      <w:proofErr w:type="spellStart"/>
-      <w:r>
-        <w:t>Cawthon</w:t>
-      </w:r>
-      <w:proofErr w:type="spellEnd"/>
+        <w:t xml:space="preserve"> Cawthon</w:t>
+      </w:r>
       <w:r>
         <w:t xml:space="preserve"> (creatore </w:t>
       </w:r>
       <w:r>
-        <w:t xml:space="preserve">di </w:t>
-      </w:r>
-      <w:proofErr w:type="spellStart"/>
-      <w:r>
-        <w:t>Five</w:t>
-      </w:r>
-      <w:proofErr w:type="spellEnd"/>
-      <w:r>
-        <w:t xml:space="preserve"> Nights </w:t>
-      </w:r>
-      <w:proofErr w:type="spellStart"/>
-      <w:r>
-        <w:t>at</w:t>
-      </w:r>
-      <w:proofErr w:type="spellEnd"/>
-      <w:r>
-        <w:t xml:space="preserve"> </w:t>
-      </w:r>
-      <w:proofErr w:type="spellStart"/>
-      <w:r>
-        <w:t>Freddy’s</w:t>
-      </w:r>
-      <w:proofErr w:type="spellEnd"/>
+        <w:t>di Five Nights at Freddy’s</w:t>
+      </w:r>
       <w:r>
         <w:t>)</w:t>
       </w:r>
@@ -4863,15 +4615,7 @@
     </w:p>
     <w:p>
       <w:r>
-        <w:t xml:space="preserve">Inoltre le competenze richieste per apprendere il funzionamento di questi game </w:t>
-      </w:r>
-      <w:proofErr w:type="spellStart"/>
-      <w:r>
-        <w:t>engines</w:t>
-      </w:r>
-      <w:proofErr w:type="spellEnd"/>
-      <w:r>
-        <w:t xml:space="preserve"> sono elevate, quindi avrebbero richiesto molto più tempo</w:t>
+        <w:t>Inoltre le competenze richieste per apprendere il funzionamento di questi game engines sono elevate, quindi avrebbero richiesto molto più tempo</w:t>
       </w:r>
       <w:r>
         <w:t xml:space="preserve"> confrontato a quello messo a nostra disposizione.</w:t>
@@ -4899,7 +4643,7 @@
       <w:pPr>
         <w:pStyle w:val="Titolo2"/>
       </w:pPr>
-      <w:bookmarkStart w:id="7" w:name="_Toc230957184"/>
+      <w:bookmarkStart w:id="7" w:name="_Toc230959444"/>
       <w:r>
         <w:lastRenderedPageBreak/>
         <w:t>Analisi e s</w:t>
@@ -6080,15 +5824,7 @@
               <w:t>Modificare impostazioni di gioco specifiche come volume</w:t>
             </w:r>
             <w:r>
-              <w:t xml:space="preserve">, </w:t>
-            </w:r>
-            <w:proofErr w:type="spellStart"/>
-            <w:r>
-              <w:t>fullscreen</w:t>
-            </w:r>
-            <w:proofErr w:type="spellEnd"/>
-            <w:r>
-              <w:t>, luminosità.</w:t>
+              <w:t>, fullscreen, luminosità.</w:t>
             </w:r>
           </w:p>
           <w:p>
@@ -6601,15 +6337,7 @@
           </w:tcPr>
           <w:p>
             <w:r>
-              <w:t xml:space="preserve">Implementazione </w:t>
-            </w:r>
-            <w:proofErr w:type="spellStart"/>
-            <w:r>
-              <w:t>aninmatronico</w:t>
-            </w:r>
-            <w:proofErr w:type="spellEnd"/>
-            <w:r>
-              <w:t xml:space="preserve"> VAL-Z</w:t>
+              <w:t>Implementazione aninmatronico VAL-Z</w:t>
             </w:r>
           </w:p>
         </w:tc>
@@ -7530,13 +7258,8 @@
           </w:tcPr>
           <w:p>
             <w:r>
-              <w:t xml:space="preserve">Implementazione </w:t>
-            </w:r>
-            <w:proofErr w:type="spellStart"/>
-            <w:r>
-              <w:t>jumpscare</w:t>
-            </w:r>
-            <w:proofErr w:type="spellEnd"/>
+              <w:t>Implementazione jumpscare</w:t>
+            </w:r>
             <w:r>
               <w:t xml:space="preserve"> VAL-Z</w:t>
             </w:r>
@@ -7581,15 +7304,7 @@
           </w:tcPr>
           <w:p>
             <w:r>
-              <w:t xml:space="preserve">Una volta che l’animatronico VAL-Z riesce a penetrare i sistemi di sicurezza, e raggiunge l’ufficio di sicurezza, parte un’animazione di </w:t>
-            </w:r>
-            <w:proofErr w:type="spellStart"/>
-            <w:r>
-              <w:t>jumpscare</w:t>
-            </w:r>
-            <w:proofErr w:type="spellEnd"/>
-            <w:r>
-              <w:t>, bloccando ogni tipo di input.</w:t>
+              <w:t>Una volta che l’animatronico VAL-Z riesce a penetrare i sistemi di sicurezza, e raggiunge l’ufficio di sicurezza, parte un’animazione di jumpscare, bloccando ogni tipo di input.</w:t>
             </w:r>
           </w:p>
         </w:tc>
@@ -8185,13 +7900,8 @@
               <w:t xml:space="preserve"> </w:t>
             </w:r>
             <w:r>
-              <w:t xml:space="preserve">The </w:t>
-            </w:r>
-            <w:proofErr w:type="spellStart"/>
-            <w:r>
-              <w:t>Singularity</w:t>
-            </w:r>
-            <w:proofErr w:type="spellEnd"/>
+              <w:t>The Singularity</w:t>
+            </w:r>
           </w:p>
         </w:tc>
       </w:tr>
@@ -8233,15 +7943,7 @@
           </w:tcPr>
           <w:p>
             <w:r>
-              <w:t xml:space="preserve">The </w:t>
-            </w:r>
-            <w:proofErr w:type="spellStart"/>
-            <w:r>
-              <w:t>Singularity</w:t>
-            </w:r>
-            <w:proofErr w:type="spellEnd"/>
-            <w:r>
-              <w:t xml:space="preserve"> è una coscienza collettiva composta da vari sistemi ribelli di vecchia generazione, che deve essere tenuta in contenimento tramite un segnale elettromagnetico.</w:t>
+              <w:t>The Singularity è una coscienza collettiva composta da vari sistemi ribelli di vecchia generazione, che deve essere tenuta in contenimento tramite un segnale elettromagnetico.</w:t>
             </w:r>
           </w:p>
         </w:tc>
@@ -8507,13 +8209,8 @@
           </w:tcPr>
           <w:p>
             <w:r>
-              <w:t xml:space="preserve">Gestione contenimento di The </w:t>
-            </w:r>
-            <w:proofErr w:type="spellStart"/>
-            <w:r>
-              <w:t>Singularity</w:t>
-            </w:r>
-            <w:proofErr w:type="spellEnd"/>
+              <w:t>Gestione contenimento di The Singularity</w:t>
+            </w:r>
           </w:p>
         </w:tc>
       </w:tr>
@@ -8561,23 +8258,7 @@
               <w:t xml:space="preserve"> segnale elettromagnetico</w:t>
             </w:r>
             <w:r>
-              <w:t xml:space="preserve"> che mantiene in </w:t>
-            </w:r>
-            <w:proofErr w:type="spellStart"/>
-            <w:r>
-              <w:t>contenimentoThe</w:t>
-            </w:r>
-            <w:proofErr w:type="spellEnd"/>
-            <w:r>
-              <w:t xml:space="preserve"> </w:t>
-            </w:r>
-            <w:proofErr w:type="spellStart"/>
-            <w:r>
-              <w:t>Singularity</w:t>
-            </w:r>
-            <w:proofErr w:type="spellEnd"/>
-            <w:r>
-              <w:t xml:space="preserve"> visualizzando la sua stanza dedicata</w:t>
+              <w:t xml:space="preserve"> che mantiene in contenimentoThe Singularity visualizzando la sua stanza dedicata</w:t>
             </w:r>
             <w:r>
               <w:t>.</w:t>
@@ -8849,13 +8530,8 @@
           </w:tcPr>
           <w:p>
             <w:r>
-              <w:t xml:space="preserve">Attacco di The </w:t>
-            </w:r>
-            <w:proofErr w:type="spellStart"/>
-            <w:r>
-              <w:t>Singularity</w:t>
-            </w:r>
-            <w:proofErr w:type="spellEnd"/>
+              <w:t>Attacco di The Singularity</w:t>
+            </w:r>
           </w:p>
         </w:tc>
       </w:tr>
@@ -8897,15 +8573,7 @@
           </w:tcPr>
           <w:p>
             <w:r>
-              <w:t xml:space="preserve">Una volta che il segnale di contenimento elettromagnetico di The </w:t>
-            </w:r>
-            <w:proofErr w:type="spellStart"/>
-            <w:r>
-              <w:t>Singularity</w:t>
-            </w:r>
-            <w:proofErr w:type="spellEnd"/>
-            <w:r>
-              <w:t xml:space="preserve"> scende fino a 0 i sistemi dell’intero edificio vengono attaccati e manomessi per un periodo di tempo specifico.</w:t>
+              <w:t>Una volta che il segnale di contenimento elettromagnetico di The Singularity scende fino a 0 i sistemi dell’intero edificio vengono attaccati e manomessi per un periodo di tempo specifico.</w:t>
             </w:r>
           </w:p>
           <w:p>
@@ -9536,36 +9204,12 @@
               <w:t xml:space="preserve">THE UNKNOWN è un animatronico </w:t>
             </w:r>
             <w:r>
-              <w:t xml:space="preserve">chiuso all’interno di una stanza tramite una </w:t>
-            </w:r>
-            <w:proofErr w:type="spellStart"/>
-            <w:r>
-              <w:t>bariera</w:t>
-            </w:r>
-            <w:proofErr w:type="spellEnd"/>
-            <w:r>
-              <w:t xml:space="preserve"> </w:t>
-            </w:r>
-            <w:proofErr w:type="spellStart"/>
-            <w:r>
-              <w:t>energitica</w:t>
-            </w:r>
-            <w:proofErr w:type="spellEnd"/>
-            <w:r>
-              <w:t xml:space="preserve"> per la sua peculiare abilità di trapassare porte e muri troppo sottili.</w:t>
-            </w:r>
-          </w:p>
-          <w:p>
-            <w:r>
-              <w:t xml:space="preserve">THE UNKNOWN comincerà ad hackerare la </w:t>
-            </w:r>
-            <w:proofErr w:type="spellStart"/>
-            <w:r>
-              <w:t>bariera</w:t>
-            </w:r>
-            <w:proofErr w:type="spellEnd"/>
-            <w:r>
-              <w:t xml:space="preserve"> con il computer presente nella sua stanza per provare a liberarsi. </w:t>
+              <w:t>chiuso all’interno di una stanza tramite una bariera energitica per la sua peculiare abilità di trapassare porte e muri troppo sottili.</w:t>
+            </w:r>
+          </w:p>
+          <w:p>
+            <w:r>
+              <w:t xml:space="preserve">THE UNKNOWN comincerà ad hackerare la bariera con il computer presente nella sua stanza per provare a liberarsi. </w:t>
             </w:r>
           </w:p>
         </w:tc>
@@ -9874,23 +9518,7 @@
           </w:tcPr>
           <w:p>
             <w:r>
-              <w:t xml:space="preserve">Accedendo alla stanza di THE UNKOWN è possibile fermare il suo tentativo di hackeraggio cliccando un pulsante che manda una scossa nella stanza disabilitandolo </w:t>
-            </w:r>
-            <w:proofErr w:type="spellStart"/>
-            <w:r>
-              <w:t>temporeanamente</w:t>
-            </w:r>
-            <w:proofErr w:type="spellEnd"/>
-            <w:r>
-              <w:t xml:space="preserve"> e  permettendo al sistema di rigenerarsi. Se il sistema </w:t>
-            </w:r>
-            <w:proofErr w:type="spellStart"/>
-            <w:r>
-              <w:t>vine</w:t>
-            </w:r>
-            <w:proofErr w:type="spellEnd"/>
-            <w:r>
-              <w:t xml:space="preserve"> hackerato oltre il 50% non sarà più possibile fermare THE UNKOWN oltretutto se la scossa viene attivata quando l’animatronico è disattivato provocherà la sua attivazione, la scossa avrà un tempo di ricarica</w:t>
+              <w:t>Accedendo alla stanza di THE UNKOWN è possibile fermare il suo tentativo di hackeraggio cliccando un pulsante che manda una scossa nella stanza disabilitandolo temporeanamente e  permettendo al sistema di rigenerarsi. Se il sistema vine hackerato oltre il 50% non sarà più possibile fermare THE UNKOWN oltretutto se la scossa viene attivata quando l’animatronico è disattivato provocherà la sua attivazione, la scossa avrà un tempo di ricarica</w:t>
             </w:r>
           </w:p>
         </w:tc>
@@ -10517,23 +10145,7 @@
               <w:t xml:space="preserve">Quando THE UNKNOWN arriva nell’ufficio del player </w:t>
             </w:r>
             <w:r>
-              <w:t xml:space="preserve">si noterà la sua presenza tramite vari audio come interferenze, suoni metallici, </w:t>
-            </w:r>
-            <w:proofErr w:type="spellStart"/>
-            <w:r>
-              <w:t>ecc</w:t>
-            </w:r>
-            <w:proofErr w:type="spellEnd"/>
-            <w:r>
-              <w:t xml:space="preserve">… in quel momento il player dovrà mettersi la </w:t>
-            </w:r>
-            <w:proofErr w:type="spellStart"/>
-            <w:r>
-              <w:t>mashcerà</w:t>
-            </w:r>
-            <w:proofErr w:type="spellEnd"/>
-            <w:r>
-              <w:t xml:space="preserve"> che si trova sulla scrivania.</w:t>
+              <w:t>si noterà la sua presenza tramite vari audio come interferenze, suoni metallici, ecc… in quel momento il player dovrà mettersi la mashcerà che si trova sulla scrivania.</w:t>
             </w:r>
           </w:p>
         </w:tc>
@@ -10796,15 +10408,7 @@
           </w:tcPr>
           <w:p>
             <w:r>
-              <w:t xml:space="preserve">Implementazione </w:t>
-            </w:r>
-            <w:proofErr w:type="spellStart"/>
-            <w:r>
-              <w:t>jumpscare</w:t>
-            </w:r>
-            <w:proofErr w:type="spellEnd"/>
-            <w:r>
-              <w:t xml:space="preserve"> THE UNKNOWN</w:t>
+              <w:t>Implementazione jumpscare THE UNKNOWN</w:t>
             </w:r>
           </w:p>
         </w:tc>
@@ -10847,23 +10451,7 @@
           </w:tcPr>
           <w:p>
             <w:r>
-              <w:t xml:space="preserve">Se il player non riesce a mettere la maschera in tempo </w:t>
-            </w:r>
-            <w:proofErr w:type="spellStart"/>
-            <w:r>
-              <w:t>parterà</w:t>
-            </w:r>
-            <w:proofErr w:type="spellEnd"/>
-            <w:r>
-              <w:t xml:space="preserve"> un </w:t>
-            </w:r>
-            <w:proofErr w:type="spellStart"/>
-            <w:r>
-              <w:t>jumpscare</w:t>
-            </w:r>
-            <w:proofErr w:type="spellEnd"/>
-            <w:r>
-              <w:t xml:space="preserve"> che bloccherà ogni input, la parte fondamentale è che non dovrà mostrare il volto effettivo dell’animatronico</w:t>
+              <w:t>Se il player non riesce a mettere la maschera in tempo parterà un jumpscare che bloccherà ogni input, la parte fondamentale è che non dovrà mostrare il volto effettivo dell’animatronico</w:t>
             </w:r>
           </w:p>
         </w:tc>
@@ -10950,7 +10538,7 @@
       <w:pPr>
         <w:pStyle w:val="Titolo3"/>
       </w:pPr>
-      <w:bookmarkStart w:id="8" w:name="_Toc230957185"/>
+      <w:bookmarkStart w:id="8" w:name="_Toc230959445"/>
       <w:r>
         <w:lastRenderedPageBreak/>
         <w:t>Spiegazione elementi tabella dei requisiti:</w:t>
@@ -11043,7 +10631,7 @@
       <w:pPr>
         <w:pStyle w:val="Titolo2"/>
       </w:pPr>
-      <w:bookmarkStart w:id="9" w:name="_Toc230957186"/>
+      <w:bookmarkStart w:id="9" w:name="_Toc230959446"/>
       <w:r>
         <w:lastRenderedPageBreak/>
         <w:t>User story</w:t>
@@ -11567,15 +11155,7 @@
         <w:t>giocatore</w:t>
       </w:r>
       <w:r>
-        <w:t xml:space="preserve"> voglio poter ricevere il </w:t>
-      </w:r>
-      <w:proofErr w:type="spellStart"/>
-      <w:r>
-        <w:t>jumpscare</w:t>
-      </w:r>
-      <w:proofErr w:type="spellEnd"/>
-      <w:r>
-        <w:t xml:space="preserve"> per rendere i</w:t>
+        <w:t xml:space="preserve"> voglio poter ricevere il jumpscare per rendere i</w:t>
       </w:r>
       <w:r>
         <w:t>l più spaventoso e immersivo possibile</w:t>
@@ -11604,15 +11184,7 @@
         <w:spacing w:after="160" w:line="278" w:lineRule="auto"/>
       </w:pPr>
       <w:r>
-        <w:t xml:space="preserve">Quando un animatronico raggiunge il giocatore viene attivato il </w:t>
-      </w:r>
-      <w:proofErr w:type="spellStart"/>
-      <w:r>
-        <w:t>jumpscare</w:t>
-      </w:r>
-      <w:proofErr w:type="spellEnd"/>
-      <w:r>
-        <w:t>.</w:t>
+        <w:t>Quando un animatronico raggiunge il giocatore viene attivato il jumpscare.</w:t>
       </w:r>
     </w:p>
     <w:p>
@@ -11625,15 +11197,7 @@
         <w:spacing w:after="160" w:line="278" w:lineRule="auto"/>
       </w:pPr>
       <w:r>
-        <w:t xml:space="preserve">Il </w:t>
-      </w:r>
-      <w:proofErr w:type="spellStart"/>
-      <w:r>
-        <w:t>jumpscare</w:t>
-      </w:r>
-      <w:proofErr w:type="spellEnd"/>
-      <w:r>
-        <w:t xml:space="preserve"> mostra animazione e suono.</w:t>
+        <w:t>Il jumpscare mostra animazione e suono.</w:t>
       </w:r>
     </w:p>
     <w:p>
@@ -11646,15 +11210,7 @@
         <w:spacing w:after="160" w:line="278" w:lineRule="auto"/>
       </w:pPr>
       <w:r>
-        <w:t xml:space="preserve">Dopo il </w:t>
-      </w:r>
-      <w:proofErr w:type="spellStart"/>
-      <w:r>
-        <w:t>jumpscare</w:t>
-      </w:r>
-      <w:proofErr w:type="spellEnd"/>
-      <w:r>
-        <w:t xml:space="preserve"> il gioco finisce</w:t>
+        <w:t>Dopo il jumpscare il gioco finisce</w:t>
       </w:r>
     </w:p>
     <w:p>
@@ -11995,15 +11551,7 @@
         <w:spacing w:after="160" w:line="278" w:lineRule="auto"/>
       </w:pPr>
       <w:r>
-        <w:t xml:space="preserve">I rumori si intensificano </w:t>
-      </w:r>
-      <w:proofErr w:type="spellStart"/>
-      <w:r>
-        <w:t>piu</w:t>
-      </w:r>
-      <w:proofErr w:type="spellEnd"/>
-      <w:r>
-        <w:t xml:space="preserve"> THE UNKNOWN è vicino all’attacco</w:t>
+        <w:t>I rumori si intensificano piu THE UNKNOWN è vicino all’attacco</w:t>
       </w:r>
     </w:p>
     <w:p>
@@ -12063,15 +11611,7 @@
         <w:spacing w:after="160" w:line="278" w:lineRule="auto"/>
       </w:pPr>
       <w:r>
-        <w:t xml:space="preserve">Una volta messa si </w:t>
-      </w:r>
-      <w:proofErr w:type="spellStart"/>
-      <w:r>
-        <w:t>potra</w:t>
-      </w:r>
-      <w:proofErr w:type="spellEnd"/>
-      <w:r>
-        <w:t xml:space="preserve"> pure togliere la maschera </w:t>
+        <w:t xml:space="preserve">Una volta messa si potra pure togliere la maschera </w:t>
       </w:r>
     </w:p>
     <w:p>
@@ -12124,15 +11664,7 @@
         <w:t>Come giocatore voglio potere ricevere l’attacco di THE UNKNOWN</w:t>
       </w:r>
       <w:r>
-        <w:t xml:space="preserve"> per rendere il gioco </w:t>
-      </w:r>
-      <w:proofErr w:type="spellStart"/>
-      <w:r>
-        <w:t>piu</w:t>
-      </w:r>
-      <w:proofErr w:type="spellEnd"/>
-      <w:r>
-        <w:t xml:space="preserve"> spaventoso</w:t>
+        <w:t xml:space="preserve"> per rendere il gioco piu spaventoso</w:t>
       </w:r>
       <w:r>
         <w:br/>
@@ -12155,16 +11687,11 @@
         <w:spacing w:after="160" w:line="278" w:lineRule="auto"/>
       </w:pPr>
       <w:r>
-        <w:t xml:space="preserve">Se il giocatore ha la maschera il </w:t>
-      </w:r>
-      <w:proofErr w:type="spellStart"/>
-      <w:r>
-        <w:t>jumps</w:t>
+        <w:t>Se il giocatore ha la maschera il jumps</w:t>
       </w:r>
       <w:r>
         <w:t>care</w:t>
       </w:r>
-      <w:proofErr w:type="spellEnd"/>
       <w:r>
         <w:t xml:space="preserve"> non deve partire</w:t>
       </w:r>
@@ -12179,23 +11706,7 @@
         <w:spacing w:after="160" w:line="278" w:lineRule="auto"/>
       </w:pPr>
       <w:r>
-        <w:t xml:space="preserve">Il giocatore deve </w:t>
-      </w:r>
-      <w:proofErr w:type="spellStart"/>
-      <w:r>
-        <w:t>visualiyyare</w:t>
-      </w:r>
-      <w:proofErr w:type="spellEnd"/>
-      <w:r>
-        <w:t xml:space="preserve"> gli effetti audio e video </w:t>
-      </w:r>
-      <w:proofErr w:type="spellStart"/>
-      <w:r>
-        <w:t>dell</w:t>
-      </w:r>
-      <w:proofErr w:type="spellEnd"/>
-      <w:r>
-        <w:t xml:space="preserve"> attacco </w:t>
+        <w:t xml:space="preserve">Il giocatore deve visualiyyare gli effetti audio e video dell attacco </w:t>
       </w:r>
     </w:p>
     <w:p>
@@ -12345,7 +11856,7 @@
       <w:pPr>
         <w:pStyle w:val="Titolo2"/>
       </w:pPr>
-      <w:bookmarkStart w:id="10" w:name="_Toc230957187"/>
+      <w:bookmarkStart w:id="10" w:name="_Toc230959447"/>
       <w:r>
         <w:lastRenderedPageBreak/>
         <w:t>Sprint Planning</w:t>
@@ -13455,7 +12966,7 @@
         <w:pStyle w:val="Titolo2"/>
         <w:ind w:left="578" w:hanging="578"/>
       </w:pPr>
-      <w:bookmarkStart w:id="11" w:name="_Toc230957188"/>
+      <w:bookmarkStart w:id="11" w:name="_Toc230959448"/>
       <w:r>
         <w:lastRenderedPageBreak/>
         <w:t>Use case</w:t>
@@ -13464,6 +12975,9 @@
     </w:p>
     <w:p>
       <w:r>
+        <w:rPr>
+          <w:noProof/>
+        </w:rPr>
         <w:drawing>
           <wp:inline distT="0" distB="0" distL="0" distR="0" wp14:anchorId="2587BE8C" wp14:editId="7D827AD2">
             <wp:extent cx="6852812" cy="5451895"/>
@@ -13528,61 +13042,13 @@
           <w:b/>
           <w:bCs/>
         </w:rPr>
-        <w:t xml:space="preserve">System </w:t>
-      </w:r>
-      <w:proofErr w:type="spellStart"/>
-      <w:r>
-        <w:rPr>
-          <w:b/>
-          <w:bCs/>
-        </w:rPr>
-        <w:t>Breach</w:t>
-      </w:r>
-      <w:proofErr w:type="spellEnd"/>
-      <w:r>
-        <w:rPr>
-          <w:b/>
-          <w:bCs/>
-        </w:rPr>
-        <w:t xml:space="preserve">: </w:t>
-      </w:r>
-      <w:proofErr w:type="spellStart"/>
-      <w:r>
-        <w:rPr>
-          <w:b/>
-          <w:bCs/>
-        </w:rPr>
-        <w:t>Five</w:t>
-      </w:r>
-      <w:proofErr w:type="spellEnd"/>
-      <w:r>
-        <w:rPr>
-          <w:b/>
-          <w:bCs/>
-        </w:rPr>
-        <w:t xml:space="preserve"> Nights</w:t>
+        <w:t>System Breach: Five Nights</w:t>
       </w:r>
       <w:r>
         <w:t>, parodia survival horror</w:t>
       </w:r>
       <w:r>
-        <w:t xml:space="preserve"> del gioco FNAF (</w:t>
-      </w:r>
-      <w:proofErr w:type="spellStart"/>
-      <w:r>
-        <w:t>Five</w:t>
-      </w:r>
-      <w:proofErr w:type="spellEnd"/>
-      <w:r>
-        <w:t xml:space="preserve"> Nights At </w:t>
-      </w:r>
-      <w:proofErr w:type="spellStart"/>
-      <w:r>
-        <w:t>Freddy’s</w:t>
-      </w:r>
-      <w:proofErr w:type="spellEnd"/>
-      <w:r>
-        <w:t>)</w:t>
+        <w:t xml:space="preserve"> del gioco FNAF (Five Nights At Freddy’s)</w:t>
       </w:r>
       <w:r>
         <w:t xml:space="preserve"> in cui il Player interagisce con il gioco mentre il Sistema controlla gli animatronici in modo centralizzato e generalizzato.</w:t>
@@ -13601,15 +13067,7 @@
     </w:p>
     <w:p>
       <w:r>
-        <w:t xml:space="preserve">Il Sistema gestisce i processi degli animatronici e i loro attacchi; in caso di fallimento della difesa viene mostrato un </w:t>
-      </w:r>
-      <w:proofErr w:type="spellStart"/>
-      <w:r>
-        <w:t>jumpscare</w:t>
-      </w:r>
-      <w:proofErr w:type="spellEnd"/>
-      <w:r>
-        <w:t xml:space="preserve"> che porta alla schermata di morte. Se il Player sopravvive fino al termine del timer, viene mostrata la schermata di vittoria e i progressi vengono salvati tramite file JSON.</w:t>
+        <w:t>Il Sistema gestisce i processi degli animatronici e i loro attacchi; in caso di fallimento della difesa viene mostrato un jumpscare che porta alla schermata di morte. Se il Player sopravvive fino al termine del timer, viene mostrata la schermata di vittoria e i progressi vengono salvati tramite file JSON.</w:t>
       </w:r>
       <w:r>
         <w:br/>
@@ -13639,7 +13097,7 @@
       <w:pPr>
         <w:pStyle w:val="Titolo2"/>
       </w:pPr>
-      <w:bookmarkStart w:id="12" w:name="_Toc230957189"/>
+      <w:bookmarkStart w:id="12" w:name="_Toc230959449"/>
       <w:r>
         <w:lastRenderedPageBreak/>
         <w:t>Pianificazione</w:t>
@@ -13650,8 +13108,11 @@
       <w:pPr>
         <w:pStyle w:val="Titolo3"/>
       </w:pPr>
-      <w:bookmarkStart w:id="13" w:name="_Toc230957190"/>
-      <w:r>
+      <w:bookmarkStart w:id="13" w:name="_Toc230959450"/>
+      <w:r>
+        <w:rPr>
+          <w:noProof/>
+        </w:rPr>
         <w:drawing>
           <wp:anchor distT="0" distB="0" distL="114300" distR="114300" simplePos="0" relativeHeight="251715584" behindDoc="0" locked="0" layoutInCell="1" allowOverlap="1" wp14:anchorId="67E00ABA" wp14:editId="1D77D811">
             <wp:simplePos x="0" y="0"/>
@@ -13715,13 +13176,8 @@
           </wp:anchor>
         </w:drawing>
       </w:r>
-      <w:proofErr w:type="spellStart"/>
-      <w:r>
-        <w:t>Gantt</w:t>
-      </w:r>
-      <w:proofErr w:type="spellEnd"/>
-      <w:r>
-        <w:t xml:space="preserve"> preventivo</w:t>
+      <w:r>
+        <w:t>Gantt preventivo</w:t>
       </w:r>
       <w:bookmarkEnd w:id="13"/>
     </w:p>
@@ -13743,7 +13199,7 @@
       <w:pPr>
         <w:pStyle w:val="Titolo2"/>
       </w:pPr>
-      <w:bookmarkStart w:id="14" w:name="_Toc230957191"/>
+      <w:bookmarkStart w:id="14" w:name="_Toc230959451"/>
       <w:r>
         <w:lastRenderedPageBreak/>
         <w:t>Analisi dei mezzi</w:t>
@@ -13756,30 +13212,14 @@
       </w:pPr>
       <w:bookmarkStart w:id="15" w:name="_Toc413411419"/>
       <w:r>
-        <w:t xml:space="preserve">Per la realizzazione del progetto sono stati utilizzato 3 PC scolastici con </w:t>
-      </w:r>
-      <w:proofErr w:type="spellStart"/>
-      <w:r>
-        <w:t>GameMaker</w:t>
-      </w:r>
-      <w:proofErr w:type="spellEnd"/>
-      <w:r>
-        <w:t xml:space="preserve"> Studio. Il debugging è effettuato direttamente sull’IDE di </w:t>
-      </w:r>
-      <w:proofErr w:type="spellStart"/>
-      <w:r>
-        <w:t>GameMaker</w:t>
-      </w:r>
-      <w:proofErr w:type="spellEnd"/>
-      <w:r>
-        <w:t>, oltretutto sono stati anche eseguiti dei test su dei computer personali con delle prestazioni minori rispetto a quelli scolastici.</w:t>
+        <w:t>Per la realizzazione del progetto sono stati utilizzato 3 PC scolastici con GameMaker Studio. Il debugging è effettuato direttamente sull’IDE di GameMaker, oltretutto sono stati anche eseguiti dei test su dei computer personali con delle prestazioni minori rispetto a quelli scolastici.</w:t>
       </w:r>
     </w:p>
     <w:p>
       <w:pPr>
         <w:pStyle w:val="Titolo3"/>
       </w:pPr>
-      <w:bookmarkStart w:id="16" w:name="_Toc230957192"/>
+      <w:bookmarkStart w:id="16" w:name="_Toc230959452"/>
       <w:r>
         <w:t>Software</w:t>
       </w:r>
@@ -13794,20 +13234,15 @@
         </w:rPr>
       </w:pPr>
       <w:bookmarkStart w:id="17" w:name="_Toc413411420"/>
-      <w:proofErr w:type="spellStart"/>
-      <w:r>
-        <w:t>GameMaker</w:t>
-      </w:r>
-      <w:proofErr w:type="spellEnd"/>
-      <w:r>
-        <w:t xml:space="preserve"> Studio: v2024.14.2.213</w:t>
+      <w:r>
+        <w:t>GameMaker Studio: v2024.14.2.213</w:t>
       </w:r>
     </w:p>
     <w:p>
       <w:pPr>
         <w:pStyle w:val="Titolo3"/>
       </w:pPr>
-      <w:bookmarkStart w:id="18" w:name="_Toc230957193"/>
+      <w:bookmarkStart w:id="18" w:name="_Toc230959453"/>
       <w:r>
         <w:t>Hardware</w:t>
       </w:r>
@@ -13819,43 +13254,98 @@
         <w:spacing w:after="160" w:line="278" w:lineRule="auto"/>
       </w:pPr>
       <w:r>
-        <w:t xml:space="preserve">Il progetto dovrà essere eseguito su PC, l’importante e che abbia minimo: window </w:t>
-      </w:r>
-      <w:r>
-        <w:t>7 o successivi,</w:t>
-      </w:r>
-      <w:r>
-        <w:t xml:space="preserve"> CPU </w:t>
+        <w:t xml:space="preserve">Il progetto </w:t>
+      </w:r>
+      <w:r>
+        <w:t>dovrà</w:t>
+      </w:r>
+      <w:r>
+        <w:t xml:space="preserve"> essere eseguito su PC, </w:t>
+      </w:r>
+      <w:r>
+        <w:t>di seguito sono elencati i requisiti minimi con del margine</w:t>
+      </w:r>
+      <w:r>
+        <w:t xml:space="preserve">: </w:t>
+      </w:r>
+    </w:p>
+    <w:p>
+      <w:pPr>
+        <w:spacing w:after="160" w:line="278" w:lineRule="auto"/>
+      </w:pPr>
+      <w:r>
+        <w:t>W</w:t>
+      </w:r>
+      <w:r>
+        <w:t>indow</w:t>
+      </w:r>
+      <w:r>
+        <w:t>s</w:t>
+      </w:r>
+      <w:r>
+        <w:t xml:space="preserve"> </w:t>
+      </w:r>
+      <w:r>
+        <w:t>7 o successiv</w:t>
+      </w:r>
+      <w:r>
+        <w:t>o</w:t>
+      </w:r>
+    </w:p>
+    <w:p>
+      <w:pPr>
+        <w:spacing w:after="160" w:line="278" w:lineRule="auto"/>
+      </w:pPr>
+      <w:r>
+        <w:t xml:space="preserve">CPU </w:t>
       </w:r>
       <w:r>
         <w:t>Dual-core 2.0 GHz</w:t>
       </w:r>
-      <w:r>
-        <w:t xml:space="preserve">, </w:t>
-      </w:r>
-      <w:r>
-        <w:t>2</w:t>
-      </w:r>
-      <w:r>
-        <w:t xml:space="preserve">GB di RAM, GPU </w:t>
+    </w:p>
+    <w:p>
+      <w:pPr>
+        <w:spacing w:after="160" w:line="278" w:lineRule="auto"/>
+      </w:pPr>
+      <w:r>
+        <w:t>3</w:t>
+      </w:r>
+      <w:r>
+        <w:t>GB di RAM</w:t>
+      </w:r>
+    </w:p>
+    <w:p>
+      <w:pPr>
+        <w:spacing w:after="160" w:line="278" w:lineRule="auto"/>
+      </w:pPr>
+      <w:r>
+        <w:t>GPU</w:t>
+      </w:r>
+      <w:r>
+        <w:t xml:space="preserve"> compatibile con</w:t>
+      </w:r>
+      <w:r>
+        <w:t xml:space="preserve"> </w:t>
       </w:r>
       <w:r>
         <w:t xml:space="preserve">DirectX 9.0c </w:t>
       </w:r>
-      <w:proofErr w:type="spellStart"/>
-      <w:r>
-        <w:t>compatible</w:t>
-      </w:r>
-      <w:proofErr w:type="spellEnd"/>
-      <w:r>
-        <w:t xml:space="preserve"> e circa </w:t>
-      </w:r>
-      <w:r>
-        <w:t>5</w:t>
-      </w:r>
-      <w:r>
-        <w:t>00MB di spazio su disco.</w:t>
-      </w:r>
+    </w:p>
+    <w:p>
+      <w:pPr>
+        <w:spacing w:after="160" w:line="278" w:lineRule="auto"/>
+      </w:pPr>
+      <w:r>
+        <w:t>2GB</w:t>
+      </w:r>
+      <w:r>
+        <w:t xml:space="preserve"> di spazio su disco.</w:t>
+      </w:r>
+    </w:p>
+    <w:p>
+      <w:pPr>
+        <w:spacing w:after="160" w:line="278" w:lineRule="auto"/>
+      </w:pPr>
     </w:p>
     <w:p>
       <w:pPr>
@@ -13880,7 +13370,7 @@
           <w:bCs/>
           <w:lang w:val="en-US"/>
         </w:rPr>
-        <w:t>HW computer Windows</w:t>
+        <w:t>HW computer</w:t>
       </w:r>
     </w:p>
     <w:p>
@@ -13900,14 +13390,8 @@
     <w:p>
       <w:pPr>
         <w:spacing w:after="160" w:line="278" w:lineRule="auto"/>
-        <w:rPr>
-          <w:lang w:val="de-CH"/>
-        </w:rPr>
-      </w:pPr>
-      <w:r>
-        <w:rPr>
-          <w:lang w:val="de-CH"/>
-        </w:rPr>
+      </w:pPr>
+      <w:r>
         <w:t>GPU: NVIDIA T400 4GB</w:t>
       </w:r>
     </w:p>
@@ -13927,42 +13411,46 @@
     <w:p>
       <w:pPr>
         <w:spacing w:after="160" w:line="278" w:lineRule="auto"/>
+        <w:sectPr>
+          <w:footerReference w:type="default" r:id="rId17"/>
+          <w:pgSz w:w="11906" w:h="16838"/>
+          <w:pgMar w:top="1985" w:right="1134" w:bottom="1418" w:left="1134" w:header="567" w:footer="567" w:gutter="0"/>
+          <w:cols w:space="720"/>
+          <w:docGrid w:linePitch="272"/>
+        </w:sectPr>
       </w:pPr>
     </w:p>
     <w:p>
       <w:pPr>
         <w:pStyle w:val="Titolo1"/>
       </w:pPr>
-      <w:bookmarkStart w:id="20" w:name="_Toc230957194"/>
-      <w:r>
+      <w:bookmarkStart w:id="20" w:name="_Toc230959454"/>
+      <w:r>
+        <w:lastRenderedPageBreak/>
         <w:t>Progettazione</w:t>
       </w:r>
       <w:bookmarkEnd w:id="20"/>
-      <w:r>
-        <w:br w:type="page"/>
-      </w:r>
     </w:p>
     <w:p>
       <w:pPr>
         <w:pStyle w:val="Titolo3"/>
       </w:pPr>
-      <w:bookmarkStart w:id="21" w:name="_Toc230957195"/>
-      <w:r>
-        <w:rPr>
-          <w:noProof/>
-        </w:rPr>
-        <w:lastRenderedPageBreak/>
+      <w:bookmarkStart w:id="21" w:name="_Toc230959455"/>
+      <w:r>
+        <w:rPr>
+          <w:noProof/>
+        </w:rPr>
         <w:drawing>
-          <wp:anchor distT="0" distB="0" distL="114300" distR="114300" simplePos="0" relativeHeight="251717632" behindDoc="0" locked="0" layoutInCell="1" allowOverlap="1" wp14:anchorId="4ECFACC2" wp14:editId="182BC58E">
+          <wp:anchor distT="0" distB="0" distL="114300" distR="114300" simplePos="0" relativeHeight="251717632" behindDoc="0" locked="0" layoutInCell="1" allowOverlap="1" wp14:anchorId="4ECFACC2" wp14:editId="1581DB69">
             <wp:simplePos x="0" y="0"/>
             <wp:positionH relativeFrom="margin">
-              <wp:align>right</wp:align>
+              <wp:posOffset>785495</wp:posOffset>
             </wp:positionH>
             <wp:positionV relativeFrom="paragraph">
-              <wp:posOffset>291417</wp:posOffset>
+              <wp:posOffset>514985</wp:posOffset>
             </wp:positionV>
-            <wp:extent cx="8503285" cy="5388610"/>
-            <wp:effectExtent l="19050" t="19050" r="12065" b="21590"/>
+            <wp:extent cx="7315200" cy="4634865"/>
+            <wp:effectExtent l="19050" t="19050" r="19050" b="13335"/>
             <wp:wrapSquare wrapText="bothSides"/>
             <wp:docPr id="93" name="Immagine 93"/>
             <wp:cNvGraphicFramePr>
@@ -13978,7 +13466,7 @@
                     </pic:cNvPicPr>
                   </pic:nvPicPr>
                   <pic:blipFill>
-                    <a:blip r:embed="rId17" cstate="print">
+                    <a:blip r:embed="rId18" cstate="print">
                       <a:extLst>
                         <a:ext uri="{28A0092B-C50C-407E-A947-70E740481C1C}">
                           <a14:useLocalDpi xmlns:a14="http://schemas.microsoft.com/office/drawing/2010/main" val="0"/>
@@ -13993,7 +13481,7 @@
                   <pic:spPr bwMode="auto">
                     <a:xfrm>
                       <a:off x="0" y="0"/>
-                      <a:ext cx="8503285" cy="5388610"/>
+                      <a:ext cx="7315200" cy="4634865"/>
                     </a:xfrm>
                     <a:prstGeom prst="rect">
                       <a:avLst/>
@@ -14035,7 +13523,6 @@
           <w:numId w:val="0"/>
         </w:numPr>
         <w:sectPr>
-          <w:footerReference w:type="default" r:id="rId18"/>
           <w:pgSz w:w="16838" w:h="11906" w:orient="landscape"/>
           <w:pgMar w:top="1134" w:right="1985" w:bottom="1134" w:left="1418" w:header="567" w:footer="567" w:gutter="0"/>
           <w:cols w:space="720"/>
@@ -14053,7 +13540,7 @@
       <w:pPr>
         <w:pStyle w:val="Titolo2"/>
       </w:pPr>
-      <w:bookmarkStart w:id="22" w:name="_Toc230957196"/>
+      <w:bookmarkStart w:id="22" w:name="_Toc230959456"/>
       <w:r>
         <w:t>Diagramma Salvataggio</w:t>
       </w:r>
@@ -14157,20 +13644,18 @@
       <w:pPr>
         <w:pStyle w:val="Titolo2"/>
       </w:pPr>
-      <w:bookmarkStart w:id="24" w:name="_Toc230957197"/>
-      <w:proofErr w:type="spellStart"/>
+      <w:bookmarkStart w:id="24" w:name="_Toc230959457"/>
       <w:r>
         <w:lastRenderedPageBreak/>
         <w:t>Mockups</w:t>
       </w:r>
       <w:bookmarkEnd w:id="24"/>
-      <w:proofErr w:type="spellEnd"/>
     </w:p>
     <w:p>
       <w:pPr>
         <w:pStyle w:val="Titolo3"/>
       </w:pPr>
-      <w:bookmarkStart w:id="25" w:name="_Toc230957198"/>
+      <w:bookmarkStart w:id="25" w:name="_Toc230959458"/>
       <w:r>
         <w:t>Attacco VAL-Z</w:t>
       </w:r>
@@ -14178,6 +13663,9 @@
     </w:p>
     <w:p>
       <w:r>
+        <w:rPr>
+          <w:noProof/>
+        </w:rPr>
         <w:drawing>
           <wp:inline distT="0" distB="0" distL="0" distR="0" wp14:anchorId="002964AE" wp14:editId="61C49416">
             <wp:extent cx="6108065" cy="3964940"/>
@@ -14237,20 +13725,18 @@
       <w:pPr>
         <w:pStyle w:val="Titolo3"/>
       </w:pPr>
-      <w:bookmarkStart w:id="26" w:name="_Toc230957199"/>
+      <w:bookmarkStart w:id="26" w:name="_Toc230959459"/>
       <w:r>
         <w:lastRenderedPageBreak/>
-        <w:t xml:space="preserve">Stanza </w:t>
-      </w:r>
-      <w:proofErr w:type="spellStart"/>
-      <w:r>
-        <w:t>Singularity</w:t>
+        <w:t>Stanza Singularity</w:t>
       </w:r>
       <w:bookmarkEnd w:id="26"/>
-      <w:proofErr w:type="spellEnd"/>
-    </w:p>
-    <w:p>
-      <w:r>
+    </w:p>
+    <w:p>
+      <w:r>
+        <w:rPr>
+          <w:noProof/>
+        </w:rPr>
         <w:drawing>
           <wp:inline distT="0" distB="0" distL="0" distR="0" wp14:anchorId="0CF5BE46" wp14:editId="3AAE48FF">
             <wp:extent cx="6115685" cy="3745230"/>
@@ -14309,7 +13795,7 @@
       <w:pPr>
         <w:pStyle w:val="Titolo3"/>
       </w:pPr>
-      <w:bookmarkStart w:id="27" w:name="_Toc230957200"/>
+      <w:bookmarkStart w:id="27" w:name="_Toc230959460"/>
       <w:r>
         <w:lastRenderedPageBreak/>
         <w:t xml:space="preserve">Stanza </w:t>
@@ -14324,6 +13810,9 @@
     </w:p>
     <w:p>
       <w:r>
+        <w:rPr>
+          <w:noProof/>
+        </w:rPr>
         <w:drawing>
           <wp:inline distT="0" distB="0" distL="0" distR="0" wp14:anchorId="38B3A1D4" wp14:editId="0B8AFFC7">
             <wp:extent cx="6115685" cy="4206240"/>
@@ -14383,7 +13872,7 @@
       <w:pPr>
         <w:pStyle w:val="Titolo3"/>
       </w:pPr>
-      <w:bookmarkStart w:id="28" w:name="_Toc230957201"/>
+      <w:bookmarkStart w:id="28" w:name="_Toc230959461"/>
       <w:r>
         <w:lastRenderedPageBreak/>
         <w:t>Telecamere</w:t>
@@ -14454,7 +13943,7 @@
       <w:pPr>
         <w:pStyle w:val="Titolo3"/>
       </w:pPr>
-      <w:bookmarkStart w:id="29" w:name="_Toc230957202"/>
+      <w:bookmarkStart w:id="29" w:name="_Toc230959462"/>
       <w:r>
         <w:lastRenderedPageBreak/>
         <w:t>Ufficio Guardia</w:t>
@@ -14525,7 +14014,7 @@
         <w:pStyle w:val="Titolo2"/>
       </w:pPr>
       <w:bookmarkStart w:id="30" w:name="_Toc429059812"/>
-      <w:bookmarkStart w:id="31" w:name="_Toc230957203"/>
+      <w:bookmarkStart w:id="31" w:name="_Toc230959463"/>
       <w:bookmarkEnd w:id="23"/>
       <w:r>
         <w:lastRenderedPageBreak/>
@@ -14536,6 +14025,9 @@
     </w:p>
     <w:p>
       <w:r>
+        <w:rPr>
+          <w:noProof/>
+        </w:rPr>
         <w:drawing>
           <wp:inline distT="0" distB="0" distL="0" distR="0" wp14:anchorId="5BD26484" wp14:editId="273B3582">
             <wp:extent cx="5000625" cy="7521947"/>
@@ -14590,56 +14082,11 @@
         </w:drawing>
       </w:r>
     </w:p>
-    <w:p>
-      <w:pPr>
-        <w:pStyle w:val="Didascalia"/>
-      </w:pPr>
-      <w:bookmarkStart w:id="32" w:name="_Toc217035804"/>
-      <w:r>
-        <w:t xml:space="preserve">Figura </w:t>
-      </w:r>
-      <w:r>
-        <w:fldChar w:fldCharType="begin"/>
-      </w:r>
-      <w:r>
-        <w:instrText xml:space="preserve"> SEQ Figura \* ARABIC </w:instrText>
-      </w:r>
-      <w:r>
-        <w:fldChar w:fldCharType="separate"/>
-      </w:r>
-      <w:r>
-        <w:t>10</w:t>
-      </w:r>
-      <w:r>
-        <w:fldChar w:fldCharType="end"/>
-      </w:r>
-      <w:r>
-        <w:t xml:space="preserve">: </w:t>
-      </w:r>
-      <w:proofErr w:type="spellStart"/>
-      <w:r>
-        <w:t>Swimlane</w:t>
-      </w:r>
-      <w:proofErr w:type="spellEnd"/>
-      <w:r>
-        <w:t xml:space="preserve"> </w:t>
-      </w:r>
-      <w:bookmarkEnd w:id="32"/>
-      <w:r>
-        <w:t>del funzionamento di VAL-Z</w:t>
-      </w:r>
-    </w:p>
-    <w:p>
-      <w:r>
-        <w:t xml:space="preserve">Lo </w:t>
-      </w:r>
-      <w:proofErr w:type="spellStart"/>
-      <w:r>
-        <w:t>swimlane</w:t>
-      </w:r>
-      <w:proofErr w:type="spellEnd"/>
-      <w:r>
-        <w:t xml:space="preserve"> rappresenta il flusso di interazione tra Utente e Sistema durante una partita, mostrando le azioni del giocatore e il comportamento di VAL</w:t>
+    <w:p/>
+    <w:p/>
+    <w:p>
+      <w:r>
+        <w:t>Lo swimlane rappresenta il flusso di interazione tra Utente e Sistema durante una partita, mostrando le azioni del giocatore e il comportamento di VAL</w:t>
       </w:r>
       <w:r>
         <w:t>-</w:t>
@@ -14653,6 +14100,9 @@
     </w:p>
     <w:p>
       <w:r>
+        <w:rPr>
+          <w:noProof/>
+        </w:rPr>
         <w:lastRenderedPageBreak/>
         <w:drawing>
           <wp:inline distT="0" distB="0" distL="0" distR="0" wp14:anchorId="7D44B9BB" wp14:editId="49BE8C14">
@@ -14712,15 +14162,7 @@
     <w:p/>
     <w:p>
       <w:r>
-        <w:t xml:space="preserve">Lo </w:t>
-      </w:r>
-      <w:proofErr w:type="spellStart"/>
-      <w:r>
-        <w:t>swimlane</w:t>
-      </w:r>
-      <w:proofErr w:type="spellEnd"/>
-      <w:r>
-        <w:t xml:space="preserve"> rappresenta il flusso di interazione tra Player e Sistema nella gestione d</w:t>
+        <w:t>Lo swimlane rappresenta il flusso di interazione tra Player e Sistema nella gestione d</w:t>
       </w:r>
       <w:r>
         <w:t>i THE</w:t>
@@ -14748,8 +14190,8 @@
           <w:rFonts w:cs="Arial"/>
         </w:rPr>
       </w:pPr>
-      <w:bookmarkStart w:id="33" w:name="_Toc461179222"/>
-      <w:bookmarkStart w:id="34" w:name="_Toc230957204"/>
+      <w:bookmarkStart w:id="32" w:name="_Toc461179222"/>
+      <w:bookmarkStart w:id="33" w:name="_Toc230959464"/>
       <w:r>
         <w:rPr>
           <w:rFonts w:cs="Arial"/>
@@ -14757,8 +14199,8 @@
         <w:lastRenderedPageBreak/>
         <w:t>Implementazione</w:t>
       </w:r>
+      <w:bookmarkEnd w:id="32"/>
       <w:bookmarkEnd w:id="33"/>
-      <w:bookmarkEnd w:id="34"/>
     </w:p>
     <w:p>
       <w:pPr>
@@ -14768,10 +14210,10 @@
           <w:bCs/>
         </w:rPr>
       </w:pPr>
-      <w:bookmarkStart w:id="35" w:name="_Toc461179223"/>
-      <w:bookmarkStart w:id="36" w:name="struttura-dellapplicazione"/>
-      <w:bookmarkStart w:id="37" w:name="Xba99c43ed1ede8fac03ba1621f33f1cb75b0c63"/>
-      <w:bookmarkStart w:id="38" w:name="_Toc230957205"/>
+      <w:bookmarkStart w:id="34" w:name="struttura-dellapplicazione"/>
+      <w:bookmarkStart w:id="35" w:name="Xba99c43ed1ede8fac03ba1621f33f1cb75b0c63"/>
+      <w:bookmarkStart w:id="36" w:name="_Toc461179223"/>
+      <w:bookmarkStart w:id="37" w:name="_Toc230959465"/>
       <w:r>
         <w:rPr>
           <w:rFonts w:cs="Arial"/>
@@ -14779,11 +14221,11 @@
         </w:rPr>
         <w:t>VAL-Z</w:t>
       </w:r>
-      <w:bookmarkStart w:id="39" w:name="userselectionpage"/>
-      <w:bookmarkStart w:id="40" w:name="pagine-e-flusso-di-navigazione"/>
-      <w:bookmarkEnd w:id="36"/>
+      <w:bookmarkStart w:id="38" w:name="userselectionpage"/>
+      <w:bookmarkStart w:id="39" w:name="pagine-e-flusso-di-navigazione"/>
+      <w:bookmarkEnd w:id="34"/>
+      <w:bookmarkEnd w:id="35"/>
       <w:bookmarkEnd w:id="37"/>
-      <w:bookmarkEnd w:id="38"/>
     </w:p>
     <w:p>
       <w:r>
@@ -14810,14 +14252,17 @@
           <w:rFonts w:cs="Arial"/>
         </w:rPr>
       </w:pPr>
-      <w:bookmarkStart w:id="41" w:name="_Toc230957206"/>
+      <w:bookmarkStart w:id="40" w:name="_Toc230959466"/>
       <w:r>
         <w:t>Movimento</w:t>
       </w:r>
-      <w:bookmarkEnd w:id="41"/>
-    </w:p>
-    <w:p>
-      <w:r>
+      <w:bookmarkEnd w:id="40"/>
+    </w:p>
+    <w:p>
+      <w:r>
+        <w:rPr>
+          <w:noProof/>
+        </w:rPr>
         <w:drawing>
           <wp:inline distT="0" distB="0" distL="0" distR="0" wp14:anchorId="2DE1C78D" wp14:editId="2E611C63">
             <wp:extent cx="4404788" cy="4659782"/>
@@ -14871,15 +14316,7 @@
         <w:t>,</w:t>
       </w:r>
       <w:r>
-        <w:t xml:space="preserve"> se il valore risulta inferiore a </w:t>
-      </w:r>
-      <w:proofErr w:type="spellStart"/>
-      <w:r>
-        <w:t>global.aggressivitaValZ</w:t>
-      </w:r>
-      <w:proofErr w:type="spellEnd"/>
-      <w:r>
-        <w:t>, VAL-Z può muoversi. Quando raggiunge il bivio, esegue al massimo due azioni, scegliendo casualmente sia la direzione in cui dirigersi sia il punto da cui iniziare il suo attacco.</w:t>
+        <w:t xml:space="preserve"> se il valore risulta inferiore a global.aggressivitaValZ, VAL-Z può muoversi. Quando raggiunge il bivio, esegue al massimo due azioni, scegliendo casualmente sia la direzione in cui dirigersi sia il punto da cui iniziare il suo attacco.</w:t>
       </w:r>
     </w:p>
     <w:p/>
@@ -14887,15 +14324,18 @@
       <w:pPr>
         <w:pStyle w:val="Titolo3"/>
       </w:pPr>
-      <w:bookmarkStart w:id="42" w:name="_Toc230957207"/>
+      <w:bookmarkStart w:id="41" w:name="_Toc230959467"/>
       <w:r>
         <w:lastRenderedPageBreak/>
         <w:t>Attacco</w:t>
       </w:r>
-      <w:bookmarkEnd w:id="42"/>
-    </w:p>
-    <w:p>
-      <w:r>
+      <w:bookmarkEnd w:id="41"/>
+    </w:p>
+    <w:p>
+      <w:r>
+        <w:rPr>
+          <w:noProof/>
+        </w:rPr>
         <w:drawing>
           <wp:inline distT="0" distB="0" distL="0" distR="0" wp14:anchorId="66AD690F" wp14:editId="4CEB48F9">
             <wp:extent cx="5331674" cy="2633472"/>
@@ -14943,31 +14383,7 @@
     <w:p/>
     <w:p>
       <w:r>
-        <w:t xml:space="preserve">Le funzioni presenti servono a gestire l’attacco. Quando VAL-Z raggiunge uno dei due computer, viene attivata la funzione </w:t>
-      </w:r>
-      <w:proofErr w:type="spellStart"/>
-      <w:r>
-        <w:t>checkAttacco</w:t>
-      </w:r>
-      <w:proofErr w:type="spellEnd"/>
-      <w:r>
-        <w:t xml:space="preserve">, che inizializza un </w:t>
-      </w:r>
-      <w:proofErr w:type="spellStart"/>
-      <w:r>
-        <w:t>timesource</w:t>
-      </w:r>
-      <w:proofErr w:type="spellEnd"/>
-      <w:r>
-        <w:t xml:space="preserve"> di 6 secondi, dando al player la possibilità di reagire e bloccarlo prima che completi l’hacking. Quando il </w:t>
-      </w:r>
-      <w:proofErr w:type="spellStart"/>
-      <w:r>
-        <w:t>timesource</w:t>
-      </w:r>
-      <w:proofErr w:type="spellEnd"/>
-      <w:r>
-        <w:t xml:space="preserve"> termina, viene chiamata la funzione di attacco, che verifica lo stato dei firewall e la posizione di VAL-Z</w:t>
+        <w:t>Le funzioni presenti servono a gestire l’attacco. Quando VAL-Z raggiunge uno dei due computer, viene attivata la funzione checkAttacco, che inizializza un timesource di 6 secondi, dando al player la possibilità di reagire e bloccarlo prima che completi l’hacking. Quando il timesource termina, viene chiamata la funzione di attacco, che verifica lo stato dei firewall e la posizione di VAL-Z</w:t>
       </w:r>
       <w:r>
         <w:t>,</w:t>
@@ -14983,41 +14399,28 @@
       <w:pPr>
         <w:pStyle w:val="Titolo2"/>
       </w:pPr>
-      <w:bookmarkStart w:id="43" w:name="_Toc230957208"/>
+      <w:bookmarkStart w:id="42" w:name="_Toc230959468"/>
       <w:r>
         <w:lastRenderedPageBreak/>
-        <w:t xml:space="preserve">The </w:t>
-      </w:r>
-      <w:proofErr w:type="spellStart"/>
-      <w:r>
-        <w:t>Singularity</w:t>
+        <w:t>The Singularity</w:t>
+      </w:r>
+      <w:bookmarkEnd w:id="42"/>
+    </w:p>
+    <w:p>
+      <w:r>
+        <w:t>Questa è la logica di Singularity gestisce il sistema di carica difensiva, che si consuma automaticamente nel tempo.</w:t>
+      </w:r>
+    </w:p>
+    <w:p/>
+    <w:p>
+      <w:pPr>
+        <w:pStyle w:val="Titolo3"/>
+      </w:pPr>
+      <w:bookmarkStart w:id="43" w:name="_Toc230959469"/>
+      <w:r>
+        <w:t>Logica di scaricamento</w:t>
       </w:r>
       <w:bookmarkEnd w:id="43"/>
-      <w:proofErr w:type="spellEnd"/>
-    </w:p>
-    <w:p>
-      <w:r>
-        <w:t xml:space="preserve">Questa è la logica di </w:t>
-      </w:r>
-      <w:proofErr w:type="spellStart"/>
-      <w:r>
-        <w:t>Singularity</w:t>
-      </w:r>
-      <w:proofErr w:type="spellEnd"/>
-      <w:r>
-        <w:t xml:space="preserve"> gestisce il sistema di carica difensiva, che si consuma automaticamente nel tempo.</w:t>
-      </w:r>
-    </w:p>
-    <w:p/>
-    <w:p>
-      <w:pPr>
-        <w:pStyle w:val="Titolo3"/>
-      </w:pPr>
-      <w:bookmarkStart w:id="44" w:name="_Toc230957209"/>
-      <w:r>
-        <w:t>Logica di scaricamento</w:t>
-      </w:r>
-      <w:bookmarkEnd w:id="44"/>
     </w:p>
     <w:p>
       <w:r>
@@ -15071,26 +14474,18 @@
     <w:p/>
     <w:p>
       <w:r>
-        <w:t xml:space="preserve">serve a fare in modo che, se la barra non viene caricata e non è a 0, la carica diminuisca gradualmente in base a </w:t>
-      </w:r>
-      <w:proofErr w:type="spellStart"/>
-      <w:r>
-        <w:t>global.velocitaScaricamento</w:t>
-      </w:r>
-      <w:proofErr w:type="spellEnd"/>
-      <w:r>
-        <w:t>.</w:t>
+        <w:t>serve a fare in modo che, se la barra non viene caricata e non è a 0, la carica diminuisca gradualmente in base a global.velocitaScaricamento.</w:t>
       </w:r>
     </w:p>
     <w:p>
       <w:pPr>
         <w:pStyle w:val="Titolo3"/>
       </w:pPr>
-      <w:bookmarkStart w:id="45" w:name="_Toc230957210"/>
+      <w:bookmarkStart w:id="44" w:name="_Toc230959470"/>
       <w:r>
         <w:t>Logica di blocco</w:t>
       </w:r>
-      <w:bookmarkEnd w:id="45"/>
+      <w:bookmarkEnd w:id="44"/>
     </w:p>
     <w:p>
       <w:r>
@@ -15146,13 +14541,7 @@
     <w:p/>
     <w:p>
       <w:r>
-        <w:t xml:space="preserve">Questa funzione fa in modo che quando la carica </w:t>
-      </w:r>
-      <w:r>
-        <w:t>raggiunge lo 0</w:t>
-      </w:r>
-      <w:r>
-        <w:t>.</w:t>
+        <w:t>Questa funzione fa in modo che quando la carica raggiunge lo 0.</w:t>
       </w:r>
     </w:p>
     <w:p>
@@ -15164,13 +14553,8 @@
         <w:spacing w:after="160" w:line="278" w:lineRule="auto"/>
       </w:pPr>
       <w:r>
-        <w:t>Cambia stanza portando il giocatore in </w:t>
-      </w:r>
-      <w:proofErr w:type="spellStart"/>
-      <w:r>
-        <w:t>rm_ufficio</w:t>
-      </w:r>
-      <w:proofErr w:type="spellEnd"/>
+        <w:t>Cambia stanza portando il giocatore in rm_ufficio</w:t>
+      </w:r>
     </w:p>
     <w:p>
       <w:pPr>
@@ -15181,23 +14565,7 @@
         <w:spacing w:after="160" w:line="278" w:lineRule="auto"/>
       </w:pPr>
       <w:r>
-        <w:t>Attiva lo stato di blocco (</w:t>
-      </w:r>
-      <w:proofErr w:type="spellStart"/>
-      <w:r>
-        <w:t>global.blocco</w:t>
-      </w:r>
-      <w:proofErr w:type="spellEnd"/>
-      <w:r>
-        <w:t xml:space="preserve"> = </w:t>
-      </w:r>
-      <w:proofErr w:type="spellStart"/>
-      <w:r>
-        <w:t>true</w:t>
-      </w:r>
-      <w:proofErr w:type="spellEnd"/>
-      <w:r>
-        <w:t>)</w:t>
+        <w:t>Attiva lo stato di blocco (global.blocco = true)</w:t>
       </w:r>
     </w:p>
     <w:p>
@@ -15221,15 +14589,7 @@
         <w:spacing w:after="160" w:line="278" w:lineRule="auto"/>
       </w:pPr>
       <w:r>
-        <w:t>Imposta i firewall come </w:t>
-      </w:r>
-      <w:proofErr w:type="spellStart"/>
-      <w:r>
-        <w:t>undefined</w:t>
-      </w:r>
-      <w:proofErr w:type="spellEnd"/>
-      <w:r>
-        <w:t> (disattivati)</w:t>
+        <w:t>Imposta i firewall come undefined (disattivati)</w:t>
       </w:r>
     </w:p>
     <w:p>
@@ -15241,27 +14601,19 @@
         <w:spacing w:after="160" w:line="278" w:lineRule="auto"/>
       </w:pPr>
       <w:r>
-        <w:t>Avvia un timer che dopo </w:t>
-      </w:r>
-      <w:proofErr w:type="spellStart"/>
-      <w:r>
-        <w:t>global.tempoBlocco</w:t>
-      </w:r>
-      <w:proofErr w:type="spellEnd"/>
-      <w:r>
-        <w:t> secondi chiamerà la funzione lock()</w:t>
+        <w:t>Avvia un timer che dopo global.tempoBlocco secondi chiamerà la funzione lock()</w:t>
       </w:r>
     </w:p>
     <w:p>
       <w:pPr>
         <w:pStyle w:val="Titolo3"/>
       </w:pPr>
-      <w:bookmarkStart w:id="46" w:name="_Toc230957211"/>
+      <w:bookmarkStart w:id="45" w:name="_Toc230959471"/>
       <w:r>
         <w:lastRenderedPageBreak/>
         <w:t>Logica di sblocco</w:t>
       </w:r>
-      <w:bookmarkEnd w:id="46"/>
+      <w:bookmarkEnd w:id="45"/>
     </w:p>
     <w:p>
       <w:r>
@@ -15360,33 +14712,20 @@
       <w:pPr>
         <w:pStyle w:val="Titolo2"/>
       </w:pPr>
-      <w:bookmarkStart w:id="47" w:name="homepage"/>
-      <w:bookmarkStart w:id="48" w:name="_Toc230957212"/>
-      <w:bookmarkEnd w:id="39"/>
+      <w:bookmarkStart w:id="46" w:name="homepage"/>
+      <w:bookmarkStart w:id="47" w:name="_Toc230959472"/>
+      <w:bookmarkEnd w:id="38"/>
       <w:r>
         <w:lastRenderedPageBreak/>
-        <w:t xml:space="preserve">The </w:t>
-      </w:r>
-      <w:proofErr w:type="spellStart"/>
-      <w:r>
-        <w:t>Unknown</w:t>
-      </w:r>
-      <w:bookmarkStart w:id="49" w:name="emotionselectionpage"/>
+        <w:t>The Unknown</w:t>
+      </w:r>
+      <w:bookmarkStart w:id="48" w:name="emotionselectionpage"/>
+      <w:bookmarkEnd w:id="46"/>
       <w:bookmarkEnd w:id="47"/>
-      <w:bookmarkEnd w:id="48"/>
-      <w:proofErr w:type="spellEnd"/>
-    </w:p>
-    <w:p>
-      <w:r>
-        <w:t xml:space="preserve">Questa è la logica di </w:t>
-      </w:r>
-      <w:proofErr w:type="spellStart"/>
-      <w:r>
-        <w:t>Unknown</w:t>
-      </w:r>
-      <w:proofErr w:type="spellEnd"/>
-      <w:r>
-        <w:t>, gestisce il comportamento completo dell’entità:</w:t>
+    </w:p>
+    <w:p>
+      <w:r>
+        <w:t>Questa è la logica di Unknown, gestisce il comportamento completo dell’entità:</w:t>
       </w:r>
     </w:p>
     <w:p>
@@ -15465,11 +14804,11 @@
       <w:pPr>
         <w:pStyle w:val="Titolo3"/>
       </w:pPr>
-      <w:bookmarkStart w:id="50" w:name="_Toc230957213"/>
+      <w:bookmarkStart w:id="49" w:name="_Toc230959473"/>
       <w:r>
         <w:t>Logica di attivazione casuale</w:t>
       </w:r>
-      <w:bookmarkEnd w:id="50"/>
+      <w:bookmarkEnd w:id="49"/>
     </w:p>
     <w:p>
       <w:r>
@@ -15542,15 +14881,7 @@
         <w:spacing w:after="160"/>
       </w:pPr>
       <w:r>
-        <w:t xml:space="preserve">Se </w:t>
-      </w:r>
-      <w:proofErr w:type="spellStart"/>
-      <w:r>
-        <w:t>Unknown</w:t>
-      </w:r>
-      <w:proofErr w:type="spellEnd"/>
-      <w:r>
-        <w:t xml:space="preserve"> è stordito la funzione termina subito.</w:t>
+        <w:t>Se Unknown è stordito la funzione termina subito.</w:t>
       </w:r>
     </w:p>
     <w:p>
@@ -15574,15 +14905,7 @@
         <w:spacing w:after="160"/>
       </w:pPr>
       <w:r>
-        <w:t xml:space="preserve">Se il numero è minore o uguale a </w:t>
-      </w:r>
-      <w:proofErr w:type="spellStart"/>
-      <w:r>
-        <w:t>global.aggressivitaUnknown</w:t>
-      </w:r>
-      <w:proofErr w:type="spellEnd"/>
-      <w:r>
-        <w:t>:</w:t>
+        <w:t>Se il numero è minore o uguale a global.aggressivitaUnknown:</w:t>
       </w:r>
     </w:p>
     <w:p>
@@ -15593,13 +14916,8 @@
         </w:numPr>
         <w:spacing w:after="160"/>
       </w:pPr>
-      <w:proofErr w:type="spellStart"/>
-      <w:r>
-        <w:t>Unknown</w:t>
-      </w:r>
-      <w:proofErr w:type="spellEnd"/>
-      <w:r>
-        <w:t xml:space="preserve"> si attiva</w:t>
+      <w:r>
+        <w:t>Unknown si attiva</w:t>
       </w:r>
     </w:p>
     <w:p>
@@ -15647,12 +14965,12 @@
       <w:pPr>
         <w:pStyle w:val="Titolo3"/>
       </w:pPr>
-      <w:bookmarkStart w:id="51" w:name="_Toc230957214"/>
+      <w:bookmarkStart w:id="50" w:name="_Toc230959474"/>
       <w:r>
         <w:lastRenderedPageBreak/>
         <w:t>Attivazione forzata</w:t>
       </w:r>
-      <w:bookmarkEnd w:id="51"/>
+      <w:bookmarkEnd w:id="50"/>
       <w:r>
         <w:t xml:space="preserve"> </w:t>
       </w:r>
@@ -15713,15 +15031,7 @@
     <w:p/>
     <w:p>
       <w:r>
-        <w:t xml:space="preserve">Questa funzione forza manualmente l’attivazione di </w:t>
-      </w:r>
-      <w:proofErr w:type="spellStart"/>
-      <w:r>
-        <w:t>Unknown</w:t>
-      </w:r>
-      <w:proofErr w:type="spellEnd"/>
-      <w:r>
-        <w:t>.</w:t>
+        <w:t>Questa funzione forza manualmente l’attivazione di Unknown.</w:t>
       </w:r>
     </w:p>
     <w:p>
@@ -15737,13 +15047,8 @@
         </w:numPr>
         <w:spacing w:after="160"/>
       </w:pPr>
-      <w:proofErr w:type="spellStart"/>
-      <w:r>
-        <w:t>Unknown</w:t>
-      </w:r>
-      <w:proofErr w:type="spellEnd"/>
-      <w:r>
-        <w:t xml:space="preserve"> entra nello stato attivo</w:t>
+      <w:r>
+        <w:t>Unknown entra nello stato attivo</w:t>
       </w:r>
     </w:p>
     <w:p>
@@ -15779,11 +15084,11 @@
       <w:pPr>
         <w:pStyle w:val="Titolo3"/>
       </w:pPr>
-      <w:bookmarkStart w:id="52" w:name="_Toc230957215"/>
+      <w:bookmarkStart w:id="51" w:name="_Toc230959475"/>
       <w:r>
         <w:t>Logica di scaricamento barra</w:t>
       </w:r>
-      <w:bookmarkEnd w:id="52"/>
+      <w:bookmarkEnd w:id="51"/>
     </w:p>
     <w:p>
       <w:r>
@@ -15841,28 +15146,12 @@
     <w:p/>
     <w:p>
       <w:r>
-        <w:t xml:space="preserve">Questo sistema gestisce la diminuzione della barra di </w:t>
-      </w:r>
-      <w:proofErr w:type="spellStart"/>
-      <w:r>
-        <w:t>Unknown</w:t>
-      </w:r>
-      <w:proofErr w:type="spellEnd"/>
-      <w:r>
-        <w:t>.</w:t>
-      </w:r>
-    </w:p>
-    <w:p>
-      <w:r>
-        <w:t xml:space="preserve">Se </w:t>
-      </w:r>
-      <w:proofErr w:type="spellStart"/>
-      <w:r>
-        <w:t>Unknown</w:t>
-      </w:r>
-      <w:proofErr w:type="spellEnd"/>
-      <w:r>
-        <w:t xml:space="preserve"> è attivo:</w:t>
+        <w:t>Questo sistema gestisce la diminuzione della barra di Unknown.</w:t>
+      </w:r>
+    </w:p>
+    <w:p>
+      <w:r>
+        <w:t>Se Unknown è attivo:</w:t>
       </w:r>
     </w:p>
     <w:p>
@@ -15874,13 +15163,8 @@
         <w:spacing w:after="160"/>
       </w:pPr>
       <w:r>
-        <w:t xml:space="preserve">la barra diminuisce gradualmente secondo </w:t>
-      </w:r>
-      <w:proofErr w:type="spellStart"/>
-      <w:r>
-        <w:t>global.velocitaBarra</w:t>
-      </w:r>
-      <w:proofErr w:type="spellEnd"/>
+        <w:t>la barra diminuisce gradualmente secondo global.velocitaBarra</w:t>
+      </w:r>
     </w:p>
     <w:p/>
     <w:p>
@@ -15896,13 +15180,8 @@
         </w:numPr>
         <w:spacing w:after="160"/>
       </w:pPr>
-      <w:proofErr w:type="spellStart"/>
-      <w:r>
-        <w:t>Unknown</w:t>
-      </w:r>
-      <w:proofErr w:type="spellEnd"/>
-      <w:r>
-        <w:t xml:space="preserve"> entra nella fase di movimento</w:t>
+      <w:r>
+        <w:t>Unknown entra nella fase di movimento</w:t>
       </w:r>
     </w:p>
     <w:p>
@@ -15963,11 +15242,11 @@
       <w:pPr>
         <w:pStyle w:val="Titolo3"/>
       </w:pPr>
-      <w:bookmarkStart w:id="53" w:name="_Toc230957216"/>
+      <w:bookmarkStart w:id="52" w:name="_Toc230959476"/>
       <w:r>
         <w:t>Logica di movimento</w:t>
       </w:r>
-      <w:bookmarkEnd w:id="53"/>
+      <w:bookmarkEnd w:id="52"/>
     </w:p>
     <w:p>
       <w:r>
@@ -16023,15 +15302,7 @@
     <w:p/>
     <w:p>
       <w:r>
-        <w:t xml:space="preserve">Questa funzione aggiorna casualmente la posizione di </w:t>
-      </w:r>
-      <w:proofErr w:type="spellStart"/>
-      <w:r>
-        <w:t>Unknown</w:t>
-      </w:r>
-      <w:proofErr w:type="spellEnd"/>
-      <w:r>
-        <w:t>.</w:t>
+        <w:t>Questa funzione aggiorna casualmente la posizione di Unknown.</w:t>
       </w:r>
     </w:p>
     <w:p>
@@ -16093,12 +15364,12 @@
       <w:pPr>
         <w:pStyle w:val="Titolo3"/>
       </w:pPr>
-      <w:bookmarkStart w:id="54" w:name="_Toc230957217"/>
+      <w:bookmarkStart w:id="53" w:name="_Toc230959477"/>
       <w:r>
         <w:lastRenderedPageBreak/>
         <w:t>Logica di attacco</w:t>
       </w:r>
-      <w:bookmarkEnd w:id="54"/>
+      <w:bookmarkEnd w:id="53"/>
     </w:p>
     <w:p>
       <w:r>
@@ -16154,15 +15425,7 @@
     <w:p/>
     <w:p>
       <w:r>
-        <w:t xml:space="preserve">Questa funzione avvia la sequenza offensiva di </w:t>
-      </w:r>
-      <w:proofErr w:type="spellStart"/>
-      <w:r>
-        <w:t>Unknown</w:t>
-      </w:r>
-      <w:proofErr w:type="spellEnd"/>
-      <w:r>
-        <w:t>.</w:t>
+        <w:t>Questa funzione avvia la sequenza offensiva di Unknown.</w:t>
       </w:r>
     </w:p>
     <w:p>
@@ -16232,23 +15495,7 @@
     </w:p>
     <w:p>
       <w:r>
-        <w:t xml:space="preserve">Dopo di che ce una verifica se </w:t>
-      </w:r>
-      <w:proofErr w:type="spellStart"/>
-      <w:r>
-        <w:t>lattacco</w:t>
-      </w:r>
-      <w:proofErr w:type="spellEnd"/>
-      <w:r>
-        <w:t xml:space="preserve"> va a </w:t>
-      </w:r>
-      <w:proofErr w:type="spellStart"/>
-      <w:r>
-        <w:t>bun</w:t>
-      </w:r>
-      <w:proofErr w:type="spellEnd"/>
-      <w:r>
-        <w:t xml:space="preserve"> fine o no.</w:t>
+        <w:t>Dopo di che ce una verifica se lattacco va a bun fine o no.</w:t>
       </w:r>
     </w:p>
     <w:p/>
@@ -16272,9 +15519,9 @@
           <w:rFonts w:cs="Arial"/>
         </w:rPr>
       </w:pPr>
-      <w:bookmarkStart w:id="55" w:name="_Toc230957218"/>
-      <w:bookmarkEnd w:id="40"/>
-      <w:bookmarkEnd w:id="49"/>
+      <w:bookmarkStart w:id="54" w:name="_Toc230959478"/>
+      <w:bookmarkEnd w:id="39"/>
+      <w:bookmarkEnd w:id="48"/>
       <w:r>
         <w:rPr>
           <w:rFonts w:cs="Arial"/>
@@ -16282,26 +15529,26 @@
         <w:lastRenderedPageBreak/>
         <w:t>Test</w:t>
       </w:r>
-      <w:bookmarkEnd w:id="35"/>
+      <w:bookmarkEnd w:id="36"/>
+      <w:bookmarkEnd w:id="54"/>
+    </w:p>
+    <w:p>
+      <w:pPr>
+        <w:pStyle w:val="Titolo2"/>
+        <w:rPr>
+          <w:rFonts w:cs="Arial"/>
+        </w:rPr>
+      </w:pPr>
+      <w:bookmarkStart w:id="55" w:name="_Toc461179224"/>
+      <w:bookmarkStart w:id="56" w:name="_Toc230959479"/>
+      <w:r>
+        <w:rPr>
+          <w:rFonts w:cs="Arial"/>
+        </w:rPr>
+        <w:t>Protocollo di test</w:t>
+      </w:r>
       <w:bookmarkEnd w:id="55"/>
-    </w:p>
-    <w:p>
-      <w:pPr>
-        <w:pStyle w:val="Titolo2"/>
-        <w:rPr>
-          <w:rFonts w:cs="Arial"/>
-        </w:rPr>
-      </w:pPr>
-      <w:bookmarkStart w:id="56" w:name="_Toc461179224"/>
-      <w:bookmarkStart w:id="57" w:name="_Toc230957219"/>
-      <w:r>
-        <w:rPr>
-          <w:rFonts w:cs="Arial"/>
-        </w:rPr>
-        <w:t>Protocollo di test</w:t>
-      </w:r>
       <w:bookmarkEnd w:id="56"/>
-      <w:bookmarkEnd w:id="57"/>
     </w:p>
     <w:p/>
     <w:tbl>
@@ -18466,21 +17713,7 @@
               <w:rPr>
                 <w:lang w:eastAsia="en-US"/>
               </w:rPr>
-              <w:t xml:space="preserve">Modificare volume, </w:t>
-            </w:r>
-            <w:proofErr w:type="spellStart"/>
-            <w:r>
-              <w:rPr>
-                <w:lang w:eastAsia="en-US"/>
-              </w:rPr>
-              <w:t>fullscreen</w:t>
-            </w:r>
-            <w:proofErr w:type="spellEnd"/>
-            <w:r>
-              <w:rPr>
-                <w:lang w:eastAsia="en-US"/>
-              </w:rPr>
-              <w:t xml:space="preserve"> e luminosità</w:t>
+              <w:t>Modificare volume, fullscreen e luminosità</w:t>
             </w:r>
           </w:p>
           <w:p>
@@ -19022,7 +18255,7 @@
       </w:tr>
     </w:tbl>
     <w:p>
-      <w:bookmarkStart w:id="58" w:name="_Toc461179225"/>
+      <w:bookmarkStart w:id="57" w:name="_Toc461179225"/>
     </w:p>
     <w:p>
       <w:r>
@@ -19248,13 +18481,8 @@
                   <w:pPr>
                     <w:pStyle w:val="BodyTextChar"/>
                   </w:pPr>
-                  <w:proofErr w:type="spellStart"/>
                   <w:r>
-                    <w:t>Implementazione</w:t>
-                  </w:r>
-                  <w:proofErr w:type="spellEnd"/>
-                  <w:r>
-                    <w:t xml:space="preserve"> VAL-Z</w:t>
+                    <w:t>Implementazione VAL-Z</w:t>
                   </w:r>
                 </w:p>
               </w:tc>
@@ -19767,6 +18995,9 @@
                 <w:p>
                   <w:pPr>
                     <w:pStyle w:val="BodyTextChar"/>
+                    <w:rPr>
+                      <w:lang w:val="it-CH"/>
+                    </w:rPr>
                   </w:pPr>
                   <w:r>
                     <w:rPr>
@@ -20317,13 +19548,8 @@
                         <w:pPr>
                           <w:pStyle w:val="BodyTextChar"/>
                         </w:pPr>
-                        <w:proofErr w:type="spellStart"/>
                         <w:r>
-                          <w:t>Jumpscare</w:t>
-                        </w:r>
-                        <w:proofErr w:type="spellEnd"/>
-                        <w:r>
-                          <w:t xml:space="preserve"> VAL-Z</w:t>
+                          <w:t>Jumpscare VAL-Z</w:t>
                         </w:r>
                       </w:p>
                     </w:tc>
@@ -20443,25 +19669,7 @@
                 <w:szCs w:val="20"/>
                 <w:lang w:val="it-CH"/>
               </w:rPr>
-              <w:t xml:space="preserve">Verificare il </w:t>
-            </w:r>
-            <w:proofErr w:type="spellStart"/>
-            <w:r>
-              <w:rPr>
-                <w:sz w:val="20"/>
-                <w:szCs w:val="20"/>
-                <w:lang w:val="it-CH"/>
-              </w:rPr>
-              <w:t>jumpscare</w:t>
-            </w:r>
-            <w:proofErr w:type="spellEnd"/>
-            <w:r>
-              <w:rPr>
-                <w:sz w:val="20"/>
-                <w:szCs w:val="20"/>
-                <w:lang w:val="it-CH"/>
-              </w:rPr>
-              <w:t xml:space="preserve"> di VAL-Z</w:t>
+              <w:t>Verificare il jumpscare di VAL-Z</w:t>
             </w:r>
           </w:p>
         </w:tc>
@@ -20661,25 +19869,7 @@
                 <w:szCs w:val="20"/>
                 <w:lang w:val="it-CH"/>
               </w:rPr>
-              <w:t xml:space="preserve">Parte il </w:t>
-            </w:r>
-            <w:proofErr w:type="spellStart"/>
-            <w:r>
-              <w:rPr>
-                <w:sz w:val="20"/>
-                <w:szCs w:val="20"/>
-                <w:lang w:val="it-CH"/>
-              </w:rPr>
-              <w:t>jumpscare</w:t>
-            </w:r>
-            <w:proofErr w:type="spellEnd"/>
-            <w:r>
-              <w:rPr>
-                <w:sz w:val="20"/>
-                <w:szCs w:val="20"/>
-                <w:lang w:val="it-CH"/>
-              </w:rPr>
-              <w:t xml:space="preserve"> di VAL-Z e tutti gli input vengono bloccati</w:t>
+              <w:t>Parte il jumpscare di VAL-Z e tutti gli input vengono bloccati</w:t>
             </w:r>
           </w:p>
         </w:tc>
@@ -20783,13 +19973,7 @@
               <w:rPr>
                 <w:lang w:eastAsia="en-US"/>
               </w:rPr>
-              <w:t>1</w:t>
-            </w:r>
-            <w:r>
-              <w:rPr>
-                <w:lang w:eastAsia="en-US"/>
-              </w:rPr>
-              <w:t>1</w:t>
+              <w:t>11</w:t>
             </w:r>
           </w:p>
           <w:p>
@@ -20797,10 +19981,7 @@
               <w:t>REQ-</w:t>
             </w:r>
             <w:r>
-              <w:t>1</w:t>
-            </w:r>
-            <w:r>
-              <w:t>1</w:t>
+              <w:t>11</w:t>
             </w:r>
           </w:p>
         </w:tc>
@@ -21438,13 +20619,7 @@
               <w:rPr>
                 <w:lang w:eastAsia="en-US"/>
               </w:rPr>
-              <w:t>1</w:t>
-            </w:r>
-            <w:r>
-              <w:rPr>
-                <w:lang w:eastAsia="en-US"/>
-              </w:rPr>
-              <w:t>2</w:t>
+              <w:t>12</w:t>
             </w:r>
           </w:p>
           <w:p>
@@ -21452,10 +20627,7 @@
               <w:t>REQ-</w:t>
             </w:r>
             <w:r>
-              <w:t>1</w:t>
-            </w:r>
-            <w:r>
-              <w:t>2</w:t>
+              <w:t>12</w:t>
             </w:r>
           </w:p>
         </w:tc>
@@ -21572,16 +20744,8 @@
                     <w:rPr>
                       <w:lang w:val="it-CH"/>
                     </w:rPr>
-                    <w:t xml:space="preserve">Implementazione The </w:t>
+                    <w:t>Implementazione The Singularity</w:t>
                   </w:r>
-                  <w:proofErr w:type="spellStart"/>
-                  <w:r>
-                    <w:rPr>
-                      <w:lang w:val="it-CH"/>
-                    </w:rPr>
-                    <w:t>Singularity</w:t>
-                  </w:r>
-                  <w:proofErr w:type="spellEnd"/>
                 </w:p>
               </w:tc>
             </w:tr>
@@ -21651,18 +20815,8 @@
                 <w:szCs w:val="20"/>
                 <w:lang w:val="it-CH"/>
               </w:rPr>
-              <w:t xml:space="preserve">Verificare la presenza di The </w:t>
-            </w:r>
-            <w:proofErr w:type="spellStart"/>
-            <w:r>
-              <w:rPr>
-                <w:sz w:val="20"/>
-                <w:szCs w:val="20"/>
-                <w:lang w:val="it-CH"/>
-              </w:rPr>
-              <w:t>Singularity</w:t>
-            </w:r>
-            <w:proofErr w:type="spellEnd"/>
+              <w:t>Verificare la presenza di The Singularity</w:t>
+            </w:r>
           </w:p>
         </w:tc>
       </w:tr>
@@ -22075,13 +21229,7 @@
               <w:rPr>
                 <w:lang w:eastAsia="en-US"/>
               </w:rPr>
-              <w:t>1</w:t>
-            </w:r>
-            <w:r>
-              <w:rPr>
-                <w:lang w:eastAsia="en-US"/>
-              </w:rPr>
-              <w:t>3</w:t>
+              <w:t>13</w:t>
             </w:r>
           </w:p>
           <w:p>
@@ -22089,10 +21237,7 @@
               <w:t>REQ-</w:t>
             </w:r>
             <w:r>
-              <w:t>1</w:t>
-            </w:r>
-            <w:r>
-              <w:t>3</w:t>
+              <w:t>13</w:t>
             </w:r>
           </w:p>
         </w:tc>
@@ -22209,16 +21354,8 @@
                     <w:rPr>
                       <w:lang w:val="it-CH"/>
                     </w:rPr>
-                    <w:t xml:space="preserve">Gestione contenimento The </w:t>
+                    <w:t>Gestione contenimento The Singularity</w:t>
                   </w:r>
-                  <w:proofErr w:type="spellStart"/>
-                  <w:r>
-                    <w:rPr>
-                      <w:lang w:val="it-CH"/>
-                    </w:rPr>
-                    <w:t>Singularity</w:t>
-                  </w:r>
-                  <w:proofErr w:type="spellEnd"/>
                 </w:p>
               </w:tc>
             </w:tr>
@@ -22617,40 +21754,40 @@
       <w:pPr>
         <w:pStyle w:val="Titolo2"/>
       </w:pPr>
-      <w:bookmarkStart w:id="59" w:name="_Toc230957220"/>
+      <w:bookmarkStart w:id="58" w:name="_Toc230959480"/>
       <w:r>
         <w:t>Risultati test</w:t>
       </w:r>
+      <w:bookmarkEnd w:id="57"/>
       <w:bookmarkEnd w:id="58"/>
+    </w:p>
+    <w:p>
+      <w:pPr>
+        <w:rPr>
+          <w:color w:val="FF0000"/>
+        </w:rPr>
+      </w:pPr>
+      <w:r>
+        <w:rPr>
+          <w:color w:val="FF0000"/>
+        </w:rPr>
+        <w:t>Tutti i test risultano un successo.</w:t>
+      </w:r>
+    </w:p>
+    <w:p>
+      <w:pPr>
+        <w:pStyle w:val="Titolo2"/>
+      </w:pPr>
+      <w:bookmarkStart w:id="59" w:name="_Toc461179226"/>
+      <w:bookmarkStart w:id="60" w:name="_Toc230959481"/>
+      <w:r>
+        <w:t>Mancanze</w:t>
+      </w:r>
+      <w:r>
+        <w:t>/limitazioni conosciute</w:t>
+      </w:r>
       <w:bookmarkEnd w:id="59"/>
-    </w:p>
-    <w:p>
-      <w:pPr>
-        <w:rPr>
-          <w:color w:val="FF0000"/>
-        </w:rPr>
-      </w:pPr>
-      <w:r>
-        <w:rPr>
-          <w:color w:val="FF0000"/>
-        </w:rPr>
-        <w:t>Tutti i test risultano un successo.</w:t>
-      </w:r>
-    </w:p>
-    <w:p>
-      <w:pPr>
-        <w:pStyle w:val="Titolo2"/>
-      </w:pPr>
-      <w:bookmarkStart w:id="60" w:name="_Toc461179226"/>
-      <w:bookmarkStart w:id="61" w:name="_Toc230957221"/>
-      <w:r>
-        <w:t>Mancanze</w:t>
-      </w:r>
-      <w:r>
-        <w:t>/limitazioni conosciute</w:t>
-      </w:r>
       <w:bookmarkEnd w:id="60"/>
-      <w:bookmarkEnd w:id="61"/>
     </w:p>
     <w:p>
       <w:pPr>
@@ -22689,176 +21826,64 @@
       <w:pPr>
         <w:pStyle w:val="Titolo1"/>
       </w:pPr>
-      <w:bookmarkStart w:id="62" w:name="_Toc461179227"/>
-      <w:bookmarkStart w:id="63" w:name="_Toc230957222"/>
+      <w:bookmarkStart w:id="61" w:name="_Toc461179227"/>
+      <w:bookmarkStart w:id="62" w:name="_Toc230959482"/>
       <w:r>
         <w:t>Consuntivo</w:t>
       </w:r>
+      <w:bookmarkEnd w:id="61"/>
       <w:bookmarkEnd w:id="62"/>
+    </w:p>
+    <w:p>
+      <w:pPr>
+        <w:rPr>
+          <w:color w:val="FF0000"/>
+        </w:rPr>
+      </w:pPr>
+      <w:r>
+        <w:rPr>
+          <w:color w:val="FF0000"/>
+        </w:rPr>
+        <w:t>Mi sono ritrovato più in ritardo del programma, questo è dovuto alla sottovalutazione del tempo necessario per poter fare il DataBase, infatti se non fosse stato per quello sarei stato completamente in anticipo per la consegna.</w:t>
+      </w:r>
+    </w:p>
+    <w:p>
+      <w:pPr>
+        <w:pStyle w:val="Titolo1"/>
+      </w:pPr>
+      <w:bookmarkStart w:id="63" w:name="_Toc461179228"/>
+      <w:bookmarkStart w:id="64" w:name="_Toc230959483"/>
+      <w:r>
+        <w:t>Conclusioni</w:t>
+      </w:r>
       <w:bookmarkEnd w:id="63"/>
-    </w:p>
-    <w:p>
-      <w:pPr>
+      <w:bookmarkEnd w:id="64"/>
+    </w:p>
+    <w:p>
+      <w:pPr>
+        <w:spacing w:before="100" w:beforeAutospacing="1" w:after="100" w:afterAutospacing="1"/>
         <w:rPr>
           <w:color w:val="FF0000"/>
         </w:rPr>
       </w:pPr>
+      <w:bookmarkStart w:id="65" w:name="_Toc461179229"/>
       <w:r>
         <w:rPr>
           <w:color w:val="FF0000"/>
         </w:rPr>
-        <w:t xml:space="preserve">Mi sono ritrovato più in ritardo del programma, questo è dovuto alla sottovalutazione del tempo necessario per poter fare il </w:t>
-      </w:r>
-      <w:proofErr w:type="spellStart"/>
-      <w:r>
-        <w:rPr>
-          <w:color w:val="FF0000"/>
-        </w:rPr>
-        <w:t>DataBase</w:t>
-      </w:r>
-      <w:proofErr w:type="spellEnd"/>
-      <w:r>
-        <w:rPr>
-          <w:color w:val="FF0000"/>
-        </w:rPr>
-        <w:t>, infatti se non fosse stato per quello sarei stato completamente in anticipo per la consegna.</w:t>
-      </w:r>
-    </w:p>
-    <w:p>
-      <w:pPr>
-        <w:pStyle w:val="Titolo1"/>
-      </w:pPr>
-      <w:bookmarkStart w:id="64" w:name="_Toc461179228"/>
-      <w:bookmarkStart w:id="65" w:name="_Toc230957223"/>
-      <w:r>
-        <w:t>Conclusioni</w:t>
-      </w:r>
-      <w:bookmarkEnd w:id="64"/>
+        <w:t>Dal punto di vista tecnico, l'implicazione principale di MentalMood risiede nella validazione di un'architettura reattiva e data-driven basata sul pattern MVVM, che garantisce una netta separazione tra la logica di business e l'interfaccia utente. L'utilizzo di Drift come ORM ha permesso di trasformare il database SQLite in una fonte di verità tipizzata, riducendo drasticamente i bug legati alla manipolazione dei dati e rendendo la struttura facilmente scalabile: l'attuale schema ER è un modulo pronto per essere generalizzato verso sistemi cloud o sincronizzazioni multi-dispositivo. Non si tratta di un'aggiunta marginale, ma della creazione di un "blueprint" tecnico solido; aver affrontato criticità come il coordinamento del rendering tramite WidgetsBinding e la gestione del ciclo di vita con didChangeDependencies ha trasformato il progetto in un successo formativo fondamentale. Nonostante la mancata implementazione delle notifiche e dei grafici rappresenti un debito tecnico, la scoperta di queste limitazioni non è stata una perdita di tempo, ma un esercizio di analisi dei rischi e prioritizzazione, competenze cruciali per un ingegnere del software. In conclusione, il progetto dimostra come l'integrazione di tecnologie moderne come Dart e SQLite possa produrre strumenti di auto-riflessione efficienti, ponendo le basi per evoluzioni future che spaziano dall'analisi predittiva dei trend emotivi all'integrazione di API di intelligenza artificiale.</w:t>
+      </w:r>
+    </w:p>
+    <w:p>
+      <w:pPr>
+        <w:pStyle w:val="Titolo2"/>
+      </w:pPr>
+      <w:bookmarkStart w:id="66" w:name="_Toc230959484"/>
+      <w:r>
+        <w:t>Sviluppi futuri</w:t>
+      </w:r>
       <w:bookmarkEnd w:id="65"/>
-    </w:p>
-    <w:p>
-      <w:pPr>
-        <w:spacing w:before="100" w:beforeAutospacing="1" w:after="100" w:afterAutospacing="1"/>
-        <w:rPr>
-          <w:color w:val="FF0000"/>
-        </w:rPr>
-      </w:pPr>
-      <w:bookmarkStart w:id="66" w:name="_Toc461179229"/>
-      <w:r>
-        <w:rPr>
-          <w:color w:val="FF0000"/>
-        </w:rPr>
-        <w:t xml:space="preserve">Dal punto di vista tecnico, l'implicazione principale di </w:t>
-      </w:r>
-      <w:proofErr w:type="spellStart"/>
-      <w:r>
-        <w:rPr>
-          <w:color w:val="FF0000"/>
-        </w:rPr>
-        <w:t>MentalMood</w:t>
-      </w:r>
-      <w:proofErr w:type="spellEnd"/>
-      <w:r>
-        <w:rPr>
-          <w:color w:val="FF0000"/>
-        </w:rPr>
-        <w:t xml:space="preserve"> risiede nella validazione di un'architettura reattiva e data-</w:t>
-      </w:r>
-      <w:proofErr w:type="spellStart"/>
-      <w:r>
-        <w:rPr>
-          <w:color w:val="FF0000"/>
-        </w:rPr>
-        <w:t>driven</w:t>
-      </w:r>
-      <w:proofErr w:type="spellEnd"/>
-      <w:r>
-        <w:rPr>
-          <w:color w:val="FF0000"/>
-        </w:rPr>
-        <w:t xml:space="preserve"> basata sul pattern MVVM, che garantisce una netta separazione tra la logica di business e l'interfaccia utente. L'utilizzo di Drift come ORM ha permesso di trasformare il database </w:t>
-      </w:r>
-      <w:proofErr w:type="spellStart"/>
-      <w:r>
-        <w:rPr>
-          <w:color w:val="FF0000"/>
-        </w:rPr>
-        <w:t>SQLite</w:t>
-      </w:r>
-      <w:proofErr w:type="spellEnd"/>
-      <w:r>
-        <w:rPr>
-          <w:color w:val="FF0000"/>
-        </w:rPr>
-        <w:t xml:space="preserve"> in una fonte di verità tipizzata, riducendo drasticamente i bug legati alla manipolazione dei dati e rendendo la struttura facilmente scalabile: l'attuale schema ER è un modulo pronto per essere generalizzato verso sistemi cloud o sincronizzazioni multi-dispositivo. Non si tratta di un'aggiunta marginale, ma della creazione di un "</w:t>
-      </w:r>
-      <w:proofErr w:type="spellStart"/>
-      <w:r>
-        <w:rPr>
-          <w:color w:val="FF0000"/>
-        </w:rPr>
-        <w:t>blueprint</w:t>
-      </w:r>
-      <w:proofErr w:type="spellEnd"/>
-      <w:r>
-        <w:rPr>
-          <w:color w:val="FF0000"/>
-        </w:rPr>
-        <w:t xml:space="preserve">" tecnico solido; aver affrontato criticità come il coordinamento del rendering tramite </w:t>
-      </w:r>
-      <w:proofErr w:type="spellStart"/>
-      <w:r>
-        <w:rPr>
-          <w:color w:val="FF0000"/>
-        </w:rPr>
-        <w:t>WidgetsBinding</w:t>
-      </w:r>
-      <w:proofErr w:type="spellEnd"/>
-      <w:r>
-        <w:rPr>
-          <w:color w:val="FF0000"/>
-        </w:rPr>
-        <w:t xml:space="preserve"> e la gestione del ciclo di vita con </w:t>
-      </w:r>
-      <w:proofErr w:type="spellStart"/>
-      <w:r>
-        <w:rPr>
-          <w:color w:val="FF0000"/>
-        </w:rPr>
-        <w:t>didChangeDependencies</w:t>
-      </w:r>
-      <w:proofErr w:type="spellEnd"/>
-      <w:r>
-        <w:rPr>
-          <w:color w:val="FF0000"/>
-        </w:rPr>
-        <w:t xml:space="preserve"> ha trasformato il progetto in un successo formativo fondamentale. Nonostante la mancata implementazione delle notifiche e dei grafici rappresenti un debito tecnico, la scoperta di queste limitazioni non è stata una perdita di tempo, ma un esercizio di analisi dei rischi e prioritizzazione, competenze cruciali per un ingegnere del software. In conclusione, il progetto dimostra come l'integrazione di tecnologie moderne come Dart e </w:t>
-      </w:r>
-      <w:proofErr w:type="spellStart"/>
-      <w:r>
-        <w:rPr>
-          <w:color w:val="FF0000"/>
-        </w:rPr>
-        <w:t>SQLite</w:t>
-      </w:r>
-      <w:proofErr w:type="spellEnd"/>
-      <w:r>
-        <w:rPr>
-          <w:color w:val="FF0000"/>
-        </w:rPr>
-        <w:t xml:space="preserve"> possa produrre strumenti di auto-riflessione efficienti, ponendo le basi per evoluzioni future che spaziano dall'analisi predittiva dei trend emotivi all'integrazione di API di intelligenza artificiale.</w:t>
-      </w:r>
-    </w:p>
-    <w:p>
-      <w:pPr>
-        <w:pStyle w:val="Titolo2"/>
-      </w:pPr>
-      <w:bookmarkStart w:id="67" w:name="_Toc230957224"/>
-      <w:r>
-        <w:t>Sviluppi futuri</w:t>
-      </w:r>
       <w:bookmarkEnd w:id="66"/>
-      <w:bookmarkEnd w:id="67"/>
     </w:p>
     <w:p>
       <w:pPr>
@@ -22954,8 +21979,8 @@
       <w:pPr>
         <w:pStyle w:val="Titolo2"/>
       </w:pPr>
-      <w:bookmarkStart w:id="68" w:name="_Toc461179230"/>
-      <w:bookmarkStart w:id="69" w:name="_Toc230957225"/>
+      <w:bookmarkStart w:id="67" w:name="_Toc461179230"/>
+      <w:bookmarkStart w:id="68" w:name="_Toc230959485"/>
       <w:r>
         <w:t>C</w:t>
       </w:r>
@@ -22965,8 +21990,8 @@
       <w:r>
         <w:t>nsiderazioni personali</w:t>
       </w:r>
+      <w:bookmarkEnd w:id="67"/>
       <w:bookmarkEnd w:id="68"/>
-      <w:bookmarkEnd w:id="69"/>
     </w:p>
     <w:p>
       <w:pPr>
@@ -22975,82 +22000,26 @@
           <w:color w:val="FF0000"/>
         </w:rPr>
       </w:pPr>
-      <w:bookmarkStart w:id="70" w:name="_Toc461179232"/>
+      <w:bookmarkStart w:id="69" w:name="_Toc461179232"/>
       <w:r>
         <w:rPr>
           <w:color w:val="FF0000"/>
         </w:rPr>
-        <w:t>In questo progetto ho consolidato competenze tecniche avanzate nello sviluppo cross-</w:t>
-      </w:r>
-      <w:proofErr w:type="spellStart"/>
-      <w:r>
+        <w:t>In questo progetto ho consolidato competenze tecniche avanzate nello sviluppo cross-platform, passando dalla teoria alla gestione pratica di un'architettura MVVM completa. L'apprendimento più significativo riguarda la gestione della persistenza dati: l'implementazione di Drift mi ha permesso di padroneggiare la creazione di query tipizzate e la gestione di schemi relazionali complessi in Dart, comprendendo l'importanza di un database solido come "single source of truth".</w:t>
+      </w:r>
+    </w:p>
+    <w:p>
+      <w:pPr>
+        <w:spacing w:before="100" w:beforeAutospacing="1" w:after="100" w:afterAutospacing="1"/>
         <w:rPr>
           <w:color w:val="FF0000"/>
         </w:rPr>
-        <w:t>platform</w:t>
-      </w:r>
-      <w:proofErr w:type="spellEnd"/>
+      </w:pPr>
       <w:r>
         <w:rPr>
           <w:color w:val="FF0000"/>
         </w:rPr>
-        <w:t>, passando dalla teoria alla gestione pratica di un'architettura MVVM completa. L'apprendimento più significativo riguarda la gestione della persistenza dati: l'implementazione di Drift mi ha permesso di padroneggiare la creazione di query tipizzate e la gestione di schemi relazionali complessi in Dart, comprendendo l'importanza di un database solido come "single source of truth".</w:t>
-      </w:r>
-    </w:p>
-    <w:p>
-      <w:pPr>
-        <w:spacing w:before="100" w:beforeAutospacing="1" w:after="100" w:afterAutospacing="1"/>
-        <w:rPr>
-          <w:color w:val="FF0000"/>
-        </w:rPr>
-      </w:pPr>
-      <w:r>
-        <w:rPr>
-          <w:color w:val="FF0000"/>
-        </w:rPr>
-        <w:t xml:space="preserve">Ho approfondito il ciclo di vita dei widget, imparando a utilizzare </w:t>
-      </w:r>
-      <w:proofErr w:type="spellStart"/>
-      <w:r>
-        <w:rPr>
-          <w:color w:val="FF0000"/>
-        </w:rPr>
-        <w:t>didChangeDependencies</w:t>
-      </w:r>
-      <w:proofErr w:type="spellEnd"/>
-      <w:r>
-        <w:rPr>
-          <w:color w:val="FF0000"/>
-        </w:rPr>
-        <w:t xml:space="preserve"> per l'accesso sicuro ai provider e </w:t>
-      </w:r>
-      <w:proofErr w:type="spellStart"/>
-      <w:r>
-        <w:rPr>
-          <w:color w:val="FF0000"/>
-        </w:rPr>
-        <w:t>WidgetsBinding</w:t>
-      </w:r>
-      <w:proofErr w:type="spellEnd"/>
-      <w:r>
-        <w:rPr>
-          <w:color w:val="FF0000"/>
-        </w:rPr>
-        <w:t xml:space="preserve"> per sincronizzare logiche di </w:t>
-      </w:r>
-      <w:proofErr w:type="spellStart"/>
-      <w:r>
-        <w:rPr>
-          <w:color w:val="FF0000"/>
-        </w:rPr>
-        <w:t>backend</w:t>
-      </w:r>
-      <w:proofErr w:type="spellEnd"/>
-      <w:r>
-        <w:rPr>
-          <w:color w:val="FF0000"/>
-        </w:rPr>
-        <w:t xml:space="preserve"> con il rendering dell'interfaccia. </w:t>
+        <w:t xml:space="preserve">Ho approfondito il ciclo di vita dei widget, imparando a utilizzare didChangeDependencies per l'accesso sicuro ai provider e WidgetsBinding per sincronizzare logiche di backend con il rendering dell'interfaccia. </w:t>
       </w:r>
       <w:r>
         <w:rPr>
@@ -23071,1251 +22040,77 @@
       <w:pPr>
         <w:pStyle w:val="Titolo1"/>
       </w:pPr>
-      <w:bookmarkStart w:id="71" w:name="_Toc230957226"/>
+      <w:bookmarkStart w:id="70" w:name="_Toc230959486"/>
       <w:r>
         <w:t>Bibliografia</w:t>
       </w:r>
+      <w:bookmarkEnd w:id="70"/>
+    </w:p>
+    <w:p>
+      <w:pPr>
+        <w:pStyle w:val="Titolo2"/>
+      </w:pPr>
+      <w:bookmarkStart w:id="71" w:name="_Toc230959487"/>
+      <w:bookmarkEnd w:id="69"/>
+      <w:r>
+        <w:t>Indice delle figure</w:t>
+      </w:r>
       <w:bookmarkEnd w:id="71"/>
     </w:p>
     <w:p>
+      <w:r>
+        <w:rPr>
+          <w:color w:val="FF0000"/>
+        </w:rPr>
+        <w:fldChar w:fldCharType="begin"/>
+      </w:r>
+      <w:r>
+        <w:rPr>
+          <w:color w:val="FF0000"/>
+        </w:rPr>
+        <w:instrText xml:space="preserve"> TOC \h \z \c "Figura" </w:instrText>
+      </w:r>
+      <w:r>
+        <w:rPr>
+          <w:color w:val="FF0000"/>
+        </w:rPr>
+        <w:fldChar w:fldCharType="separate"/>
+      </w:r>
+      <w:r>
+        <w:rPr>
+          <w:b/>
+          <w:bCs/>
+          <w:noProof/>
+          <w:color w:val="FF0000"/>
+          <w:lang w:val="it-IT"/>
+        </w:rPr>
+        <w:t>Non è stata trovata alcuna voce dell'indice delle figure.</w:t>
+      </w:r>
+      <w:r>
+        <w:rPr>
+          <w:color w:val="FF0000"/>
+        </w:rPr>
+        <w:fldChar w:fldCharType="end"/>
+      </w:r>
+    </w:p>
+    <w:p>
+      <w:pPr>
+        <w:rPr>
+          <w:b/>
+        </w:rPr>
+      </w:pPr>
+      <w:bookmarkStart w:id="72" w:name="_Toc461179234"/>
+    </w:p>
+    <w:p>
       <w:pPr>
         <w:pStyle w:val="Titolo2"/>
       </w:pPr>
-      <w:bookmarkStart w:id="72" w:name="_Toc230957227"/>
-      <w:bookmarkEnd w:id="70"/>
-      <w:r>
-        <w:t>Indice delle figure</w:t>
+      <w:bookmarkStart w:id="73" w:name="_Toc230959488"/>
+      <w:r>
+        <w:t>Sitografia</w:t>
       </w:r>
       <w:bookmarkEnd w:id="72"/>
-    </w:p>
-    <w:p>
-      <w:pPr>
-        <w:pStyle w:val="Indicedellefigure"/>
-        <w:tabs>
-          <w:tab w:val="right" w:leader="dot" w:pos="9628"/>
-        </w:tabs>
-        <w:rPr>
-          <w:rFonts w:asciiTheme="minorHAnsi" w:eastAsiaTheme="minorEastAsia" w:hAnsiTheme="minorHAnsi" w:cstheme="minorBidi"/>
-          <w:color w:val="FF0000"/>
-          <w:kern w:val="2"/>
-          <w:sz w:val="24"/>
-          <w:szCs w:val="24"/>
-          <w:lang w:eastAsia="it-CH"/>
-          <w14:ligatures w14:val="standardContextual"/>
-        </w:rPr>
-      </w:pPr>
-      <w:r>
-        <w:rPr>
-          <w:color w:val="FF0000"/>
-        </w:rPr>
-        <w:fldChar w:fldCharType="begin"/>
-      </w:r>
-      <w:r>
-        <w:rPr>
-          <w:color w:val="FF0000"/>
-        </w:rPr>
-        <w:instrText xml:space="preserve"> TOC \h \z \c "Figura" </w:instrText>
-      </w:r>
-      <w:r>
-        <w:rPr>
-          <w:color w:val="FF0000"/>
-        </w:rPr>
-        <w:fldChar w:fldCharType="separate"/>
-      </w:r>
-      <w:hyperlink w:anchor="_Toc217035795" w:history="1">
-        <w:r>
-          <w:rPr>
-            <w:rStyle w:val="Collegamentoipertestuale"/>
-            <w:color w:val="FF0000"/>
-          </w:rPr>
-          <w:t>Figura 1: Struttura MVVM di Flutter</w:t>
-        </w:r>
-        <w:r>
-          <w:rPr>
-            <w:webHidden/>
-            <w:color w:val="FF0000"/>
-          </w:rPr>
-          <w:tab/>
-        </w:r>
-        <w:r>
-          <w:rPr>
-            <w:webHidden/>
-            <w:color w:val="FF0000"/>
-          </w:rPr>
-          <w:fldChar w:fldCharType="begin"/>
-        </w:r>
-        <w:r>
-          <w:rPr>
-            <w:webHidden/>
-            <w:color w:val="FF0000"/>
-          </w:rPr>
-          <w:instrText xml:space="preserve"> PAGEREF _Toc217035795 \h </w:instrText>
-        </w:r>
-        <w:r>
-          <w:rPr>
-            <w:webHidden/>
-            <w:color w:val="FF0000"/>
-          </w:rPr>
-        </w:r>
-        <w:r>
-          <w:rPr>
-            <w:webHidden/>
-            <w:color w:val="FF0000"/>
-          </w:rPr>
-          <w:fldChar w:fldCharType="separate"/>
-        </w:r>
-        <w:r>
-          <w:rPr>
-            <w:webHidden/>
-            <w:color w:val="FF0000"/>
-          </w:rPr>
-          <w:t>4</w:t>
-        </w:r>
-        <w:r>
-          <w:rPr>
-            <w:webHidden/>
-            <w:color w:val="FF0000"/>
-          </w:rPr>
-          <w:fldChar w:fldCharType="end"/>
-        </w:r>
-      </w:hyperlink>
-    </w:p>
-    <w:p>
-      <w:pPr>
-        <w:pStyle w:val="Indicedellefigure"/>
-        <w:tabs>
-          <w:tab w:val="right" w:leader="dot" w:pos="9628"/>
-        </w:tabs>
-        <w:rPr>
-          <w:rFonts w:asciiTheme="minorHAnsi" w:eastAsiaTheme="minorEastAsia" w:hAnsiTheme="minorHAnsi" w:cstheme="minorBidi"/>
-          <w:color w:val="FF0000"/>
-          <w:kern w:val="2"/>
-          <w:sz w:val="24"/>
-          <w:szCs w:val="24"/>
-          <w:lang w:eastAsia="it-CH"/>
-          <w14:ligatures w14:val="standardContextual"/>
-        </w:rPr>
-      </w:pPr>
-      <w:hyperlink w:anchor="_Toc217035796" w:history="1">
-        <w:r>
-          <w:rPr>
-            <w:rStyle w:val="Collegamentoipertestuale"/>
-            <w:color w:val="FF0000"/>
-          </w:rPr>
-          <w:t>Figura 2: Schema ER DataBase Applicativo</w:t>
-        </w:r>
-        <w:r>
-          <w:rPr>
-            <w:webHidden/>
-            <w:color w:val="FF0000"/>
-          </w:rPr>
-          <w:tab/>
-        </w:r>
-        <w:r>
-          <w:rPr>
-            <w:webHidden/>
-            <w:color w:val="FF0000"/>
-          </w:rPr>
-          <w:fldChar w:fldCharType="begin"/>
-        </w:r>
-        <w:r>
-          <w:rPr>
-            <w:webHidden/>
-            <w:color w:val="FF0000"/>
-          </w:rPr>
-          <w:instrText xml:space="preserve"> PAGEREF _Toc217035796 \h </w:instrText>
-        </w:r>
-        <w:r>
-          <w:rPr>
-            <w:webHidden/>
-            <w:color w:val="FF0000"/>
-          </w:rPr>
-        </w:r>
-        <w:r>
-          <w:rPr>
-            <w:webHidden/>
-            <w:color w:val="FF0000"/>
-          </w:rPr>
-          <w:fldChar w:fldCharType="separate"/>
-        </w:r>
-        <w:r>
-          <w:rPr>
-            <w:webHidden/>
-            <w:color w:val="FF0000"/>
-          </w:rPr>
-          <w:t>10</w:t>
-        </w:r>
-        <w:r>
-          <w:rPr>
-            <w:webHidden/>
-            <w:color w:val="FF0000"/>
-          </w:rPr>
-          <w:fldChar w:fldCharType="end"/>
-        </w:r>
-      </w:hyperlink>
-    </w:p>
-    <w:p>
-      <w:pPr>
-        <w:pStyle w:val="Indicedellefigure"/>
-        <w:tabs>
-          <w:tab w:val="right" w:leader="dot" w:pos="9628"/>
-        </w:tabs>
-        <w:rPr>
-          <w:rFonts w:asciiTheme="minorHAnsi" w:eastAsiaTheme="minorEastAsia" w:hAnsiTheme="minorHAnsi" w:cstheme="minorBidi"/>
-          <w:color w:val="FF0000"/>
-          <w:kern w:val="2"/>
-          <w:sz w:val="24"/>
-          <w:szCs w:val="24"/>
-          <w:lang w:eastAsia="it-CH"/>
-          <w14:ligatures w14:val="standardContextual"/>
-        </w:rPr>
-      </w:pPr>
-      <w:hyperlink w:anchor="_Toc217035797" w:history="1">
-        <w:r>
-          <w:rPr>
-            <w:rStyle w:val="Collegamentoipertestuale"/>
-            <w:color w:val="FF0000"/>
-          </w:rPr>
-          <w:t>Figura 3: Mockup iniziale HomePage</w:t>
-        </w:r>
-        <w:r>
-          <w:rPr>
-            <w:webHidden/>
-            <w:color w:val="FF0000"/>
-          </w:rPr>
-          <w:tab/>
-        </w:r>
-        <w:r>
-          <w:rPr>
-            <w:webHidden/>
-            <w:color w:val="FF0000"/>
-          </w:rPr>
-          <w:fldChar w:fldCharType="begin"/>
-        </w:r>
-        <w:r>
-          <w:rPr>
-            <w:webHidden/>
-            <w:color w:val="FF0000"/>
-          </w:rPr>
-          <w:instrText xml:space="preserve"> PAGEREF _Toc217035797 \h </w:instrText>
-        </w:r>
-        <w:r>
-          <w:rPr>
-            <w:webHidden/>
-            <w:color w:val="FF0000"/>
-          </w:rPr>
-        </w:r>
-        <w:r>
-          <w:rPr>
-            <w:webHidden/>
-            <w:color w:val="FF0000"/>
-          </w:rPr>
-          <w:fldChar w:fldCharType="separate"/>
-        </w:r>
-        <w:r>
-          <w:rPr>
-            <w:webHidden/>
-            <w:color w:val="FF0000"/>
-          </w:rPr>
-          <w:t>11</w:t>
-        </w:r>
-        <w:r>
-          <w:rPr>
-            <w:webHidden/>
-            <w:color w:val="FF0000"/>
-          </w:rPr>
-          <w:fldChar w:fldCharType="end"/>
-        </w:r>
-      </w:hyperlink>
-    </w:p>
-    <w:p>
-      <w:pPr>
-        <w:pStyle w:val="Indicedellefigure"/>
-        <w:tabs>
-          <w:tab w:val="right" w:leader="dot" w:pos="9628"/>
-        </w:tabs>
-        <w:rPr>
-          <w:rFonts w:asciiTheme="minorHAnsi" w:eastAsiaTheme="minorEastAsia" w:hAnsiTheme="minorHAnsi" w:cstheme="minorBidi"/>
-          <w:color w:val="FF0000"/>
-          <w:kern w:val="2"/>
-          <w:sz w:val="24"/>
-          <w:szCs w:val="24"/>
-          <w:lang w:eastAsia="it-CH"/>
-          <w14:ligatures w14:val="standardContextual"/>
-        </w:rPr>
-      </w:pPr>
-      <w:hyperlink w:anchor="_Toc217035798" w:history="1">
-        <w:r>
-          <w:rPr>
-            <w:rStyle w:val="Collegamentoipertestuale"/>
-            <w:color w:val="FF0000"/>
-          </w:rPr>
-          <w:t>Figura 4: Mockup iniziale EmotionSelectionPage</w:t>
-        </w:r>
-        <w:r>
-          <w:rPr>
-            <w:webHidden/>
-            <w:color w:val="FF0000"/>
-          </w:rPr>
-          <w:tab/>
-        </w:r>
-        <w:r>
-          <w:rPr>
-            <w:webHidden/>
-            <w:color w:val="FF0000"/>
-          </w:rPr>
-          <w:fldChar w:fldCharType="begin"/>
-        </w:r>
-        <w:r>
-          <w:rPr>
-            <w:webHidden/>
-            <w:color w:val="FF0000"/>
-          </w:rPr>
-          <w:instrText xml:space="preserve"> PAGEREF _Toc217035798 \h </w:instrText>
-        </w:r>
-        <w:r>
-          <w:rPr>
-            <w:webHidden/>
-            <w:color w:val="FF0000"/>
-          </w:rPr>
-        </w:r>
-        <w:r>
-          <w:rPr>
-            <w:webHidden/>
-            <w:color w:val="FF0000"/>
-          </w:rPr>
-          <w:fldChar w:fldCharType="separate"/>
-        </w:r>
-        <w:r>
-          <w:rPr>
-            <w:webHidden/>
-            <w:color w:val="FF0000"/>
-          </w:rPr>
-          <w:t>12</w:t>
-        </w:r>
-        <w:r>
-          <w:rPr>
-            <w:webHidden/>
-            <w:color w:val="FF0000"/>
-          </w:rPr>
-          <w:fldChar w:fldCharType="end"/>
-        </w:r>
-      </w:hyperlink>
-    </w:p>
-    <w:p>
-      <w:pPr>
-        <w:pStyle w:val="Indicedellefigure"/>
-        <w:tabs>
-          <w:tab w:val="right" w:leader="dot" w:pos="9628"/>
-        </w:tabs>
-        <w:rPr>
-          <w:rFonts w:asciiTheme="minorHAnsi" w:eastAsiaTheme="minorEastAsia" w:hAnsiTheme="minorHAnsi" w:cstheme="minorBidi"/>
-          <w:color w:val="FF0000"/>
-          <w:kern w:val="2"/>
-          <w:sz w:val="24"/>
-          <w:szCs w:val="24"/>
-          <w:lang w:eastAsia="it-CH"/>
-          <w14:ligatures w14:val="standardContextual"/>
-        </w:rPr>
-      </w:pPr>
-      <w:hyperlink w:anchor="_Toc217035799" w:history="1">
-        <w:r>
-          <w:rPr>
-            <w:rStyle w:val="Collegamentoipertestuale"/>
-            <w:color w:val="FF0000"/>
-          </w:rPr>
-          <w:t>Figura 5: Mockup iniziale UserSettingsPage</w:t>
-        </w:r>
-        <w:r>
-          <w:rPr>
-            <w:webHidden/>
-            <w:color w:val="FF0000"/>
-          </w:rPr>
-          <w:tab/>
-        </w:r>
-        <w:r>
-          <w:rPr>
-            <w:webHidden/>
-            <w:color w:val="FF0000"/>
-          </w:rPr>
-          <w:fldChar w:fldCharType="begin"/>
-        </w:r>
-        <w:r>
-          <w:rPr>
-            <w:webHidden/>
-            <w:color w:val="FF0000"/>
-          </w:rPr>
-          <w:instrText xml:space="preserve"> PAGEREF _Toc217035799 \h </w:instrText>
-        </w:r>
-        <w:r>
-          <w:rPr>
-            <w:webHidden/>
-            <w:color w:val="FF0000"/>
-          </w:rPr>
-        </w:r>
-        <w:r>
-          <w:rPr>
-            <w:webHidden/>
-            <w:color w:val="FF0000"/>
-          </w:rPr>
-          <w:fldChar w:fldCharType="separate"/>
-        </w:r>
-        <w:r>
-          <w:rPr>
-            <w:webHidden/>
-            <w:color w:val="FF0000"/>
-          </w:rPr>
-          <w:t>13</w:t>
-        </w:r>
-        <w:r>
-          <w:rPr>
-            <w:webHidden/>
-            <w:color w:val="FF0000"/>
-          </w:rPr>
-          <w:fldChar w:fldCharType="end"/>
-        </w:r>
-      </w:hyperlink>
-    </w:p>
-    <w:p>
-      <w:pPr>
-        <w:pStyle w:val="Indicedellefigure"/>
-        <w:tabs>
-          <w:tab w:val="right" w:leader="dot" w:pos="9628"/>
-        </w:tabs>
-        <w:rPr>
-          <w:rFonts w:asciiTheme="minorHAnsi" w:eastAsiaTheme="minorEastAsia" w:hAnsiTheme="minorHAnsi" w:cstheme="minorBidi"/>
-          <w:color w:val="FF0000"/>
-          <w:kern w:val="2"/>
-          <w:sz w:val="24"/>
-          <w:szCs w:val="24"/>
-          <w:lang w:eastAsia="it-CH"/>
-          <w14:ligatures w14:val="standardContextual"/>
-        </w:rPr>
-      </w:pPr>
-      <w:hyperlink w:anchor="_Toc217035800" w:history="1">
-        <w:r>
-          <w:rPr>
-            <w:rStyle w:val="Collegamentoipertestuale"/>
-            <w:color w:val="FF0000"/>
-          </w:rPr>
-          <w:t>Figura 6: Mockup iniziale UserSelectionPage</w:t>
-        </w:r>
-        <w:r>
-          <w:rPr>
-            <w:webHidden/>
-            <w:color w:val="FF0000"/>
-          </w:rPr>
-          <w:tab/>
-        </w:r>
-        <w:r>
-          <w:rPr>
-            <w:webHidden/>
-            <w:color w:val="FF0000"/>
-          </w:rPr>
-          <w:fldChar w:fldCharType="begin"/>
-        </w:r>
-        <w:r>
-          <w:rPr>
-            <w:webHidden/>
-            <w:color w:val="FF0000"/>
-          </w:rPr>
-          <w:instrText xml:space="preserve"> PAGEREF _Toc217035800 \h </w:instrText>
-        </w:r>
-        <w:r>
-          <w:rPr>
-            <w:webHidden/>
-            <w:color w:val="FF0000"/>
-          </w:rPr>
-        </w:r>
-        <w:r>
-          <w:rPr>
-            <w:webHidden/>
-            <w:color w:val="FF0000"/>
-          </w:rPr>
-          <w:fldChar w:fldCharType="separate"/>
-        </w:r>
-        <w:r>
-          <w:rPr>
-            <w:webHidden/>
-            <w:color w:val="FF0000"/>
-          </w:rPr>
-          <w:t>14</w:t>
-        </w:r>
-        <w:r>
-          <w:rPr>
-            <w:webHidden/>
-            <w:color w:val="FF0000"/>
-          </w:rPr>
-          <w:fldChar w:fldCharType="end"/>
-        </w:r>
-      </w:hyperlink>
-    </w:p>
-    <w:p>
-      <w:pPr>
-        <w:pStyle w:val="Indicedellefigure"/>
-        <w:tabs>
-          <w:tab w:val="right" w:leader="dot" w:pos="9628"/>
-        </w:tabs>
-        <w:rPr>
-          <w:rFonts w:asciiTheme="minorHAnsi" w:eastAsiaTheme="minorEastAsia" w:hAnsiTheme="minorHAnsi" w:cstheme="minorBidi"/>
-          <w:color w:val="FF0000"/>
-          <w:kern w:val="2"/>
-          <w:sz w:val="24"/>
-          <w:szCs w:val="24"/>
-          <w:lang w:eastAsia="it-CH"/>
-          <w14:ligatures w14:val="standardContextual"/>
-        </w:rPr>
-      </w:pPr>
-      <w:hyperlink w:anchor="_Toc217035801" w:history="1">
-        <w:r>
-          <w:rPr>
-            <w:rStyle w:val="Collegamentoipertestuale"/>
-            <w:color w:val="FF0000"/>
-          </w:rPr>
-          <w:t>Figura 7: Mockup finale EmotionSelectionPage 01</w:t>
-        </w:r>
-        <w:r>
-          <w:rPr>
-            <w:webHidden/>
-            <w:color w:val="FF0000"/>
-          </w:rPr>
-          <w:tab/>
-        </w:r>
-        <w:r>
-          <w:rPr>
-            <w:webHidden/>
-            <w:color w:val="FF0000"/>
-          </w:rPr>
-          <w:fldChar w:fldCharType="begin"/>
-        </w:r>
-        <w:r>
-          <w:rPr>
-            <w:webHidden/>
-            <w:color w:val="FF0000"/>
-          </w:rPr>
-          <w:instrText xml:space="preserve"> PAGEREF _Toc217035801 \h </w:instrText>
-        </w:r>
-        <w:r>
-          <w:rPr>
-            <w:webHidden/>
-            <w:color w:val="FF0000"/>
-          </w:rPr>
-        </w:r>
-        <w:r>
-          <w:rPr>
-            <w:webHidden/>
-            <w:color w:val="FF0000"/>
-          </w:rPr>
-          <w:fldChar w:fldCharType="separate"/>
-        </w:r>
-        <w:r>
-          <w:rPr>
-            <w:webHidden/>
-            <w:color w:val="FF0000"/>
-          </w:rPr>
-          <w:t>16</w:t>
-        </w:r>
-        <w:r>
-          <w:rPr>
-            <w:webHidden/>
-            <w:color w:val="FF0000"/>
-          </w:rPr>
-          <w:fldChar w:fldCharType="end"/>
-        </w:r>
-      </w:hyperlink>
-    </w:p>
-    <w:p>
-      <w:pPr>
-        <w:pStyle w:val="Indicedellefigure"/>
-        <w:tabs>
-          <w:tab w:val="right" w:leader="dot" w:pos="9628"/>
-        </w:tabs>
-        <w:rPr>
-          <w:rFonts w:asciiTheme="minorHAnsi" w:eastAsiaTheme="minorEastAsia" w:hAnsiTheme="minorHAnsi" w:cstheme="minorBidi"/>
-          <w:color w:val="FF0000"/>
-          <w:kern w:val="2"/>
-          <w:sz w:val="24"/>
-          <w:szCs w:val="24"/>
-          <w:lang w:eastAsia="it-CH"/>
-          <w14:ligatures w14:val="standardContextual"/>
-        </w:rPr>
-      </w:pPr>
-      <w:hyperlink w:anchor="_Toc217035802" w:history="1">
-        <w:r>
-          <w:rPr>
-            <w:rStyle w:val="Collegamentoipertestuale"/>
-            <w:color w:val="FF0000"/>
-          </w:rPr>
-          <w:t>Figura 8: Mockup finale EmotionSelectionPage 02</w:t>
-        </w:r>
-        <w:r>
-          <w:rPr>
-            <w:webHidden/>
-            <w:color w:val="FF0000"/>
-          </w:rPr>
-          <w:tab/>
-        </w:r>
-        <w:r>
-          <w:rPr>
-            <w:webHidden/>
-            <w:color w:val="FF0000"/>
-          </w:rPr>
-          <w:fldChar w:fldCharType="begin"/>
-        </w:r>
-        <w:r>
-          <w:rPr>
-            <w:webHidden/>
-            <w:color w:val="FF0000"/>
-          </w:rPr>
-          <w:instrText xml:space="preserve"> PAGEREF _Toc217035802 \h </w:instrText>
-        </w:r>
-        <w:r>
-          <w:rPr>
-            <w:webHidden/>
-            <w:color w:val="FF0000"/>
-          </w:rPr>
-        </w:r>
-        <w:r>
-          <w:rPr>
-            <w:webHidden/>
-            <w:color w:val="FF0000"/>
-          </w:rPr>
-          <w:fldChar w:fldCharType="separate"/>
-        </w:r>
-        <w:r>
-          <w:rPr>
-            <w:webHidden/>
-            <w:color w:val="FF0000"/>
-          </w:rPr>
-          <w:t>17</w:t>
-        </w:r>
-        <w:r>
-          <w:rPr>
-            <w:webHidden/>
-            <w:color w:val="FF0000"/>
-          </w:rPr>
-          <w:fldChar w:fldCharType="end"/>
-        </w:r>
-      </w:hyperlink>
-    </w:p>
-    <w:p>
-      <w:pPr>
-        <w:pStyle w:val="Indicedellefigure"/>
-        <w:tabs>
-          <w:tab w:val="right" w:leader="dot" w:pos="9628"/>
-        </w:tabs>
-        <w:rPr>
-          <w:rFonts w:asciiTheme="minorHAnsi" w:eastAsiaTheme="minorEastAsia" w:hAnsiTheme="minorHAnsi" w:cstheme="minorBidi"/>
-          <w:color w:val="FF0000"/>
-          <w:kern w:val="2"/>
-          <w:sz w:val="24"/>
-          <w:szCs w:val="24"/>
-          <w:lang w:eastAsia="it-CH"/>
-          <w14:ligatures w14:val="standardContextual"/>
-        </w:rPr>
-      </w:pPr>
-      <w:hyperlink w:anchor="_Toc217035803" w:history="1">
-        <w:r>
-          <w:rPr>
-            <w:rStyle w:val="Collegamentoipertestuale"/>
-            <w:color w:val="FF0000"/>
-          </w:rPr>
-          <w:t>Figura 9: Mockup finale UserSettingsPage</w:t>
-        </w:r>
-        <w:r>
-          <w:rPr>
-            <w:webHidden/>
-            <w:color w:val="FF0000"/>
-          </w:rPr>
-          <w:tab/>
-        </w:r>
-        <w:r>
-          <w:rPr>
-            <w:webHidden/>
-            <w:color w:val="FF0000"/>
-          </w:rPr>
-          <w:fldChar w:fldCharType="begin"/>
-        </w:r>
-        <w:r>
-          <w:rPr>
-            <w:webHidden/>
-            <w:color w:val="FF0000"/>
-          </w:rPr>
-          <w:instrText xml:space="preserve"> PAGEREF _Toc217035803 \h </w:instrText>
-        </w:r>
-        <w:r>
-          <w:rPr>
-            <w:webHidden/>
-            <w:color w:val="FF0000"/>
-          </w:rPr>
-        </w:r>
-        <w:r>
-          <w:rPr>
-            <w:webHidden/>
-            <w:color w:val="FF0000"/>
-          </w:rPr>
-          <w:fldChar w:fldCharType="separate"/>
-        </w:r>
-        <w:r>
-          <w:rPr>
-            <w:webHidden/>
-            <w:color w:val="FF0000"/>
-          </w:rPr>
-          <w:t>18</w:t>
-        </w:r>
-        <w:r>
-          <w:rPr>
-            <w:webHidden/>
-            <w:color w:val="FF0000"/>
-          </w:rPr>
-          <w:fldChar w:fldCharType="end"/>
-        </w:r>
-      </w:hyperlink>
-    </w:p>
-    <w:p>
-      <w:pPr>
-        <w:pStyle w:val="Indicedellefigure"/>
-        <w:tabs>
-          <w:tab w:val="right" w:leader="dot" w:pos="9628"/>
-        </w:tabs>
-        <w:rPr>
-          <w:rFonts w:asciiTheme="minorHAnsi" w:eastAsiaTheme="minorEastAsia" w:hAnsiTheme="minorHAnsi" w:cstheme="minorBidi"/>
-          <w:color w:val="FF0000"/>
-          <w:kern w:val="2"/>
-          <w:sz w:val="24"/>
-          <w:szCs w:val="24"/>
-          <w:lang w:eastAsia="it-CH"/>
-          <w14:ligatures w14:val="standardContextual"/>
-        </w:rPr>
-      </w:pPr>
-      <w:hyperlink w:anchor="_Toc217035804" w:history="1">
-        <w:r>
-          <w:rPr>
-            <w:rStyle w:val="Collegamentoipertestuale"/>
-            <w:color w:val="FF0000"/>
-          </w:rPr>
-          <w:t>Figura 10: Swimlane della fase di registrazione nell'applicativo</w:t>
-        </w:r>
-        <w:r>
-          <w:rPr>
-            <w:webHidden/>
-            <w:color w:val="FF0000"/>
-          </w:rPr>
-          <w:tab/>
-        </w:r>
-        <w:r>
-          <w:rPr>
-            <w:webHidden/>
-            <w:color w:val="FF0000"/>
-          </w:rPr>
-          <w:fldChar w:fldCharType="begin"/>
-        </w:r>
-        <w:r>
-          <w:rPr>
-            <w:webHidden/>
-            <w:color w:val="FF0000"/>
-          </w:rPr>
-          <w:instrText xml:space="preserve"> PAGEREF _Toc217035804 \h </w:instrText>
-        </w:r>
-        <w:r>
-          <w:rPr>
-            <w:webHidden/>
-            <w:color w:val="FF0000"/>
-          </w:rPr>
-        </w:r>
-        <w:r>
-          <w:rPr>
-            <w:webHidden/>
-            <w:color w:val="FF0000"/>
-          </w:rPr>
-          <w:fldChar w:fldCharType="separate"/>
-        </w:r>
-        <w:r>
-          <w:rPr>
-            <w:webHidden/>
-            <w:color w:val="FF0000"/>
-          </w:rPr>
-          <w:t>19</w:t>
-        </w:r>
-        <w:r>
-          <w:rPr>
-            <w:webHidden/>
-            <w:color w:val="FF0000"/>
-          </w:rPr>
-          <w:fldChar w:fldCharType="end"/>
-        </w:r>
-      </w:hyperlink>
-    </w:p>
-    <w:p>
-      <w:pPr>
-        <w:pStyle w:val="Indicedellefigure"/>
-        <w:tabs>
-          <w:tab w:val="right" w:leader="dot" w:pos="9628"/>
-        </w:tabs>
-        <w:rPr>
-          <w:rFonts w:asciiTheme="minorHAnsi" w:eastAsiaTheme="minorEastAsia" w:hAnsiTheme="minorHAnsi" w:cstheme="minorBidi"/>
-          <w:color w:val="FF0000"/>
-          <w:kern w:val="2"/>
-          <w:sz w:val="24"/>
-          <w:szCs w:val="24"/>
-          <w:lang w:eastAsia="it-CH"/>
-          <w14:ligatures w14:val="standardContextual"/>
-        </w:rPr>
-      </w:pPr>
-      <w:hyperlink w:anchor="_Toc217035805" w:history="1">
-        <w:r>
-          <w:rPr>
-            <w:rStyle w:val="Collegamentoipertestuale"/>
-            <w:color w:val="FF0000"/>
-          </w:rPr>
-          <w:t>Figura 11: Codice Drift tabella Utente</w:t>
-        </w:r>
-        <w:r>
-          <w:rPr>
-            <w:webHidden/>
-            <w:color w:val="FF0000"/>
-          </w:rPr>
-          <w:tab/>
-        </w:r>
-        <w:r>
-          <w:rPr>
-            <w:webHidden/>
-            <w:color w:val="FF0000"/>
-          </w:rPr>
-          <w:fldChar w:fldCharType="begin"/>
-        </w:r>
-        <w:r>
-          <w:rPr>
-            <w:webHidden/>
-            <w:color w:val="FF0000"/>
-          </w:rPr>
-          <w:instrText xml:space="preserve"> PAGEREF _Toc217035805 \h </w:instrText>
-        </w:r>
-        <w:r>
-          <w:rPr>
-            <w:webHidden/>
-            <w:color w:val="FF0000"/>
-          </w:rPr>
-        </w:r>
-        <w:r>
-          <w:rPr>
-            <w:webHidden/>
-            <w:color w:val="FF0000"/>
-          </w:rPr>
-          <w:fldChar w:fldCharType="separate"/>
-        </w:r>
-        <w:r>
-          <w:rPr>
-            <w:webHidden/>
-            <w:color w:val="FF0000"/>
-          </w:rPr>
-          <w:t>20</w:t>
-        </w:r>
-        <w:r>
-          <w:rPr>
-            <w:webHidden/>
-            <w:color w:val="FF0000"/>
-          </w:rPr>
-          <w:fldChar w:fldCharType="end"/>
-        </w:r>
-      </w:hyperlink>
-    </w:p>
-    <w:p>
-      <w:pPr>
-        <w:pStyle w:val="Indicedellefigure"/>
-        <w:tabs>
-          <w:tab w:val="right" w:leader="dot" w:pos="9628"/>
-        </w:tabs>
-        <w:rPr>
-          <w:rFonts w:asciiTheme="minorHAnsi" w:eastAsiaTheme="minorEastAsia" w:hAnsiTheme="minorHAnsi" w:cstheme="minorBidi"/>
-          <w:color w:val="FF0000"/>
-          <w:kern w:val="2"/>
-          <w:sz w:val="24"/>
-          <w:szCs w:val="24"/>
-          <w:lang w:eastAsia="it-CH"/>
-          <w14:ligatures w14:val="standardContextual"/>
-        </w:rPr>
-      </w:pPr>
-      <w:hyperlink w:anchor="_Toc217035806" w:history="1">
-        <w:r>
-          <w:rPr>
-            <w:rStyle w:val="Collegamentoipertestuale"/>
-            <w:color w:val="FF0000"/>
-          </w:rPr>
-          <w:t>Figura 12: Codice Drift tabella Motivazione</w:t>
-        </w:r>
-        <w:r>
-          <w:rPr>
-            <w:webHidden/>
-            <w:color w:val="FF0000"/>
-          </w:rPr>
-          <w:tab/>
-        </w:r>
-        <w:r>
-          <w:rPr>
-            <w:webHidden/>
-            <w:color w:val="FF0000"/>
-          </w:rPr>
-          <w:fldChar w:fldCharType="begin"/>
-        </w:r>
-        <w:r>
-          <w:rPr>
-            <w:webHidden/>
-            <w:color w:val="FF0000"/>
-          </w:rPr>
-          <w:instrText xml:space="preserve"> PAGEREF _Toc217035806 \h </w:instrText>
-        </w:r>
-        <w:r>
-          <w:rPr>
-            <w:webHidden/>
-            <w:color w:val="FF0000"/>
-          </w:rPr>
-        </w:r>
-        <w:r>
-          <w:rPr>
-            <w:webHidden/>
-            <w:color w:val="FF0000"/>
-          </w:rPr>
-          <w:fldChar w:fldCharType="separate"/>
-        </w:r>
-        <w:r>
-          <w:rPr>
-            <w:webHidden/>
-            <w:color w:val="FF0000"/>
-          </w:rPr>
-          <w:t>20</w:t>
-        </w:r>
-        <w:r>
-          <w:rPr>
-            <w:webHidden/>
-            <w:color w:val="FF0000"/>
-          </w:rPr>
-          <w:fldChar w:fldCharType="end"/>
-        </w:r>
-      </w:hyperlink>
-    </w:p>
-    <w:p>
-      <w:pPr>
-        <w:pStyle w:val="Indicedellefigure"/>
-        <w:tabs>
-          <w:tab w:val="right" w:leader="dot" w:pos="9628"/>
-        </w:tabs>
-        <w:rPr>
-          <w:rFonts w:asciiTheme="minorHAnsi" w:eastAsiaTheme="minorEastAsia" w:hAnsiTheme="minorHAnsi" w:cstheme="minorBidi"/>
-          <w:color w:val="FF0000"/>
-          <w:kern w:val="2"/>
-          <w:sz w:val="24"/>
-          <w:szCs w:val="24"/>
-          <w:lang w:eastAsia="it-CH"/>
-          <w14:ligatures w14:val="standardContextual"/>
-        </w:rPr>
-      </w:pPr>
-      <w:hyperlink w:anchor="_Toc217035807" w:history="1">
-        <w:r>
-          <w:rPr>
-            <w:rStyle w:val="Collegamentoipertestuale"/>
-            <w:color w:val="FF0000"/>
-          </w:rPr>
-          <w:t>Figura 13: Grafica finale UserSelectionPage - normale</w:t>
-        </w:r>
-        <w:r>
-          <w:rPr>
-            <w:webHidden/>
-            <w:color w:val="FF0000"/>
-          </w:rPr>
-          <w:tab/>
-        </w:r>
-        <w:r>
-          <w:rPr>
-            <w:webHidden/>
-            <w:color w:val="FF0000"/>
-          </w:rPr>
-          <w:fldChar w:fldCharType="begin"/>
-        </w:r>
-        <w:r>
-          <w:rPr>
-            <w:webHidden/>
-            <w:color w:val="FF0000"/>
-          </w:rPr>
-          <w:instrText xml:space="preserve"> PAGEREF _Toc217035807 \h </w:instrText>
-        </w:r>
-        <w:r>
-          <w:rPr>
-            <w:webHidden/>
-            <w:color w:val="FF0000"/>
-          </w:rPr>
-        </w:r>
-        <w:r>
-          <w:rPr>
-            <w:webHidden/>
-            <w:color w:val="FF0000"/>
-          </w:rPr>
-          <w:fldChar w:fldCharType="separate"/>
-        </w:r>
-        <w:r>
-          <w:rPr>
-            <w:webHidden/>
-            <w:color w:val="FF0000"/>
-          </w:rPr>
-          <w:t>23</w:t>
-        </w:r>
-        <w:r>
-          <w:rPr>
-            <w:webHidden/>
-            <w:color w:val="FF0000"/>
-          </w:rPr>
-          <w:fldChar w:fldCharType="end"/>
-        </w:r>
-      </w:hyperlink>
-    </w:p>
-    <w:p>
-      <w:pPr>
-        <w:pStyle w:val="Indicedellefigure"/>
-        <w:tabs>
-          <w:tab w:val="right" w:leader="dot" w:pos="9628"/>
-        </w:tabs>
-        <w:rPr>
-          <w:rFonts w:asciiTheme="minorHAnsi" w:eastAsiaTheme="minorEastAsia" w:hAnsiTheme="minorHAnsi" w:cstheme="minorBidi"/>
-          <w:color w:val="FF0000"/>
-          <w:kern w:val="2"/>
-          <w:sz w:val="24"/>
-          <w:szCs w:val="24"/>
-          <w:lang w:eastAsia="it-CH"/>
-          <w14:ligatures w14:val="standardContextual"/>
-        </w:rPr>
-      </w:pPr>
-      <w:hyperlink w:anchor="_Toc217035808" w:history="1">
-        <w:r>
-          <w:rPr>
-            <w:rStyle w:val="Collegamentoipertestuale"/>
-            <w:color w:val="FF0000"/>
-          </w:rPr>
-          <w:t>Figura 14: Grafica finale UserSelectionPage - modalità elimina</w:t>
-        </w:r>
-        <w:r>
-          <w:rPr>
-            <w:webHidden/>
-            <w:color w:val="FF0000"/>
-          </w:rPr>
-          <w:tab/>
-        </w:r>
-        <w:r>
-          <w:rPr>
-            <w:webHidden/>
-            <w:color w:val="FF0000"/>
-          </w:rPr>
-          <w:fldChar w:fldCharType="begin"/>
-        </w:r>
-        <w:r>
-          <w:rPr>
-            <w:webHidden/>
-            <w:color w:val="FF0000"/>
-          </w:rPr>
-          <w:instrText xml:space="preserve"> PAGEREF _Toc217035808 \h </w:instrText>
-        </w:r>
-        <w:r>
-          <w:rPr>
-            <w:webHidden/>
-            <w:color w:val="FF0000"/>
-          </w:rPr>
-        </w:r>
-        <w:r>
-          <w:rPr>
-            <w:webHidden/>
-            <w:color w:val="FF0000"/>
-          </w:rPr>
-          <w:fldChar w:fldCharType="separate"/>
-        </w:r>
-        <w:r>
-          <w:rPr>
-            <w:webHidden/>
-            <w:color w:val="FF0000"/>
-          </w:rPr>
-          <w:t>25</w:t>
-        </w:r>
-        <w:r>
-          <w:rPr>
-            <w:webHidden/>
-            <w:color w:val="FF0000"/>
-          </w:rPr>
-          <w:fldChar w:fldCharType="end"/>
-        </w:r>
-      </w:hyperlink>
-    </w:p>
-    <w:p>
-      <w:pPr>
-        <w:pStyle w:val="Indicedellefigure"/>
-        <w:tabs>
-          <w:tab w:val="right" w:leader="dot" w:pos="9628"/>
-        </w:tabs>
-        <w:rPr>
-          <w:rFonts w:asciiTheme="minorHAnsi" w:eastAsiaTheme="minorEastAsia" w:hAnsiTheme="minorHAnsi" w:cstheme="minorBidi"/>
-          <w:color w:val="FF0000"/>
-          <w:kern w:val="2"/>
-          <w:sz w:val="24"/>
-          <w:szCs w:val="24"/>
-          <w:lang w:eastAsia="it-CH"/>
-          <w14:ligatures w14:val="standardContextual"/>
-        </w:rPr>
-      </w:pPr>
-      <w:hyperlink w:anchor="_Toc217035809" w:history="1">
-        <w:r>
-          <w:rPr>
-            <w:rStyle w:val="Collegamentoipertestuale"/>
-            <w:color w:val="FF0000"/>
-          </w:rPr>
-          <w:t>Figura 15: Grafica finale UserAddPage</w:t>
-        </w:r>
-        <w:r>
-          <w:rPr>
-            <w:webHidden/>
-            <w:color w:val="FF0000"/>
-          </w:rPr>
-          <w:tab/>
-        </w:r>
-        <w:r>
-          <w:rPr>
-            <w:webHidden/>
-            <w:color w:val="FF0000"/>
-          </w:rPr>
-          <w:fldChar w:fldCharType="begin"/>
-        </w:r>
-        <w:r>
-          <w:rPr>
-            <w:webHidden/>
-            <w:color w:val="FF0000"/>
-          </w:rPr>
-          <w:instrText xml:space="preserve"> PAGEREF _Toc217035809 \h </w:instrText>
-        </w:r>
-        <w:r>
-          <w:rPr>
-            <w:webHidden/>
-            <w:color w:val="FF0000"/>
-          </w:rPr>
-        </w:r>
-        <w:r>
-          <w:rPr>
-            <w:webHidden/>
-            <w:color w:val="FF0000"/>
-          </w:rPr>
-          <w:fldChar w:fldCharType="separate"/>
-        </w:r>
-        <w:r>
-          <w:rPr>
-            <w:webHidden/>
-            <w:color w:val="FF0000"/>
-          </w:rPr>
-          <w:t>26</w:t>
-        </w:r>
-        <w:r>
-          <w:rPr>
-            <w:webHidden/>
-            <w:color w:val="FF0000"/>
-          </w:rPr>
-          <w:fldChar w:fldCharType="end"/>
-        </w:r>
-      </w:hyperlink>
-    </w:p>
-    <w:p>
-      <w:pPr>
-        <w:pStyle w:val="Indicedellefigure"/>
-        <w:tabs>
-          <w:tab w:val="right" w:leader="dot" w:pos="9628"/>
-        </w:tabs>
-        <w:rPr>
-          <w:rFonts w:asciiTheme="minorHAnsi" w:eastAsiaTheme="minorEastAsia" w:hAnsiTheme="minorHAnsi" w:cstheme="minorBidi"/>
-          <w:color w:val="FF0000"/>
-          <w:kern w:val="2"/>
-          <w:sz w:val="24"/>
-          <w:szCs w:val="24"/>
-          <w:lang w:eastAsia="it-CH"/>
-          <w14:ligatures w14:val="standardContextual"/>
-        </w:rPr>
-      </w:pPr>
-      <w:hyperlink w:anchor="_Toc217035810" w:history="1">
-        <w:r>
-          <w:rPr>
-            <w:rStyle w:val="Collegamentoipertestuale"/>
-            <w:color w:val="FF0000"/>
-          </w:rPr>
-          <w:t>Figura 16: Grafica finale HomePage</w:t>
-        </w:r>
-        <w:r>
-          <w:rPr>
-            <w:webHidden/>
-            <w:color w:val="FF0000"/>
-          </w:rPr>
-          <w:tab/>
-        </w:r>
-        <w:r>
-          <w:rPr>
-            <w:webHidden/>
-            <w:color w:val="FF0000"/>
-          </w:rPr>
-          <w:fldChar w:fldCharType="begin"/>
-        </w:r>
-        <w:r>
-          <w:rPr>
-            <w:webHidden/>
-            <w:color w:val="FF0000"/>
-          </w:rPr>
-          <w:instrText xml:space="preserve"> PAGEREF _Toc217035810 \h </w:instrText>
-        </w:r>
-        <w:r>
-          <w:rPr>
-            <w:webHidden/>
-            <w:color w:val="FF0000"/>
-          </w:rPr>
-        </w:r>
-        <w:r>
-          <w:rPr>
-            <w:webHidden/>
-            <w:color w:val="FF0000"/>
-          </w:rPr>
-          <w:fldChar w:fldCharType="separate"/>
-        </w:r>
-        <w:r>
-          <w:rPr>
-            <w:webHidden/>
-            <w:color w:val="FF0000"/>
-          </w:rPr>
-          <w:t>28</w:t>
-        </w:r>
-        <w:r>
-          <w:rPr>
-            <w:webHidden/>
-            <w:color w:val="FF0000"/>
-          </w:rPr>
-          <w:fldChar w:fldCharType="end"/>
-        </w:r>
-      </w:hyperlink>
-    </w:p>
-    <w:p>
-      <w:r>
-        <w:rPr>
-          <w:color w:val="FF0000"/>
-        </w:rPr>
-        <w:fldChar w:fldCharType="end"/>
-      </w:r>
-    </w:p>
-    <w:p>
-      <w:pPr>
-        <w:rPr>
-          <w:b/>
-        </w:rPr>
-      </w:pPr>
-      <w:bookmarkStart w:id="73" w:name="_Toc461179234"/>
-    </w:p>
-    <w:p>
-      <w:pPr>
-        <w:pStyle w:val="Titolo2"/>
-      </w:pPr>
-      <w:bookmarkStart w:id="74" w:name="_Toc230957228"/>
-      <w:r>
-        <w:t>Sitografia</w:t>
-      </w:r>
       <w:bookmarkEnd w:id="73"/>
-      <w:bookmarkEnd w:id="74"/>
     </w:p>
     <w:p>
       <w:pPr>
@@ -25029,6 +22824,7 @@
           <w:r>
             <w:rPr>
               <w:rFonts w:cs="Arial"/>
+              <w:noProof/>
               <w:sz w:val="28"/>
             </w:rPr>
             <w:drawing>
@@ -25286,7 +23082,6 @@
               <w:lang w:val="en-US"/>
             </w:rPr>
           </w:pPr>
-          <w:proofErr w:type="spellStart"/>
           <w:r>
             <w:rPr>
               <w:rFonts w:cs="Arial"/>
@@ -25295,18 +23090,7 @@
               <w:szCs w:val="24"/>
               <w:lang w:val="en-US"/>
             </w:rPr>
-            <w:t>Documentazione</w:t>
-          </w:r>
-          <w:proofErr w:type="spellEnd"/>
-          <w:r>
-            <w:rPr>
-              <w:rFonts w:cs="Arial"/>
-              <w:b/>
-              <w:sz w:val="24"/>
-              <w:szCs w:val="24"/>
-              <w:lang w:val="en-US"/>
-            </w:rPr>
-            <w:t xml:space="preserve"> </w:t>
+            <w:t xml:space="preserve">Documentazione </w:t>
           </w:r>
           <w:r>
             <w:rPr>
@@ -25414,6 +23198,7 @@
           <w:r>
             <w:rPr>
               <w:rFonts w:cs="Arial"/>
+              <w:noProof/>
               <w:sz w:val="28"/>
             </w:rPr>
             <w:drawing>
@@ -25639,6 +23424,7 @@
           <w:r>
             <w:rPr>
               <w:rFonts w:cs="Arial"/>
+              <w:noProof/>
               <w:sz w:val="28"/>
             </w:rPr>
             <w:drawing>
@@ -25896,7 +23682,6 @@
               <w:lang w:val="en-US"/>
             </w:rPr>
           </w:pPr>
-          <w:proofErr w:type="spellStart"/>
           <w:r>
             <w:rPr>
               <w:rFonts w:cs="Arial"/>
@@ -25905,18 +23690,7 @@
               <w:szCs w:val="24"/>
               <w:lang w:val="en-US"/>
             </w:rPr>
-            <w:t>Documentazione</w:t>
-          </w:r>
-          <w:proofErr w:type="spellEnd"/>
-          <w:r>
-            <w:rPr>
-              <w:rFonts w:cs="Arial"/>
-              <w:b/>
-              <w:sz w:val="24"/>
-              <w:szCs w:val="24"/>
-              <w:lang w:val="en-US"/>
-            </w:rPr>
-            <w:t xml:space="preserve"> </w:t>
+            <w:t xml:space="preserve">Documentazione </w:t>
           </w:r>
           <w:r>
             <w:rPr>
@@ -28991,9 +26765,9 @@
       <w:lvlJc w:val="left"/>
       <w:pPr>
         <w:tabs>
-          <w:tab w:val="num" w:pos="1570"/>
+          <w:tab w:val="num" w:pos="862"/>
         </w:tabs>
-        <w:ind w:left="1570" w:hanging="720"/>
+        <w:ind w:left="862" w:hanging="720"/>
       </w:pPr>
       <w:rPr>
         <w:rFonts w:hint="default"/>
@@ -31630,7 +29404,12 @@
         <w:ilvl w:val="2"/>
         <w:numId w:val="1"/>
       </w:numPr>
+      <w:tabs>
+        <w:tab w:val="clear" w:pos="862"/>
+        <w:tab w:val="num" w:pos="1570"/>
+      </w:tabs>
       <w:spacing w:before="480" w:after="240"/>
+      <w:ind w:left="1570"/>
       <w:outlineLvl w:val="2"/>
     </w:pPr>
     <w:rPr>
@@ -31775,6 +29554,7 @@
   <w:style w:type="character" w:default="1" w:styleId="Carpredefinitoparagrafo">
     <w:name w:val="Default Paragraph Font"/>
     <w:uiPriority w:val="1"/>
+    <w:semiHidden/>
     <w:unhideWhenUsed/>
   </w:style>
   <w:style w:type="table" w:default="1" w:styleId="Tabellanormale">

--- a/3_Documentazione/DocumentazioneSB_FiveNights.docx
+++ b/3_Documentazione/DocumentazioneSB_FiveNights.docx
@@ -22,7 +22,23 @@
       </w:r>
       <w:bookmarkStart w:id="1" w:name="_Hlk219461371"/>
       <w:r>
-        <w:t>System Breach: Five Nights</w:t>
+        <w:t xml:space="preserve">System </w:t>
+      </w:r>
+      <w:proofErr w:type="spellStart"/>
+      <w:r>
+        <w:t>Breach</w:t>
+      </w:r>
+      <w:proofErr w:type="spellEnd"/>
+      <w:r>
+        <w:t xml:space="preserve">: </w:t>
+      </w:r>
+      <w:proofErr w:type="spellStart"/>
+      <w:r>
+        <w:t>Five</w:t>
+      </w:r>
+      <w:proofErr w:type="spellEnd"/>
+      <w:r>
+        <w:t xml:space="preserve"> Nights</w:t>
       </w:r>
     </w:p>
     <w:bookmarkEnd w:id="1"/>
@@ -4293,6 +4309,7 @@
         </w:rPr>
         <w:t xml:space="preserve"> in prima persona che trae ispirazione dalle meccaniche consolidate della serie </w:t>
       </w:r>
+      <w:proofErr w:type="spellStart"/>
       <w:r>
         <w:rPr>
           <w:rFonts w:ascii="Arial" w:hAnsi="Arial" w:cs="Arial"/>
@@ -4301,7 +4318,62 @@
           <w:sz w:val="20"/>
           <w:szCs w:val="20"/>
         </w:rPr>
-        <w:t>Five Nights at Freddy's (FNAF)</w:t>
+        <w:t>Five</w:t>
+      </w:r>
+      <w:proofErr w:type="spellEnd"/>
+      <w:r>
+        <w:rPr>
+          <w:rFonts w:ascii="Arial" w:hAnsi="Arial" w:cs="Arial"/>
+          <w:i/>
+          <w:iCs/>
+          <w:sz w:val="20"/>
+          <w:szCs w:val="20"/>
+        </w:rPr>
+        <w:t xml:space="preserve"> Nights </w:t>
+      </w:r>
+      <w:proofErr w:type="spellStart"/>
+      <w:r>
+        <w:rPr>
+          <w:rFonts w:ascii="Arial" w:hAnsi="Arial" w:cs="Arial"/>
+          <w:i/>
+          <w:iCs/>
+          <w:sz w:val="20"/>
+          <w:szCs w:val="20"/>
+        </w:rPr>
+        <w:t>at</w:t>
+      </w:r>
+      <w:proofErr w:type="spellEnd"/>
+      <w:r>
+        <w:rPr>
+          <w:rFonts w:ascii="Arial" w:hAnsi="Arial" w:cs="Arial"/>
+          <w:i/>
+          <w:iCs/>
+          <w:sz w:val="20"/>
+          <w:szCs w:val="20"/>
+        </w:rPr>
+        <w:t xml:space="preserve"> </w:t>
+      </w:r>
+      <w:proofErr w:type="spellStart"/>
+      <w:r>
+        <w:rPr>
+          <w:rFonts w:ascii="Arial" w:hAnsi="Arial" w:cs="Arial"/>
+          <w:i/>
+          <w:iCs/>
+          <w:sz w:val="20"/>
+          <w:szCs w:val="20"/>
+        </w:rPr>
+        <w:t>Freddy's</w:t>
+      </w:r>
+      <w:proofErr w:type="spellEnd"/>
+      <w:r>
+        <w:rPr>
+          <w:rFonts w:ascii="Arial" w:hAnsi="Arial" w:cs="Arial"/>
+          <w:i/>
+          <w:iCs/>
+          <w:sz w:val="20"/>
+          <w:szCs w:val="20"/>
+        </w:rPr>
+        <w:t xml:space="preserve"> (FNAF)</w:t>
       </w:r>
       <w:r>
         <w:rPr>
@@ -4309,7 +4381,25 @@
           <w:sz w:val="20"/>
           <w:szCs w:val="20"/>
         </w:rPr>
-        <w:t>, focalizzandosi sulla sopravvivenza statica all'interno di un ufficio di sicurezza per un arco di cinque sessioni di gioco. L’obiettivo principale è la creazione di un'esperienza di gioco strategica in cui l’utente deve gestire sistemi di difesa multipli — tra cui telecamere, firewall e barriere energetiche — per contrastare le diverse logiche di attacco di tre entità antagoniste (VAL-Z, The Singularity e THE UNKNOWN). Lo sviluppo è circoscritto alle interazioni da postazione fissa, escludendo il movimento libero del giocatore o modalità multigiocatore per concentrarsi esclusivamente sul bilanciamento delle dinamiche di contenimento e sulla tensione ambientale.</w:t>
+        <w:t xml:space="preserve">, focalizzandosi sulla sopravvivenza statica all'interno di un ufficio di sicurezza per un arco di cinque sessioni di gioco. L’obiettivo principale è la creazione di un'esperienza di gioco strategica in cui l’utente deve gestire sistemi di difesa multipli — tra cui telecamere, firewall e barriere energetiche — per contrastare le diverse logiche di attacco di tre entità antagoniste (VAL-Z, The </w:t>
+      </w:r>
+      <w:proofErr w:type="spellStart"/>
+      <w:r>
+        <w:rPr>
+          <w:rFonts w:ascii="Arial" w:hAnsi="Arial" w:cs="Arial"/>
+          <w:sz w:val="20"/>
+          <w:szCs w:val="20"/>
+        </w:rPr>
+        <w:t>Singularity</w:t>
+      </w:r>
+      <w:proofErr w:type="spellEnd"/>
+      <w:r>
+        <w:rPr>
+          <w:rFonts w:ascii="Arial" w:hAnsi="Arial" w:cs="Arial"/>
+          <w:sz w:val="20"/>
+          <w:szCs w:val="20"/>
+        </w:rPr>
+        <w:t xml:space="preserve"> e THE UNKNOWN). Lo sviluppo è circoscritto alle interazioni da postazione fissa, escludendo il movimento libero del giocatore o modalità multigiocatore per concentrarsi esclusivamente sul bilanciamento delle dinamiche di contenimento e sulla tensione ambientale.</w:t>
       </w:r>
     </w:p>
     <w:p>
@@ -4401,7 +4491,23 @@
           <w:b/>
           <w:bCs/>
         </w:rPr>
-        <w:t>Gli Antagonisti (Animatronics/Sistemi Ribelli):</w:t>
+        <w:t>Gli Antagonisti (</w:t>
+      </w:r>
+      <w:proofErr w:type="spellStart"/>
+      <w:r>
+        <w:rPr>
+          <w:b/>
+          <w:bCs/>
+        </w:rPr>
+        <w:t>Animatronics</w:t>
+      </w:r>
+      <w:proofErr w:type="spellEnd"/>
+      <w:r>
+        <w:rPr>
+          <w:b/>
+          <w:bCs/>
+        </w:rPr>
+        <w:t>/Sistemi Ribelli):</w:t>
       </w:r>
       <w:r>
         <w:t xml:space="preserve"> Agenti autonomi con pattern di movimento e di attacco eterogenei. Essi si dividono in minacce fisiche (spostamento spaziale nella mappa), minacce digitali (hacking dei sistemi) e minacce energetiche (instabilità del segnale).</w:t>
@@ -4436,8 +4542,17 @@
     </w:p>
     <w:p>
       <w:r>
-        <w:t xml:space="preserve">Il dominio è governato da una gestione accurata delle risorse e dei tempi di reazione. Il giocatore deve interpretare segnali audio e video per prevenire il "Jumpscare", che rappresenta lo stato di </w:t>
-      </w:r>
+        <w:t>Il dominio è governato da una gestione accurata delle risorse e dei tempi di reazione. Il giocatore deve interpretare segnali audio e video per prevenire il "</w:t>
+      </w:r>
+      <w:proofErr w:type="spellStart"/>
+      <w:r>
+        <w:t>Jumpscare</w:t>
+      </w:r>
+      <w:proofErr w:type="spellEnd"/>
+      <w:r>
+        <w:t xml:space="preserve">", che rappresenta lo stato di </w:t>
+      </w:r>
+      <w:proofErr w:type="spellStart"/>
       <w:r>
         <w:rPr>
           <w:i/>
@@ -4445,6 +4560,7 @@
         </w:rPr>
         <w:t>failure</w:t>
       </w:r>
+      <w:proofErr w:type="spellEnd"/>
       <w:r>
         <w:t xml:space="preserve"> del sistema (Game Over). La complessità è data dalla sovrapposizione delle minacce: mentre alcune entità richiedono una difesa passiva (osservazione e maschera), altre impongono un intervento attivo sui sistemi di rete (firewall) o sulla stabilità energetica (segnale elettromagnetico per </w:t>
       </w:r>
@@ -4453,8 +4569,17 @@
           <w:i/>
           <w:iCs/>
         </w:rPr>
-        <w:t>The Singularity</w:t>
-      </w:r>
+        <w:t xml:space="preserve">The </w:t>
+      </w:r>
+      <w:proofErr w:type="spellStart"/>
+      <w:r>
+        <w:rPr>
+          <w:i/>
+          <w:iCs/>
+        </w:rPr>
+        <w:t>Singularity</w:t>
+      </w:r>
+      <w:proofErr w:type="spellEnd"/>
       <w:r>
         <w:t>).</w:t>
       </w:r>
@@ -4470,15 +4595,30 @@
         <w:pStyle w:val="Titolo2"/>
       </w:pPr>
       <w:bookmarkStart w:id="6" w:name="_Toc230959443"/>
+      <w:proofErr w:type="spellStart"/>
       <w:r>
         <w:lastRenderedPageBreak/>
         <w:t>GameMaker</w:t>
       </w:r>
       <w:bookmarkEnd w:id="6"/>
-    </w:p>
-    <w:p>
-      <w:r>
-        <w:t xml:space="preserve">GameMaker Studio è un game engine con </w:t>
+      <w:proofErr w:type="spellEnd"/>
+    </w:p>
+    <w:p>
+      <w:proofErr w:type="spellStart"/>
+      <w:r>
+        <w:t>GameMaker</w:t>
+      </w:r>
+      <w:proofErr w:type="spellEnd"/>
+      <w:r>
+        <w:t xml:space="preserve"> Studio è un game </w:t>
+      </w:r>
+      <w:proofErr w:type="spellStart"/>
+      <w:r>
+        <w:t>engine</w:t>
+      </w:r>
+      <w:proofErr w:type="spellEnd"/>
+      <w:r>
+        <w:t xml:space="preserve"> con </w:t>
       </w:r>
       <w:r>
         <w:t xml:space="preserve">un </w:t>
@@ -4493,7 +4633,15 @@
         <w:t xml:space="preserve"> che permette di creare </w:t>
       </w:r>
       <w:r>
-        <w:t>videogiochi 2D. Il software fornisce strumenti completi per la gestione della grafica, della logica di gioco, dell’audio, degli input e delle collisioni, rendendo il processo di sviluppo più semplice e veloce anche per utenti con meno esperienza. Grazie all’IDE integrato, è possibile scrivere codice nel linguaggio di programmazione proprietario chiamato GML (GameMaker Language). GML è un linguaggio di alto livello con una sintassi simile a quella dei linguaggi C e JavaScript</w:t>
+        <w:t>videogiochi 2D. Il software fornisce strumenti completi per la gestione della grafica, della logica di gioco, dell’audio, degli input e delle collisioni, rendendo il processo di sviluppo più semplice e veloce anche per utenti con meno esperienza. Grazie all’IDE integrato, è possibile scrivere codice nel linguaggio di programmazione proprietario chiamato GML (</w:t>
+      </w:r>
+      <w:proofErr w:type="spellStart"/>
+      <w:r>
+        <w:t>GameMaker</w:t>
+      </w:r>
+      <w:proofErr w:type="spellEnd"/>
+      <w:r>
+        <w:t xml:space="preserve"> Language). GML è un linguaggio di alto livello con una sintassi simile a quella dei linguaggi C e JavaScript</w:t>
       </w:r>
       <w:r>
         <w:t>, u</w:t>
@@ -4505,11 +4653,32 @@
         <w:t>. I</w:t>
       </w:r>
       <w:r>
-        <w:t>l linguaggio è progettato specificamente per lavorare con il sistema di eventi di GameMaker, come gli eventi di creazione, aggiornamento e disegno degli oggetti</w:t>
-      </w:r>
-      <w:r>
-        <w:t xml:space="preserve"> e questo lo rende un linguaggio e un sistema propritario molto efficente</w:t>
-      </w:r>
+        <w:t xml:space="preserve">l linguaggio è progettato specificamente per lavorare con il sistema di eventi di </w:t>
+      </w:r>
+      <w:proofErr w:type="spellStart"/>
+      <w:r>
+        <w:t>GameMaker</w:t>
+      </w:r>
+      <w:proofErr w:type="spellEnd"/>
+      <w:r>
+        <w:t>, come gli eventi di creazione, aggiornamento e disegno degli oggetti</w:t>
+      </w:r>
+      <w:r>
+        <w:t xml:space="preserve"> e questo lo rende un linguaggio e un sistema </w:t>
+      </w:r>
+      <w:proofErr w:type="spellStart"/>
+      <w:r>
+        <w:t>propritario</w:t>
+      </w:r>
+      <w:proofErr w:type="spellEnd"/>
+      <w:r>
+        <w:t xml:space="preserve"> molto </w:t>
+      </w:r>
+      <w:proofErr w:type="spellStart"/>
+      <w:r>
+        <w:t>efficente</w:t>
+      </w:r>
+      <w:proofErr w:type="spellEnd"/>
       <w:r>
         <w:t>.</w:t>
       </w:r>
@@ -4517,13 +4686,50 @@
     <w:p/>
     <w:p>
       <w:r>
-        <w:t>Dal punto di vista tecnico, GameMaker Studio utilizza un’architettura event-driven, nella quale il codice viene eseguito in risposta a eventi specifici. Internamente il motore gestisce un game loop che si occupa dell’aggiornamento della logica di gioco, dell’elaborazione degli input e del rendering grafico. Il codice scritto in GML viene compilato tramite un sistema proprietario che può funzionare in modalità virtual machine oppure essere tradotto in codice nativo, garantendo buone prestazioni sulle diverse piattaforme supportate.</w:t>
+        <w:t xml:space="preserve">Dal punto di vista tecnico, </w:t>
+      </w:r>
+      <w:proofErr w:type="spellStart"/>
+      <w:r>
+        <w:t>GameMaker</w:t>
+      </w:r>
+      <w:proofErr w:type="spellEnd"/>
+      <w:r>
+        <w:t xml:space="preserve"> Studio utilizza un’architettura event-</w:t>
+      </w:r>
+      <w:proofErr w:type="spellStart"/>
+      <w:r>
+        <w:t>driven</w:t>
+      </w:r>
+      <w:proofErr w:type="spellEnd"/>
+      <w:r>
+        <w:t xml:space="preserve">, nella quale il codice viene eseguito in risposta a eventi specifici. Internamente il motore gestisce un game loop che si occupa dell’aggiornamento della logica di gioco, dell’elaborazione degli input e del rendering grafico. Il codice scritto in GML viene compilato tramite un sistema proprietario che può funzionare in modalità </w:t>
+      </w:r>
+      <w:proofErr w:type="spellStart"/>
+      <w:r>
+        <w:t>virtual</w:t>
+      </w:r>
+      <w:proofErr w:type="spellEnd"/>
+      <w:r>
+        <w:t xml:space="preserve"> machine oppure essere tradotto in codice nativo, garantendo buone prestazioni sulle diverse piattaforme supportate.</w:t>
       </w:r>
     </w:p>
     <w:p/>
     <w:p>
-      <w:r>
-        <w:t>GameMaker Studio permette l’esportazione dei giochi su diverse piattaforme, tra cui Windows, macOS, Linux, Android, iOS</w:t>
+      <w:proofErr w:type="spellStart"/>
+      <w:r>
+        <w:t>GameMaker</w:t>
+      </w:r>
+      <w:proofErr w:type="spellEnd"/>
+      <w:r>
+        <w:t xml:space="preserve"> Studio permette l’esportazione dei giochi su diverse piattaforme, tra cui Windows, </w:t>
+      </w:r>
+      <w:proofErr w:type="spellStart"/>
+      <w:r>
+        <w:t>macOS</w:t>
+      </w:r>
+      <w:proofErr w:type="spellEnd"/>
+      <w:r>
+        <w:t>, Linux, Android, iOS</w:t>
       </w:r>
       <w:r>
         <w:t>,</w:t>
@@ -4535,7 +4741,15 @@
         <w:t>, ma anche piattaforme come Playstation e XBOX</w:t>
       </w:r>
       <w:r>
-        <w:t>. Questa caratteristica rende l’engine adatto allo sviluppo multipiattaforma, consentendo di raggiungere un pubblico più ampio con lo stesso progetto</w:t>
+        <w:t xml:space="preserve">. Questa caratteristica rende </w:t>
+      </w:r>
+      <w:proofErr w:type="spellStart"/>
+      <w:r>
+        <w:t>l’engine</w:t>
+      </w:r>
+      <w:proofErr w:type="spellEnd"/>
+      <w:r>
+        <w:t xml:space="preserve"> adatto allo sviluppo multipiattaforma, consentendo di raggiungere un pubblico più ampio con lo stesso progetto</w:t>
       </w:r>
       <w:r>
         <w:t>, senza dover riscrivere il codice più volte</w:t>
@@ -4550,17 +4764,32 @@
         <w:t xml:space="preserve">Altri possibili </w:t>
       </w:r>
       <w:r>
-        <w:t>game engines</w:t>
-      </w:r>
-      <w:r>
-        <w:t xml:space="preserve"> sarebbero </w:t>
+        <w:t xml:space="preserve">game </w:t>
+      </w:r>
+      <w:proofErr w:type="spellStart"/>
+      <w:r>
+        <w:t>engines</w:t>
+      </w:r>
+      <w:proofErr w:type="spellEnd"/>
+      <w:r>
+        <w:t xml:space="preserve"> </w:t>
+      </w:r>
+      <w:proofErr w:type="gramStart"/>
+      <w:r>
+        <w:t xml:space="preserve">sarebbero </w:t>
       </w:r>
       <w:r>
         <w:t>potuti</w:t>
       </w:r>
-      <w:r>
-        <w:t xml:space="preserve"> essere Unity</w:t>
-      </w:r>
+      <w:proofErr w:type="gramEnd"/>
+      <w:r>
+        <w:t xml:space="preserve"> essere </w:t>
+      </w:r>
+      <w:proofErr w:type="spellStart"/>
+      <w:r>
+        <w:t>Unity</w:t>
+      </w:r>
+      <w:proofErr w:type="spellEnd"/>
       <w:r>
         <w:t>,</w:t>
       </w:r>
@@ -4573,8 +4802,13 @@
       <w:r>
         <w:t xml:space="preserve">odot o </w:t>
       </w:r>
-      <w:r>
-        <w:t>Clickteam Fusion 2.5</w:t>
+      <w:proofErr w:type="spellStart"/>
+      <w:r>
+        <w:t>Clickteam</w:t>
+      </w:r>
+      <w:proofErr w:type="spellEnd"/>
+      <w:r>
+        <w:t xml:space="preserve"> Fusion 2.5</w:t>
       </w:r>
       <w:r>
         <w:t>, quest’ultimo è</w:t>
@@ -4583,20 +4817,54 @@
         <w:t xml:space="preserve"> stato il </w:t>
       </w:r>
       <w:r>
-        <w:t xml:space="preserve">game engine </w:t>
+        <w:t xml:space="preserve">game </w:t>
+      </w:r>
+      <w:proofErr w:type="spellStart"/>
+      <w:r>
+        <w:t>engine</w:t>
+      </w:r>
+      <w:proofErr w:type="spellEnd"/>
+      <w:r>
+        <w:t xml:space="preserve"> </w:t>
       </w:r>
       <w:r>
         <w:t>che ha usato Scott</w:t>
       </w:r>
       <w:r>
-        <w:t xml:space="preserve"> Cawthon</w:t>
-      </w:r>
+        <w:t xml:space="preserve"> </w:t>
+      </w:r>
+      <w:proofErr w:type="spellStart"/>
+      <w:r>
+        <w:t>Cawthon</w:t>
+      </w:r>
+      <w:proofErr w:type="spellEnd"/>
       <w:r>
         <w:t xml:space="preserve"> (creatore </w:t>
       </w:r>
       <w:r>
-        <w:t>di Five Nights at Freddy’s</w:t>
-      </w:r>
+        <w:t xml:space="preserve">di </w:t>
+      </w:r>
+      <w:proofErr w:type="spellStart"/>
+      <w:r>
+        <w:t>Five</w:t>
+      </w:r>
+      <w:proofErr w:type="spellEnd"/>
+      <w:r>
+        <w:t xml:space="preserve"> Nights </w:t>
+      </w:r>
+      <w:proofErr w:type="spellStart"/>
+      <w:r>
+        <w:t>at</w:t>
+      </w:r>
+      <w:proofErr w:type="spellEnd"/>
+      <w:r>
+        <w:t xml:space="preserve"> </w:t>
+      </w:r>
+      <w:proofErr w:type="spellStart"/>
+      <w:r>
+        <w:t>Freddy’s</w:t>
+      </w:r>
+      <w:proofErr w:type="spellEnd"/>
       <w:r>
         <w:t>)</w:t>
       </w:r>
@@ -4615,7 +4883,15 @@
     </w:p>
     <w:p>
       <w:r>
-        <w:t>Inoltre le competenze richieste per apprendere il funzionamento di questi game engines sono elevate, quindi avrebbero richiesto molto più tempo</w:t>
+        <w:t xml:space="preserve">Inoltre le competenze richieste per apprendere il funzionamento di questi game </w:t>
+      </w:r>
+      <w:proofErr w:type="spellStart"/>
+      <w:r>
+        <w:t>engines</w:t>
+      </w:r>
+      <w:proofErr w:type="spellEnd"/>
+      <w:r>
+        <w:t xml:space="preserve"> sono elevate, quindi avrebbero richiesto molto più tempo</w:t>
       </w:r>
       <w:r>
         <w:t xml:space="preserve"> confrontato a quello messo a nostra disposizione.</w:t>
@@ -5824,7 +6100,15 @@
               <w:t>Modificare impostazioni di gioco specifiche come volume</w:t>
             </w:r>
             <w:r>
-              <w:t>, fullscreen, luminosità.</w:t>
+              <w:t xml:space="preserve">, </w:t>
+            </w:r>
+            <w:proofErr w:type="spellStart"/>
+            <w:r>
+              <w:t>fullscreen</w:t>
+            </w:r>
+            <w:proofErr w:type="spellEnd"/>
+            <w:r>
+              <w:t>, luminosità.</w:t>
             </w:r>
           </w:p>
           <w:p>
@@ -6337,7 +6621,15 @@
           </w:tcPr>
           <w:p>
             <w:r>
-              <w:t>Implementazione aninmatronico VAL-Z</w:t>
+              <w:t xml:space="preserve">Implementazione </w:t>
+            </w:r>
+            <w:proofErr w:type="spellStart"/>
+            <w:r>
+              <w:t>aninmatronico</w:t>
+            </w:r>
+            <w:proofErr w:type="spellEnd"/>
+            <w:r>
+              <w:t xml:space="preserve"> VAL-Z</w:t>
             </w:r>
           </w:p>
         </w:tc>
@@ -7258,8 +7550,13 @@
           </w:tcPr>
           <w:p>
             <w:r>
-              <w:t>Implementazione jumpscare</w:t>
-            </w:r>
+              <w:t xml:space="preserve">Implementazione </w:t>
+            </w:r>
+            <w:proofErr w:type="spellStart"/>
+            <w:r>
+              <w:t>jumpscare</w:t>
+            </w:r>
+            <w:proofErr w:type="spellEnd"/>
             <w:r>
               <w:t xml:space="preserve"> VAL-Z</w:t>
             </w:r>
@@ -7304,7 +7601,15 @@
           </w:tcPr>
           <w:p>
             <w:r>
-              <w:t>Una volta che l’animatronico VAL-Z riesce a penetrare i sistemi di sicurezza, e raggiunge l’ufficio di sicurezza, parte un’animazione di jumpscare, bloccando ogni tipo di input.</w:t>
+              <w:t xml:space="preserve">Una volta che l’animatronico VAL-Z riesce a penetrare i sistemi di sicurezza, e raggiunge l’ufficio di sicurezza, parte un’animazione di </w:t>
+            </w:r>
+            <w:proofErr w:type="spellStart"/>
+            <w:r>
+              <w:t>jumpscare</w:t>
+            </w:r>
+            <w:proofErr w:type="spellEnd"/>
+            <w:r>
+              <w:t>, bloccando ogni tipo di input.</w:t>
             </w:r>
           </w:p>
         </w:tc>
@@ -7900,8 +8205,13 @@
               <w:t xml:space="preserve"> </w:t>
             </w:r>
             <w:r>
-              <w:t>The Singularity</w:t>
-            </w:r>
+              <w:t xml:space="preserve">The </w:t>
+            </w:r>
+            <w:proofErr w:type="spellStart"/>
+            <w:r>
+              <w:t>Singularity</w:t>
+            </w:r>
+            <w:proofErr w:type="spellEnd"/>
           </w:p>
         </w:tc>
       </w:tr>
@@ -7943,7 +8253,15 @@
           </w:tcPr>
           <w:p>
             <w:r>
-              <w:t>The Singularity è una coscienza collettiva composta da vari sistemi ribelli di vecchia generazione, che deve essere tenuta in contenimento tramite un segnale elettromagnetico.</w:t>
+              <w:t xml:space="preserve">The </w:t>
+            </w:r>
+            <w:proofErr w:type="spellStart"/>
+            <w:r>
+              <w:t>Singularity</w:t>
+            </w:r>
+            <w:proofErr w:type="spellEnd"/>
+            <w:r>
+              <w:t xml:space="preserve"> è una coscienza collettiva composta da vari sistemi ribelli di vecchia generazione, che deve essere tenuta in contenimento tramite un segnale elettromagnetico.</w:t>
             </w:r>
           </w:p>
         </w:tc>
@@ -8209,8 +8527,13 @@
           </w:tcPr>
           <w:p>
             <w:r>
-              <w:t>Gestione contenimento di The Singularity</w:t>
-            </w:r>
+              <w:t xml:space="preserve">Gestione contenimento di The </w:t>
+            </w:r>
+            <w:proofErr w:type="spellStart"/>
+            <w:r>
+              <w:t>Singularity</w:t>
+            </w:r>
+            <w:proofErr w:type="spellEnd"/>
           </w:p>
         </w:tc>
       </w:tr>
@@ -8258,7 +8581,23 @@
               <w:t xml:space="preserve"> segnale elettromagnetico</w:t>
             </w:r>
             <w:r>
-              <w:t xml:space="preserve"> che mantiene in contenimentoThe Singularity visualizzando la sua stanza dedicata</w:t>
+              <w:t xml:space="preserve"> che mantiene in </w:t>
+            </w:r>
+            <w:proofErr w:type="spellStart"/>
+            <w:r>
+              <w:t>contenimentoThe</w:t>
+            </w:r>
+            <w:proofErr w:type="spellEnd"/>
+            <w:r>
+              <w:t xml:space="preserve"> </w:t>
+            </w:r>
+            <w:proofErr w:type="spellStart"/>
+            <w:r>
+              <w:t>Singularity</w:t>
+            </w:r>
+            <w:proofErr w:type="spellEnd"/>
+            <w:r>
+              <w:t xml:space="preserve"> visualizzando la sua stanza dedicata</w:t>
             </w:r>
             <w:r>
               <w:t>.</w:t>
@@ -8530,8 +8869,13 @@
           </w:tcPr>
           <w:p>
             <w:r>
-              <w:t>Attacco di The Singularity</w:t>
-            </w:r>
+              <w:t xml:space="preserve">Attacco di The </w:t>
+            </w:r>
+            <w:proofErr w:type="spellStart"/>
+            <w:r>
+              <w:t>Singularity</w:t>
+            </w:r>
+            <w:proofErr w:type="spellEnd"/>
           </w:p>
         </w:tc>
       </w:tr>
@@ -8573,7 +8917,15 @@
           </w:tcPr>
           <w:p>
             <w:r>
-              <w:t>Una volta che il segnale di contenimento elettromagnetico di The Singularity scende fino a 0 i sistemi dell’intero edificio vengono attaccati e manomessi per un periodo di tempo specifico.</w:t>
+              <w:t xml:space="preserve">Una volta che il segnale di contenimento elettromagnetico di The </w:t>
+            </w:r>
+            <w:proofErr w:type="spellStart"/>
+            <w:r>
+              <w:t>Singularity</w:t>
+            </w:r>
+            <w:proofErr w:type="spellEnd"/>
+            <w:r>
+              <w:t xml:space="preserve"> scende fino a 0 i sistemi dell’intero edificio vengono attaccati e manomessi per un periodo di tempo specifico.</w:t>
             </w:r>
           </w:p>
           <w:p>
@@ -9204,12 +9556,36 @@
               <w:t xml:space="preserve">THE UNKNOWN è un animatronico </w:t>
             </w:r>
             <w:r>
-              <w:t>chiuso all’interno di una stanza tramite una bariera energitica per la sua peculiare abilità di trapassare porte e muri troppo sottili.</w:t>
-            </w:r>
-          </w:p>
-          <w:p>
-            <w:r>
-              <w:t xml:space="preserve">THE UNKNOWN comincerà ad hackerare la bariera con il computer presente nella sua stanza per provare a liberarsi. </w:t>
+              <w:t xml:space="preserve">chiuso all’interno di una stanza tramite una </w:t>
+            </w:r>
+            <w:proofErr w:type="spellStart"/>
+            <w:r>
+              <w:t>bariera</w:t>
+            </w:r>
+            <w:proofErr w:type="spellEnd"/>
+            <w:r>
+              <w:t xml:space="preserve"> </w:t>
+            </w:r>
+            <w:proofErr w:type="spellStart"/>
+            <w:r>
+              <w:t>energitica</w:t>
+            </w:r>
+            <w:proofErr w:type="spellEnd"/>
+            <w:r>
+              <w:t xml:space="preserve"> per la sua peculiare abilità di trapassare porte e muri troppo sottili.</w:t>
+            </w:r>
+          </w:p>
+          <w:p>
+            <w:r>
+              <w:t xml:space="preserve">THE UNKNOWN comincerà ad hackerare la </w:t>
+            </w:r>
+            <w:proofErr w:type="spellStart"/>
+            <w:r>
+              <w:t>bariera</w:t>
+            </w:r>
+            <w:proofErr w:type="spellEnd"/>
+            <w:r>
+              <w:t xml:space="preserve"> con il computer presente nella sua stanza per provare a liberarsi. </w:t>
             </w:r>
           </w:p>
         </w:tc>
@@ -9518,7 +9894,31 @@
           </w:tcPr>
           <w:p>
             <w:r>
-              <w:t>Accedendo alla stanza di THE UNKOWN è possibile fermare il suo tentativo di hackeraggio cliccando un pulsante che manda una scossa nella stanza disabilitandolo temporeanamente e  permettendo al sistema di rigenerarsi. Se il sistema vine hackerato oltre il 50% non sarà più possibile fermare THE UNKOWN oltretutto se la scossa viene attivata quando l’animatronico è disattivato provocherà la sua attivazione, la scossa avrà un tempo di ricarica</w:t>
+              <w:t xml:space="preserve">Accedendo alla stanza di THE UNKOWN è possibile fermare il suo tentativo di hackeraggio cliccando un pulsante che manda una scossa nella stanza disabilitandolo </w:t>
+            </w:r>
+            <w:proofErr w:type="spellStart"/>
+            <w:r>
+              <w:t>temporeanamente</w:t>
+            </w:r>
+            <w:proofErr w:type="spellEnd"/>
+            <w:r>
+              <w:t xml:space="preserve"> </w:t>
+            </w:r>
+            <w:proofErr w:type="gramStart"/>
+            <w:r>
+              <w:t>e  permettendo</w:t>
+            </w:r>
+            <w:proofErr w:type="gramEnd"/>
+            <w:r>
+              <w:t xml:space="preserve"> al sistema di rigenerarsi. Se il sistema </w:t>
+            </w:r>
+            <w:proofErr w:type="spellStart"/>
+            <w:r>
+              <w:t>vine</w:t>
+            </w:r>
+            <w:proofErr w:type="spellEnd"/>
+            <w:r>
+              <w:t xml:space="preserve"> hackerato oltre il 50% non sarà più possibile fermare THE UNKOWN oltretutto se la scossa viene attivata quando l’animatronico è disattivato provocherà la sua attivazione, la scossa avrà un tempo di ricarica</w:t>
             </w:r>
           </w:p>
         </w:tc>
@@ -10145,7 +10545,23 @@
               <w:t xml:space="preserve">Quando THE UNKNOWN arriva nell’ufficio del player </w:t>
             </w:r>
             <w:r>
-              <w:t>si noterà la sua presenza tramite vari audio come interferenze, suoni metallici, ecc… in quel momento il player dovrà mettersi la mashcerà che si trova sulla scrivania.</w:t>
+              <w:t xml:space="preserve">si noterà la sua presenza tramite vari audio come interferenze, suoni metallici, </w:t>
+            </w:r>
+            <w:proofErr w:type="spellStart"/>
+            <w:r>
+              <w:t>ecc</w:t>
+            </w:r>
+            <w:proofErr w:type="spellEnd"/>
+            <w:r>
+              <w:t xml:space="preserve">… in quel momento il player dovrà mettersi la </w:t>
+            </w:r>
+            <w:proofErr w:type="spellStart"/>
+            <w:r>
+              <w:t>mashcerà</w:t>
+            </w:r>
+            <w:proofErr w:type="spellEnd"/>
+            <w:r>
+              <w:t xml:space="preserve"> che si trova sulla scrivania.</w:t>
             </w:r>
           </w:p>
         </w:tc>
@@ -10408,7 +10824,15 @@
           </w:tcPr>
           <w:p>
             <w:r>
-              <w:t>Implementazione jumpscare THE UNKNOWN</w:t>
+              <w:t xml:space="preserve">Implementazione </w:t>
+            </w:r>
+            <w:proofErr w:type="spellStart"/>
+            <w:r>
+              <w:t>jumpscare</w:t>
+            </w:r>
+            <w:proofErr w:type="spellEnd"/>
+            <w:r>
+              <w:t xml:space="preserve"> THE UNKNOWN</w:t>
             </w:r>
           </w:p>
         </w:tc>
@@ -10451,7 +10875,23 @@
           </w:tcPr>
           <w:p>
             <w:r>
-              <w:t>Se il player non riesce a mettere la maschera in tempo parterà un jumpscare che bloccherà ogni input, la parte fondamentale è che non dovrà mostrare il volto effettivo dell’animatronico</w:t>
+              <w:t xml:space="preserve">Se il player non riesce a mettere la maschera in tempo </w:t>
+            </w:r>
+            <w:proofErr w:type="spellStart"/>
+            <w:r>
+              <w:t>parterà</w:t>
+            </w:r>
+            <w:proofErr w:type="spellEnd"/>
+            <w:r>
+              <w:t xml:space="preserve"> un </w:t>
+            </w:r>
+            <w:proofErr w:type="spellStart"/>
+            <w:r>
+              <w:t>jumpscare</w:t>
+            </w:r>
+            <w:proofErr w:type="spellEnd"/>
+            <w:r>
+              <w:t xml:space="preserve"> che bloccherà ogni input, la parte fondamentale è che non dovrà mostrare il volto effettivo dell’animatronico</w:t>
             </w:r>
           </w:p>
         </w:tc>
@@ -10844,7 +11284,15 @@
         <w:t xml:space="preserve">Stima: </w:t>
       </w:r>
       <w:r>
-        <w:t>3 (primo sprint)  1 (secondo sprint)</w:t>
+        <w:t xml:space="preserve">3 (primo </w:t>
+      </w:r>
+      <w:proofErr w:type="gramStart"/>
+      <w:r>
+        <w:t>sprint)  1</w:t>
+      </w:r>
+      <w:proofErr w:type="gramEnd"/>
+      <w:r>
+        <w:t xml:space="preserve"> (secondo sprint)</w:t>
       </w:r>
     </w:p>
     <w:p>
@@ -11155,7 +11603,15 @@
         <w:t>giocatore</w:t>
       </w:r>
       <w:r>
-        <w:t xml:space="preserve"> voglio poter ricevere il jumpscare per rendere i</w:t>
+        <w:t xml:space="preserve"> voglio poter ricevere il </w:t>
+      </w:r>
+      <w:proofErr w:type="spellStart"/>
+      <w:r>
+        <w:t>jumpscare</w:t>
+      </w:r>
+      <w:proofErr w:type="spellEnd"/>
+      <w:r>
+        <w:t xml:space="preserve"> per rendere i</w:t>
       </w:r>
       <w:r>
         <w:t>l più spaventoso e immersivo possibile</w:t>
@@ -11184,7 +11640,15 @@
         <w:spacing w:after="160" w:line="278" w:lineRule="auto"/>
       </w:pPr>
       <w:r>
-        <w:t>Quando un animatronico raggiunge il giocatore viene attivato il jumpscare.</w:t>
+        <w:t xml:space="preserve">Quando un animatronico raggiunge il giocatore viene attivato il </w:t>
+      </w:r>
+      <w:proofErr w:type="spellStart"/>
+      <w:r>
+        <w:t>jumpscare</w:t>
+      </w:r>
+      <w:proofErr w:type="spellEnd"/>
+      <w:r>
+        <w:t>.</w:t>
       </w:r>
     </w:p>
     <w:p>
@@ -11197,7 +11661,15 @@
         <w:spacing w:after="160" w:line="278" w:lineRule="auto"/>
       </w:pPr>
       <w:r>
-        <w:t>Il jumpscare mostra animazione e suono.</w:t>
+        <w:t xml:space="preserve">Il </w:t>
+      </w:r>
+      <w:proofErr w:type="spellStart"/>
+      <w:r>
+        <w:t>jumpscare</w:t>
+      </w:r>
+      <w:proofErr w:type="spellEnd"/>
+      <w:r>
+        <w:t xml:space="preserve"> mostra animazione e suono.</w:t>
       </w:r>
     </w:p>
     <w:p>
@@ -11210,7 +11682,15 @@
         <w:spacing w:after="160" w:line="278" w:lineRule="auto"/>
       </w:pPr>
       <w:r>
-        <w:t>Dopo il jumpscare il gioco finisce</w:t>
+        <w:t xml:space="preserve">Dopo il </w:t>
+      </w:r>
+      <w:proofErr w:type="spellStart"/>
+      <w:r>
+        <w:t>jumpscare</w:t>
+      </w:r>
+      <w:proofErr w:type="spellEnd"/>
+      <w:r>
+        <w:t xml:space="preserve"> il gioco finisce</w:t>
       </w:r>
     </w:p>
     <w:p>
@@ -11551,7 +12031,15 @@
         <w:spacing w:after="160" w:line="278" w:lineRule="auto"/>
       </w:pPr>
       <w:r>
-        <w:t>I rumori si intensificano piu THE UNKNOWN è vicino all’attacco</w:t>
+        <w:t xml:space="preserve">I rumori si intensificano </w:t>
+      </w:r>
+      <w:proofErr w:type="spellStart"/>
+      <w:r>
+        <w:t>piu</w:t>
+      </w:r>
+      <w:proofErr w:type="spellEnd"/>
+      <w:r>
+        <w:t xml:space="preserve"> THE UNKNOWN è vicino all’attacco</w:t>
       </w:r>
     </w:p>
     <w:p>
@@ -11611,7 +12099,15 @@
         <w:spacing w:after="160" w:line="278" w:lineRule="auto"/>
       </w:pPr>
       <w:r>
-        <w:t xml:space="preserve">Una volta messa si potra pure togliere la maschera </w:t>
+        <w:t xml:space="preserve">Una volta messa si </w:t>
+      </w:r>
+      <w:proofErr w:type="spellStart"/>
+      <w:r>
+        <w:t>potra</w:t>
+      </w:r>
+      <w:proofErr w:type="spellEnd"/>
+      <w:r>
+        <w:t xml:space="preserve"> pure togliere la maschera </w:t>
       </w:r>
     </w:p>
     <w:p>
@@ -11623,8 +12119,13 @@
         </w:numPr>
         <w:spacing w:after="160" w:line="278" w:lineRule="auto"/>
       </w:pPr>
-      <w:r>
-        <w:t>Nel cosa THE UNKNOWN faccia un attacco mentre si ha la maschera l’attacco non deve avere effetto</w:t>
+      <w:proofErr w:type="gramStart"/>
+      <w:r>
+        <w:t>Nel cosa</w:t>
+      </w:r>
+      <w:proofErr w:type="gramEnd"/>
+      <w:r>
+        <w:t xml:space="preserve"> THE UNKNOWN faccia un attacco mentre si ha la maschera l’attacco non deve avere effetto</w:t>
       </w:r>
     </w:p>
     <w:p>
@@ -11664,7 +12165,15 @@
         <w:t>Come giocatore voglio potere ricevere l’attacco di THE UNKNOWN</w:t>
       </w:r>
       <w:r>
-        <w:t xml:space="preserve"> per rendere il gioco piu spaventoso</w:t>
+        <w:t xml:space="preserve"> per rendere il gioco </w:t>
+      </w:r>
+      <w:proofErr w:type="spellStart"/>
+      <w:r>
+        <w:t>piu</w:t>
+      </w:r>
+      <w:proofErr w:type="spellEnd"/>
+      <w:r>
+        <w:t xml:space="preserve"> spaventoso</w:t>
       </w:r>
       <w:r>
         <w:br/>
@@ -11687,11 +12196,16 @@
         <w:spacing w:after="160" w:line="278" w:lineRule="auto"/>
       </w:pPr>
       <w:r>
-        <w:t>Se il giocatore ha la maschera il jumps</w:t>
+        <w:t xml:space="preserve">Se il giocatore ha la maschera il </w:t>
+      </w:r>
+      <w:proofErr w:type="spellStart"/>
+      <w:r>
+        <w:t>jumps</w:t>
       </w:r>
       <w:r>
         <w:t>care</w:t>
       </w:r>
+      <w:proofErr w:type="spellEnd"/>
       <w:r>
         <w:t xml:space="preserve"> non deve partire</w:t>
       </w:r>
@@ -11706,7 +12220,28 @@
         <w:spacing w:after="160" w:line="278" w:lineRule="auto"/>
       </w:pPr>
       <w:r>
-        <w:t xml:space="preserve">Il giocatore deve visualiyyare gli effetti audio e video dell attacco </w:t>
+        <w:t xml:space="preserve">Il giocatore deve </w:t>
+      </w:r>
+      <w:proofErr w:type="spellStart"/>
+      <w:r>
+        <w:t>visualiyyare</w:t>
+      </w:r>
+      <w:proofErr w:type="spellEnd"/>
+      <w:r>
+        <w:t xml:space="preserve"> gli effetti audio e video </w:t>
+      </w:r>
+      <w:proofErr w:type="spellStart"/>
+      <w:proofErr w:type="gramStart"/>
+      <w:r>
+        <w:t>dell</w:t>
+      </w:r>
+      <w:proofErr w:type="spellEnd"/>
+      <w:r>
+        <w:t xml:space="preserve"> attacco</w:t>
+      </w:r>
+      <w:proofErr w:type="gramEnd"/>
+      <w:r>
+        <w:t xml:space="preserve"> </w:t>
       </w:r>
     </w:p>
     <w:p>
@@ -12968,20 +13503,168 @@
       </w:pPr>
       <w:bookmarkStart w:id="11" w:name="_Toc230959448"/>
       <w:r>
+        <w:rPr>
+          <w:noProof/>
+        </w:rPr>
         <w:lastRenderedPageBreak/>
-        <w:t>Use case</w:t>
-      </w:r>
-      <w:bookmarkEnd w:id="11"/>
-    </w:p>
-    <w:p>
+        <mc:AlternateContent>
+          <mc:Choice Requires="wps">
+            <w:drawing>
+              <wp:anchor distT="0" distB="0" distL="114300" distR="114300" simplePos="0" relativeHeight="251720704" behindDoc="0" locked="0" layoutInCell="1" allowOverlap="1" wp14:anchorId="227CE5F9" wp14:editId="52A3E9B5">
+                <wp:simplePos x="0" y="0"/>
+                <wp:positionH relativeFrom="column">
+                  <wp:posOffset>-388620</wp:posOffset>
+                </wp:positionH>
+                <wp:positionV relativeFrom="paragraph">
+                  <wp:posOffset>5724525</wp:posOffset>
+                </wp:positionV>
+                <wp:extent cx="6852285" cy="635"/>
+                <wp:effectExtent l="0" t="0" r="0" b="0"/>
+                <wp:wrapTopAndBottom/>
+                <wp:docPr id="6" name="Casella di testo 6"/>
+                <wp:cNvGraphicFramePr/>
+                <a:graphic xmlns:a="http://schemas.openxmlformats.org/drawingml/2006/main">
+                  <a:graphicData uri="http://schemas.microsoft.com/office/word/2010/wordprocessingShape">
+                    <wps:wsp>
+                      <wps:cNvSpPr txBox="1"/>
+                      <wps:spPr>
+                        <a:xfrm>
+                          <a:off x="0" y="0"/>
+                          <a:ext cx="6852285" cy="635"/>
+                        </a:xfrm>
+                        <a:prstGeom prst="rect">
+                          <a:avLst/>
+                        </a:prstGeom>
+                        <a:solidFill>
+                          <a:prstClr val="white"/>
+                        </a:solidFill>
+                        <a:ln>
+                          <a:noFill/>
+                        </a:ln>
+                      </wps:spPr>
+                      <wps:txbx>
+                        <w:txbxContent>
+                          <w:p>
+                            <w:pPr>
+                              <w:pStyle w:val="Didascalia"/>
+                              <w:rPr>
+                                <w:b/>
+                                <w:noProof/>
+                                <w:sz w:val="20"/>
+                              </w:rPr>
+                            </w:pPr>
+                            <w:r>
+                              <w:t xml:space="preserve">Immagine </w:t>
+                            </w:r>
+                            <w:r>
+                              <w:fldChar w:fldCharType="begin"/>
+                            </w:r>
+                            <w:r>
+                              <w:instrText xml:space="preserve"> SEQ Immagine \* ARABIC </w:instrText>
+                            </w:r>
+                            <w:r>
+                              <w:fldChar w:fldCharType="separate"/>
+                            </w:r>
+                            <w:r>
+                              <w:rPr>
+                                <w:noProof/>
+                              </w:rPr>
+                              <w:t>1</w:t>
+                            </w:r>
+                            <w:r>
+                              <w:fldChar w:fldCharType="end"/>
+                            </w:r>
+                            <w:r>
+                              <w:t xml:space="preserve"> - </w:t>
+                            </w:r>
+                            <w:r>
+                              <w:t>Use Case</w:t>
+                            </w:r>
+                          </w:p>
+                        </w:txbxContent>
+                      </wps:txbx>
+                      <wps:bodyPr rot="0" spcFirstLastPara="0" vertOverflow="overflow" horzOverflow="overflow" vert="horz" wrap="square" lIns="0" tIns="0" rIns="0" bIns="0" numCol="1" spcCol="0" rtlCol="0" fromWordArt="0" anchor="t" anchorCtr="0" forceAA="0" compatLnSpc="1">
+                        <a:prstTxWarp prst="textNoShape">
+                          <a:avLst/>
+                        </a:prstTxWarp>
+                        <a:spAutoFit/>
+                      </wps:bodyPr>
+                    </wps:wsp>
+                  </a:graphicData>
+                </a:graphic>
+              </wp:anchor>
+            </w:drawing>
+          </mc:Choice>
+          <mc:Fallback>
+            <w:pict>
+              <v:shapetype w14:anchorId="227CE5F9" id="_x0000_t202" coordsize="21600,21600" o:spt="202" path="m,l,21600r21600,l21600,xe">
+                <v:stroke joinstyle="miter"/>
+                <v:path gradientshapeok="t" o:connecttype="rect"/>
+              </v:shapetype>
+              <v:shape id="Casella di testo 6" o:spid="_x0000_s1026" type="#_x0000_t202" style="position:absolute;left:0;text-align:left;margin-left:-30.6pt;margin-top:450.75pt;width:539.55pt;height:.05pt;z-index:251720704;visibility:visible;mso-wrap-style:square;mso-wrap-distance-left:9pt;mso-wrap-distance-top:0;mso-wrap-distance-right:9pt;mso-wrap-distance-bottom:0;mso-position-horizontal:absolute;mso-position-horizontal-relative:text;mso-position-vertical:absolute;mso-position-vertical-relative:text;v-text-anchor:top" o:gfxdata="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" stroked="f">
+                <v:textbox style="mso-fit-shape-to-text:t" inset="0,0,0,0">
+                  <w:txbxContent>
+                    <w:p>
+                      <w:pPr>
+                        <w:pStyle w:val="Didascalia"/>
+                        <w:rPr>
+                          <w:b/>
+                          <w:noProof/>
+                          <w:sz w:val="20"/>
+                        </w:rPr>
+                      </w:pPr>
+                      <w:r>
+                        <w:t xml:space="preserve">Immagine </w:t>
+                      </w:r>
+                      <w:r>
+                        <w:fldChar w:fldCharType="begin"/>
+                      </w:r>
+                      <w:r>
+                        <w:instrText xml:space="preserve"> SEQ Immagine \* ARABIC </w:instrText>
+                      </w:r>
+                      <w:r>
+                        <w:fldChar w:fldCharType="separate"/>
+                      </w:r>
+                      <w:r>
+                        <w:rPr>
+                          <w:noProof/>
+                        </w:rPr>
+                        <w:t>1</w:t>
+                      </w:r>
+                      <w:r>
+                        <w:fldChar w:fldCharType="end"/>
+                      </w:r>
+                      <w:r>
+                        <w:t xml:space="preserve"> - </w:t>
+                      </w:r>
+                      <w:r>
+                        <w:t>Use Case</w:t>
+                      </w:r>
+                    </w:p>
+                  </w:txbxContent>
+                </v:textbox>
+                <w10:wrap type="topAndBottom"/>
+              </v:shape>
+            </w:pict>
+          </mc:Fallback>
+        </mc:AlternateContent>
+      </w:r>
       <w:r>
         <w:rPr>
           <w:noProof/>
         </w:rPr>
         <w:drawing>
-          <wp:inline distT="0" distB="0" distL="0" distR="0" wp14:anchorId="2587BE8C" wp14:editId="7D827AD2">
+          <wp:anchor distT="0" distB="0" distL="114300" distR="114300" simplePos="0" relativeHeight="251718656" behindDoc="0" locked="0" layoutInCell="1" allowOverlap="1" wp14:anchorId="2587BE8C" wp14:editId="4678A72C">
+            <wp:simplePos x="0" y="0"/>
+            <wp:positionH relativeFrom="column">
+              <wp:posOffset>-389254</wp:posOffset>
+            </wp:positionH>
+            <wp:positionV relativeFrom="paragraph">
+              <wp:posOffset>215900</wp:posOffset>
+            </wp:positionV>
             <wp:extent cx="6852812" cy="5451895"/>
             <wp:effectExtent l="19050" t="19050" r="24765" b="15875"/>
+            <wp:wrapTopAndBottom/>
             <wp:docPr id="2" name="Immagine 2"/>
             <wp:cNvGraphicFramePr>
               <a:graphicFrameLocks xmlns:a="http://schemas.openxmlformats.org/drawingml/2006/main" noChangeAspect="1"/>
@@ -13011,7 +13694,7 @@
                   <pic:spPr bwMode="auto">
                     <a:xfrm>
                       <a:off x="0" y="0"/>
-                      <a:ext cx="6879913" cy="5473456"/>
+                      <a:ext cx="6852812" cy="5451895"/>
                     </a:xfrm>
                     <a:prstGeom prst="rect">
                       <a:avLst/>
@@ -13028,9 +13711,13 @@
                 </pic:pic>
               </a:graphicData>
             </a:graphic>
-          </wp:inline>
+          </wp:anchor>
         </w:drawing>
       </w:r>
+      <w:r>
+        <w:t>Use case</w:t>
+      </w:r>
+      <w:bookmarkEnd w:id="11"/>
     </w:p>
     <w:p/>
     <w:p>
@@ -13042,13 +13729,61 @@
           <w:b/>
           <w:bCs/>
         </w:rPr>
-        <w:t>System Breach: Five Nights</w:t>
+        <w:t xml:space="preserve">System </w:t>
+      </w:r>
+      <w:proofErr w:type="spellStart"/>
+      <w:r>
+        <w:rPr>
+          <w:b/>
+          <w:bCs/>
+        </w:rPr>
+        <w:t>Breach</w:t>
+      </w:r>
+      <w:proofErr w:type="spellEnd"/>
+      <w:r>
+        <w:rPr>
+          <w:b/>
+          <w:bCs/>
+        </w:rPr>
+        <w:t xml:space="preserve">: </w:t>
+      </w:r>
+      <w:proofErr w:type="spellStart"/>
+      <w:r>
+        <w:rPr>
+          <w:b/>
+          <w:bCs/>
+        </w:rPr>
+        <w:t>Five</w:t>
+      </w:r>
+      <w:proofErr w:type="spellEnd"/>
+      <w:r>
+        <w:rPr>
+          <w:b/>
+          <w:bCs/>
+        </w:rPr>
+        <w:t xml:space="preserve"> Nights</w:t>
       </w:r>
       <w:r>
         <w:t>, parodia survival horror</w:t>
       </w:r>
       <w:r>
-        <w:t xml:space="preserve"> del gioco FNAF (Five Nights At Freddy’s)</w:t>
+        <w:t xml:space="preserve"> del gioco FNAF (</w:t>
+      </w:r>
+      <w:proofErr w:type="spellStart"/>
+      <w:r>
+        <w:t>Five</w:t>
+      </w:r>
+      <w:proofErr w:type="spellEnd"/>
+      <w:r>
+        <w:t xml:space="preserve"> Nights At </w:t>
+      </w:r>
+      <w:proofErr w:type="spellStart"/>
+      <w:r>
+        <w:t>Freddy’s</w:t>
+      </w:r>
+      <w:proofErr w:type="spellEnd"/>
+      <w:r>
+        <w:t>)</w:t>
       </w:r>
       <w:r>
         <w:t xml:space="preserve"> in cui il Player interagisce con il gioco mentre il Sistema controlla gli animatronici in modo centralizzato e generalizzato.</w:t>
@@ -13067,7 +13802,15 @@
     </w:p>
     <w:p>
       <w:r>
-        <w:t>Il Sistema gestisce i processi degli animatronici e i loro attacchi; in caso di fallimento della difesa viene mostrato un jumpscare che porta alla schermata di morte. Se il Player sopravvive fino al termine del timer, viene mostrata la schermata di vittoria e i progressi vengono salvati tramite file JSON.</w:t>
+        <w:t xml:space="preserve">Il Sistema gestisce i processi degli animatronici e i loro attacchi; in caso di fallimento della difesa viene mostrato un </w:t>
+      </w:r>
+      <w:proofErr w:type="spellStart"/>
+      <w:r>
+        <w:t>jumpscare</w:t>
+      </w:r>
+      <w:proofErr w:type="spellEnd"/>
+      <w:r>
+        <w:t xml:space="preserve"> che porta alla schermata di morte. Se il Player sopravvive fino al termine del timer, viene mostrata la schermata di vittoria e i progressi vengono salvati tramite file JSON.</w:t>
       </w:r>
       <w:r>
         <w:br/>
@@ -13114,13 +13857,13 @@
           <w:noProof/>
         </w:rPr>
         <w:drawing>
-          <wp:anchor distT="0" distB="0" distL="114300" distR="114300" simplePos="0" relativeHeight="251715584" behindDoc="0" locked="0" layoutInCell="1" allowOverlap="1" wp14:anchorId="67E00ABA" wp14:editId="1D77D811">
+          <wp:anchor distT="0" distB="0" distL="114300" distR="114300" simplePos="0" relativeHeight="251715584" behindDoc="0" locked="0" layoutInCell="1" allowOverlap="1" wp14:anchorId="67E00ABA" wp14:editId="60AE0BD1">
             <wp:simplePos x="0" y="0"/>
             <wp:positionH relativeFrom="page">
-              <wp:align>center</wp:align>
+              <wp:posOffset>316865</wp:posOffset>
             </wp:positionH>
             <wp:positionV relativeFrom="paragraph">
-              <wp:posOffset>557632</wp:posOffset>
+              <wp:posOffset>481330</wp:posOffset>
             </wp:positionV>
             <wp:extent cx="10066655" cy="4518025"/>
             <wp:effectExtent l="19050" t="19050" r="10795" b="15875"/>
@@ -13177,7 +13920,164 @@
         </w:drawing>
       </w:r>
       <w:r>
-        <w:t>Gantt preventivo</w:t>
+        <w:rPr>
+          <w:noProof/>
+        </w:rPr>
+        <mc:AlternateContent>
+          <mc:Choice Requires="wps">
+            <w:drawing>
+              <wp:anchor distT="0" distB="0" distL="114300" distR="114300" simplePos="0" relativeHeight="251722752" behindDoc="0" locked="0" layoutInCell="1" allowOverlap="1" wp14:anchorId="14850479" wp14:editId="23378B5B">
+                <wp:simplePos x="0" y="0"/>
+                <wp:positionH relativeFrom="column">
+                  <wp:posOffset>-583565</wp:posOffset>
+                </wp:positionH>
+                <wp:positionV relativeFrom="paragraph">
+                  <wp:posOffset>4933950</wp:posOffset>
+                </wp:positionV>
+                <wp:extent cx="10066655" cy="635"/>
+                <wp:effectExtent l="0" t="0" r="0" b="0"/>
+                <wp:wrapTopAndBottom/>
+                <wp:docPr id="7" name="Casella di testo 7"/>
+                <wp:cNvGraphicFramePr/>
+                <a:graphic xmlns:a="http://schemas.openxmlformats.org/drawingml/2006/main">
+                  <a:graphicData uri="http://schemas.microsoft.com/office/word/2010/wordprocessingShape">
+                    <wps:wsp>
+                      <wps:cNvSpPr txBox="1"/>
+                      <wps:spPr>
+                        <a:xfrm>
+                          <a:off x="0" y="0"/>
+                          <a:ext cx="10066655" cy="635"/>
+                        </a:xfrm>
+                        <a:prstGeom prst="rect">
+                          <a:avLst/>
+                        </a:prstGeom>
+                        <a:solidFill>
+                          <a:prstClr val="white"/>
+                        </a:solidFill>
+                        <a:ln>
+                          <a:noFill/>
+                        </a:ln>
+                      </wps:spPr>
+                      <wps:txbx>
+                        <w:txbxContent>
+                          <w:p>
+                            <w:pPr>
+                              <w:pStyle w:val="Didascalia"/>
+                              <w:rPr>
+                                <w:b/>
+                                <w:noProof/>
+                                <w:sz w:val="20"/>
+                              </w:rPr>
+                            </w:pPr>
+                            <w:r>
+                              <w:t xml:space="preserve">Immagine </w:t>
+                            </w:r>
+                            <w:r>
+                              <w:fldChar w:fldCharType="begin"/>
+                            </w:r>
+                            <w:r>
+                              <w:instrText xml:space="preserve"> SEQ Immagine \* ARABIC </w:instrText>
+                            </w:r>
+                            <w:r>
+                              <w:fldChar w:fldCharType="separate"/>
+                            </w:r>
+                            <w:r>
+                              <w:rPr>
+                                <w:noProof/>
+                              </w:rPr>
+                              <w:t>2</w:t>
+                            </w:r>
+                            <w:r>
+                              <w:fldChar w:fldCharType="end"/>
+                            </w:r>
+                            <w:r>
+                              <w:t xml:space="preserve"> - </w:t>
+                            </w:r>
+                            <w:proofErr w:type="spellStart"/>
+                            <w:r>
+                              <w:t>Gantt</w:t>
+                            </w:r>
+                            <w:proofErr w:type="spellEnd"/>
+                            <w:r>
+                              <w:t xml:space="preserve"> preventivo</w:t>
+                            </w:r>
+                          </w:p>
+                        </w:txbxContent>
+                      </wps:txbx>
+                      <wps:bodyPr rot="0" spcFirstLastPara="0" vertOverflow="overflow" horzOverflow="overflow" vert="horz" wrap="square" lIns="0" tIns="0" rIns="0" bIns="0" numCol="1" spcCol="0" rtlCol="0" fromWordArt="0" anchor="t" anchorCtr="0" forceAA="0" compatLnSpc="1">
+                        <a:prstTxWarp prst="textNoShape">
+                          <a:avLst/>
+                        </a:prstTxWarp>
+                        <a:spAutoFit/>
+                      </wps:bodyPr>
+                    </wps:wsp>
+                  </a:graphicData>
+                </a:graphic>
+              </wp:anchor>
+            </w:drawing>
+          </mc:Choice>
+          <mc:Fallback>
+            <w:pict>
+              <v:shape w14:anchorId="14850479" id="Casella di testo 7" o:spid="_x0000_s1027" type="#_x0000_t202" style="position:absolute;left:0;text-align:left;margin-left:-45.95pt;margin-top:388.5pt;width:792.65pt;height:.05pt;z-index:251722752;visibility:visible;mso-wrap-style:square;mso-wrap-distance-left:9pt;mso-wrap-distance-top:0;mso-wrap-distance-right:9pt;mso-wrap-distance-bottom:0;mso-position-horizontal:absolute;mso-position-horizontal-relative:text;mso-position-vertical:absolute;mso-position-vertical-relative:text;v-text-anchor:top" o:gfxdata="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" stroked="f">
+                <v:textbox style="mso-fit-shape-to-text:t" inset="0,0,0,0">
+                  <w:txbxContent>
+                    <w:p>
+                      <w:pPr>
+                        <w:pStyle w:val="Didascalia"/>
+                        <w:rPr>
+                          <w:b/>
+                          <w:noProof/>
+                          <w:sz w:val="20"/>
+                        </w:rPr>
+                      </w:pPr>
+                      <w:r>
+                        <w:t xml:space="preserve">Immagine </w:t>
+                      </w:r>
+                      <w:r>
+                        <w:fldChar w:fldCharType="begin"/>
+                      </w:r>
+                      <w:r>
+                        <w:instrText xml:space="preserve"> SEQ Immagine \* ARABIC </w:instrText>
+                      </w:r>
+                      <w:r>
+                        <w:fldChar w:fldCharType="separate"/>
+                      </w:r>
+                      <w:r>
+                        <w:rPr>
+                          <w:noProof/>
+                        </w:rPr>
+                        <w:t>2</w:t>
+                      </w:r>
+                      <w:r>
+                        <w:fldChar w:fldCharType="end"/>
+                      </w:r>
+                      <w:r>
+                        <w:t xml:space="preserve"> - </w:t>
+                      </w:r>
+                      <w:proofErr w:type="spellStart"/>
+                      <w:r>
+                        <w:t>Gantt</w:t>
+                      </w:r>
+                      <w:proofErr w:type="spellEnd"/>
+                      <w:r>
+                        <w:t xml:space="preserve"> preventivo</w:t>
+                      </w:r>
+                    </w:p>
+                  </w:txbxContent>
+                </v:textbox>
+                <w10:wrap type="topAndBottom"/>
+              </v:shape>
+            </w:pict>
+          </mc:Fallback>
+        </mc:AlternateContent>
+      </w:r>
+      <w:proofErr w:type="spellStart"/>
+      <w:r>
+        <w:t>Gantt</w:t>
+      </w:r>
+      <w:proofErr w:type="spellEnd"/>
+      <w:r>
+        <w:t xml:space="preserve"> preventivo</w:t>
       </w:r>
       <w:bookmarkEnd w:id="13"/>
     </w:p>
@@ -13212,7 +14112,23 @@
       </w:pPr>
       <w:bookmarkStart w:id="15" w:name="_Toc413411419"/>
       <w:r>
-        <w:t>Per la realizzazione del progetto sono stati utilizzato 3 PC scolastici con GameMaker Studio. Il debugging è effettuato direttamente sull’IDE di GameMaker, oltretutto sono stati anche eseguiti dei test su dei computer personali con delle prestazioni minori rispetto a quelli scolastici.</w:t>
+        <w:t xml:space="preserve">Per la realizzazione del progetto sono stati utilizzato 3 PC scolastici con </w:t>
+      </w:r>
+      <w:proofErr w:type="spellStart"/>
+      <w:r>
+        <w:t>GameMaker</w:t>
+      </w:r>
+      <w:proofErr w:type="spellEnd"/>
+      <w:r>
+        <w:t xml:space="preserve"> Studio. Il debugging è effettuato direttamente sull’IDE di </w:t>
+      </w:r>
+      <w:proofErr w:type="spellStart"/>
+      <w:r>
+        <w:t>GameMaker</w:t>
+      </w:r>
+      <w:proofErr w:type="spellEnd"/>
+      <w:r>
+        <w:t>, oltretutto sono stati anche eseguiti dei test su dei computer personali con delle prestazioni minori rispetto a quelli scolastici.</w:t>
       </w:r>
     </w:p>
     <w:p>
@@ -13234,8 +14150,13 @@
         </w:rPr>
       </w:pPr>
       <w:bookmarkStart w:id="17" w:name="_Toc413411420"/>
-      <w:r>
-        <w:t>GameMaker Studio: v2024.14.2.213</w:t>
+      <w:proofErr w:type="spellStart"/>
+      <w:r>
+        <w:t>GameMaker</w:t>
+      </w:r>
+      <w:proofErr w:type="spellEnd"/>
+      <w:r>
+        <w:t xml:space="preserve"> Studio: v2024.14.2.213</w:t>
       </w:r>
     </w:p>
     <w:p>
@@ -13434,6 +14355,7 @@
     <w:p>
       <w:pPr>
         <w:pStyle w:val="Titolo3"/>
+        <w:spacing w:before="0"/>
       </w:pPr>
       <w:bookmarkStart w:id="21" w:name="_Toc230959455"/>
       <w:r>
@@ -13441,13 +14363,13 @@
           <w:noProof/>
         </w:rPr>
         <w:drawing>
-          <wp:anchor distT="0" distB="0" distL="114300" distR="114300" simplePos="0" relativeHeight="251717632" behindDoc="0" locked="0" layoutInCell="1" allowOverlap="1" wp14:anchorId="4ECFACC2" wp14:editId="1581DB69">
+          <wp:anchor distT="0" distB="0" distL="114300" distR="114300" simplePos="0" relativeHeight="251717632" behindDoc="0" locked="0" layoutInCell="1" allowOverlap="1" wp14:anchorId="4ECFACC2" wp14:editId="7EBAA4D0">
             <wp:simplePos x="0" y="0"/>
             <wp:positionH relativeFrom="margin">
               <wp:posOffset>785495</wp:posOffset>
             </wp:positionH>
             <wp:positionV relativeFrom="paragraph">
-              <wp:posOffset>514985</wp:posOffset>
+              <wp:posOffset>337102</wp:posOffset>
             </wp:positionV>
             <wp:extent cx="7315200" cy="4634865"/>
             <wp:effectExtent l="19050" t="19050" r="19050" b="13335"/>
@@ -13508,7 +14430,155 @@
         </w:drawing>
       </w:r>
       <w:r>
-        <w:t>UML applicativ</w:t>
+        <w:rPr>
+          <w:noProof/>
+        </w:rPr>
+        <mc:AlternateContent>
+          <mc:Choice Requires="wps">
+            <w:drawing>
+              <wp:anchor distT="0" distB="0" distL="114300" distR="114300" simplePos="0" relativeHeight="251724800" behindDoc="0" locked="0" layoutInCell="1" allowOverlap="1" wp14:anchorId="00CFCA3E" wp14:editId="1A82B654">
+                <wp:simplePos x="0" y="0"/>
+                <wp:positionH relativeFrom="column">
+                  <wp:posOffset>785495</wp:posOffset>
+                </wp:positionH>
+                <wp:positionV relativeFrom="paragraph">
+                  <wp:posOffset>4970145</wp:posOffset>
+                </wp:positionV>
+                <wp:extent cx="7315200" cy="635"/>
+                <wp:effectExtent l="0" t="0" r="0" b="0"/>
+                <wp:wrapSquare wrapText="bothSides"/>
+                <wp:docPr id="8" name="Casella di testo 8"/>
+                <wp:cNvGraphicFramePr/>
+                <a:graphic xmlns:a="http://schemas.openxmlformats.org/drawingml/2006/main">
+                  <a:graphicData uri="http://schemas.microsoft.com/office/word/2010/wordprocessingShape">
+                    <wps:wsp>
+                      <wps:cNvSpPr txBox="1"/>
+                      <wps:spPr>
+                        <a:xfrm>
+                          <a:off x="0" y="0"/>
+                          <a:ext cx="7315200" cy="635"/>
+                        </a:xfrm>
+                        <a:prstGeom prst="rect">
+                          <a:avLst/>
+                        </a:prstGeom>
+                        <a:solidFill>
+                          <a:prstClr val="white"/>
+                        </a:solidFill>
+                        <a:ln>
+                          <a:noFill/>
+                        </a:ln>
+                      </wps:spPr>
+                      <wps:txbx>
+                        <w:txbxContent>
+                          <w:p>
+                            <w:pPr>
+                              <w:pStyle w:val="Didascalia"/>
+                              <w:rPr>
+                                <w:b/>
+                                <w:noProof/>
+                                <w:sz w:val="20"/>
+                              </w:rPr>
+                            </w:pPr>
+                            <w:r>
+                              <w:t xml:space="preserve">Immagine </w:t>
+                            </w:r>
+                            <w:r>
+                              <w:fldChar w:fldCharType="begin"/>
+                            </w:r>
+                            <w:r>
+                              <w:instrText xml:space="preserve"> SEQ Immagine \* ARABIC </w:instrText>
+                            </w:r>
+                            <w:r>
+                              <w:fldChar w:fldCharType="separate"/>
+                            </w:r>
+                            <w:r>
+                              <w:rPr>
+                                <w:noProof/>
+                              </w:rPr>
+                              <w:t>3</w:t>
+                            </w:r>
+                            <w:r>
+                              <w:fldChar w:fldCharType="end"/>
+                            </w:r>
+                            <w:r>
+                              <w:t xml:space="preserve"> - </w:t>
+                            </w:r>
+                            <w:r>
+                              <w:t>UML Applicativo</w:t>
+                            </w:r>
+                          </w:p>
+                        </w:txbxContent>
+                      </wps:txbx>
+                      <wps:bodyPr rot="0" spcFirstLastPara="0" vertOverflow="overflow" horzOverflow="overflow" vert="horz" wrap="square" lIns="0" tIns="0" rIns="0" bIns="0" numCol="1" spcCol="0" rtlCol="0" fromWordArt="0" anchor="t" anchorCtr="0" forceAA="0" compatLnSpc="1">
+                        <a:prstTxWarp prst="textNoShape">
+                          <a:avLst/>
+                        </a:prstTxWarp>
+                        <a:spAutoFit/>
+                      </wps:bodyPr>
+                    </wps:wsp>
+                  </a:graphicData>
+                </a:graphic>
+              </wp:anchor>
+            </w:drawing>
+          </mc:Choice>
+          <mc:Fallback>
+            <w:pict>
+              <v:shape w14:anchorId="00CFCA3E" id="Casella di testo 8" o:spid="_x0000_s1028" type="#_x0000_t202" style="position:absolute;left:0;text-align:left;margin-left:61.85pt;margin-top:391.35pt;width:8in;height:.05pt;z-index:251724800;visibility:visible;mso-wrap-style:square;mso-wrap-distance-left:9pt;mso-wrap-distance-top:0;mso-wrap-distance-right:9pt;mso-wrap-distance-bottom:0;mso-position-horizontal:absolute;mso-position-horizontal-relative:text;mso-position-vertical:absolute;mso-position-vertical-relative:text;v-text-anchor:top" o:gfxdata="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" stroked="f">
+                <v:textbox style="mso-fit-shape-to-text:t" inset="0,0,0,0">
+                  <w:txbxContent>
+                    <w:p>
+                      <w:pPr>
+                        <w:pStyle w:val="Didascalia"/>
+                        <w:rPr>
+                          <w:b/>
+                          <w:noProof/>
+                          <w:sz w:val="20"/>
+                        </w:rPr>
+                      </w:pPr>
+                      <w:r>
+                        <w:t xml:space="preserve">Immagine </w:t>
+                      </w:r>
+                      <w:r>
+                        <w:fldChar w:fldCharType="begin"/>
+                      </w:r>
+                      <w:r>
+                        <w:instrText xml:space="preserve"> SEQ Immagine \* ARABIC </w:instrText>
+                      </w:r>
+                      <w:r>
+                        <w:fldChar w:fldCharType="separate"/>
+                      </w:r>
+                      <w:r>
+                        <w:rPr>
+                          <w:noProof/>
+                        </w:rPr>
+                        <w:t>3</w:t>
+                      </w:r>
+                      <w:r>
+                        <w:fldChar w:fldCharType="end"/>
+                      </w:r>
+                      <w:r>
+                        <w:t xml:space="preserve"> - </w:t>
+                      </w:r>
+                      <w:r>
+                        <w:t>UML Applicativo</w:t>
+                      </w:r>
+                    </w:p>
+                  </w:txbxContent>
+                </v:textbox>
+                <w10:wrap type="square"/>
+              </v:shape>
+            </w:pict>
+          </mc:Fallback>
+        </mc:AlternateContent>
+      </w:r>
+      <w:r>
+        <w:t xml:space="preserve">UML </w:t>
+      </w:r>
+      <w:r>
+        <w:t>A</w:t>
+      </w:r>
+      <w:r>
+        <w:t>pplicativ</w:t>
       </w:r>
       <w:r>
         <w:t>o</w:t>
@@ -13553,9 +14623,7 @@
     </w:p>
     <w:p>
       <w:pPr>
-        <w:rPr>
-          <w:rFonts w:cs="Arial"/>
-        </w:rPr>
+        <w:keepNext/>
       </w:pPr>
       <w:bookmarkStart w:id="23" w:name="_Toc429059811"/>
       <w:r>
@@ -13615,6 +14683,41 @@
     </w:p>
     <w:p>
       <w:pPr>
+        <w:pStyle w:val="Didascalia"/>
+        <w:rPr>
+          <w:rFonts w:cs="Arial"/>
+        </w:rPr>
+      </w:pPr>
+      <w:r>
+        <w:t xml:space="preserve">Immagine </w:t>
+      </w:r>
+      <w:r>
+        <w:fldChar w:fldCharType="begin"/>
+      </w:r>
+      <w:r>
+        <w:instrText xml:space="preserve"> SEQ Immagine \* ARABIC </w:instrText>
+      </w:r>
+      <w:r>
+        <w:fldChar w:fldCharType="separate"/>
+      </w:r>
+      <w:r>
+        <w:rPr>
+          <w:noProof/>
+        </w:rPr>
+        <w:t>4</w:t>
+      </w:r>
+      <w:r>
+        <w:fldChar w:fldCharType="end"/>
+      </w:r>
+      <w:r>
+        <w:t xml:space="preserve"> - </w:t>
+      </w:r>
+      <w:r>
+        <w:t>UML JSON</w:t>
+      </w:r>
+    </w:p>
+    <w:p>
+      <w:pPr>
         <w:rPr>
           <w:rFonts w:cs="Arial"/>
         </w:rPr>
@@ -13645,11 +14748,13 @@
         <w:pStyle w:val="Titolo2"/>
       </w:pPr>
       <w:bookmarkStart w:id="24" w:name="_Toc230959457"/>
+      <w:proofErr w:type="spellStart"/>
       <w:r>
         <w:lastRenderedPageBreak/>
         <w:t>Mockups</w:t>
       </w:r>
       <w:bookmarkEnd w:id="24"/>
+      <w:proofErr w:type="spellEnd"/>
     </w:p>
     <w:p>
       <w:pPr>
@@ -13662,6 +14767,9 @@
       <w:bookmarkEnd w:id="25"/>
     </w:p>
     <w:p>
+      <w:pPr>
+        <w:keepNext/>
+      </w:pPr>
       <w:r>
         <w:rPr>
           <w:noProof/>
@@ -13720,6 +14828,43 @@
         </w:drawing>
       </w:r>
     </w:p>
+    <w:p>
+      <w:pPr>
+        <w:pStyle w:val="Didascalia"/>
+      </w:pPr>
+      <w:r>
+        <w:t xml:space="preserve">Immagine </w:t>
+      </w:r>
+      <w:r>
+        <w:fldChar w:fldCharType="begin"/>
+      </w:r>
+      <w:r>
+        <w:instrText xml:space="preserve"> SEQ Immagine \* ARABIC </w:instrText>
+      </w:r>
+      <w:r>
+        <w:fldChar w:fldCharType="separate"/>
+      </w:r>
+      <w:r>
+        <w:rPr>
+          <w:noProof/>
+        </w:rPr>
+        <w:t>5</w:t>
+      </w:r>
+      <w:r>
+        <w:fldChar w:fldCharType="end"/>
+      </w:r>
+      <w:r>
+        <w:t xml:space="preserve"> - </w:t>
+      </w:r>
+      <w:proofErr w:type="spellStart"/>
+      <w:r>
+        <w:t>Mockup</w:t>
+      </w:r>
+      <w:proofErr w:type="spellEnd"/>
+      <w:r>
+        <w:t xml:space="preserve"> Stanza Hacking</w:t>
+      </w:r>
+    </w:p>
     <w:p/>
     <w:p>
       <w:pPr>
@@ -13728,11 +14873,22 @@
       <w:bookmarkStart w:id="26" w:name="_Toc230959459"/>
       <w:r>
         <w:lastRenderedPageBreak/>
-        <w:t>Stanza Singularity</w:t>
+        <w:t xml:space="preserve">Stanza </w:t>
+      </w:r>
+      <w:r>
+        <w:t xml:space="preserve">The </w:t>
+      </w:r>
+      <w:proofErr w:type="spellStart"/>
+      <w:r>
+        <w:t>Singularity</w:t>
       </w:r>
       <w:bookmarkEnd w:id="26"/>
-    </w:p>
-    <w:p>
+      <w:proofErr w:type="spellEnd"/>
+    </w:p>
+    <w:p>
+      <w:pPr>
+        <w:keepNext/>
+      </w:pPr>
       <w:r>
         <w:rPr>
           <w:noProof/>
@@ -13793,6 +14949,48 @@
     </w:p>
     <w:p>
       <w:pPr>
+        <w:pStyle w:val="Didascalia"/>
+      </w:pPr>
+      <w:r>
+        <w:t xml:space="preserve">Immagine </w:t>
+      </w:r>
+      <w:r>
+        <w:fldChar w:fldCharType="begin"/>
+      </w:r>
+      <w:r>
+        <w:instrText xml:space="preserve"> SEQ Immagine \* ARABIC </w:instrText>
+      </w:r>
+      <w:r>
+        <w:fldChar w:fldCharType="separate"/>
+      </w:r>
+      <w:r>
+        <w:rPr>
+          <w:noProof/>
+        </w:rPr>
+        <w:t>6</w:t>
+      </w:r>
+      <w:r>
+        <w:fldChar w:fldCharType="end"/>
+      </w:r>
+      <w:r>
+        <w:t xml:space="preserve"> - </w:t>
+      </w:r>
+      <w:proofErr w:type="spellStart"/>
+      <w:r>
+        <w:t>Mockup</w:t>
+      </w:r>
+      <w:proofErr w:type="spellEnd"/>
+      <w:r>
+        <w:t xml:space="preserve"> Stanza The </w:t>
+      </w:r>
+      <w:proofErr w:type="spellStart"/>
+      <w:r>
+        <w:t>Singularity</w:t>
+      </w:r>
+      <w:proofErr w:type="spellEnd"/>
+    </w:p>
+    <w:p>
+      <w:pPr>
         <w:pStyle w:val="Titolo3"/>
       </w:pPr>
       <w:bookmarkStart w:id="27" w:name="_Toc230959460"/>
@@ -13801,6 +14999,9 @@
         <w:t xml:space="preserve">Stanza </w:t>
       </w:r>
       <w:r>
+        <w:t xml:space="preserve">The </w:t>
+      </w:r>
+      <w:r>
         <w:rPr>
           <w:noProof/>
         </w:rPr>
@@ -13809,6 +15010,9 @@
       <w:bookmarkEnd w:id="27"/>
     </w:p>
     <w:p>
+      <w:pPr>
+        <w:keepNext/>
+      </w:pPr>
       <w:r>
         <w:rPr>
           <w:noProof/>
@@ -13867,7 +15071,77 @@
         </w:drawing>
       </w:r>
     </w:p>
-    <w:p/>
+    <w:p>
+      <w:pPr>
+        <w:pStyle w:val="Didascalia"/>
+        <w:rPr>
+          <w:lang w:val="en-US"/>
+        </w:rPr>
+      </w:pPr>
+      <w:proofErr w:type="spellStart"/>
+      <w:r>
+        <w:rPr>
+          <w:lang w:val="en-US"/>
+        </w:rPr>
+        <w:t>Immagine</w:t>
+      </w:r>
+      <w:proofErr w:type="spellEnd"/>
+      <w:r>
+        <w:rPr>
+          <w:lang w:val="en-US"/>
+        </w:rPr>
+        <w:t xml:space="preserve"> </w:t>
+      </w:r>
+      <w:r>
+        <w:fldChar w:fldCharType="begin"/>
+      </w:r>
+      <w:r>
+        <w:rPr>
+          <w:lang w:val="en-US"/>
+        </w:rPr>
+        <w:instrText xml:space="preserve"> SEQ Immagine \* ARABIC </w:instrText>
+      </w:r>
+      <w:r>
+        <w:fldChar w:fldCharType="separate"/>
+      </w:r>
+      <w:r>
+        <w:rPr>
+          <w:noProof/>
+          <w:lang w:val="en-US"/>
+        </w:rPr>
+        <w:t>7</w:t>
+      </w:r>
+      <w:r>
+        <w:fldChar w:fldCharType="end"/>
+      </w:r>
+      <w:r>
+        <w:rPr>
+          <w:lang w:val="en-US"/>
+        </w:rPr>
+        <w:t xml:space="preserve"> - Mockup Stanza </w:t>
+      </w:r>
+      <w:proofErr w:type="gramStart"/>
+      <w:r>
+        <w:rPr>
+          <w:lang w:val="en-US"/>
+        </w:rPr>
+        <w:t>The</w:t>
+      </w:r>
+      <w:proofErr w:type="gramEnd"/>
+      <w:r>
+        <w:rPr>
+          <w:lang w:val="en-US"/>
+        </w:rPr>
+        <w:t xml:space="preserve"> Unknown</w:t>
+      </w:r>
+    </w:p>
+    <w:p>
+      <w:pPr>
+        <w:rPr>
+          <w:lang w:val="en-US"/>
+        </w:rPr>
+      </w:pPr>
+    </w:p>
     <w:p>
       <w:pPr>
         <w:pStyle w:val="Titolo3"/>
@@ -13880,6 +15154,9 @@
       <w:bookmarkEnd w:id="28"/>
     </w:p>
     <w:p>
+      <w:pPr>
+        <w:keepNext/>
+      </w:pPr>
       <w:r>
         <w:rPr>
           <w:noProof/>
@@ -13938,6 +15215,43 @@
         </w:drawing>
       </w:r>
     </w:p>
+    <w:p>
+      <w:pPr>
+        <w:pStyle w:val="Didascalia"/>
+      </w:pPr>
+      <w:r>
+        <w:t xml:space="preserve">Immagine </w:t>
+      </w:r>
+      <w:r>
+        <w:fldChar w:fldCharType="begin"/>
+      </w:r>
+      <w:r>
+        <w:instrText xml:space="preserve"> SEQ Immagine \* ARABIC </w:instrText>
+      </w:r>
+      <w:r>
+        <w:fldChar w:fldCharType="separate"/>
+      </w:r>
+      <w:r>
+        <w:rPr>
+          <w:noProof/>
+        </w:rPr>
+        <w:t>8</w:t>
+      </w:r>
+      <w:r>
+        <w:fldChar w:fldCharType="end"/>
+      </w:r>
+      <w:r>
+        <w:t xml:space="preserve"> - </w:t>
+      </w:r>
+      <w:proofErr w:type="spellStart"/>
+      <w:r>
+        <w:t>Mockup</w:t>
+      </w:r>
+      <w:proofErr w:type="spellEnd"/>
+      <w:r>
+        <w:t xml:space="preserve"> Telecamere</w:t>
+      </w:r>
+    </w:p>
     <w:p/>
     <w:p>
       <w:pPr>
@@ -13951,6 +15265,9 @@
       <w:bookmarkEnd w:id="29"/>
     </w:p>
     <w:p>
+      <w:pPr>
+        <w:keepNext/>
+      </w:pPr>
       <w:r>
         <w:rPr>
           <w:noProof/>
@@ -14011,6 +15328,43 @@
     </w:p>
     <w:p>
       <w:pPr>
+        <w:pStyle w:val="Didascalia"/>
+      </w:pPr>
+      <w:r>
+        <w:t xml:space="preserve">Immagine </w:t>
+      </w:r>
+      <w:r>
+        <w:fldChar w:fldCharType="begin"/>
+      </w:r>
+      <w:r>
+        <w:instrText xml:space="preserve"> SEQ Immagine \* ARABIC </w:instrText>
+      </w:r>
+      <w:r>
+        <w:fldChar w:fldCharType="separate"/>
+      </w:r>
+      <w:r>
+        <w:rPr>
+          <w:noProof/>
+        </w:rPr>
+        <w:t>9</w:t>
+      </w:r>
+      <w:r>
+        <w:fldChar w:fldCharType="end"/>
+      </w:r>
+      <w:r>
+        <w:t xml:space="preserve"> - </w:t>
+      </w:r>
+      <w:proofErr w:type="spellStart"/>
+      <w:r>
+        <w:t>Mockup</w:t>
+      </w:r>
+      <w:proofErr w:type="spellEnd"/>
+      <w:r>
+        <w:t xml:space="preserve"> Ufficio Guardia</w:t>
+      </w:r>
+    </w:p>
+    <w:p>
+      <w:pPr>
         <w:pStyle w:val="Titolo2"/>
       </w:pPr>
       <w:bookmarkStart w:id="30" w:name="_Toc429059812"/>
@@ -14024,6 +15378,9 @@
       <w:bookmarkEnd w:id="31"/>
     </w:p>
     <w:p>
+      <w:pPr>
+        <w:keepNext/>
+      </w:pPr>
       <w:r>
         <w:rPr>
           <w:noProof/>
@@ -14082,11 +15439,54 @@
         </w:drawing>
       </w:r>
     </w:p>
-    <w:p/>
-    <w:p/>
-    <w:p>
-      <w:r>
-        <w:t>Lo swimlane rappresenta il flusso di interazione tra Utente e Sistema durante una partita, mostrando le azioni del giocatore e il comportamento di VAL</w:t>
+    <w:p>
+      <w:pPr>
+        <w:pStyle w:val="Didascalia"/>
+      </w:pPr>
+      <w:r>
+        <w:t xml:space="preserve">Immagine </w:t>
+      </w:r>
+      <w:r>
+        <w:fldChar w:fldCharType="begin"/>
+      </w:r>
+      <w:r>
+        <w:instrText xml:space="preserve"> SEQ Immagine \* ARABIC </w:instrText>
+      </w:r>
+      <w:r>
+        <w:fldChar w:fldCharType="separate"/>
+      </w:r>
+      <w:r>
+        <w:rPr>
+          <w:noProof/>
+        </w:rPr>
+        <w:t>10</w:t>
+      </w:r>
+      <w:r>
+        <w:fldChar w:fldCharType="end"/>
+      </w:r>
+      <w:r>
+        <w:t xml:space="preserve"> - </w:t>
+      </w:r>
+      <w:proofErr w:type="spellStart"/>
+      <w:r>
+        <w:t>Swimlane</w:t>
+      </w:r>
+      <w:proofErr w:type="spellEnd"/>
+      <w:r>
+        <w:t xml:space="preserve"> funzionamento VAL-Z</w:t>
+      </w:r>
+    </w:p>
+    <w:p>
+      <w:r>
+        <w:t xml:space="preserve">Lo </w:t>
+      </w:r>
+      <w:proofErr w:type="spellStart"/>
+      <w:r>
+        <w:t>swimlane</w:t>
+      </w:r>
+      <w:proofErr w:type="spellEnd"/>
+      <w:r>
+        <w:t xml:space="preserve"> rappresenta il flusso di interazione tra Utente e Sistema durante una partita, mostrando le azioni del giocatore e il comportamento di VAL</w:t>
       </w:r>
       <w:r>
         <w:t>-</w:t>
@@ -14099,6 +15499,9 @@
       </w:r>
     </w:p>
     <w:p>
+      <w:pPr>
+        <w:keepNext/>
+      </w:pPr>
       <w:r>
         <w:rPr>
           <w:noProof/>
@@ -14158,11 +15561,60 @@
         </w:drawing>
       </w:r>
     </w:p>
+    <w:p>
+      <w:pPr>
+        <w:pStyle w:val="Didascalia"/>
+      </w:pPr>
+      <w:r>
+        <w:t xml:space="preserve">Immagine </w:t>
+      </w:r>
+      <w:r>
+        <w:fldChar w:fldCharType="begin"/>
+      </w:r>
+      <w:r>
+        <w:instrText xml:space="preserve"> SEQ Immagine \* ARABIC </w:instrText>
+      </w:r>
+      <w:r>
+        <w:fldChar w:fldCharType="separate"/>
+      </w:r>
+      <w:r>
+        <w:rPr>
+          <w:noProof/>
+        </w:rPr>
+        <w:t>11</w:t>
+      </w:r>
+      <w:r>
+        <w:fldChar w:fldCharType="end"/>
+      </w:r>
+      <w:r>
+        <w:t xml:space="preserve"> - </w:t>
+      </w:r>
+      <w:proofErr w:type="spellStart"/>
+      <w:r>
+        <w:t>Swimlane</w:t>
+      </w:r>
+      <w:proofErr w:type="spellEnd"/>
+      <w:r>
+        <w:t xml:space="preserve"> funzionamento The </w:t>
+      </w:r>
+      <w:proofErr w:type="spellStart"/>
+      <w:r>
+        <w:t>Singularity</w:t>
+      </w:r>
+      <w:proofErr w:type="spellEnd"/>
+    </w:p>
     <w:p/>
-    <w:p/>
-    <w:p>
-      <w:r>
-        <w:t>Lo swimlane rappresenta il flusso di interazione tra Player e Sistema nella gestione d</w:t>
+    <w:p>
+      <w:r>
+        <w:t xml:space="preserve">Lo </w:t>
+      </w:r>
+      <w:proofErr w:type="spellStart"/>
+      <w:r>
+        <w:t>swimlane</w:t>
+      </w:r>
+      <w:proofErr w:type="spellEnd"/>
+      <w:r>
+        <w:t xml:space="preserve"> rappresenta il flusso di interazione tra Player e Sistema nella gestione d</w:t>
       </w:r>
       <w:r>
         <w:t>i THE</w:t>
@@ -14259,6 +15711,9 @@
       <w:bookmarkEnd w:id="40"/>
     </w:p>
     <w:p>
+      <w:pPr>
+        <w:keepNext/>
+      </w:pPr>
       <w:r>
         <w:rPr>
           <w:noProof/>
@@ -14307,6 +15762,38 @@
         </w:drawing>
       </w:r>
     </w:p>
+    <w:p>
+      <w:pPr>
+        <w:pStyle w:val="Didascalia"/>
+      </w:pPr>
+      <w:r>
+        <w:t xml:space="preserve">Immagine </w:t>
+      </w:r>
+      <w:r>
+        <w:fldChar w:fldCharType="begin"/>
+      </w:r>
+      <w:r>
+        <w:instrText xml:space="preserve"> SEQ Immagine \* ARABIC </w:instrText>
+      </w:r>
+      <w:r>
+        <w:fldChar w:fldCharType="separate"/>
+      </w:r>
+      <w:r>
+        <w:rPr>
+          <w:noProof/>
+        </w:rPr>
+        <w:t>12</w:t>
+      </w:r>
+      <w:r>
+        <w:fldChar w:fldCharType="end"/>
+      </w:r>
+      <w:r>
+        <w:t xml:space="preserve"> - </w:t>
+      </w:r>
+      <w:r>
+        <w:t>Codice movimento VAL-Z</w:t>
+      </w:r>
+    </w:p>
     <w:p/>
     <w:p>
       <w:r>
@@ -14316,7 +15803,17 @@
         <w:t>,</w:t>
       </w:r>
       <w:r>
-        <w:t xml:space="preserve"> se il valore risulta inferiore a global.aggressivitaValZ, VAL-Z può muoversi. Quando raggiunge il bivio, esegue al massimo due azioni, scegliendo casualmente sia la direzione in cui dirigersi sia il punto da cui iniziare il suo attacco.</w:t>
+        <w:t xml:space="preserve"> se il valore risulta inferiore a </w:t>
+      </w:r>
+      <w:proofErr w:type="spellStart"/>
+      <w:proofErr w:type="gramStart"/>
+      <w:r>
+        <w:t>global.aggressivitaValZ</w:t>
+      </w:r>
+      <w:proofErr w:type="spellEnd"/>
+      <w:proofErr w:type="gramEnd"/>
+      <w:r>
+        <w:t>, VAL-Z può muoversi. Quando raggiunge il bivio, esegue al massimo due azioni, scegliendo casualmente sia la direzione in cui dirigersi sia il punto da cui iniziare il suo attacco.</w:t>
       </w:r>
     </w:p>
     <w:p/>
@@ -14332,6 +15829,9 @@
       <w:bookmarkEnd w:id="41"/>
     </w:p>
     <w:p>
+      <w:pPr>
+        <w:keepNext/>
+      </w:pPr>
       <w:r>
         <w:rPr>
           <w:noProof/>
@@ -14380,10 +15880,66 @@
         </w:drawing>
       </w:r>
     </w:p>
+    <w:p>
+      <w:pPr>
+        <w:pStyle w:val="Didascalia"/>
+      </w:pPr>
+      <w:r>
+        <w:t xml:space="preserve">Immagine </w:t>
+      </w:r>
+      <w:r>
+        <w:fldChar w:fldCharType="begin"/>
+      </w:r>
+      <w:r>
+        <w:instrText xml:space="preserve"> SEQ Immagine \* ARABIC </w:instrText>
+      </w:r>
+      <w:r>
+        <w:fldChar w:fldCharType="separate"/>
+      </w:r>
+      <w:r>
+        <w:rPr>
+          <w:noProof/>
+        </w:rPr>
+        <w:t>13</w:t>
+      </w:r>
+      <w:r>
+        <w:fldChar w:fldCharType="end"/>
+      </w:r>
+      <w:r>
+        <w:t xml:space="preserve"> - </w:t>
+      </w:r>
+      <w:r>
+        <w:t>Codice attacco VAL-Z</w:t>
+      </w:r>
+    </w:p>
     <w:p/>
     <w:p>
       <w:r>
-        <w:t>Le funzioni presenti servono a gestire l’attacco. Quando VAL-Z raggiunge uno dei due computer, viene attivata la funzione checkAttacco, che inizializza un timesource di 6 secondi, dando al player la possibilità di reagire e bloccarlo prima che completi l’hacking. Quando il timesource termina, viene chiamata la funzione di attacco, che verifica lo stato dei firewall e la posizione di VAL-Z</w:t>
+        <w:t xml:space="preserve">Le funzioni presenti servono a gestire l’attacco. Quando VAL-Z raggiunge uno dei due computer, viene attivata la funzione </w:t>
+      </w:r>
+      <w:proofErr w:type="spellStart"/>
+      <w:r>
+        <w:t>checkAttacco</w:t>
+      </w:r>
+      <w:proofErr w:type="spellEnd"/>
+      <w:r>
+        <w:t xml:space="preserve">, che inizializza un </w:t>
+      </w:r>
+      <w:proofErr w:type="spellStart"/>
+      <w:r>
+        <w:t>timesource</w:t>
+      </w:r>
+      <w:proofErr w:type="spellEnd"/>
+      <w:r>
+        <w:t xml:space="preserve"> di 6 secondi, dando al player la possibilità di reagire e bloccarlo prima che completi l’hacking. Quando il </w:t>
+      </w:r>
+      <w:proofErr w:type="spellStart"/>
+      <w:r>
+        <w:t>timesource</w:t>
+      </w:r>
+      <w:proofErr w:type="spellEnd"/>
+      <w:r>
+        <w:t xml:space="preserve"> termina, viene chiamata la funzione di attacco, che verifica lo stato dei firewall e la posizione di VAL-Z</w:t>
       </w:r>
       <w:r>
         <w:t>,</w:t>
@@ -14391,24 +15947,36 @@
       <w:r>
         <w:t xml:space="preserve"> se sono spenti oppure è stato attivato quello sbagliato, l’attacco riesce; in caso contrario, VAL-Z torna all’inizio del suo ciclo.</w:t>
       </w:r>
-      <w:r>
-        <w:br w:type="page"/>
-      </w:r>
-    </w:p>
+    </w:p>
+    <w:p/>
+    <w:p/>
+    <w:p/>
     <w:p>
       <w:pPr>
         <w:pStyle w:val="Titolo2"/>
       </w:pPr>
       <w:bookmarkStart w:id="42" w:name="_Toc230959468"/>
       <w:r>
-        <w:lastRenderedPageBreak/>
-        <w:t>The Singularity</w:t>
+        <w:t xml:space="preserve">The </w:t>
+      </w:r>
+      <w:proofErr w:type="spellStart"/>
+      <w:r>
+        <w:t>Singularity</w:t>
       </w:r>
       <w:bookmarkEnd w:id="42"/>
-    </w:p>
-    <w:p>
-      <w:r>
-        <w:t>Questa è la logica di Singularity gestisce il sistema di carica difensiva, che si consuma automaticamente nel tempo.</w:t>
+      <w:proofErr w:type="spellEnd"/>
+    </w:p>
+    <w:p>
+      <w:r>
+        <w:t xml:space="preserve">Questa è la logica di </w:t>
+      </w:r>
+      <w:proofErr w:type="spellStart"/>
+      <w:r>
+        <w:t>Singularity</w:t>
+      </w:r>
+      <w:proofErr w:type="spellEnd"/>
+      <w:r>
+        <w:t xml:space="preserve"> gestisce il sistema di carica difensiva, che si consuma automaticamente nel tempo.</w:t>
       </w:r>
     </w:p>
     <w:p/>
@@ -14423,6 +15991,9 @@
       <w:bookmarkEnd w:id="43"/>
     </w:p>
     <w:p>
+      <w:pPr>
+        <w:keepNext/>
+      </w:pPr>
       <w:r>
         <w:rPr>
           <w:noProof/>
@@ -14471,10 +16042,57 @@
         </w:drawing>
       </w:r>
     </w:p>
+    <w:p>
+      <w:pPr>
+        <w:pStyle w:val="Didascalia"/>
+      </w:pPr>
+      <w:r>
+        <w:t xml:space="preserve">Immagine </w:t>
+      </w:r>
+      <w:r>
+        <w:fldChar w:fldCharType="begin"/>
+      </w:r>
+      <w:r>
+        <w:instrText xml:space="preserve"> SEQ Immagine \* ARABIC </w:instrText>
+      </w:r>
+      <w:r>
+        <w:fldChar w:fldCharType="separate"/>
+      </w:r>
+      <w:r>
+        <w:rPr>
+          <w:noProof/>
+        </w:rPr>
+        <w:t>14</w:t>
+      </w:r>
+      <w:r>
+        <w:fldChar w:fldCharType="end"/>
+      </w:r>
+      <w:r>
+        <w:t xml:space="preserve"> - </w:t>
+      </w:r>
+      <w:r>
+        <w:t xml:space="preserve">Codice logica di scaricamento The </w:t>
+      </w:r>
+      <w:proofErr w:type="spellStart"/>
+      <w:r>
+        <w:t>Singularity</w:t>
+      </w:r>
+      <w:proofErr w:type="spellEnd"/>
+    </w:p>
     <w:p/>
     <w:p>
       <w:r>
-        <w:t>serve a fare in modo che, se la barra non viene caricata e non è a 0, la carica diminuisca gradualmente in base a global.velocitaScaricamento.</w:t>
+        <w:t xml:space="preserve">serve a fare in modo che, se la barra non viene caricata e non è a 0, la carica diminuisca gradualmente in base a </w:t>
+      </w:r>
+      <w:proofErr w:type="spellStart"/>
+      <w:proofErr w:type="gramStart"/>
+      <w:r>
+        <w:t>global.velocitaScaricamento</w:t>
+      </w:r>
+      <w:proofErr w:type="spellEnd"/>
+      <w:proofErr w:type="gramEnd"/>
+      <w:r>
+        <w:t>.</w:t>
       </w:r>
     </w:p>
     <w:p>
@@ -14483,11 +16101,15 @@
       </w:pPr>
       <w:bookmarkStart w:id="44" w:name="_Toc230959470"/>
       <w:r>
+        <w:lastRenderedPageBreak/>
         <w:t>Logica di blocco</w:t>
       </w:r>
       <w:bookmarkEnd w:id="44"/>
     </w:p>
     <w:p>
+      <w:pPr>
+        <w:keepNext/>
+      </w:pPr>
       <w:r>
         <w:rPr>
           <w:b/>
@@ -14538,6 +16160,43 @@
         </w:drawing>
       </w:r>
     </w:p>
+    <w:p>
+      <w:pPr>
+        <w:pStyle w:val="Didascalia"/>
+      </w:pPr>
+      <w:r>
+        <w:t xml:space="preserve">Immagine </w:t>
+      </w:r>
+      <w:r>
+        <w:fldChar w:fldCharType="begin"/>
+      </w:r>
+      <w:r>
+        <w:instrText xml:space="preserve"> SEQ Immagine \* ARABIC </w:instrText>
+      </w:r>
+      <w:r>
+        <w:fldChar w:fldCharType="separate"/>
+      </w:r>
+      <w:r>
+        <w:rPr>
+          <w:noProof/>
+        </w:rPr>
+        <w:t>15</w:t>
+      </w:r>
+      <w:r>
+        <w:fldChar w:fldCharType="end"/>
+      </w:r>
+      <w:r>
+        <w:t xml:space="preserve"> - </w:t>
+      </w:r>
+      <w:r>
+        <w:t xml:space="preserve">Codice logica di blocco The </w:t>
+      </w:r>
+      <w:proofErr w:type="spellStart"/>
+      <w:r>
+        <w:t>Singularity</w:t>
+      </w:r>
+      <w:proofErr w:type="spellEnd"/>
+    </w:p>
     <w:p/>
     <w:p>
       <w:r>
@@ -14553,8 +16212,13 @@
         <w:spacing w:after="160" w:line="278" w:lineRule="auto"/>
       </w:pPr>
       <w:r>
-        <w:t>Cambia stanza portando il giocatore in rm_ufficio</w:t>
-      </w:r>
+        <w:t>Cambia stanza portando il giocatore in </w:t>
+      </w:r>
+      <w:proofErr w:type="spellStart"/>
+      <w:r>
+        <w:t>rm_ufficio</w:t>
+      </w:r>
+      <w:proofErr w:type="spellEnd"/>
     </w:p>
     <w:p>
       <w:pPr>
@@ -14565,7 +16229,25 @@
         <w:spacing w:after="160" w:line="278" w:lineRule="auto"/>
       </w:pPr>
       <w:r>
-        <w:t>Attiva lo stato di blocco (global.blocco = true)</w:t>
+        <w:t>Attiva lo stato di blocco (</w:t>
+      </w:r>
+      <w:proofErr w:type="spellStart"/>
+      <w:proofErr w:type="gramStart"/>
+      <w:r>
+        <w:t>global.blocco</w:t>
+      </w:r>
+      <w:proofErr w:type="spellEnd"/>
+      <w:proofErr w:type="gramEnd"/>
+      <w:r>
+        <w:t xml:space="preserve"> = </w:t>
+      </w:r>
+      <w:proofErr w:type="spellStart"/>
+      <w:r>
+        <w:t>true</w:t>
+      </w:r>
+      <w:proofErr w:type="spellEnd"/>
+      <w:r>
+        <w:t>)</w:t>
       </w:r>
     </w:p>
     <w:p>
@@ -14589,7 +16271,15 @@
         <w:spacing w:after="160" w:line="278" w:lineRule="auto"/>
       </w:pPr>
       <w:r>
-        <w:t>Imposta i firewall come undefined (disattivati)</w:t>
+        <w:t>Imposta i firewall come </w:t>
+      </w:r>
+      <w:proofErr w:type="spellStart"/>
+      <w:r>
+        <w:t>undefined</w:t>
+      </w:r>
+      <w:proofErr w:type="spellEnd"/>
+      <w:r>
+        <w:t> (disattivati)</w:t>
       </w:r>
     </w:p>
     <w:p>
@@ -14601,7 +16291,17 @@
         <w:spacing w:after="160" w:line="278" w:lineRule="auto"/>
       </w:pPr>
       <w:r>
-        <w:t>Avvia un timer che dopo global.tempoBlocco secondi chiamerà la funzione lock()</w:t>
+        <w:t>Avvia un timer che dopo </w:t>
+      </w:r>
+      <w:proofErr w:type="spellStart"/>
+      <w:proofErr w:type="gramStart"/>
+      <w:r>
+        <w:t>global.tempoBlocco</w:t>
+      </w:r>
+      <w:proofErr w:type="spellEnd"/>
+      <w:proofErr w:type="gramEnd"/>
+      <w:r>
+        <w:t> secondi chiamerà la funzione lock()</w:t>
       </w:r>
     </w:p>
     <w:p>
@@ -14610,12 +16310,165 @@
       </w:pPr>
       <w:bookmarkStart w:id="45" w:name="_Toc230959471"/>
       <w:r>
-        <w:lastRenderedPageBreak/>
         <w:t>Logica di sblocco</w:t>
       </w:r>
       <w:bookmarkEnd w:id="45"/>
     </w:p>
     <w:p>
+      <w:r>
+        <w:rPr>
+          <w:noProof/>
+        </w:rPr>
+        <mc:AlternateContent>
+          <mc:Choice Requires="wps">
+            <w:drawing>
+              <wp:anchor distT="0" distB="0" distL="114300" distR="114300" simplePos="0" relativeHeight="251726848" behindDoc="0" locked="0" layoutInCell="1" allowOverlap="1" wp14:anchorId="26DE6937" wp14:editId="069F7A0C">
+                <wp:simplePos x="0" y="0"/>
+                <wp:positionH relativeFrom="column">
+                  <wp:posOffset>-5080</wp:posOffset>
+                </wp:positionH>
+                <wp:positionV relativeFrom="paragraph">
+                  <wp:posOffset>2174240</wp:posOffset>
+                </wp:positionV>
+                <wp:extent cx="2886075" cy="635"/>
+                <wp:effectExtent l="0" t="0" r="0" b="0"/>
+                <wp:wrapTopAndBottom/>
+                <wp:docPr id="9" name="Casella di testo 9"/>
+                <wp:cNvGraphicFramePr/>
+                <a:graphic xmlns:a="http://schemas.openxmlformats.org/drawingml/2006/main">
+                  <a:graphicData uri="http://schemas.microsoft.com/office/word/2010/wordprocessingShape">
+                    <wps:wsp>
+                      <wps:cNvSpPr txBox="1"/>
+                      <wps:spPr>
+                        <a:xfrm>
+                          <a:off x="0" y="0"/>
+                          <a:ext cx="2886075" cy="635"/>
+                        </a:xfrm>
+                        <a:prstGeom prst="rect">
+                          <a:avLst/>
+                        </a:prstGeom>
+                        <a:solidFill>
+                          <a:prstClr val="white"/>
+                        </a:solidFill>
+                        <a:ln>
+                          <a:noFill/>
+                        </a:ln>
+                      </wps:spPr>
+                      <wps:txbx>
+                        <w:txbxContent>
+                          <w:p>
+                            <w:pPr>
+                              <w:pStyle w:val="Didascalia"/>
+                              <w:rPr>
+                                <w:b/>
+                                <w:bCs/>
+                                <w:noProof/>
+                                <w:sz w:val="20"/>
+                              </w:rPr>
+                            </w:pPr>
+                            <w:r>
+                              <w:t xml:space="preserve">Immagine </w:t>
+                            </w:r>
+                            <w:r>
+                              <w:fldChar w:fldCharType="begin"/>
+                            </w:r>
+                            <w:r>
+                              <w:instrText xml:space="preserve"> SEQ Immagine \* ARABIC </w:instrText>
+                            </w:r>
+                            <w:r>
+                              <w:fldChar w:fldCharType="separate"/>
+                            </w:r>
+                            <w:r>
+                              <w:rPr>
+                                <w:noProof/>
+                              </w:rPr>
+                              <w:t>16</w:t>
+                            </w:r>
+                            <w:r>
+                              <w:fldChar w:fldCharType="end"/>
+                            </w:r>
+                            <w:r>
+                              <w:t xml:space="preserve"> - </w:t>
+                            </w:r>
+                            <w:r>
+                              <w:t xml:space="preserve">Codice logica di sblocco The </w:t>
+                            </w:r>
+                            <w:proofErr w:type="spellStart"/>
+                            <w:r>
+                              <w:t>Singularity</w:t>
+                            </w:r>
+                            <w:proofErr w:type="spellEnd"/>
+                          </w:p>
+                        </w:txbxContent>
+                      </wps:txbx>
+                      <wps:bodyPr rot="0" spcFirstLastPara="0" vertOverflow="overflow" horzOverflow="overflow" vert="horz" wrap="square" lIns="0" tIns="0" rIns="0" bIns="0" numCol="1" spcCol="0" rtlCol="0" fromWordArt="0" anchor="t" anchorCtr="0" forceAA="0" compatLnSpc="1">
+                        <a:prstTxWarp prst="textNoShape">
+                          <a:avLst/>
+                        </a:prstTxWarp>
+                        <a:spAutoFit/>
+                      </wps:bodyPr>
+                    </wps:wsp>
+                  </a:graphicData>
+                </a:graphic>
+              </wp:anchor>
+            </w:drawing>
+          </mc:Choice>
+          <mc:Fallback>
+            <w:pict>
+              <v:shape w14:anchorId="26DE6937" id="Casella di testo 9" o:spid="_x0000_s1029" type="#_x0000_t202" style="position:absolute;margin-left:-.4pt;margin-top:171.2pt;width:227.25pt;height:.05pt;z-index:251726848;visibility:visible;mso-wrap-style:square;mso-wrap-distance-left:9pt;mso-wrap-distance-top:0;mso-wrap-distance-right:9pt;mso-wrap-distance-bottom:0;mso-position-horizontal:absolute;mso-position-horizontal-relative:text;mso-position-vertical:absolute;mso-position-vertical-relative:text;v-text-anchor:top" o:gfxdata="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" stroked="f">
+                <v:textbox style="mso-fit-shape-to-text:t" inset="0,0,0,0">
+                  <w:txbxContent>
+                    <w:p>
+                      <w:pPr>
+                        <w:pStyle w:val="Didascalia"/>
+                        <w:rPr>
+                          <w:b/>
+                          <w:bCs/>
+                          <w:noProof/>
+                          <w:sz w:val="20"/>
+                        </w:rPr>
+                      </w:pPr>
+                      <w:r>
+                        <w:t xml:space="preserve">Immagine </w:t>
+                      </w:r>
+                      <w:r>
+                        <w:fldChar w:fldCharType="begin"/>
+                      </w:r>
+                      <w:r>
+                        <w:instrText xml:space="preserve"> SEQ Immagine \* ARABIC </w:instrText>
+                      </w:r>
+                      <w:r>
+                        <w:fldChar w:fldCharType="separate"/>
+                      </w:r>
+                      <w:r>
+                        <w:rPr>
+                          <w:noProof/>
+                        </w:rPr>
+                        <w:t>16</w:t>
+                      </w:r>
+                      <w:r>
+                        <w:fldChar w:fldCharType="end"/>
+                      </w:r>
+                      <w:r>
+                        <w:t xml:space="preserve"> - </w:t>
+                      </w:r>
+                      <w:r>
+                        <w:t xml:space="preserve">Codice logica di sblocco The </w:t>
+                      </w:r>
+                      <w:proofErr w:type="spellStart"/>
+                      <w:r>
+                        <w:t>Singularity</w:t>
+                      </w:r>
+                      <w:proofErr w:type="spellEnd"/>
+                    </w:p>
+                  </w:txbxContent>
+                </v:textbox>
+                <w10:wrap type="topAndBottom"/>
+              </v:shape>
+            </w:pict>
+          </mc:Fallback>
+        </mc:AlternateContent>
+      </w:r>
       <w:r>
         <w:rPr>
           <w:b/>
@@ -14623,25 +16476,17 @@
           <w:noProof/>
         </w:rPr>
         <w:drawing>
-          <wp:anchor distT="0" distB="0" distL="114300" distR="114300" simplePos="0" relativeHeight="251716608" behindDoc="1" locked="0" layoutInCell="1" allowOverlap="1" wp14:anchorId="5BDB9ABA" wp14:editId="6375BD22">
+          <wp:anchor distT="0" distB="0" distL="114300" distR="114300" simplePos="0" relativeHeight="251716608" behindDoc="1" locked="0" layoutInCell="1" allowOverlap="1" wp14:anchorId="5BDB9ABA" wp14:editId="65734442">
             <wp:simplePos x="0" y="0"/>
             <wp:positionH relativeFrom="column">
-              <wp:posOffset>-3200</wp:posOffset>
+              <wp:posOffset>-5080</wp:posOffset>
             </wp:positionH>
             <wp:positionV relativeFrom="paragraph">
-              <wp:posOffset>-787</wp:posOffset>
+              <wp:posOffset>-2540</wp:posOffset>
             </wp:positionV>
             <wp:extent cx="2886075" cy="2119630"/>
             <wp:effectExtent l="0" t="0" r="9525" b="0"/>
-            <wp:wrapTight wrapText="bothSides">
-              <wp:wrapPolygon edited="0">
-                <wp:start x="0" y="0"/>
-                <wp:lineTo x="0" y="21354"/>
-                <wp:lineTo x="21529" y="21354"/>
-                <wp:lineTo x="21529" y="0"/>
-                <wp:lineTo x="0" y="0"/>
-              </wp:wrapPolygon>
-            </wp:wrapTight>
+            <wp:wrapTopAndBottom/>
             <wp:docPr id="90" name="Immagine 90"/>
             <wp:cNvGraphicFramePr>
               <a:graphicFrameLocks xmlns:a="http://schemas.openxmlformats.org/drawingml/2006/main" noChangeAspect="1"/>
@@ -14688,7 +16533,6 @@
         </w:drawing>
       </w:r>
     </w:p>
-    <w:p/>
     <w:p>
       <w:r>
         <w:t>Questa funzione viene chiamata al termine dello stato di blocco. Ripristina tutte le variabili di gestione delle difese e aggiorna l'interfaccia dei firewall.</w:t>
@@ -14717,15 +16561,28 @@
       <w:bookmarkEnd w:id="38"/>
       <w:r>
         <w:lastRenderedPageBreak/>
-        <w:t>The Unknown</w:t>
+        <w:t xml:space="preserve">The </w:t>
+      </w:r>
+      <w:proofErr w:type="spellStart"/>
+      <w:r>
+        <w:t>Unknown</w:t>
       </w:r>
       <w:bookmarkStart w:id="48" w:name="emotionselectionpage"/>
       <w:bookmarkEnd w:id="46"/>
       <w:bookmarkEnd w:id="47"/>
-    </w:p>
-    <w:p>
-      <w:r>
-        <w:t>Questa è la logica di Unknown, gestisce il comportamento completo dell’entità:</w:t>
+      <w:proofErr w:type="spellEnd"/>
+    </w:p>
+    <w:p>
+      <w:r>
+        <w:t xml:space="preserve">Questa è la logica di </w:t>
+      </w:r>
+      <w:proofErr w:type="spellStart"/>
+      <w:r>
+        <w:t>Unknown</w:t>
+      </w:r>
+      <w:proofErr w:type="spellEnd"/>
+      <w:r>
+        <w:t>, gestisce il comportamento completo dell’entità:</w:t>
       </w:r>
     </w:p>
     <w:p>
@@ -14811,6 +16668,9 @@
       <w:bookmarkEnd w:id="49"/>
     </w:p>
     <w:p>
+      <w:pPr>
+        <w:keepNext/>
+      </w:pPr>
       <w:r>
         <w:rPr>
           <w:noProof/>
@@ -14861,6 +16721,43 @@
         </w:drawing>
       </w:r>
     </w:p>
+    <w:p>
+      <w:pPr>
+        <w:pStyle w:val="Didascalia"/>
+      </w:pPr>
+      <w:r>
+        <w:t xml:space="preserve">Immagine </w:t>
+      </w:r>
+      <w:r>
+        <w:fldChar w:fldCharType="begin"/>
+      </w:r>
+      <w:r>
+        <w:instrText xml:space="preserve"> SEQ Immagine \* ARABIC </w:instrText>
+      </w:r>
+      <w:r>
+        <w:fldChar w:fldCharType="separate"/>
+      </w:r>
+      <w:r>
+        <w:rPr>
+          <w:noProof/>
+        </w:rPr>
+        <w:t>17</w:t>
+      </w:r>
+      <w:r>
+        <w:fldChar w:fldCharType="end"/>
+      </w:r>
+      <w:r>
+        <w:t xml:space="preserve"> - </w:t>
+      </w:r>
+      <w:r>
+        <w:t xml:space="preserve">Codice logica di attivazione casuale The </w:t>
+      </w:r>
+      <w:proofErr w:type="spellStart"/>
+      <w:r>
+        <w:t>Unknown</w:t>
+      </w:r>
+      <w:proofErr w:type="spellEnd"/>
+    </w:p>
     <w:p/>
     <w:p>
       <w:r>
@@ -14881,7 +16778,15 @@
         <w:spacing w:after="160"/>
       </w:pPr>
       <w:r>
-        <w:t>Se Unknown è stordito la funzione termina subito.</w:t>
+        <w:t xml:space="preserve">Se </w:t>
+      </w:r>
+      <w:proofErr w:type="spellStart"/>
+      <w:r>
+        <w:t>Unknown</w:t>
+      </w:r>
+      <w:proofErr w:type="spellEnd"/>
+      <w:r>
+        <w:t xml:space="preserve"> è stordito la funzione termina subito.</w:t>
       </w:r>
     </w:p>
     <w:p>
@@ -14905,7 +16810,17 @@
         <w:spacing w:after="160"/>
       </w:pPr>
       <w:r>
-        <w:t>Se il numero è minore o uguale a global.aggressivitaUnknown:</w:t>
+        <w:t xml:space="preserve">Se il numero è minore o uguale a </w:t>
+      </w:r>
+      <w:proofErr w:type="spellStart"/>
+      <w:proofErr w:type="gramStart"/>
+      <w:r>
+        <w:t>global.aggressivitaUnknown</w:t>
+      </w:r>
+      <w:proofErr w:type="spellEnd"/>
+      <w:proofErr w:type="gramEnd"/>
+      <w:r>
+        <w:t>:</w:t>
       </w:r>
     </w:p>
     <w:p>
@@ -14916,8 +16831,13 @@
         </w:numPr>
         <w:spacing w:after="160"/>
       </w:pPr>
-      <w:r>
-        <w:t>Unknown si attiva</w:t>
+      <w:proofErr w:type="spellStart"/>
+      <w:r>
+        <w:t>Unknown</w:t>
+      </w:r>
+      <w:proofErr w:type="spellEnd"/>
+      <w:r>
+        <w:t xml:space="preserve"> si attiva</w:t>
       </w:r>
     </w:p>
     <w:p>
@@ -14976,6 +16896,9 @@
       </w:r>
     </w:p>
     <w:p>
+      <w:pPr>
+        <w:keepNext/>
+      </w:pPr>
       <w:r>
         <w:rPr>
           <w:b/>
@@ -15028,10 +16951,55 @@
         </w:drawing>
       </w:r>
     </w:p>
+    <w:p>
+      <w:pPr>
+        <w:pStyle w:val="Didascalia"/>
+      </w:pPr>
+      <w:r>
+        <w:t xml:space="preserve">Immagine </w:t>
+      </w:r>
+      <w:r>
+        <w:fldChar w:fldCharType="begin"/>
+      </w:r>
+      <w:r>
+        <w:instrText xml:space="preserve"> SEQ Immagine \* ARABIC </w:instrText>
+      </w:r>
+      <w:r>
+        <w:fldChar w:fldCharType="separate"/>
+      </w:r>
+      <w:r>
+        <w:rPr>
+          <w:noProof/>
+        </w:rPr>
+        <w:t>18</w:t>
+      </w:r>
+      <w:r>
+        <w:fldChar w:fldCharType="end"/>
+      </w:r>
+      <w:r>
+        <w:t xml:space="preserve"> - </w:t>
+      </w:r>
+      <w:r>
+        <w:t xml:space="preserve">Codice logica attivazione forzata The </w:t>
+      </w:r>
+      <w:proofErr w:type="spellStart"/>
+      <w:r>
+        <w:t>Unknown</w:t>
+      </w:r>
+      <w:proofErr w:type="spellEnd"/>
+    </w:p>
     <w:p/>
     <w:p>
       <w:r>
-        <w:t>Questa funzione forza manualmente l’attivazione di Unknown.</w:t>
+        <w:t xml:space="preserve">Questa funzione forza manualmente l’attivazione di </w:t>
+      </w:r>
+      <w:proofErr w:type="spellStart"/>
+      <w:r>
+        <w:t>Unknown</w:t>
+      </w:r>
+      <w:proofErr w:type="spellEnd"/>
+      <w:r>
+        <w:t>.</w:t>
       </w:r>
     </w:p>
     <w:p>
@@ -15047,8 +17015,13 @@
         </w:numPr>
         <w:spacing w:after="160"/>
       </w:pPr>
-      <w:r>
-        <w:t>Unknown entra nello stato attivo</w:t>
+      <w:proofErr w:type="spellStart"/>
+      <w:r>
+        <w:t>Unknown</w:t>
+      </w:r>
+      <w:proofErr w:type="spellEnd"/>
+      <w:r>
+        <w:t xml:space="preserve"> entra nello stato attivo</w:t>
       </w:r>
     </w:p>
     <w:p>
@@ -15091,6 +17064,9 @@
       <w:bookmarkEnd w:id="51"/>
     </w:p>
     <w:p>
+      <w:pPr>
+        <w:keepNext/>
+      </w:pPr>
       <w:r>
         <w:rPr>
           <w:b/>
@@ -15143,15 +17119,68 @@
         </w:drawing>
       </w:r>
     </w:p>
+    <w:p>
+      <w:pPr>
+        <w:pStyle w:val="Didascalia"/>
+      </w:pPr>
+      <w:r>
+        <w:t xml:space="preserve">Immagine </w:t>
+      </w:r>
+      <w:r>
+        <w:fldChar w:fldCharType="begin"/>
+      </w:r>
+      <w:r>
+        <w:instrText xml:space="preserve"> SEQ Immagine \* ARABIC </w:instrText>
+      </w:r>
+      <w:r>
+        <w:fldChar w:fldCharType="separate"/>
+      </w:r>
+      <w:r>
+        <w:rPr>
+          <w:noProof/>
+        </w:rPr>
+        <w:t>19</w:t>
+      </w:r>
+      <w:r>
+        <w:fldChar w:fldCharType="end"/>
+      </w:r>
+      <w:r>
+        <w:t xml:space="preserve"> - </w:t>
+      </w:r>
+      <w:r>
+        <w:t xml:space="preserve">Codice logica di scaricamento barra The </w:t>
+      </w:r>
+      <w:proofErr w:type="spellStart"/>
+      <w:r>
+        <w:t>Unknown</w:t>
+      </w:r>
+      <w:proofErr w:type="spellEnd"/>
+    </w:p>
     <w:p/>
     <w:p>
       <w:r>
-        <w:t>Questo sistema gestisce la diminuzione della barra di Unknown.</w:t>
-      </w:r>
-    </w:p>
-    <w:p>
-      <w:r>
-        <w:t>Se Unknown è attivo:</w:t>
+        <w:t xml:space="preserve">Questo sistema gestisce la diminuzione della barra di </w:t>
+      </w:r>
+      <w:proofErr w:type="spellStart"/>
+      <w:r>
+        <w:t>Unknown</w:t>
+      </w:r>
+      <w:proofErr w:type="spellEnd"/>
+      <w:r>
+        <w:t>.</w:t>
+      </w:r>
+    </w:p>
+    <w:p>
+      <w:r>
+        <w:t xml:space="preserve">Se </w:t>
+      </w:r>
+      <w:proofErr w:type="spellStart"/>
+      <w:r>
+        <w:t>Unknown</w:t>
+      </w:r>
+      <w:proofErr w:type="spellEnd"/>
+      <w:r>
+        <w:t xml:space="preserve"> è attivo:</w:t>
       </w:r>
     </w:p>
     <w:p>
@@ -15163,12 +17192,24 @@
         <w:spacing w:after="160"/>
       </w:pPr>
       <w:r>
-        <w:t>la barra diminuisce gradualmente secondo global.velocitaBarra</w:t>
-      </w:r>
-    </w:p>
-    <w:p/>
-    <w:p>
-      <w:r>
+        <w:t xml:space="preserve">la barra diminuisce gradualmente secondo </w:t>
+      </w:r>
+      <w:proofErr w:type="spellStart"/>
+      <w:proofErr w:type="gramStart"/>
+      <w:r>
+        <w:t>global.velocitaBarra</w:t>
+      </w:r>
+      <w:proofErr w:type="spellEnd"/>
+      <w:proofErr w:type="gramEnd"/>
+    </w:p>
+    <w:p>
+      <w:r>
+        <w:br w:type="page"/>
+      </w:r>
+    </w:p>
+    <w:p>
+      <w:r>
+        <w:lastRenderedPageBreak/>
         <w:t>Quando la barra raggiunge 0:</w:t>
       </w:r>
     </w:p>
@@ -15180,8 +17221,13 @@
         </w:numPr>
         <w:spacing w:after="160"/>
       </w:pPr>
-      <w:r>
-        <w:t>Unknown entra nella fase di movimento</w:t>
+      <w:proofErr w:type="spellStart"/>
+      <w:r>
+        <w:t>Unknown</w:t>
+      </w:r>
+      <w:proofErr w:type="spellEnd"/>
+      <w:r>
+        <w:t xml:space="preserve"> entra nella fase di movimento</w:t>
       </w:r>
     </w:p>
     <w:p>
@@ -15205,7 +17251,6 @@
         <w:spacing w:after="160"/>
       </w:pPr>
       <w:r>
-        <w:lastRenderedPageBreak/>
         <w:t>i timer precedenti vengono distrutti</w:t>
       </w:r>
     </w:p>
@@ -15249,6 +17294,9 @@
       <w:bookmarkEnd w:id="52"/>
     </w:p>
     <w:p>
+      <w:pPr>
+        <w:keepNext/>
+      </w:pPr>
       <w:r>
         <w:rPr>
           <w:noProof/>
@@ -15299,10 +17347,55 @@
         </w:drawing>
       </w:r>
     </w:p>
+    <w:p>
+      <w:pPr>
+        <w:pStyle w:val="Didascalia"/>
+      </w:pPr>
+      <w:r>
+        <w:t xml:space="preserve">Immagine </w:t>
+      </w:r>
+      <w:r>
+        <w:fldChar w:fldCharType="begin"/>
+      </w:r>
+      <w:r>
+        <w:instrText xml:space="preserve"> SEQ Immagine \* ARABIC </w:instrText>
+      </w:r>
+      <w:r>
+        <w:fldChar w:fldCharType="separate"/>
+      </w:r>
+      <w:r>
+        <w:rPr>
+          <w:noProof/>
+        </w:rPr>
+        <w:t>20</w:t>
+      </w:r>
+      <w:r>
+        <w:fldChar w:fldCharType="end"/>
+      </w:r>
+      <w:r>
+        <w:t xml:space="preserve"> - </w:t>
+      </w:r>
+      <w:r>
+        <w:t xml:space="preserve">Codice logica di movimento The </w:t>
+      </w:r>
+      <w:proofErr w:type="spellStart"/>
+      <w:r>
+        <w:t>Unknown</w:t>
+      </w:r>
+      <w:proofErr w:type="spellEnd"/>
+    </w:p>
     <w:p/>
     <w:p>
       <w:r>
-        <w:t>Questa funzione aggiorna casualmente la posizione di Unknown.</w:t>
+        <w:t xml:space="preserve">Questa funzione aggiorna casualmente la posizione di </w:t>
+      </w:r>
+      <w:proofErr w:type="spellStart"/>
+      <w:r>
+        <w:t>Unknown</w:t>
+      </w:r>
+      <w:proofErr w:type="spellEnd"/>
+      <w:r>
+        <w:t>.</w:t>
       </w:r>
     </w:p>
     <w:p>
@@ -15372,6 +17465,9 @@
       <w:bookmarkEnd w:id="53"/>
     </w:p>
     <w:p>
+      <w:pPr>
+        <w:keepNext/>
+      </w:pPr>
       <w:r>
         <w:rPr>
           <w:noProof/>
@@ -15422,10 +17518,55 @@
         </w:drawing>
       </w:r>
     </w:p>
+    <w:p>
+      <w:pPr>
+        <w:pStyle w:val="Didascalia"/>
+      </w:pPr>
+      <w:r>
+        <w:t xml:space="preserve">Immagine </w:t>
+      </w:r>
+      <w:r>
+        <w:fldChar w:fldCharType="begin"/>
+      </w:r>
+      <w:r>
+        <w:instrText xml:space="preserve"> SEQ Immagine \* ARABIC </w:instrText>
+      </w:r>
+      <w:r>
+        <w:fldChar w:fldCharType="separate"/>
+      </w:r>
+      <w:r>
+        <w:rPr>
+          <w:noProof/>
+        </w:rPr>
+        <w:t>21</w:t>
+      </w:r>
+      <w:r>
+        <w:fldChar w:fldCharType="end"/>
+      </w:r>
+      <w:r>
+        <w:t xml:space="preserve"> - </w:t>
+      </w:r>
+      <w:r>
+        <w:t xml:space="preserve">Codice logica di attacco The </w:t>
+      </w:r>
+      <w:proofErr w:type="spellStart"/>
+      <w:r>
+        <w:t>Unknown</w:t>
+      </w:r>
+      <w:proofErr w:type="spellEnd"/>
+    </w:p>
     <w:p/>
     <w:p>
       <w:r>
-        <w:t>Questa funzione avvia la sequenza offensiva di Unknown.</w:t>
+        <w:t xml:space="preserve">Questa funzione avvia la sequenza offensiva di </w:t>
+      </w:r>
+      <w:proofErr w:type="spellStart"/>
+      <w:r>
+        <w:t>Unknown</w:t>
+      </w:r>
+      <w:proofErr w:type="spellEnd"/>
+      <w:r>
+        <w:t>.</w:t>
       </w:r>
     </w:p>
     <w:p>
@@ -15495,10 +17636,25 @@
     </w:p>
     <w:p>
       <w:r>
-        <w:t>Dopo di che ce una verifica se lattacco va a bun fine o no.</w:t>
-      </w:r>
-    </w:p>
-    <w:p/>
+        <w:t xml:space="preserve">Dopo di che ce una verifica se </w:t>
+      </w:r>
+      <w:proofErr w:type="spellStart"/>
+      <w:r>
+        <w:t>lattacco</w:t>
+      </w:r>
+      <w:proofErr w:type="spellEnd"/>
+      <w:r>
+        <w:t xml:space="preserve"> va a </w:t>
+      </w:r>
+      <w:proofErr w:type="spellStart"/>
+      <w:r>
+        <w:t>bun</w:t>
+      </w:r>
+      <w:proofErr w:type="spellEnd"/>
+      <w:r>
+        <w:t xml:space="preserve"> fine o no.</w:t>
+      </w:r>
+    </w:p>
     <w:p/>
     <w:p/>
     <w:p/>
@@ -17713,7 +19869,21 @@
               <w:rPr>
                 <w:lang w:eastAsia="en-US"/>
               </w:rPr>
-              <w:t>Modificare volume, fullscreen e luminosità</w:t>
+              <w:t xml:space="preserve">Modificare volume, </w:t>
+            </w:r>
+            <w:proofErr w:type="spellStart"/>
+            <w:r>
+              <w:rPr>
+                <w:lang w:eastAsia="en-US"/>
+              </w:rPr>
+              <w:t>fullscreen</w:t>
+            </w:r>
+            <w:proofErr w:type="spellEnd"/>
+            <w:r>
+              <w:rPr>
+                <w:lang w:eastAsia="en-US"/>
+              </w:rPr>
+              <w:t xml:space="preserve"> e luminosità</w:t>
             </w:r>
           </w:p>
           <w:p>
@@ -18481,8 +20651,13 @@
                   <w:pPr>
                     <w:pStyle w:val="BodyTextChar"/>
                   </w:pPr>
+                  <w:proofErr w:type="spellStart"/>
                   <w:r>
-                    <w:t>Implementazione VAL-Z</w:t>
+                    <w:t>Implementazione</w:t>
+                  </w:r>
+                  <w:proofErr w:type="spellEnd"/>
+                  <w:r>
+                    <w:t xml:space="preserve"> VAL-Z</w:t>
                   </w:r>
                 </w:p>
               </w:tc>
@@ -19548,8 +21723,13 @@
                         <w:pPr>
                           <w:pStyle w:val="BodyTextChar"/>
                         </w:pPr>
+                        <w:proofErr w:type="spellStart"/>
                         <w:r>
-                          <w:t>Jumpscare VAL-Z</w:t>
+                          <w:t>Jumpscare</w:t>
+                        </w:r>
+                        <w:proofErr w:type="spellEnd"/>
+                        <w:r>
+                          <w:t xml:space="preserve"> VAL-Z</w:t>
                         </w:r>
                       </w:p>
                     </w:tc>
@@ -19669,7 +21849,25 @@
                 <w:szCs w:val="20"/>
                 <w:lang w:val="it-CH"/>
               </w:rPr>
-              <w:t>Verificare il jumpscare di VAL-Z</w:t>
+              <w:t xml:space="preserve">Verificare il </w:t>
+            </w:r>
+            <w:proofErr w:type="spellStart"/>
+            <w:r>
+              <w:rPr>
+                <w:sz w:val="20"/>
+                <w:szCs w:val="20"/>
+                <w:lang w:val="it-CH"/>
+              </w:rPr>
+              <w:t>jumpscare</w:t>
+            </w:r>
+            <w:proofErr w:type="spellEnd"/>
+            <w:r>
+              <w:rPr>
+                <w:sz w:val="20"/>
+                <w:szCs w:val="20"/>
+                <w:lang w:val="it-CH"/>
+              </w:rPr>
+              <w:t xml:space="preserve"> di VAL-Z</w:t>
             </w:r>
           </w:p>
         </w:tc>
@@ -19869,7 +22067,25 @@
                 <w:szCs w:val="20"/>
                 <w:lang w:val="it-CH"/>
               </w:rPr>
-              <w:t>Parte il jumpscare di VAL-Z e tutti gli input vengono bloccati</w:t>
+              <w:t xml:space="preserve">Parte il </w:t>
+            </w:r>
+            <w:proofErr w:type="spellStart"/>
+            <w:r>
+              <w:rPr>
+                <w:sz w:val="20"/>
+                <w:szCs w:val="20"/>
+                <w:lang w:val="it-CH"/>
+              </w:rPr>
+              <w:t>jumpscare</w:t>
+            </w:r>
+            <w:proofErr w:type="spellEnd"/>
+            <w:r>
+              <w:rPr>
+                <w:sz w:val="20"/>
+                <w:szCs w:val="20"/>
+                <w:lang w:val="it-CH"/>
+              </w:rPr>
+              <w:t xml:space="preserve"> di VAL-Z e tutti gli input vengono bloccati</w:t>
             </w:r>
           </w:p>
         </w:tc>
@@ -20744,8 +22960,16 @@
                     <w:rPr>
                       <w:lang w:val="it-CH"/>
                     </w:rPr>
-                    <w:t>Implementazione The Singularity</w:t>
+                    <w:t xml:space="preserve">Implementazione The </w:t>
                   </w:r>
+                  <w:proofErr w:type="spellStart"/>
+                  <w:r>
+                    <w:rPr>
+                      <w:lang w:val="it-CH"/>
+                    </w:rPr>
+                    <w:t>Singularity</w:t>
+                  </w:r>
+                  <w:proofErr w:type="spellEnd"/>
                 </w:p>
               </w:tc>
             </w:tr>
@@ -20815,8 +23039,18 @@
                 <w:szCs w:val="20"/>
                 <w:lang w:val="it-CH"/>
               </w:rPr>
-              <w:t>Verificare la presenza di The Singularity</w:t>
-            </w:r>
+              <w:t xml:space="preserve">Verificare la presenza di The </w:t>
+            </w:r>
+            <w:proofErr w:type="spellStart"/>
+            <w:r>
+              <w:rPr>
+                <w:sz w:val="20"/>
+                <w:szCs w:val="20"/>
+                <w:lang w:val="it-CH"/>
+              </w:rPr>
+              <w:t>Singularity</w:t>
+            </w:r>
+            <w:proofErr w:type="spellEnd"/>
           </w:p>
         </w:tc>
       </w:tr>
@@ -21354,8 +23588,16 @@
                     <w:rPr>
                       <w:lang w:val="it-CH"/>
                     </w:rPr>
-                    <w:t>Gestione contenimento The Singularity</w:t>
+                    <w:t xml:space="preserve">Gestione contenimento The </w:t>
                   </w:r>
+                  <w:proofErr w:type="spellStart"/>
+                  <w:r>
+                    <w:rPr>
+                      <w:lang w:val="it-CH"/>
+                    </w:rPr>
+                    <w:t>Singularity</w:t>
+                  </w:r>
+                  <w:proofErr w:type="spellEnd"/>
                 </w:p>
               </w:tc>
             </w:tr>
@@ -21844,7 +24086,21 @@
         <w:rPr>
           <w:color w:val="FF0000"/>
         </w:rPr>
-        <w:t>Mi sono ritrovato più in ritardo del programma, questo è dovuto alla sottovalutazione del tempo necessario per poter fare il DataBase, infatti se non fosse stato per quello sarei stato completamente in anticipo per la consegna.</w:t>
+        <w:t xml:space="preserve">Mi sono ritrovato più in ritardo del programma, questo è dovuto alla sottovalutazione del tempo necessario per poter fare il </w:t>
+      </w:r>
+      <w:proofErr w:type="spellStart"/>
+      <w:r>
+        <w:rPr>
+          <w:color w:val="FF0000"/>
+        </w:rPr>
+        <w:t>DataBase</w:t>
+      </w:r>
+      <w:proofErr w:type="spellEnd"/>
+      <w:r>
+        <w:rPr>
+          <w:color w:val="FF0000"/>
+        </w:rPr>
+        <w:t>, infatti se non fosse stato per quello sarei stato completamente in anticipo per la consegna.</w:t>
       </w:r>
     </w:p>
     <w:p>
@@ -21871,7 +24127,105 @@
         <w:rPr>
           <w:color w:val="FF0000"/>
         </w:rPr>
-        <w:t>Dal punto di vista tecnico, l'implicazione principale di MentalMood risiede nella validazione di un'architettura reattiva e data-driven basata sul pattern MVVM, che garantisce una netta separazione tra la logica di business e l'interfaccia utente. L'utilizzo di Drift come ORM ha permesso di trasformare il database SQLite in una fonte di verità tipizzata, riducendo drasticamente i bug legati alla manipolazione dei dati e rendendo la struttura facilmente scalabile: l'attuale schema ER è un modulo pronto per essere generalizzato verso sistemi cloud o sincronizzazioni multi-dispositivo. Non si tratta di un'aggiunta marginale, ma della creazione di un "blueprint" tecnico solido; aver affrontato criticità come il coordinamento del rendering tramite WidgetsBinding e la gestione del ciclo di vita con didChangeDependencies ha trasformato il progetto in un successo formativo fondamentale. Nonostante la mancata implementazione delle notifiche e dei grafici rappresenti un debito tecnico, la scoperta di queste limitazioni non è stata una perdita di tempo, ma un esercizio di analisi dei rischi e prioritizzazione, competenze cruciali per un ingegnere del software. In conclusione, il progetto dimostra come l'integrazione di tecnologie moderne come Dart e SQLite possa produrre strumenti di auto-riflessione efficienti, ponendo le basi per evoluzioni future che spaziano dall'analisi predittiva dei trend emotivi all'integrazione di API di intelligenza artificiale.</w:t>
+        <w:t xml:space="preserve">Dal punto di vista tecnico, l'implicazione principale di </w:t>
+      </w:r>
+      <w:proofErr w:type="spellStart"/>
+      <w:r>
+        <w:rPr>
+          <w:color w:val="FF0000"/>
+        </w:rPr>
+        <w:t>MentalMood</w:t>
+      </w:r>
+      <w:proofErr w:type="spellEnd"/>
+      <w:r>
+        <w:rPr>
+          <w:color w:val="FF0000"/>
+        </w:rPr>
+        <w:t xml:space="preserve"> risiede nella validazione di un'architettura reattiva e data-</w:t>
+      </w:r>
+      <w:proofErr w:type="spellStart"/>
+      <w:r>
+        <w:rPr>
+          <w:color w:val="FF0000"/>
+        </w:rPr>
+        <w:t>driven</w:t>
+      </w:r>
+      <w:proofErr w:type="spellEnd"/>
+      <w:r>
+        <w:rPr>
+          <w:color w:val="FF0000"/>
+        </w:rPr>
+        <w:t xml:space="preserve"> basata sul pattern MVVM, che garantisce una netta separazione tra la logica di business e l'interfaccia utente. L'utilizzo di Drift come ORM ha permesso di trasformare il database </w:t>
+      </w:r>
+      <w:proofErr w:type="spellStart"/>
+      <w:r>
+        <w:rPr>
+          <w:color w:val="FF0000"/>
+        </w:rPr>
+        <w:t>SQLite</w:t>
+      </w:r>
+      <w:proofErr w:type="spellEnd"/>
+      <w:r>
+        <w:rPr>
+          <w:color w:val="FF0000"/>
+        </w:rPr>
+        <w:t xml:space="preserve"> in una fonte di verità tipizzata, riducendo drasticamente i bug legati alla manipolazione dei dati e rendendo la struttura facilmente scalabile: l'attuale schema ER è un modulo pronto per essere generalizzato verso sistemi cloud o sincronizzazioni multi-dispositivo. Non si tratta di un'aggiunta marginale, ma della creazione di un "</w:t>
+      </w:r>
+      <w:proofErr w:type="spellStart"/>
+      <w:r>
+        <w:rPr>
+          <w:color w:val="FF0000"/>
+        </w:rPr>
+        <w:t>blueprint</w:t>
+      </w:r>
+      <w:proofErr w:type="spellEnd"/>
+      <w:r>
+        <w:rPr>
+          <w:color w:val="FF0000"/>
+        </w:rPr>
+        <w:t xml:space="preserve">" tecnico solido; aver affrontato criticità come il coordinamento del rendering tramite </w:t>
+      </w:r>
+      <w:proofErr w:type="spellStart"/>
+      <w:r>
+        <w:rPr>
+          <w:color w:val="FF0000"/>
+        </w:rPr>
+        <w:t>WidgetsBinding</w:t>
+      </w:r>
+      <w:proofErr w:type="spellEnd"/>
+      <w:r>
+        <w:rPr>
+          <w:color w:val="FF0000"/>
+        </w:rPr>
+        <w:t xml:space="preserve"> e la gestione del ciclo di vita con </w:t>
+      </w:r>
+      <w:proofErr w:type="spellStart"/>
+      <w:r>
+        <w:rPr>
+          <w:color w:val="FF0000"/>
+        </w:rPr>
+        <w:t>didChangeDependencies</w:t>
+      </w:r>
+      <w:proofErr w:type="spellEnd"/>
+      <w:r>
+        <w:rPr>
+          <w:color w:val="FF0000"/>
+        </w:rPr>
+        <w:t xml:space="preserve"> ha trasformato il progetto in un successo formativo fondamentale. Nonostante la mancata implementazione delle notifiche e dei grafici rappresenti un debito tecnico, la scoperta di queste limitazioni non è stata una perdita di tempo, ma un esercizio di analisi dei rischi e prioritizzazione, competenze cruciali per un ingegnere del software. In conclusione, il progetto dimostra come l'integrazione di tecnologie moderne come Dart e </w:t>
+      </w:r>
+      <w:proofErr w:type="spellStart"/>
+      <w:r>
+        <w:rPr>
+          <w:color w:val="FF0000"/>
+        </w:rPr>
+        <w:t>SQLite</w:t>
+      </w:r>
+      <w:proofErr w:type="spellEnd"/>
+      <w:r>
+        <w:rPr>
+          <w:color w:val="FF0000"/>
+        </w:rPr>
+        <w:t xml:space="preserve"> possa produrre strumenti di auto-riflessione efficienti, ponendo le basi per evoluzioni future che spaziano dall'analisi predittiva dei trend emotivi all'integrazione di API di intelligenza artificiale.</w:t>
       </w:r>
     </w:p>
     <w:p>
@@ -22005,7 +24359,21 @@
         <w:rPr>
           <w:color w:val="FF0000"/>
         </w:rPr>
-        <w:t>In questo progetto ho consolidato competenze tecniche avanzate nello sviluppo cross-platform, passando dalla teoria alla gestione pratica di un'architettura MVVM completa. L'apprendimento più significativo riguarda la gestione della persistenza dati: l'implementazione di Drift mi ha permesso di padroneggiare la creazione di query tipizzate e la gestione di schemi relazionali complessi in Dart, comprendendo l'importanza di un database solido come "single source of truth".</w:t>
+        <w:t>In questo progetto ho consolidato competenze tecniche avanzate nello sviluppo cross-</w:t>
+      </w:r>
+      <w:proofErr w:type="spellStart"/>
+      <w:r>
+        <w:rPr>
+          <w:color w:val="FF0000"/>
+        </w:rPr>
+        <w:t>platform</w:t>
+      </w:r>
+      <w:proofErr w:type="spellEnd"/>
+      <w:r>
+        <w:rPr>
+          <w:color w:val="FF0000"/>
+        </w:rPr>
+        <w:t>, passando dalla teoria alla gestione pratica di un'architettura MVVM completa. L'apprendimento più significativo riguarda la gestione della persistenza dati: l'implementazione di Drift mi ha permesso di padroneggiare la creazione di query tipizzate e la gestione di schemi relazionali complessi in Dart, comprendendo l'importanza di un database solido come "single source of truth".</w:t>
       </w:r>
     </w:p>
     <w:p>
@@ -22019,7 +24387,49 @@
         <w:rPr>
           <w:color w:val="FF0000"/>
         </w:rPr>
-        <w:t xml:space="preserve">Ho approfondito il ciclo di vita dei widget, imparando a utilizzare didChangeDependencies per l'accesso sicuro ai provider e WidgetsBinding per sincronizzare logiche di backend con il rendering dell'interfaccia. </w:t>
+        <w:t xml:space="preserve">Ho approfondito il ciclo di vita dei widget, imparando a utilizzare </w:t>
+      </w:r>
+      <w:proofErr w:type="spellStart"/>
+      <w:r>
+        <w:rPr>
+          <w:color w:val="FF0000"/>
+        </w:rPr>
+        <w:t>didChangeDependencies</w:t>
+      </w:r>
+      <w:proofErr w:type="spellEnd"/>
+      <w:r>
+        <w:rPr>
+          <w:color w:val="FF0000"/>
+        </w:rPr>
+        <w:t xml:space="preserve"> per l'accesso sicuro ai provider e </w:t>
+      </w:r>
+      <w:proofErr w:type="spellStart"/>
+      <w:r>
+        <w:rPr>
+          <w:color w:val="FF0000"/>
+        </w:rPr>
+        <w:t>WidgetsBinding</w:t>
+      </w:r>
+      <w:proofErr w:type="spellEnd"/>
+      <w:r>
+        <w:rPr>
+          <w:color w:val="FF0000"/>
+        </w:rPr>
+        <w:t xml:space="preserve"> per sincronizzare logiche di </w:t>
+      </w:r>
+      <w:proofErr w:type="spellStart"/>
+      <w:r>
+        <w:rPr>
+          <w:color w:val="FF0000"/>
+        </w:rPr>
+        <w:t>backend</w:t>
+      </w:r>
+      <w:proofErr w:type="spellEnd"/>
+      <w:r>
+        <w:rPr>
+          <w:color w:val="FF0000"/>
+        </w:rPr>
+        <w:t xml:space="preserve"> con il rendering dell'interfaccia. </w:t>
       </w:r>
       <w:r>
         <w:rPr>
@@ -22058,54 +24468,16 @@
       <w:bookmarkEnd w:id="71"/>
     </w:p>
     <w:p>
-      <w:r>
-        <w:rPr>
-          <w:color w:val="FF0000"/>
-        </w:rPr>
-        <w:fldChar w:fldCharType="begin"/>
-      </w:r>
-      <w:r>
-        <w:rPr>
-          <w:color w:val="FF0000"/>
-        </w:rPr>
-        <w:instrText xml:space="preserve"> TOC \h \z \c "Figura" </w:instrText>
-      </w:r>
-      <w:r>
-        <w:rPr>
-          <w:color w:val="FF0000"/>
-        </w:rPr>
-        <w:fldChar w:fldCharType="separate"/>
-      </w:r>
-      <w:r>
-        <w:rPr>
-          <w:b/>
-          <w:bCs/>
-          <w:noProof/>
-          <w:color w:val="FF0000"/>
-          <w:lang w:val="it-IT"/>
-        </w:rPr>
-        <w:t>Non è stata trovata alcuna voce dell'indice delle figure.</w:t>
-      </w:r>
-      <w:r>
-        <w:rPr>
-          <w:color w:val="FF0000"/>
-        </w:rPr>
-        <w:fldChar w:fldCharType="end"/>
-      </w:r>
-    </w:p>
-    <w:p>
-      <w:pPr>
-        <w:rPr>
-          <w:b/>
-        </w:rPr>
+      <w:pPr>
+        <w:pStyle w:val="Compact"/>
       </w:pPr>
       <w:bookmarkStart w:id="72" w:name="_Toc461179234"/>
+      <w:bookmarkStart w:id="73" w:name="_Toc230959488"/>
     </w:p>
     <w:p>
       <w:pPr>
         <w:pStyle w:val="Titolo2"/>
       </w:pPr>
-      <w:bookmarkStart w:id="73" w:name="_Toc230959488"/>
       <w:r>
         <w:t>Sitografia</w:t>
       </w:r>
@@ -23082,6 +25454,7 @@
               <w:lang w:val="en-US"/>
             </w:rPr>
           </w:pPr>
+          <w:proofErr w:type="spellStart"/>
           <w:r>
             <w:rPr>
               <w:rFonts w:cs="Arial"/>
@@ -23090,7 +25463,18 @@
               <w:szCs w:val="24"/>
               <w:lang w:val="en-US"/>
             </w:rPr>
-            <w:t xml:space="preserve">Documentazione </w:t>
+            <w:t>Documentazione</w:t>
+          </w:r>
+          <w:proofErr w:type="spellEnd"/>
+          <w:r>
+            <w:rPr>
+              <w:rFonts w:cs="Arial"/>
+              <w:b/>
+              <w:sz w:val="24"/>
+              <w:szCs w:val="24"/>
+              <w:lang w:val="en-US"/>
+            </w:rPr>
+            <w:t xml:space="preserve"> </w:t>
           </w:r>
           <w:r>
             <w:rPr>
@@ -23682,6 +26066,7 @@
               <w:lang w:val="en-US"/>
             </w:rPr>
           </w:pPr>
+          <w:proofErr w:type="spellStart"/>
           <w:r>
             <w:rPr>
               <w:rFonts w:cs="Arial"/>
@@ -23690,7 +26075,18 @@
               <w:szCs w:val="24"/>
               <w:lang w:val="en-US"/>
             </w:rPr>
-            <w:t xml:space="preserve">Documentazione </w:t>
+            <w:t>Documentazione</w:t>
+          </w:r>
+          <w:proofErr w:type="spellEnd"/>
+          <w:r>
+            <w:rPr>
+              <w:rFonts w:cs="Arial"/>
+              <w:b/>
+              <w:sz w:val="24"/>
+              <w:szCs w:val="24"/>
+              <w:lang w:val="en-US"/>
+            </w:rPr>
+            <w:t xml:space="preserve"> </w:t>
           </w:r>
           <w:r>
             <w:rPr>
